--- a/Manuscript/SIG_real-time_20240206.docx
+++ b/Manuscript/SIG_real-time_20240206.docx
@@ -3293,7 +3293,7 @@
           <w:noProof/>
         </w:rPr>
         <w:drawing>
-          <wp:inline distT="0" distB="0" distL="0" distR="0" wp14:anchorId="7AE47507" wp14:editId="741A0239">
+          <wp:inline distT="0" distB="0" distL="0" distR="0" wp14:anchorId="7AE47507" wp14:editId="4C4E4062">
             <wp:extent cx="3937000" cy="3492500"/>
             <wp:effectExtent l="0" t="0" r="0" b="0"/>
             <wp:docPr id="1" name="Picture 1" descr="Graphical user interface, diagram, timeline&#10;&#10;Description automatically generated with medium confidence"/>
@@ -3308,7 +3308,7 @@
                     <pic:cNvPicPr/>
                   </pic:nvPicPr>
                   <pic:blipFill>
-                    <a:blip r:embed="rId10" cstate="print">
+                    <a:blip r:embed="rId12" cstate="print">
                       <a:extLst>
                         <a:ext uri="{28A0092B-C50C-407E-A947-70E740481C1C}">
                           <a14:useLocalDpi xmlns:a14="http://schemas.microsoft.com/office/drawing/2010/main" val="0"/>
@@ -3732,7 +3732,7 @@
           <w:noProof/>
         </w:rPr>
         <w:drawing>
-          <wp:inline distT="0" distB="0" distL="0" distR="0" wp14:anchorId="45485379" wp14:editId="21166B2B">
+          <wp:inline distT="0" distB="0" distL="0" distR="0" wp14:anchorId="45485379" wp14:editId="05092E9F">
             <wp:extent cx="3937000" cy="3670300"/>
             <wp:effectExtent l="0" t="0" r="0" b="0"/>
             <wp:docPr id="7" name="Picture 7" descr="Graphical user interface, text, application&#10;&#10;Description automatically generated"/>
@@ -3747,7 +3747,7 @@
                     <pic:cNvPicPr/>
                   </pic:nvPicPr>
                   <pic:blipFill>
-                    <a:blip r:embed="rId11" cstate="print">
+                    <a:blip r:embed="rId13" cstate="print">
                       <a:extLst>
                         <a:ext uri="{28A0092B-C50C-407E-A947-70E740481C1C}">
                           <a14:useLocalDpi xmlns:a14="http://schemas.microsoft.com/office/drawing/2010/main" val="0"/>
@@ -4170,7 +4170,7 @@
           <w:noProof/>
         </w:rPr>
         <w:drawing>
-          <wp:inline distT="0" distB="0" distL="0" distR="0" wp14:anchorId="207131A4" wp14:editId="3652C9D9">
+          <wp:inline distT="0" distB="0" distL="0" distR="0" wp14:anchorId="207131A4" wp14:editId="09510A6A">
             <wp:extent cx="3933825" cy="2860040"/>
             <wp:effectExtent l="0" t="0" r="9525" b="0"/>
             <wp:docPr id="4" name="Picture 4"/>
@@ -4187,7 +4187,7 @@
                     </pic:cNvPicPr>
                   </pic:nvPicPr>
                   <pic:blipFill>
-                    <a:blip r:embed="rId12" cstate="print">
+                    <a:blip r:embed="rId14" cstate="print">
                       <a:extLst>
                         <a:ext uri="{28A0092B-C50C-407E-A947-70E740481C1C}">
                           <a14:useLocalDpi xmlns:a14="http://schemas.microsoft.com/office/drawing/2010/main" val="0"/>
@@ -4345,7 +4345,7 @@
       <w:r>
         <w:t xml:space="preserve"> </w:t>
       </w:r>
-      <w:hyperlink r:id="rId13" w:history="1">
+      <w:hyperlink r:id="rId15" w:history="1">
         <w:r>
           <w:rPr>
             <w:rStyle w:val="Hyperlink"/>
@@ -4401,7 +4401,7 @@
           <w:noProof/>
         </w:rPr>
         <w:drawing>
-          <wp:inline distT="0" distB="0" distL="0" distR="0" wp14:anchorId="64119F83" wp14:editId="47201F04">
+          <wp:inline distT="0" distB="0" distL="0" distR="0" wp14:anchorId="64119F83" wp14:editId="38E376CB">
             <wp:extent cx="4036722" cy="3989965"/>
             <wp:effectExtent l="0" t="0" r="1905" b="0"/>
             <wp:docPr id="11" name="Picture 11" descr="Diagram&#10;&#10;Description automatically generated"/>
@@ -4416,7 +4416,7 @@
                     <pic:cNvPicPr/>
                   </pic:nvPicPr>
                   <pic:blipFill>
-                    <a:blip r:embed="rId14" cstate="print">
+                    <a:blip r:embed="rId16" cstate="print">
                       <a:extLst>
                         <a:ext uri="{28A0092B-C50C-407E-A947-70E740481C1C}">
                           <a14:useLocalDpi xmlns:a14="http://schemas.microsoft.com/office/drawing/2010/main" val="0"/>
@@ -6171,7 +6171,7 @@
                     <pic:cNvPicPr/>
                   </pic:nvPicPr>
                   <pic:blipFill>
-                    <a:blip r:embed="rId15"/>
+                    <a:blip r:embed="rId17"/>
                     <a:stretch>
                       <a:fillRect/>
                     </a:stretch>
@@ -6536,7 +6536,7 @@
         </w:rPr>
         <w:t xml:space="preserve">Technical details such as model tuning can be found in the Supplementary Materials and on </w:t>
       </w:r>
-      <w:hyperlink r:id="rId16" w:history="1">
+      <w:hyperlink r:id="rId18" w:history="1">
         <w:r>
           <w:rPr>
             <w:rStyle w:val="Hyperlink"/>
@@ -9967,7 +9967,7 @@
                     </pic:cNvPicPr>
                   </pic:nvPicPr>
                   <pic:blipFill>
-                    <a:blip r:embed="rId17">
+                    <a:blip r:embed="rId19">
                       <a:extLst>
                         <a:ext uri="{28A0092B-C50C-407E-A947-70E740481C1C}">
                           <a14:useLocalDpi xmlns:a14="http://schemas.microsoft.com/office/drawing/2010/main" val="0"/>
@@ -10028,7 +10028,7 @@
                     <pic:cNvPicPr/>
                   </pic:nvPicPr>
                   <pic:blipFill rotWithShape="1">
-                    <a:blip r:embed="rId18"/>
+                    <a:blip r:embed="rId20"/>
                     <a:srcRect r="11091" b="4564"/>
                     <a:stretch/>
                   </pic:blipFill>
@@ -10081,7 +10081,7 @@
                     <pic:cNvPicPr/>
                   </pic:nvPicPr>
                   <pic:blipFill rotWithShape="1">
-                    <a:blip r:embed="rId19"/>
+                    <a:blip r:embed="rId21"/>
                     <a:srcRect l="7877" t="94292"/>
                     <a:stretch/>
                   </pic:blipFill>
@@ -14198,7 +14198,7 @@
                     </pic:cNvPicPr>
                   </pic:nvPicPr>
                   <pic:blipFill>
-                    <a:blip r:embed="rId20">
+                    <a:blip r:embed="rId22">
                       <a:extLst>
                         <a:ext uri="{28A0092B-C50C-407E-A947-70E740481C1C}">
                           <a14:useLocalDpi xmlns:a14="http://schemas.microsoft.com/office/drawing/2010/main" val="0"/>
@@ -15500,13 +15500,13 @@
                     <pic:cNvPicPr/>
                   </pic:nvPicPr>
                   <pic:blipFill>
-                    <a:blip r:embed="rId21">
+                    <a:blip r:embed="rId23">
                       <a:extLst>
                         <a:ext uri="{28A0092B-C50C-407E-A947-70E740481C1C}">
                           <a14:useLocalDpi xmlns:a14="http://schemas.microsoft.com/office/drawing/2010/main" val="0"/>
                         </a:ext>
                         <a:ext uri="{96DAC541-7B7A-43D3-8B79-37D633B846F1}">
-                          <asvg:svgBlip xmlns:asvg="http://schemas.microsoft.com/office/drawing/2016/SVG/main" r:embed="rId22"/>
+                          <asvg:svgBlip xmlns:asvg="http://schemas.microsoft.com/office/drawing/2016/SVG/main" r:embed="rId24"/>
                         </a:ext>
                       </a:extLst>
                     </a:blip>
@@ -17695,7 +17695,7 @@
                     </pic:cNvPicPr>
                   </pic:nvPicPr>
                   <pic:blipFill>
-                    <a:blip r:embed="rId23">
+                    <a:blip r:embed="rId25">
                       <a:extLst>
                         <a:ext uri="{28A0092B-C50C-407E-A947-70E740481C1C}">
                           <a14:useLocalDpi xmlns:a14="http://schemas.microsoft.com/office/drawing/2010/main" val="0"/>
@@ -21392,7 +21392,7 @@
                     </pic:cNvPicPr>
                   </pic:nvPicPr>
                   <pic:blipFill rotWithShape="1">
-                    <a:blip r:embed="rId24"/>
+                    <a:blip r:embed="rId26"/>
                     <a:srcRect b="20361"/>
                     <a:stretch/>
                   </pic:blipFill>
@@ -21935,7 +21935,7 @@
                     </pic:cNvPicPr>
                   </pic:nvPicPr>
                   <pic:blipFill rotWithShape="1">
-                    <a:blip r:embed="rId25"/>
+                    <a:blip r:embed="rId27"/>
                     <a:srcRect t="48969" b="18041"/>
                     <a:stretch/>
                   </pic:blipFill>
@@ -22121,7 +22121,7 @@
                     <pic:cNvPicPr/>
                   </pic:nvPicPr>
                   <pic:blipFill>
-                    <a:blip r:embed="rId26"/>
+                    <a:blip r:embed="rId28"/>
                     <a:stretch>
                       <a:fillRect/>
                     </a:stretch>
@@ -24625,6 +24625,56 @@
   <w16cid:commentId w16cid:paraId="722EFFE4" w16cid:durableId="296C787B"/>
   <w16cid:commentId w16cid:paraId="7CD9E3FD" w16cid:durableId="296C85B7"/>
 </w16cid:commentsIds>
+</file>
+
+<file path=word/endnotes.xml><?xml version="1.0" encoding="utf-8"?>
+<w:endnotes xmlns:wpc="http://schemas.microsoft.com/office/word/2010/wordprocessingCanvas" xmlns:cx="http://schemas.microsoft.com/office/drawing/2014/chartex" xmlns:cx1="http://schemas.microsoft.com/office/drawing/2015/9/8/chartex" xmlns:cx2="http://schemas.microsoft.com/office/drawing/2015/10/21/chartex" xmlns:cx3="http://schemas.microsoft.com/office/drawing/2016/5/9/chartex" xmlns:cx4="http://schemas.microsoft.com/office/drawing/2016/5/10/chartex" xmlns:cx5="http://schemas.microsoft.com/office/drawing/2016/5/11/chartex" xmlns:cx6="http://schemas.microsoft.com/office/drawing/2016/5/12/chartex" xmlns:cx7="http://schemas.microsoft.com/office/drawing/2016/5/13/chartex" xmlns:cx8="http://schemas.microsoft.com/office/drawing/2016/5/14/chartex" xmlns:mc="http://schemas.openxmlformats.org/markup-compatibility/2006" xmlns:aink="http://schemas.microsoft.com/office/drawing/2016/ink" xmlns:am3d="http://schemas.microsoft.com/office/drawing/2017/model3d" xmlns:o="urn:schemas-microsoft-com:office:office" xmlns:oel="http://schemas.microsoft.com/office/2019/extlst" xmlns:r="http://schemas.openxmlformats.org/officeDocument/2006/relationships" xmlns:m="http://schemas.openxmlformats.org/officeDocument/2006/math" xmlns:v="urn:schemas-microsoft-com:vml" xmlns:wp14="http://schemas.microsoft.com/office/word/2010/wordprocessingDrawing" xmlns:wp="http://schemas.openxmlformats.org/drawingml/2006/wordprocessingDrawing" xmlns:w10="urn:schemas-microsoft-com:office:word" xmlns:w="http://schemas.openxmlformats.org/wordprocessingml/2006/main" xmlns:w14="http://schemas.microsoft.com/office/word/2010/wordml" xmlns:w15="http://schemas.microsoft.com/office/word/2012/wordml" xmlns:w16cex="http://schemas.microsoft.com/office/word/2018/wordml/cex" xmlns:w16cid="http://schemas.microsoft.com/office/word/2016/wordml/cid" xmlns:w16="http://schemas.microsoft.com/office/word/2018/wordml" xmlns:w16sdtdh="http://schemas.microsoft.com/office/word/2020/wordml/sdtdatahash" xmlns:w16se="http://schemas.microsoft.com/office/word/2015/wordml/symex" xmlns:wpg="http://schemas.microsoft.com/office/word/2010/wordprocessingGroup" xmlns:wpi="http://schemas.microsoft.com/office/word/2010/wordprocessingInk" xmlns:wne="http://schemas.microsoft.com/office/word/2006/wordml" xmlns:wps="http://schemas.microsoft.com/office/word/2010/wordprocessingShape" mc:Ignorable="w14 w15 w16se w16cid w16 w16cex w16sdtdh wp14">
+  <w:endnote w:type="separator" w:id="-1">
+    <w:p>
+      <w:pPr>
+        <w:spacing w:after="0" w:line="240" w:lineRule="auto"/>
+      </w:pPr>
+      <w:r>
+        <w:separator/>
+      </w:r>
+    </w:p>
+  </w:endnote>
+  <w:endnote w:type="continuationSeparator" w:id="0">
+    <w:p>
+      <w:pPr>
+        <w:spacing w:after="0" w:line="240" w:lineRule="auto"/>
+      </w:pPr>
+      <w:r>
+        <w:continuationSeparator/>
+      </w:r>
+    </w:p>
+  </w:endnote>
+</w:endnotes>
+</file>
+
+<file path=word/footnotes.xml><?xml version="1.0" encoding="utf-8"?>
+<w:footnotes xmlns:wpc="http://schemas.microsoft.com/office/word/2010/wordprocessingCanvas" xmlns:cx="http://schemas.microsoft.com/office/drawing/2014/chartex" xmlns:cx1="http://schemas.microsoft.com/office/drawing/2015/9/8/chartex" xmlns:cx2="http://schemas.microsoft.com/office/drawing/2015/10/21/chartex" xmlns:cx3="http://schemas.microsoft.com/office/drawing/2016/5/9/chartex" xmlns:cx4="http://schemas.microsoft.com/office/drawing/2016/5/10/chartex" xmlns:cx5="http://schemas.microsoft.com/office/drawing/2016/5/11/chartex" xmlns:cx6="http://schemas.microsoft.com/office/drawing/2016/5/12/chartex" xmlns:cx7="http://schemas.microsoft.com/office/drawing/2016/5/13/chartex" xmlns:cx8="http://schemas.microsoft.com/office/drawing/2016/5/14/chartex" xmlns:mc="http://schemas.openxmlformats.org/markup-compatibility/2006" xmlns:aink="http://schemas.microsoft.com/office/drawing/2016/ink" xmlns:am3d="http://schemas.microsoft.com/office/drawing/2017/model3d" xmlns:o="urn:schemas-microsoft-com:office:office" xmlns:oel="http://schemas.microsoft.com/office/2019/extlst" xmlns:r="http://schemas.openxmlformats.org/officeDocument/2006/relationships" xmlns:m="http://schemas.openxmlformats.org/officeDocument/2006/math" xmlns:v="urn:schemas-microsoft-com:vml" xmlns:wp14="http://schemas.microsoft.com/office/word/2010/wordprocessingDrawing" xmlns:wp="http://schemas.openxmlformats.org/drawingml/2006/wordprocessingDrawing" xmlns:w10="urn:schemas-microsoft-com:office:word" xmlns:w="http://schemas.openxmlformats.org/wordprocessingml/2006/main" xmlns:w14="http://schemas.microsoft.com/office/word/2010/wordml" xmlns:w15="http://schemas.microsoft.com/office/word/2012/wordml" xmlns:w16cex="http://schemas.microsoft.com/office/word/2018/wordml/cex" xmlns:w16cid="http://schemas.microsoft.com/office/word/2016/wordml/cid" xmlns:w16="http://schemas.microsoft.com/office/word/2018/wordml" xmlns:w16sdtdh="http://schemas.microsoft.com/office/word/2020/wordml/sdtdatahash" xmlns:w16se="http://schemas.microsoft.com/office/word/2015/wordml/symex" xmlns:wpg="http://schemas.microsoft.com/office/word/2010/wordprocessingGroup" xmlns:wpi="http://schemas.microsoft.com/office/word/2010/wordprocessingInk" xmlns:wne="http://schemas.microsoft.com/office/word/2006/wordml" xmlns:wps="http://schemas.microsoft.com/office/word/2010/wordprocessingShape" mc:Ignorable="w14 w15 w16se w16cid w16 w16cex w16sdtdh wp14">
+  <w:footnote w:type="separator" w:id="-1">
+    <w:p>
+      <w:pPr>
+        <w:spacing w:after="0" w:line="240" w:lineRule="auto"/>
+      </w:pPr>
+      <w:r>
+        <w:separator/>
+      </w:r>
+    </w:p>
+  </w:footnote>
+  <w:footnote w:type="continuationSeparator" w:id="0">
+    <w:p>
+      <w:pPr>
+        <w:spacing w:after="0" w:line="240" w:lineRule="auto"/>
+      </w:pPr>
+      <w:r>
+        <w:continuationSeparator/>
+      </w:r>
+    </w:p>
+  </w:footnote>
+</w:footnotes>
 </file>
 
 <file path=word/numbering.xml><?xml version="1.0" encoding="utf-8"?>
@@ -29356,6 +29406,56 @@
       <w:lang w:val="en-GB"/>
     </w:rPr>
   </w:style>
+  <w:style w:type="paragraph" w:styleId="Header">
+    <w:name w:val="header"/>
+    <w:basedOn w:val="Normal"/>
+    <w:link w:val="HeaderChar"/>
+    <w:uiPriority w:val="99"/>
+    <w:unhideWhenUsed/>
+    <w:rsid w:val="004F3BDE"/>
+    <w:pPr>
+      <w:tabs>
+        <w:tab w:val="center" w:pos="4513"/>
+        <w:tab w:val="right" w:pos="9026"/>
+      </w:tabs>
+      <w:spacing w:after="0" w:line="240" w:lineRule="auto"/>
+    </w:pPr>
+  </w:style>
+  <w:style w:type="character" w:customStyle="1" w:styleId="HeaderChar">
+    <w:name w:val="Header Char"/>
+    <w:basedOn w:val="DefaultParagraphFont"/>
+    <w:link w:val="Header"/>
+    <w:uiPriority w:val="99"/>
+    <w:rsid w:val="004F3BDE"/>
+    <w:rPr>
+      <w:rFonts w:asciiTheme="majorHAnsi" w:eastAsia="Calibri" w:hAnsiTheme="majorHAnsi"/>
+    </w:rPr>
+  </w:style>
+  <w:style w:type="paragraph" w:styleId="Footer">
+    <w:name w:val="footer"/>
+    <w:basedOn w:val="Normal"/>
+    <w:link w:val="FooterChar"/>
+    <w:uiPriority w:val="99"/>
+    <w:unhideWhenUsed/>
+    <w:rsid w:val="004F3BDE"/>
+    <w:pPr>
+      <w:tabs>
+        <w:tab w:val="center" w:pos="4513"/>
+        <w:tab w:val="right" w:pos="9026"/>
+      </w:tabs>
+      <w:spacing w:after="0" w:line="240" w:lineRule="auto"/>
+    </w:pPr>
+  </w:style>
+  <w:style w:type="character" w:customStyle="1" w:styleId="FooterChar">
+    <w:name w:val="Footer Char"/>
+    <w:basedOn w:val="DefaultParagraphFont"/>
+    <w:link w:val="Footer"/>
+    <w:uiPriority w:val="99"/>
+    <w:rsid w:val="004F3BDE"/>
+    <w:rPr>
+      <w:rFonts w:asciiTheme="majorHAnsi" w:eastAsia="Calibri" w:hAnsiTheme="majorHAnsi"/>
+    </w:rPr>
+  </w:style>
 </w:styles>
 </file>
 

--- a/Manuscript/SIG_real-time_20240206.docx
+++ b/Manuscript/SIG_real-time_20240206.docx
@@ -132,138 +132,27 @@
         </w:rPr>
         <w:t xml:space="preserve">, </w:t>
       </w:r>
+      <w:r>
+        <w:rPr>
+          <w:lang w:val="en-GB"/>
+        </w:rPr>
+        <w:t xml:space="preserve">Vink, </w:t>
+      </w:r>
       <w:proofErr w:type="spellStart"/>
       <w:r>
         <w:rPr>
           <w:lang w:val="en-GB"/>
         </w:rPr>
-        <w:t>Brandjes</w:t>
+        <w:t>PA</w:t>
+      </w:r>
+      <w:r>
+        <w:rPr>
+          <w:vertAlign w:val="superscript"/>
+          <w:lang w:val="en-GB"/>
+        </w:rPr>
+        <w:t>b</w:t>
       </w:r>
       <w:proofErr w:type="spellEnd"/>
-      <w:r>
-        <w:rPr>
-          <w:lang w:val="en-GB"/>
-        </w:rPr>
-        <w:t xml:space="preserve"> M</w:t>
-      </w:r>
-      <w:r>
-        <w:rPr>
-          <w:vertAlign w:val="superscript"/>
-          <w:lang w:val="en-GB"/>
-        </w:rPr>
-        <w:t>c</w:t>
-      </w:r>
-      <w:r>
-        <w:rPr>
-          <w:lang w:val="en-GB"/>
-        </w:rPr>
-        <w:t xml:space="preserve">, Jacobs </w:t>
-      </w:r>
-      <w:proofErr w:type="spellStart"/>
-      <w:r>
-        <w:rPr>
-          <w:lang w:val="en-GB"/>
-        </w:rPr>
-        <w:t>JJL</w:t>
-      </w:r>
-      <w:r>
-        <w:rPr>
-          <w:vertAlign w:val="superscript"/>
-          <w:lang w:val="en-GB"/>
-        </w:rPr>
-        <w:t>c</w:t>
-      </w:r>
-      <w:proofErr w:type="spellEnd"/>
-      <w:r>
-        <w:rPr>
-          <w:lang w:val="en-GB"/>
-        </w:rPr>
-        <w:t xml:space="preserve">, Bots </w:t>
-      </w:r>
-      <w:proofErr w:type="spellStart"/>
-      <w:r>
-        <w:rPr>
-          <w:lang w:val="en-GB"/>
-        </w:rPr>
-        <w:t>ML</w:t>
-      </w:r>
-      <w:r>
-        <w:rPr>
-          <w:vertAlign w:val="superscript"/>
-          <w:lang w:val="en-GB"/>
-        </w:rPr>
-        <w:t>a</w:t>
-      </w:r>
-      <w:proofErr w:type="spellEnd"/>
-      <w:r>
-        <w:rPr>
-          <w:lang w:val="en-GB"/>
-        </w:rPr>
-        <w:t xml:space="preserve">, </w:t>
-      </w:r>
-      <w:proofErr w:type="spellStart"/>
-      <w:r>
-        <w:rPr>
-          <w:lang w:val="en-GB"/>
-        </w:rPr>
-        <w:t>Asselbergs</w:t>
-      </w:r>
-      <w:proofErr w:type="spellEnd"/>
-      <w:r>
-        <w:rPr>
-          <w:lang w:val="en-GB"/>
-        </w:rPr>
-        <w:t xml:space="preserve"> </w:t>
-      </w:r>
-      <w:proofErr w:type="spellStart"/>
-      <w:r>
-        <w:rPr>
-          <w:lang w:val="en-GB"/>
-        </w:rPr>
-        <w:t>FW</w:t>
-      </w:r>
-      <w:r>
-        <w:rPr>
-          <w:vertAlign w:val="superscript"/>
-          <w:lang w:val="en-GB"/>
-        </w:rPr>
-        <w:t>def</w:t>
-      </w:r>
-      <w:proofErr w:type="spellEnd"/>
-      <w:r>
-        <w:rPr>
-          <w:lang w:val="en-GB"/>
-        </w:rPr>
-        <w:t xml:space="preserve">, Moons </w:t>
-      </w:r>
-      <w:proofErr w:type="spellStart"/>
-      <w:r>
-        <w:rPr>
-          <w:lang w:val="en-GB"/>
-        </w:rPr>
-        <w:t>KGM</w:t>
-      </w:r>
-      <w:r>
-        <w:rPr>
-          <w:vertAlign w:val="superscript"/>
-          <w:lang w:val="en-GB"/>
-        </w:rPr>
-        <w:t>a</w:t>
-      </w:r>
-      <w:proofErr w:type="spellEnd"/>
-      <w:r>
-        <w:rPr>
-          <w:lang w:val="en-GB"/>
-        </w:rPr>
-        <w:t>, Vink G</w:t>
-      </w:r>
-      <w:r>
-        <w:rPr>
-          <w:vertAlign w:val="superscript"/>
-          <w:lang w:val="en-GB"/>
-        </w:rPr>
-        <w:t>b</w:t>
-      </w:r>
       <w:r>
         <w:rPr>
           <w:vertAlign w:val="superscript"/>
@@ -291,23 +180,146 @@
         <w:rPr>
           <w:lang w:val="en-GB"/>
         </w:rPr>
-        <w:t xml:space="preserve">, Debray </w:t>
+        <w:t>,</w:t>
+      </w:r>
+      <w:r>
+        <w:rPr>
+          <w:lang w:val="en-GB"/>
+        </w:rPr>
+        <w:t xml:space="preserve"> </w:t>
       </w:r>
       <w:proofErr w:type="spellStart"/>
       <w:r>
         <w:rPr>
           <w:lang w:val="en-GB"/>
         </w:rPr>
-        <w:t>TPA</w:t>
+        <w:t>Brandjes</w:t>
+      </w:r>
+      <w:proofErr w:type="spellEnd"/>
+      <w:r>
+        <w:rPr>
+          <w:lang w:val="en-GB"/>
+        </w:rPr>
+        <w:t xml:space="preserve"> M</w:t>
       </w:r>
       <w:r>
         <w:rPr>
           <w:vertAlign w:val="superscript"/>
           <w:lang w:val="en-GB"/>
         </w:rPr>
-        <w:t>af</w:t>
+        <w:t>c</w:t>
+      </w:r>
+      <w:r>
+        <w:rPr>
+          <w:lang w:val="en-GB"/>
+        </w:rPr>
+        <w:t xml:space="preserve">, Jacobs </w:t>
+      </w:r>
+      <w:proofErr w:type="spellStart"/>
+      <w:r>
+        <w:rPr>
+          <w:lang w:val="en-GB"/>
+        </w:rPr>
+        <w:t>JJL</w:t>
+      </w:r>
+      <w:r>
+        <w:rPr>
+          <w:vertAlign w:val="superscript"/>
+          <w:lang w:val="en-GB"/>
+        </w:rPr>
+        <w:t>c</w:t>
       </w:r>
       <w:proofErr w:type="spellEnd"/>
+      <w:r>
+        <w:rPr>
+          <w:lang w:val="en-GB"/>
+        </w:rPr>
+        <w:t xml:space="preserve">, Bots </w:t>
+      </w:r>
+      <w:proofErr w:type="spellStart"/>
+      <w:r>
+        <w:rPr>
+          <w:lang w:val="en-GB"/>
+        </w:rPr>
+        <w:t>ML</w:t>
+      </w:r>
+      <w:r>
+        <w:rPr>
+          <w:vertAlign w:val="superscript"/>
+          <w:lang w:val="en-GB"/>
+        </w:rPr>
+        <w:t>a</w:t>
+      </w:r>
+      <w:proofErr w:type="spellEnd"/>
+      <w:r>
+        <w:rPr>
+          <w:lang w:val="en-GB"/>
+        </w:rPr>
+        <w:t xml:space="preserve">, </w:t>
+      </w:r>
+      <w:proofErr w:type="spellStart"/>
+      <w:r>
+        <w:rPr>
+          <w:lang w:val="en-GB"/>
+        </w:rPr>
+        <w:t>Asselbergs</w:t>
+      </w:r>
+      <w:proofErr w:type="spellEnd"/>
+      <w:r>
+        <w:rPr>
+          <w:lang w:val="en-GB"/>
+        </w:rPr>
+        <w:t xml:space="preserve"> </w:t>
+      </w:r>
+      <w:proofErr w:type="spellStart"/>
+      <w:r>
+        <w:rPr>
+          <w:lang w:val="en-GB"/>
+        </w:rPr>
+        <w:t>FW</w:t>
+      </w:r>
+      <w:r>
+        <w:rPr>
+          <w:vertAlign w:val="superscript"/>
+          <w:lang w:val="en-GB"/>
+        </w:rPr>
+        <w:t>def</w:t>
+      </w:r>
+      <w:proofErr w:type="spellEnd"/>
+      <w:r>
+        <w:rPr>
+          <w:lang w:val="en-GB"/>
+        </w:rPr>
+        <w:t xml:space="preserve">, Moons </w:t>
+      </w:r>
+      <w:proofErr w:type="spellStart"/>
+      <w:r>
+        <w:rPr>
+          <w:lang w:val="en-GB"/>
+        </w:rPr>
+        <w:t>KGM</w:t>
+      </w:r>
+      <w:r>
+        <w:rPr>
+          <w:vertAlign w:val="superscript"/>
+          <w:lang w:val="en-GB"/>
+        </w:rPr>
+        <w:t>a</w:t>
+      </w:r>
+      <w:proofErr w:type="spellEnd"/>
+      <w:r>
+        <w:rPr>
+          <w:lang w:val="en-GB"/>
+        </w:rPr>
+        <w:t>, Vink G</w:t>
+      </w:r>
+      <w:r>
+        <w:rPr>
+          <w:vertAlign w:val="superscript"/>
+          <w:lang w:val="en-GB"/>
+        </w:rPr>
+        <w:t>b</w:t>
+      </w:r>
       <w:r>
         <w:rPr>
           <w:vertAlign w:val="superscript"/>
@@ -335,21 +347,23 @@
         <w:rPr>
           <w:lang w:val="en-GB"/>
         </w:rPr>
-        <w:t xml:space="preserve">, </w:t>
-      </w:r>
-      <w:r>
-        <w:rPr>
-          <w:lang w:val="en-GB"/>
-        </w:rPr>
-        <w:t>Smeden van M</w:t>
+        <w:t xml:space="preserve">, Debray </w:t>
+      </w:r>
+      <w:proofErr w:type="spellStart"/>
+      <w:r>
+        <w:rPr>
+          <w:lang w:val="en-GB"/>
+        </w:rPr>
+        <w:t>TPA</w:t>
       </w:r>
       <w:r>
         <w:rPr>
           <w:vertAlign w:val="superscript"/>
           <w:lang w:val="en-GB"/>
         </w:rPr>
-        <w:t>a</w:t>
-      </w:r>
+        <w:t>af</w:t>
+      </w:r>
+      <w:proofErr w:type="spellEnd"/>
       <w:r>
         <w:rPr>
           <w:vertAlign w:val="superscript"/>
@@ -373,6 +387,48 @@
         </w:rPr>
         <w:t>†</w:t>
       </w:r>
+      <w:r>
+        <w:rPr>
+          <w:lang w:val="en-GB"/>
+        </w:rPr>
+        <w:t xml:space="preserve">, </w:t>
+      </w:r>
+      <w:r>
+        <w:rPr>
+          <w:lang w:val="en-GB"/>
+        </w:rPr>
+        <w:t>Smeden van M</w:t>
+      </w:r>
+      <w:r>
+        <w:rPr>
+          <w:vertAlign w:val="superscript"/>
+          <w:lang w:val="en-GB"/>
+        </w:rPr>
+        <w:t>a</w:t>
+      </w:r>
+      <w:r>
+        <w:rPr>
+          <w:vertAlign w:val="superscript"/>
+          <w:lang w:val="en-GB"/>
+        </w:rPr>
+        <w:t>,</w:t>
+      </w:r>
+      <w:r>
+        <w:rPr>
+          <w:rFonts w:cstheme="majorHAnsi"/>
+          <w:vertAlign w:val="superscript"/>
+          <w:lang w:val="en-GB"/>
+        </w:rPr>
+        <w:t xml:space="preserve"> </w:t>
+      </w:r>
+      <w:r>
+        <w:rPr>
+          <w:rFonts w:cstheme="majorHAnsi"/>
+          <w:vertAlign w:val="superscript"/>
+          <w:lang w:val="en-GB"/>
+        </w:rPr>
+        <w:t>†</w:t>
+      </w:r>
     </w:p>
     <w:p>
       <w:pPr>
@@ -855,7 +911,13 @@
           <w:bCs/>
           <w:lang w:val="en-GB"/>
         </w:rPr>
-        <w:t xml:space="preserve"> S</w:t>
+        <w:t xml:space="preserve"> </w:t>
+      </w:r>
+      <w:r>
+        <w:rPr>
+          <w:lang w:val="en-GB"/>
+        </w:rPr>
+        <w:t>S</w:t>
       </w:r>
       <w:r>
         <w:rPr>
@@ -1116,34 +1178,15 @@
       </w:r>
       <w:r>
         <w:rPr>
-          <w:lang w:val="en-GB"/>
-        </w:rPr>
-        <w:fldChar w:fldCharType="begin"/>
-      </w:r>
-      <w:r>
-        <w:rPr>
-          <w:lang w:val="en-GB"/>
-        </w:rPr>
-        <w:instrText xml:space="preserve"> ADDIN ZOTERO_ITEM CSL_CITATION {"citationID":"TfOdlE0f","properties":{"formattedCitation":"(1,2)","plainCitation":"(1,2)","noteIndex":0},"citationItems":[{"id":12,"uris":["http://zotero.org/users/6411374/items/JMLXNK4X"],"uri":["http://zotero.org/users/6411374/items/JMLXNK4X"],"itemData":{"id":12,"type":"article-journal","abstract":"In most situations, simple techniques for handling missing data (such as complete case analysis, overall mean imputation, and the missing-indicator method) produce biased results, whereas imputation techniques yield valid results without complicating the analysis once the imputations are carried out. Imputation techniques are based on the idea that any subject in a study sample can be replaced by a new randomly chosen subject from the same source population. Imputation of missing data on a variable is replacing that missing by a value that is drawn from an estimate of the distribution of this variable. In single imputation, only one estimate is used. In multiple imputation, various estimates are used, reﬂecting the uncertainty in the estimation of this distribution. Under the general conditions of so-called missing at random and missing completely at random, both single and multiple imputations result in unbiased estimates of study associations. But single imputation results in too small estimated standard errors, whereas multiple imputation results in correctly estimated standard errors and conﬁdence intervals. In this article we explain why all this is the case, and use a simple simulation study to demonstrate our explanations. We also explain and illustrate why two frequently used methods to handle missing data, i.e., overall mean imputation and the missing-indicator method, almost always result in biased estimates. Ó 2006 Elsevier Inc. All rights reserved.","container-title":"Journal of Clinical Epidemiology","DOI":"10.1016/j.jclinepi.2006.01.014","ISSN":"08954356","issue":"10","journalAbbreviation":"Journal of Clinical Epidemiology","language":"en","page":"1087-1091","source":"DOI.org (Crossref)","title":"Review: A gentle introduction to imputation of missing values","title-short":"Review","volume":"59","author":[{"family":"Donders","given":"A. Rogier T."},{"family":"Heijden","given":"Geert J.M.G.","non-dropping-particle":"van der"},{"family":"Stijnen","given":"Theo"},{"family":"Moons","given":"Karel G.M."}],"issued":{"date-parts":[["2006",10]]}}},{"id":38,"uris":["http://zotero.org/users/6411374/items/NM8M5WDU"],"uri":["http://zotero.org/users/6411374/items/NM8M5WDU"],"itemData":{"id":38,"type":"article-journal","abstract":"BACKGROUND: Prediction models combine patient characteristics and test results to predict the presence of a disease or the occurrence of an event in the future. In the event that test results (predictor) are unavailable, a strategy is needed to help users applying a prediction model to deal with such missing values. We evaluated 6 strategies to deal with missing values.\nMETHODS: We developed and validated (in 1295 and 532 primary care patients, respectively) a prediction model to predict the risk of deep venous thrombosis. In an application set (259 patients), we mimicked 3 situations in which (1) an important predictor (D-dimer test), (2) a weaker predictor (difference in calf circumference), and (3) both predictors simultaneously were missing. The 6 strategies to deal with missing values were (1) ignoring the predictor, (2) overall mean imputation, (3) subgroup mean imputation, (4) multiple imputation, (5) applying a submodel including only the observed predictors as derived from the development set, or (6) the “one-step-sweep” method. We compared the model’s discriminative ability (expressed by the ROC area) with the true ROC area (no missing values) and the model’s estimated calibration slope and intercept with the ideal values of 1 and 0, respectively.\nRESULTS: Ignoring the predictor led to the worst and multiple imputation to the best discrimination. Multiple imputation led to calibration intercepts closest to the true value. The effect of the strategies on the slope differed between the 3 scenarios.\nCONCLUSIONS: Multiple imputation is preferred if a predictor value is missing. © 2009 American Association for Clinical Chemistry","container-title":"Clinical Chemistry","DOI":"10.1373/clinchem.2008.115345","ISSN":"0009-9147, 1530-8561","issue":"5","language":"en","page":"994-1001","source":"DOI.org (Crossref)","title":"Dealing with Missing Predictor Values When Applying Clinical Prediction Models","volume":"55","author":[{"family":"Janssen","given":"Kristel J M"},{"family":"Vergouwe","given":"Yvonne"},{"family":"Donders","given":"A Rogier T"},{"family":"Harrell","given":"Frank E"},{"family":"Chen","given":"Qingxia"},{"family":"Grobbee","given":"Diederick E"},{"family":"Moons","given":"Karel G M"}],"issued":{"date-parts":[["2009",5,1]]}}}],"schema":"https://github.com/citation-style-language/schema/raw/master/csl-citation.json"} </w:instrText>
-      </w:r>
-      <w:r>
-        <w:rPr>
-          <w:lang w:val="en-GB"/>
-        </w:rPr>
-        <w:fldChar w:fldCharType="separate"/>
-      </w:r>
-      <w:r>
-        <w:rPr>
-          <w:noProof/>
-          <w:lang w:val="en-GB"/>
-        </w:rPr>
-        <w:t>(1,2)</w:t>
-      </w:r>
-      <w:r>
-        <w:rPr>
-          <w:lang w:val="en-GB"/>
-        </w:rPr>
-        <w:fldChar w:fldCharType="end"/>
+          <w:rFonts w:ascii="Calibri Light" w:hAnsi="Calibri Light" w:cs="Calibri Light"/>
+        </w:rPr>
+        <w:t>(Donders et al., 2006; Janssen et al., 2009)</w:t>
+      </w:r>
+      <w:r>
+        <w:rPr>
+          <w:lang w:val="en-GB"/>
+        </w:rPr>
+        <w:t xml:space="preserve"> ([9], [28])</w:t>
       </w:r>
       <w:r>
         <w:rPr>
@@ -1201,34 +1244,32 @@
       </w:r>
       <w:r>
         <w:rPr>
-          <w:lang w:val="en-GB"/>
-        </w:rPr>
-        <w:fldChar w:fldCharType="begin"/>
-      </w:r>
-      <w:r>
-        <w:rPr>
-          <w:lang w:val="en-GB"/>
-        </w:rPr>
-        <w:instrText xml:space="preserve"> ADDIN ZOTERO_ITEM CSL_CITATION {"citationID":"XlAkm2vA","properties":{"formattedCitation":"(3,4)","plainCitation":"(3,4)","noteIndex":0},"citationItems":[{"id":80,"uris":["http://zotero.org/users/6411374/items/KX9CUR8Q"],"uri":["http://zotero.org/users/6411374/items/KX9CUR8Q"],"itemData":{"id":80,"type":"article-journal","abstract":"Background—Separate multivariable risk algorithms are commonly used to assess risk of specific atherosclerotic cardiovascular disease (CVD) events, ie, coronary heart disease, cerebrovascular disease, peripheral vascular disease, and heart failure. The present report presents a single multivariable risk function that predicts risk of developing all CVD and of its constituents.\nMethods and Results—We used Cox proportional-hazards regression to evaluate the risk of developing a first CVD event in 8491 Framingham study participants (mean age, 49 years; 4522 women) who attended a routine examination between 30 and 74 years of age and were free of CVD. Sex-specific multivariable risk functions (“general CVD” algorithms) were derived that incorporated age, total and high-density lipoprotein cholesterol, systolic blood pressure, treatment for hypertension, smoking, and diabetes status. We assessed the performance of the general CVD algorithms for predicting individual CVD events (coronary heart disease, stroke, peripheral artery disease, or heart failure). Over 12 years of follow-up, 1174 participants (456 women) developed a first CVD event. All traditional risk factors evaluated predicted CVD risk (multivariable-adjusted PϽ0.0001). The general CVD algorithm demonstrated good discrimination (C statistic, 0.763 [men] and 0.793 [women]) and calibration. Simple adjustments to the general CVD risk algorithms allowed estimation of the risks of each CVD component. Two simple risk scores are presented, 1 based on all traditional risk factors and the other based on non–laboratory-based predictors.\nConclusions—A sex-specific multivariable risk factor algorithm can be conveniently used to assess general CVD risk and risk of individual CVD events (coronary, cerebrovascular, and peripheral arterial disease and heart failure). The estimated absolute CVD event rates can be used to quantify risk and to guide preventive care. (Circulation. 2008;117: 743-753.)","container-title":"Circulation","DOI":"10.1161/CIRCULATIONAHA.107.699579","ISSN":"0009-7322, 1524-4539","issue":"6","journalAbbreviation":"Circulation","language":"en","page":"743-753","source":"DOI.org (Crossref)","title":"General Cardiovascular Risk Profile for Use in Primary Care: The Framingham Heart Study","title-short":"General Cardiovascular Risk Profile for Use in Primary Care","volume":"117","author":[{"family":"D’Agostino","given":"Ralph B."},{"family":"Vasan","given":"Ramachandran S."},{"family":"Pencina","given":"Michael J."},{"family":"Wolf","given":"Philip A."},{"family":"Cobain","given":"Mark"},{"family":"Massaro","given":"Joseph M."},{"family":"Kannel","given":"William B."}],"issued":{"date-parts":[["2008",2,12]]}}},{"id":46,"uris":["http://zotero.org/users/6411374/items/6STG4KS4"],"uri":["http://zotero.org/users/6411374/items/6STG4KS4"],"itemData":{"id":46,"type":"article-journal","abstract":"Objectives To enable risk stratiﬁcation of patients with various types of arterial disease by the development and validation of models for prediction of recurrent vascular event risk based on vascular risk factors, imaging or both. Design Prospective cohort study. Setting University Medical Centre. Patients 5788 patients referred with various clinical manifestations of arterial disease between January 1996 and February 2010. Main outcome measures 788 recurrent vascular events (ie, myocardial infarction, stroke or vascular death) that were observed during 4.7 (IQR 2.3 to 7.7) years’ follow-up.\nResults Three Cox proportional hazards models for prediction of 10-year recurrent vascular event risk were developed based on age and sex in addition to clinical parameters (model A), carotid ultrasound ﬁndings (model B) or both (model C). Clinical parameters were medical history, current smoking, systolic blood pressure and laboratory biomarkers. In a separate part of the dataset, the concordance statistic of model A was 0.68 (95% CI 0.64 to 0.71), compared to 0.64 (0.61 to 0.68) for model B and 0.68 (0.65 to 0.72) for model C. Goodness-of-ﬁt and calibration of model A were adequate, also in separate subgroups of patients having coronary, cerebrovascular, peripheral artery or aneurysmal disease. Model A predicted &lt;20% risk in 59% of patients, 20–30% risk in 19% and &gt;30% risk in 23%.\nConclusions Patients at high risk for recurrent vascular events can be identiﬁed based on readily available clinical characteristics.","container-title":"Heart","DOI":"10.1136/heartjnl-2013-303640","ISSN":"1355-6037, 1468-201X","issue":"12","journalAbbreviation":"Heart","language":"en","page":"866-872","source":"DOI.org (Crossref)","title":"Development and validation of a prediction rule for recurrent vascular events based on a cohort study of patients with arterial disease: the SMART risk score","title-short":"Development and validation of a prediction rule for recurrent vascular events based on a cohort study of patients with arterial disease","volume":"99","author":[{"family":"Dorresteijn","given":"Johannes A N"},{"family":"Visseren","given":"Frank L J"},{"family":"Wassink","given":"Annemarie M J"},{"family":"Gondrie","given":"Martijn J A"},{"family":"Steyerberg","given":"Ewout W"},{"family":"Ridker","given":"Paul M"},{"family":"Cook","given":"Nancy R"},{"family":"Graaf","given":"Yolanda","non-dropping-particle":"van der"},{"literal":"on behalf of the SMART Study Group"}],"issued":{"date-parts":[["2013",6,15]]}}}],"schema":"https://github.com/citation-style-language/schema/raw/master/csl-citation.json"} </w:instrText>
-      </w:r>
-      <w:r>
-        <w:rPr>
-          <w:lang w:val="en-GB"/>
-        </w:rPr>
-        <w:fldChar w:fldCharType="separate"/>
-      </w:r>
-      <w:r>
-        <w:rPr>
-          <w:noProof/>
-          <w:lang w:val="en-GB"/>
-        </w:rPr>
-        <w:t>(3,4)</w:t>
-      </w:r>
-      <w:r>
-        <w:rPr>
-          <w:lang w:val="en-GB"/>
-        </w:rPr>
-        <w:fldChar w:fldCharType="end"/>
+          <w:rFonts w:ascii="Calibri Light" w:hAnsi="Calibri Light" w:cs="Calibri Light"/>
+          <w:szCs w:val="24"/>
+        </w:rPr>
+        <w:t xml:space="preserve">(D’Agostino et al., 2008; </w:t>
+      </w:r>
+      <w:proofErr w:type="spellStart"/>
+      <w:r>
+        <w:rPr>
+          <w:rFonts w:ascii="Calibri Light" w:hAnsi="Calibri Light" w:cs="Calibri Light"/>
+          <w:szCs w:val="24"/>
+        </w:rPr>
+        <w:t>Dorresteijn</w:t>
+      </w:r>
+      <w:proofErr w:type="spellEnd"/>
+      <w:r>
+        <w:rPr>
+          <w:rFonts w:ascii="Calibri Light" w:hAnsi="Calibri Light" w:cs="Calibri Light"/>
+          <w:szCs w:val="24"/>
+        </w:rPr>
+        <w:t xml:space="preserve"> et al., 2013)</w:t>
+      </w:r>
+      <w:r>
+        <w:rPr>
+          <w:lang w:val="en-GB"/>
+        </w:rPr>
+        <w:t xml:space="preserve"> ([27], [126])</w:t>
       </w:r>
       <w:r>
         <w:rPr>
@@ -1310,34 +1351,35 @@
       </w:r>
       <w:r>
         <w:rPr>
-          <w:lang w:val="en-GB"/>
-        </w:rPr>
-        <w:fldChar w:fldCharType="begin"/>
-      </w:r>
-      <w:r>
-        <w:rPr>
-          <w:lang w:val="en-GB"/>
-        </w:rPr>
-        <w:instrText xml:space="preserve"> ADDIN ZOTERO_ITEM CSL_CITATION {"citationID":"iNQoTkaf","properties":{"formattedCitation":"(1,5)","plainCitation":"(1,5)","noteIndex":0},"citationItems":[{"id":107,"uris":["http://zotero.org/users/6411374/items/A2ZT635C"],"uri":["http://zotero.org/users/6411374/items/A2ZT635C"],"itemData":{"id":107,"type":"article-journal","container-title":"European Heart Journal","DOI":"10.1093/eurheartj/ehw106","ISSN":"0195-668X, 1522-9645","issue":"29","journalAbbreviation":"Eur Heart J","language":"en","page":"2315-2381","source":"DOI.org (Crossref)","title":"2016 European Guidelines on cardiovascular disease prevention in clinical practice: The Sixth Joint Task Force of the European Society of Cardiology and Other Societies on Cardiovascular Disease Prevention in Clinical Practice (constituted by representatives of 10 societies and by invited experts)Developed with the special contribution of the European Association for Cardiovascular Prevention &amp; Rehabilitation (EACPR)","title-short":"2016 European Guidelines on cardiovascular disease prevention in clinical practice","volume":"37","author":[{"family":"Piepoli","given":"Massimo F."},{"family":"Hoes","given":"Arno W."},{"family":"Agewall","given":"Stefan"},{"family":"Albus","given":"Christian"},{"family":"Brotons","given":"Carlos"},{"family":"Catapano","given":"Alberico L."},{"family":"Cooney","given":"Marie-Therese"},{"family":"Corrà","given":"Ugo"},{"family":"Cosyns","given":"Bernard"},{"family":"Deaton","given":"Christi"},{"family":"Graham","given":"Ian"},{"family":"Hall","given":"Michael Stephen"},{"family":"Hobbs","given":"F. D. Richard"},{"family":"Løchen","given":"Maja-Lisa"},{"family":"Löllgen","given":"Herbert"},{"family":"Marques-Vidal","given":"Pedro"},{"family":"Perk","given":"Joep"},{"family":"Prescott","given":"Eva"},{"family":"Redon","given":"Josep"},{"family":"Richter","given":"Dimitrios J."},{"family":"Sattar","given":"Naveed"},{"family":"Smulders","given":"Yvo"},{"family":"Tiberi","given":"Monica"},{"family":"Worp","given":"H. Bart","non-dropping-particle":"van der"},{"family":"Dis","given":"Ineke","non-dropping-particle":"van"},{"family":"Verschuren","given":"W. M. Monique"}],"issued":{"date-parts":[["2016",8,1]]}}},{"id":12,"uris":["http://zotero.org/users/6411374/items/JMLXNK4X"],"uri":["http://zotero.org/users/6411374/items/JMLXNK4X"],"itemData":{"id":12,"type":"article-journal","abstract":"In most situations, simple techniques for handling missing data (such as complete case analysis, overall mean imputation, and the missing-indicator method) produce biased results, whereas imputation techniques yield valid results without complicating the analysis once the imputations are carried out. Imputation techniques are based on the idea that any subject in a study sample can be replaced by a new randomly chosen subject from the same source population. Imputation of missing data on a variable is replacing that missing by a value that is drawn from an estimate of the distribution of this variable. In single imputation, only one estimate is used. In multiple imputation, various estimates are used, reﬂecting the uncertainty in the estimation of this distribution. Under the general conditions of so-called missing at random and missing completely at random, both single and multiple imputations result in unbiased estimates of study associations. But single imputation results in too small estimated standard errors, whereas multiple imputation results in correctly estimated standard errors and conﬁdence intervals. In this article we explain why all this is the case, and use a simple simulation study to demonstrate our explanations. We also explain and illustrate why two frequently used methods to handle missing data, i.e., overall mean imputation and the missing-indicator method, almost always result in biased estimates. Ó 2006 Elsevier Inc. All rights reserved.","container-title":"Journal of Clinical Epidemiology","DOI":"10.1016/j.jclinepi.2006.01.014","ISSN":"08954356","issue":"10","journalAbbreviation":"Journal of Clinical Epidemiology","language":"en","page":"1087-1091","source":"DOI.org (Crossref)","title":"Review: A gentle introduction to imputation of missing values","title-short":"Review","volume":"59","author":[{"family":"Donders","given":"A. Rogier T."},{"family":"Heijden","given":"Geert J.M.G.","non-dropping-particle":"van der"},{"family":"Stijnen","given":"Theo"},{"family":"Moons","given":"Karel G.M."}],"issued":{"date-parts":[["2006",10]]}}}],"schema":"https://github.com/citation-style-language/schema/raw/master/csl-citation.json"} </w:instrText>
-      </w:r>
-      <w:r>
-        <w:rPr>
-          <w:lang w:val="en-GB"/>
-        </w:rPr>
-        <w:fldChar w:fldCharType="separate"/>
-      </w:r>
-      <w:r>
-        <w:rPr>
-          <w:rFonts w:ascii="Calibri Light" w:hAnsi="Calibri Light" w:cs="Calibri Light"/>
-          <w:lang w:val="en-GB"/>
-        </w:rPr>
-        <w:t>(1,5)</w:t>
-      </w:r>
-      <w:r>
-        <w:rPr>
-          <w:lang w:val="en-GB"/>
-        </w:rPr>
-        <w:fldChar w:fldCharType="end"/>
+          <w:rFonts w:ascii="Calibri Light" w:hAnsi="Calibri Light" w:cs="Calibri Light"/>
+        </w:rPr>
+        <w:t xml:space="preserve">(Donders et al., 2006; </w:t>
+      </w:r>
+      <w:proofErr w:type="spellStart"/>
+      <w:r>
+        <w:rPr>
+          <w:rFonts w:ascii="Calibri Light" w:hAnsi="Calibri Light" w:cs="Calibri Light"/>
+        </w:rPr>
+        <w:t>Piepoli</w:t>
+      </w:r>
+      <w:proofErr w:type="spellEnd"/>
+      <w:r>
+        <w:rPr>
+          <w:rFonts w:ascii="Calibri Light" w:hAnsi="Calibri Light" w:cs="Calibri Light"/>
+        </w:rPr>
+        <w:t xml:space="preserve"> et al., 2016)</w:t>
+      </w:r>
+      <w:r>
+        <w:rPr>
+          <w:lang w:val="en-GB"/>
+        </w:rPr>
+        <w:t xml:space="preserve"> ([9], [143]</w:t>
+      </w:r>
+      <w:r>
+        <w:rPr>
+          <w:lang w:val="en-GB"/>
+        </w:rPr>
+        <w:t>)</w:t>
       </w:r>
       <w:r>
         <w:rPr>
@@ -1437,33 +1479,29 @@
       </w:r>
       <w:r>
         <w:rPr>
-          <w:lang w:val="en-GB"/>
-        </w:rPr>
-        <w:fldChar w:fldCharType="begin"/>
-      </w:r>
-      <w:r>
-        <w:rPr>
-          <w:lang w:val="en-GB"/>
-        </w:rPr>
-        <w:instrText xml:space="preserve"> ADDIN ZOTERO_ITEM CSL_CITATION {"citationID":"DpuljZFK","properties":{"formattedCitation":"(6,7)","plainCitation":"(6,7)","noteIndex":0},"citationItems":[{"id":57,"uris":["http://zotero.org/users/6411374/items/ZHJAX2V6"],"uri":["http://zotero.org/users/6411374/items/ZHJAX2V6"],"itemData":{"id":57,"type":"article-journal","abstract":"Purpose We set out to develop a real-time computerised decision support system (CDSS) embedded in the electronic health record (EHR) with information on risk factors, estimated risk, and guideline-based advice on treatment strategy in order to improve adherence to cardiovascular risk management (CVRM) guidelines with the ultimate aim of improving patient healthcare.","container-title":"Netherlands Heart Journal","DOI":"10.1007/s12471-019-01308-w","ISSN":"1568-5888, 1876-6250","issue":"9","journalAbbreviation":"Neth Heart J","language":"en","page":"435-442","source":"DOI.org (Crossref)","title":"A computerised decision support system for cardiovascular risk management ‘live’ in the electronic health record environment: development, validation and implementation—the Utrecht Cardiovascular Cohort Initiative","title-short":"A computerised decision support system for cardiovascular risk management ‘live’ in the electronic health record environment","volume":"27","author":[{"family":"Groenhof","given":"T. K. J."},{"family":"Bots","given":"M. L."},{"family":"Brandjes","given":"M."},{"family":"Jacobs","given":"J. J. L."},{"family":"Grobbee","given":"D. E."},{"family":"Solinge","given":"W. W.","non-dropping-particle":"van"},{"family":"Visseren","given":"F. L. J."},{"family":"Haitjema","given":"S."},{"family":"Asselbergs","given":"F. W."}],"issued":{"date-parts":[["2019",9]]}}},{"id":42,"uris":["http://zotero.org/users/6411374/items/CVWQJGY6"],"uri":["http://zotero.org/users/6411374/items/CVWQJGY6"],"itemData":{"id":42,"type":"article-journal","abstract":"The overwhelming amount, production speed, multidimensionality, and potential value of data currently available—often simplified and referred to as big data —exceed the limits of understanding of the human brain. At the same time, developments in data analytics and computational power provide the opportunity to obtain new insights and transfer data-provided added value to clinical practice in real time. What is the role of the health care professional in collaboration with the data scientist in the changing landscape of modern care? We discuss how health care professionals should provide expert knowledge in each of the stages of clinical decision support design: data level, algorithm level, and decision support level. Including various ethical considerations, we advocate for health care professionals to responsibly initiate and guide interprofessional teams, including patients, and embrace novel analytic technologies to translate big data into patient benefit driven by human(e) values.","container-title":"Journal of Medical Internet Research","DOI":"10.2196/11732","ISSN":"1438-8871","issue":"3","journalAbbreviation":"J Med Internet Res","language":"en","page":"e11732","source":"DOI.org (Crossref)","title":"A Human(e) Factor in Clinical Decision Support Systems","volume":"21","author":[{"family":"Bezemer","given":"Tim"},{"family":"Groot","given":"Mark CH","non-dropping-particle":"de"},{"family":"Blasse","given":"Enja"},{"family":"Berg","given":"Maarten J","non-dropping-particle":"ten"},{"family":"Kappen","given":"Teus H"},{"family":"Bredenoord","given":"Annelien L"},{"family":"Solinge","given":"Wouter W","non-dropping-particle":"van"},{"family":"Hoefer","given":"Imo E"},{"family":"Haitjema","given":"Saskia"}],"issued":{"date-parts":[["2019",3,19]]}}}],"schema":"https://github.com/citation-style-language/schema/raw/master/csl-citation.json"} </w:instrText>
-      </w:r>
-      <w:r>
-        <w:rPr>
-          <w:lang w:val="en-GB"/>
-        </w:rPr>
-        <w:fldChar w:fldCharType="separate"/>
-      </w:r>
-      <w:r>
-        <w:rPr>
-          <w:noProof/>
-        </w:rPr>
-        <w:t>(6,7)</w:t>
-      </w:r>
-      <w:r>
-        <w:rPr>
-          <w:lang w:val="en-GB"/>
-        </w:rPr>
-        <w:fldChar w:fldCharType="end"/>
+          <w:rFonts w:ascii="Calibri Light" w:hAnsi="Calibri Light" w:cs="Calibri Light"/>
+        </w:rPr>
+        <w:t xml:space="preserve">(Bezemer et al., 2019; </w:t>
+      </w:r>
+      <w:proofErr w:type="spellStart"/>
+      <w:r>
+        <w:rPr>
+          <w:rFonts w:ascii="Calibri Light" w:hAnsi="Calibri Light" w:cs="Calibri Light"/>
+        </w:rPr>
+        <w:t>Groenhof</w:t>
+      </w:r>
+      <w:proofErr w:type="spellEnd"/>
+      <w:r>
+        <w:rPr>
+          <w:rFonts w:ascii="Calibri Light" w:hAnsi="Calibri Light" w:cs="Calibri Light"/>
+        </w:rPr>
+        <w:t xml:space="preserve"> et al., 2019)</w:t>
+      </w:r>
+      <w:r>
+        <w:rPr>
+          <w:lang w:val="en-GB"/>
+        </w:rPr>
+        <w:t xml:space="preserve"> ([19], [110])</w:t>
       </w:r>
       <w:r>
         <w:t>.</w:t>
@@ -1616,34 +1654,15 @@
       </w:r>
       <w:r>
         <w:rPr>
-          <w:lang w:val="en-GB"/>
-        </w:rPr>
-        <w:fldChar w:fldCharType="begin"/>
-      </w:r>
-      <w:r>
-        <w:rPr>
-          <w:lang w:val="en-GB"/>
-        </w:rPr>
-        <w:instrText xml:space="preserve"> ADDIN ZOTERO_ITEM CSL_CITATION {"citationID":"f6xSFeC8","properties":{"formattedCitation":"(2)","plainCitation":"(2)","noteIndex":0},"citationItems":[{"id":38,"uris":["http://zotero.org/users/6411374/items/NM8M5WDU"],"uri":["http://zotero.org/users/6411374/items/NM8M5WDU"],"itemData":{"id":38,"type":"article-journal","abstract":"BACKGROUND: Prediction models combine patient characteristics and test results to predict the presence of a disease or the occurrence of an event in the future. In the event that test results (predictor) are unavailable, a strategy is needed to help users applying a prediction model to deal with such missing values. We evaluated 6 strategies to deal with missing values.\nMETHODS: We developed and validated (in 1295 and 532 primary care patients, respectively) a prediction model to predict the risk of deep venous thrombosis. In an application set (259 patients), we mimicked 3 situations in which (1) an important predictor (D-dimer test), (2) a weaker predictor (difference in calf circumference), and (3) both predictors simultaneously were missing. The 6 strategies to deal with missing values were (1) ignoring the predictor, (2) overall mean imputation, (3) subgroup mean imputation, (4) multiple imputation, (5) applying a submodel including only the observed predictors as derived from the development set, or (6) the “one-step-sweep” method. We compared the model’s discriminative ability (expressed by the ROC area) with the true ROC area (no missing values) and the model’s estimated calibration slope and intercept with the ideal values of 1 and 0, respectively.\nRESULTS: Ignoring the predictor led to the worst and multiple imputation to the best discrimination. Multiple imputation led to calibration intercepts closest to the true value. The effect of the strategies on the slope differed between the 3 scenarios.\nCONCLUSIONS: Multiple imputation is preferred if a predictor value is missing. © 2009 American Association for Clinical Chemistry","container-title":"Clinical Chemistry","DOI":"10.1373/clinchem.2008.115345","ISSN":"0009-9147, 1530-8561","issue":"5","language":"en","page":"994-1001","source":"DOI.org (Crossref)","title":"Dealing with Missing Predictor Values When Applying Clinical Prediction Models","volume":"55","author":[{"family":"Janssen","given":"Kristel J M"},{"family":"Vergouwe","given":"Yvonne"},{"family":"Donders","given":"A Rogier T"},{"family":"Harrell","given":"Frank E"},{"family":"Chen","given":"Qingxia"},{"family":"Grobbee","given":"Diederick E"},{"family":"Moons","given":"Karel G M"}],"issued":{"date-parts":[["2009",5,1]]}}}],"schema":"https://github.com/citation-style-language/schema/raw/master/csl-citation.json"} </w:instrText>
-      </w:r>
-      <w:r>
-        <w:rPr>
-          <w:lang w:val="en-GB"/>
-        </w:rPr>
-        <w:fldChar w:fldCharType="separate"/>
-      </w:r>
-      <w:r>
-        <w:rPr>
-          <w:noProof/>
-          <w:lang w:val="en-GB"/>
-        </w:rPr>
-        <w:t>(2)</w:t>
-      </w:r>
-      <w:r>
-        <w:rPr>
-          <w:lang w:val="en-GB"/>
-        </w:rPr>
-        <w:fldChar w:fldCharType="end"/>
+          <w:rFonts w:ascii="Calibri Light" w:hAnsi="Calibri Light" w:cs="Calibri Light"/>
+        </w:rPr>
+        <w:t>(Janssen et al., 2009)</w:t>
+      </w:r>
+      <w:r>
+        <w:rPr>
+          <w:lang w:val="en-GB"/>
+        </w:rPr>
+        <w:t xml:space="preserve"> ([28])</w:t>
       </w:r>
       <w:r>
         <w:rPr>
@@ -1755,34 +1774,15 @@
       </w:r>
       <w:r>
         <w:rPr>
-          <w:lang w:val="en-GB"/>
-        </w:rPr>
-        <w:fldChar w:fldCharType="begin"/>
-      </w:r>
-      <w:r>
-        <w:rPr>
-          <w:lang w:val="en-GB"/>
-        </w:rPr>
-        <w:instrText xml:space="preserve"> ADDIN ZOTERO_ITEM CSL_CITATION {"citationID":"5tYBNkAf","properties":{"formattedCitation":"(8)","plainCitation":"(8)","noteIndex":0},"citationItems":[{"id":118,"uris":["http://zotero.org/users/6411374/items/U9T5E4G3"],"uri":["http://zotero.org/users/6411374/items/U9T5E4G3"],"itemData":{"id":118,"type":"book","edition":"2","publisher":"CRC Press","title":"Flexible Imputation of Missing Data","author":[{"family":"Van Buuren","given":"Stef"}],"issued":{"date-parts":[["2018"]]}}}],"schema":"https://github.com/citation-style-language/schema/raw/master/csl-citation.json"} </w:instrText>
-      </w:r>
-      <w:r>
-        <w:rPr>
-          <w:lang w:val="en-GB"/>
-        </w:rPr>
-        <w:fldChar w:fldCharType="separate"/>
-      </w:r>
-      <w:r>
-        <w:rPr>
-          <w:rFonts w:ascii="Calibri Light" w:hAnsi="Calibri Light" w:cs="Calibri Light"/>
-          <w:lang w:val="en-GB"/>
-        </w:rPr>
-        <w:t>(8)</w:t>
-      </w:r>
-      <w:r>
-        <w:rPr>
-          <w:lang w:val="en-GB"/>
-        </w:rPr>
-        <w:fldChar w:fldCharType="end"/>
+          <w:rFonts w:ascii="Calibri Light" w:hAnsi="Calibri Light" w:cs="Calibri Light"/>
+        </w:rPr>
+        <w:t>(Van Buuren, 2018)</w:t>
+      </w:r>
+      <w:r>
+        <w:rPr>
+          <w:lang w:val="en-GB"/>
+        </w:rPr>
+        <w:t xml:space="preserve"> ([6])</w:t>
       </w:r>
       <w:r>
         <w:rPr>
@@ -1865,6 +1865,7 @@
           <w:bCs/>
           <w:lang w:val="en-GB"/>
         </w:rPr>
+        <w:lastRenderedPageBreak/>
         <w:t xml:space="preserve">is applied </w:t>
       </w:r>
       <w:r>
@@ -1929,7 +1930,7 @@
           <w:color w:val="FF0000"/>
           <w:lang w:val="en-GB"/>
         </w:rPr>
-        <w:t>[ref]</w:t>
+        <w:t>([19])</w:t>
       </w:r>
       <w:r>
         <w:rPr>
@@ -1954,7 +1955,6 @@
         </w:rPr>
       </w:pPr>
       <w:r>
-        <w:lastRenderedPageBreak/>
         <w:t xml:space="preserve">An intuitive alternative to imputation is to solve </w:t>
       </w:r>
       <w:r>
@@ -2059,156 +2059,184 @@
       </w:r>
       <w:r>
         <w:rPr>
+          <w:rFonts w:ascii="Calibri Light" w:hAnsi="Calibri Light" w:cs="Calibri Light"/>
+        </w:rPr>
+        <w:t xml:space="preserve">(Fletcher </w:t>
+      </w:r>
+      <w:proofErr w:type="spellStart"/>
+      <w:r>
+        <w:rPr>
+          <w:rFonts w:ascii="Calibri Light" w:hAnsi="Calibri Light" w:cs="Calibri Light"/>
+        </w:rPr>
+        <w:t>Mercaldo</w:t>
+      </w:r>
+      <w:proofErr w:type="spellEnd"/>
+      <w:r>
+        <w:rPr>
+          <w:rFonts w:ascii="Calibri Light" w:hAnsi="Calibri Light" w:cs="Calibri Light"/>
+        </w:rPr>
+        <w:t xml:space="preserve"> &amp; Blume, 2020)</w:t>
+      </w:r>
+      <w:r>
+        <w:rPr>
           <w:bCs/>
           <w:lang w:val="en-GB"/>
         </w:rPr>
-        <w:fldChar w:fldCharType="begin"/>
+        <w:t xml:space="preserve"> ([50], [172])</w:t>
       </w:r>
       <w:r>
         <w:rPr>
           <w:bCs/>
           <w:lang w:val="en-GB"/>
         </w:rPr>
-        <w:instrText xml:space="preserve"> ADDIN ZOTERO_ITEM CSL_CITATION {"citationID":"fP31gtkZ","properties":{"formattedCitation":"(9)","plainCitation":"(9)","noteIndex":0},"citationItems":[{"id":810,"uris":["http://zotero.org/users/6411374/items/9P8T8885"],"uri":["http://zotero.org/users/6411374/items/9P8T8885"],"itemData":{"id":810,"type":"article-journal","abstract":"Missing data are a common problem for both the construction and implementation of a prediction algorithm. Pattern submodels (PS)—a set of submodels for every missing data pattern that are ﬁt using only data from that pattern—are a computationally efﬁcient remedy for handling missing data at both stages. Here, we show that PS (i) retain their predictive accuracy even when the missing data mechanism is not missing at random (MAR) and (ii) yield an algorithm that is the most predictive among all standard missing data strategies. Speciﬁcally, we show that the expected loss of a forecasting algorithm is minimized when each pattern-speciﬁc loss is minimized. Simulations and a re-analysis of the SUPPORT study conﬁrms that PS generally outperforms zero-imputation, mean-imputation, complete-case analysis, complete-case submodels, and even multiple imputation (MI). The degree of improvement is highly dependent on the missingness mechanism and the effect size of missing predictors. When the data are MAR, MI can yield comparable forecasting performance but generally requires a larger computational cost. We also show that predictions from the PS approach are equivalent to the limiting predictions for a MI procedure that is dependent on missingness indicators (the MIMI model). The focus of this article is on out-of-sample prediction; implications for model inference are only brieﬂy explored.","container-title":"Biostatistics","DOI":"10.1093/biostatistics/kxy040","ISSN":"1465-4644, 1468-4357","issue":"2","language":"en","page":"236-252","source":"DOI.org (Crossref)","title":"Missing data and prediction: the pattern submodel","title-short":"Missing data and prediction","volume":"21","author":[{"family":"Fletcher Mercaldo","given":"Sarah"},{"family":"Blume","given":"Jeffrey D"}],"issued":{"date-parts":[["2020",4,1]]}}}],"schema":"https://github.com/citation-style-language/schema/raw/master/csl-citation.json"} </w:instrText>
+        <w:t>. Then, when applied to a new</w:t>
       </w:r>
       <w:r>
         <w:rPr>
           <w:bCs/>
           <w:lang w:val="en-GB"/>
         </w:rPr>
-        <w:fldChar w:fldCharType="separate"/>
+        <w:t xml:space="preserve"> case or </w:t>
       </w:r>
       <w:r>
         <w:rPr>
           <w:bCs/>
-          <w:noProof/>
-          <w:lang w:val="en-GB"/>
-        </w:rPr>
-        <w:t>(9)</w:t>
+          <w:lang w:val="en-GB"/>
+        </w:rPr>
+        <w:t>out-of-sample individual the corresponding prediction model</w:t>
       </w:r>
       <w:r>
         <w:rPr>
           <w:bCs/>
           <w:lang w:val="en-GB"/>
         </w:rPr>
-        <w:fldChar w:fldCharType="end"/>
+        <w:t xml:space="preserve"> that matches the individual’s missing data pattern</w:t>
       </w:r>
       <w:r>
         <w:rPr>
           <w:bCs/>
           <w:lang w:val="en-GB"/>
         </w:rPr>
-        <w:t>. Then, when applied to a new</w:t>
+        <w:t xml:space="preserve"> is used.</w:t>
       </w:r>
       <w:r>
         <w:rPr>
           <w:bCs/>
           <w:lang w:val="en-GB"/>
         </w:rPr>
-        <w:t xml:space="preserve"> case or </w:t>
+        <w:t xml:space="preserve"> </w:t>
       </w:r>
       <w:r>
         <w:rPr>
           <w:bCs/>
           <w:lang w:val="en-GB"/>
         </w:rPr>
-        <w:t>out-of-sample individual the corresponding prediction model</w:t>
+        <w:t xml:space="preserve">Whereas the PS approach lends itself to various kinds of prediction models, </w:t>
       </w:r>
       <w:r>
         <w:rPr>
           <w:bCs/>
           <w:lang w:val="en-GB"/>
         </w:rPr>
-        <w:t xml:space="preserve"> that matches the individual’s missing data pattern</w:t>
-      </w:r>
-      <w:r>
-        <w:rPr>
-          <w:bCs/>
-          <w:lang w:val="en-GB"/>
-        </w:rPr>
-        <w:t xml:space="preserve"> is used.</w:t>
-      </w:r>
-      <w:r>
-        <w:rPr>
-          <w:bCs/>
+        <w:t>SS</w:t>
+      </w:r>
+      <w:r>
+        <w:rPr>
           <w:lang w:val="en-GB"/>
         </w:rPr>
         <w:t xml:space="preserve"> </w:t>
       </w:r>
       <w:r>
         <w:rPr>
-          <w:bCs/>
-          <w:lang w:val="en-GB"/>
-        </w:rPr>
-        <w:t xml:space="preserve">Whereas the PS approach lends itself to various kinds of prediction models, </w:t>
-      </w:r>
-      <w:r>
-        <w:rPr>
-          <w:bCs/>
-          <w:lang w:val="en-GB"/>
-        </w:rPr>
-        <w:t>SS</w:t>
-      </w:r>
-      <w:r>
-        <w:rPr>
-          <w:lang w:val="en-GB"/>
+          <w:lang w:val="en-GB"/>
+        </w:rPr>
+        <w:t>come naturally</w:t>
+      </w:r>
+      <w:r>
+        <w:rPr>
+          <w:lang w:val="en-GB"/>
+        </w:rPr>
+        <w:t xml:space="preserve"> to </w:t>
+      </w:r>
+      <w:r>
+        <w:rPr>
+          <w:lang w:val="en-GB"/>
+        </w:rPr>
+        <w:t xml:space="preserve">tree-based methods, such as </w:t>
+      </w:r>
+      <w:r>
+        <w:rPr>
+          <w:lang w:val="en-GB"/>
+        </w:rPr>
+        <w:t xml:space="preserve">random forest models </w:t>
+      </w:r>
+      <w:r>
+        <w:rPr>
+          <w:rFonts w:ascii="Calibri Light" w:hAnsi="Calibri Light" w:cs="Calibri Light"/>
+        </w:rPr>
+        <w:t>(</w:t>
+      </w:r>
+      <w:proofErr w:type="spellStart"/>
+      <w:r>
+        <w:rPr>
+          <w:rFonts w:ascii="Calibri Light" w:hAnsi="Calibri Light" w:cs="Calibri Light"/>
+        </w:rPr>
+        <w:t>Cevallos</w:t>
+      </w:r>
+      <w:proofErr w:type="spellEnd"/>
+      <w:r>
+        <w:rPr>
+          <w:rFonts w:ascii="Calibri Light" w:hAnsi="Calibri Light" w:cs="Calibri Light"/>
         </w:rPr>
         <w:t xml:space="preserve"> </w:t>
       </w:r>
-      <w:r>
-        <w:rPr>
-          <w:lang w:val="en-GB"/>
-        </w:rPr>
-        <w:t>come naturally</w:t>
-      </w:r>
-      <w:r>
-        <w:rPr>
-          <w:lang w:val="en-GB"/>
-        </w:rPr>
-        <w:t xml:space="preserve"> to </w:t>
-      </w:r>
-      <w:r>
-        <w:rPr>
-          <w:lang w:val="en-GB"/>
-        </w:rPr>
-        <w:t xml:space="preserve">tree-based methods, such as </w:t>
-      </w:r>
-      <w:r>
-        <w:rPr>
-          <w:lang w:val="en-GB"/>
-        </w:rPr>
-        <w:t xml:space="preserve">random forest models </w:t>
-      </w:r>
-      <w:r>
-        <w:rPr>
-          <w:lang w:val="en-GB"/>
-        </w:rPr>
-        <w:fldChar w:fldCharType="begin"/>
-      </w:r>
-      <w:r>
-        <w:rPr>
-          <w:lang w:val="en-GB"/>
-        </w:rPr>
-        <w:instrText xml:space="preserve"> ADDIN ZOTERO_ITEM CSL_CITATION {"citationID":"6tMf7NLD","properties":{"formattedCitation":"(10,11)","plainCitation":"(10,11)","noteIndex":0},"citationItems":[{"id":47,"uris":["http://zotero.org/users/6411374/items/HDKRY5M8"],"uri":["http://zotero.org/users/6411374/items/HDKRY5M8"],"itemData":{"id":47,"type":"chapter","abstract":"In many applications of data mining a - sometimes considerable - part of the data values is missing. This may occur because the data values were simply never entered into the operational systems from which the mining table was constructed, or because for example simple domain checks indicate that entered values are incorrect. Despite the frequent occurrence of missing data, most data mining algorithms handle missing data in a rather ad-hoc way, or simply ignore the problem.","container-title":"Principles of Data Mining and Knowledge Discovery","event-place":"Berlin, Heidelberg","ISBN":"978-3-540-66490-1","language":"en","note":"DOI: 10.1007/978-3-540-48247-5_38","page":"329-334","publisher":"Springer Berlin Heidelberg","publisher-place":"Berlin, Heidelberg","source":"DOI.org (Crossref)","title":"Handling Missing Data in Trees: Surrogate Splits or Statistical Imputation?","title-short":"Handling Missing Data in Trees","URL":"http://link.springer.com/10.1007/978-3-540-48247-5_38","volume":"1704","collection-editor":[{"family":"Goos","given":"Gerhard"},{"family":"Hartmanis","given":"Juris"},{"family":"Leeuwen","given":"Jan","non-dropping-particle":"van"}],"editor":[{"family":"Żytkow","given":"Jan M."},{"family":"Rauch","given":"Jan"}],"author":[{"family":"Feelders","given":"Ad"}],"accessed":{"date-parts":[["2019",10,2]]},"issued":{"date-parts":[["1999"]]}}},{"id":804,"uris":["http://zotero.org/users/6411374/items/243W78TK"],"uri":["http://zotero.org/users/6411374/items/243W78TK"],"itemData":{"id":804,"type":"article-journal","abstract":"The goal is to investigate the prediction performance of tree-based techniques when the available training data contains features with missing values. Also the future test cases may contain missing values and thus the methods should be able to generate predictions for such test cases. The missing values are handled either by using surrogate decisions within the trees or by the combination of an imputation method with a tree-based method. Missing values generated according to missing completely at random (MCAR), missing at random (MAR) and missing not at random (MNAR) mechanisms are considered with various fractions of missing data. Imputation models are built in the learning phase and do not make use of the response variable, so that the resulting procedures allow to predict individual incomplete test cases. In the empirical comparison, both classiﬁcation and regression problems are considered using a simulated and real-life datasets. The performance is evaluated by misclassiﬁcation rate of predictions and mean squared prediction error, respectively. Overall, our results show that for smaller fractions of missing data an ensemble method combined with surrogates or single imputation suﬃces. For moderate to large fractions of missing values ensemble methods based on conditional inference trees combined with multiple imputation show the best performance, while conditional bagging using surrogates is a good alternative for high-dimensional prediction problems. Theoretical results conﬁrm the potential better prediction performance of multiple imputation ensembles.","container-title":"Information Sciences","DOI":"10.1016/j.ins.2015.03.018","ISSN":"00200255","journalAbbreviation":"Information Sciences","language":"en","page":"163-181","source":"DOI.org (Crossref)","title":"Tree-based prediction on incomplete data using imputation or surrogate decisions","volume":"311","author":[{"family":"Cevallos Valdiviezo","given":"H."},{"family":"Van Aelst","given":"S."}],"issued":{"date-parts":[["2015",8]]}}}],"schema":"https://github.com/citation-style-language/schema/raw/master/csl-citation.json"} </w:instrText>
-      </w:r>
-      <w:r>
-        <w:rPr>
-          <w:lang w:val="en-GB"/>
-        </w:rPr>
-        <w:fldChar w:fldCharType="separate"/>
-      </w:r>
-      <w:r>
-        <w:rPr>
-          <w:noProof/>
-          <w:lang w:val="en-GB"/>
-        </w:rPr>
-        <w:t>(10,11)</w:t>
-      </w:r>
-      <w:r>
-        <w:rPr>
-          <w:lang w:val="en-GB"/>
-        </w:rPr>
-        <w:fldChar w:fldCharType="end"/>
+      <w:proofErr w:type="spellStart"/>
+      <w:r>
+        <w:rPr>
+          <w:rFonts w:ascii="Calibri Light" w:hAnsi="Calibri Light" w:cs="Calibri Light"/>
+        </w:rPr>
+        <w:t>Valdiviezo</w:t>
+      </w:r>
+      <w:proofErr w:type="spellEnd"/>
+      <w:r>
+        <w:rPr>
+          <w:rFonts w:ascii="Calibri Light" w:hAnsi="Calibri Light" w:cs="Calibri Light"/>
+        </w:rPr>
+        <w:t xml:space="preserve"> &amp; Van </w:t>
+      </w:r>
+      <w:proofErr w:type="spellStart"/>
+      <w:r>
+        <w:rPr>
+          <w:rFonts w:ascii="Calibri Light" w:hAnsi="Calibri Light" w:cs="Calibri Light"/>
+        </w:rPr>
+        <w:t>Aelst</w:t>
+      </w:r>
+      <w:proofErr w:type="spellEnd"/>
+      <w:r>
+        <w:rPr>
+          <w:rFonts w:ascii="Calibri Light" w:hAnsi="Calibri Light" w:cs="Calibri Light"/>
+        </w:rPr>
+        <w:t xml:space="preserve">, 2015; </w:t>
+      </w:r>
+      <w:proofErr w:type="spellStart"/>
+      <w:r>
+        <w:rPr>
+          <w:rFonts w:ascii="Calibri Light" w:hAnsi="Calibri Light" w:cs="Calibri Light"/>
+        </w:rPr>
+        <w:t>Feelders</w:t>
+      </w:r>
+      <w:proofErr w:type="spellEnd"/>
+      <w:r>
+        <w:rPr>
+          <w:rFonts w:ascii="Calibri Light" w:hAnsi="Calibri Light" w:cs="Calibri Light"/>
+        </w:rPr>
+        <w:t>, 1999)</w:t>
+      </w:r>
+      <w:r>
+        <w:rPr>
+          <w:lang w:val="en-GB"/>
+        </w:rPr>
+        <w:t xml:space="preserve"> ([36], [37], [173], [174])</w:t>
       </w:r>
       <w:r>
         <w:rPr>
@@ -2281,34 +2309,83 @@
       </w:r>
       <w:r>
         <w:rPr>
-          <w:lang w:val="en-GB"/>
-        </w:rPr>
-        <w:fldChar w:fldCharType="begin"/>
-      </w:r>
-      <w:r>
-        <w:rPr>
-          <w:lang w:val="en-GB"/>
-        </w:rPr>
-        <w:instrText xml:space="preserve"> ADDIN ZOTERO_ITEM CSL_CITATION {"citationID":"Yn42DK5W","properties":{"formattedCitation":"(10,11)","plainCitation":"(10,11)","noteIndex":0},"citationItems":[{"id":804,"uris":["http://zotero.org/users/6411374/items/243W78TK"],"uri":["http://zotero.org/users/6411374/items/243W78TK"],"itemData":{"id":804,"type":"article-journal","abstract":"The goal is to investigate the prediction performance of tree-based techniques when the available training data contains features with missing values. Also the future test cases may contain missing values and thus the methods should be able to generate predictions for such test cases. The missing values are handled either by using surrogate decisions within the trees or by the combination of an imputation method with a tree-based method. Missing values generated according to missing completely at random (MCAR), missing at random (MAR) and missing not at random (MNAR) mechanisms are considered with various fractions of missing data. Imputation models are built in the learning phase and do not make use of the response variable, so that the resulting procedures allow to predict individual incomplete test cases. In the empirical comparison, both classiﬁcation and regression problems are considered using a simulated and real-life datasets. The performance is evaluated by misclassiﬁcation rate of predictions and mean squared prediction error, respectively. Overall, our results show that for smaller fractions of missing data an ensemble method combined with surrogates or single imputation suﬃces. For moderate to large fractions of missing values ensemble methods based on conditional inference trees combined with multiple imputation show the best performance, while conditional bagging using surrogates is a good alternative for high-dimensional prediction problems. Theoretical results conﬁrm the potential better prediction performance of multiple imputation ensembles.","container-title":"Information Sciences","DOI":"10.1016/j.ins.2015.03.018","ISSN":"00200255","journalAbbreviation":"Information Sciences","language":"en","page":"163-181","source":"DOI.org (Crossref)","title":"Tree-based prediction on incomplete data using imputation or surrogate decisions","volume":"311","author":[{"family":"Cevallos Valdiviezo","given":"H."},{"family":"Van Aelst","given":"S."}],"issued":{"date-parts":[["2015",8]]}}},{"id":47,"uris":["http://zotero.org/users/6411374/items/HDKRY5M8"],"uri":["http://zotero.org/users/6411374/items/HDKRY5M8"],"itemData":{"id":47,"type":"chapter","abstract":"In many applications of data mining a - sometimes considerable - part of the data values is missing. This may occur because the data values were simply never entered into the operational systems from which the mining table was constructed, or because for example simple domain checks indicate that entered values are incorrect. Despite the frequent occurrence of missing data, most data mining algorithms handle missing data in a rather ad-hoc way, or simply ignore the problem.","container-title":"Principles of Data Mining and Knowledge Discovery","event-place":"Berlin, Heidelberg","ISBN":"978-3-540-66490-1","language":"en","note":"DOI: 10.1007/978-3-540-48247-5_38","page":"329-334","publisher":"Springer Berlin Heidelberg","publisher-place":"Berlin, Heidelberg","source":"DOI.org (Crossref)","title":"Handling Missing Data in Trees: Surrogate Splits or Statistical Imputation?","title-short":"Handling Missing Data in Trees","URL":"http://link.springer.com/10.1007/978-3-540-48247-5_38","volume":"1704","collection-editor":[{"family":"Goos","given":"Gerhard"},{"family":"Hartmanis","given":"Juris"},{"family":"Leeuwen","given":"Jan","non-dropping-particle":"van"}],"editor":[{"family":"Żytkow","given":"Jan M."},{"family":"Rauch","given":"Jan"}],"author":[{"family":"Feelders","given":"Ad"}],"accessed":{"date-parts":[["2019",10,2]]},"issued":{"date-parts":[["1999"]]}}}],"schema":"https://github.com/citation-style-language/schema/raw/master/csl-citation.json"} </w:instrText>
-      </w:r>
-      <w:r>
-        <w:rPr>
-          <w:lang w:val="en-GB"/>
-        </w:rPr>
-        <w:fldChar w:fldCharType="separate"/>
-      </w:r>
-      <w:r>
-        <w:rPr>
-          <w:noProof/>
-          <w:lang w:val="en-GB"/>
-        </w:rPr>
-        <w:t>(10,11)</w:t>
-      </w:r>
-      <w:r>
-        <w:rPr>
-          <w:lang w:val="en-GB"/>
-        </w:rPr>
-        <w:fldChar w:fldCharType="end"/>
+          <w:rFonts w:ascii="Calibri Light" w:hAnsi="Calibri Light" w:cs="Calibri Light"/>
+        </w:rPr>
+        <w:t>(</w:t>
+      </w:r>
+      <w:proofErr w:type="spellStart"/>
+      <w:r>
+        <w:rPr>
+          <w:rFonts w:ascii="Calibri Light" w:hAnsi="Calibri Light" w:cs="Calibri Light"/>
+        </w:rPr>
+        <w:t>Cevallos</w:t>
+      </w:r>
+      <w:proofErr w:type="spellEnd"/>
+      <w:r>
+        <w:rPr>
+          <w:rFonts w:ascii="Calibri Light" w:hAnsi="Calibri Light" w:cs="Calibri Light"/>
+        </w:rPr>
+        <w:t xml:space="preserve"> </w:t>
+      </w:r>
+      <w:proofErr w:type="spellStart"/>
+      <w:r>
+        <w:rPr>
+          <w:rFonts w:ascii="Calibri Light" w:hAnsi="Calibri Light" w:cs="Calibri Light"/>
+        </w:rPr>
+        <w:t>Valdiviezo</w:t>
+      </w:r>
+      <w:proofErr w:type="spellEnd"/>
+      <w:r>
+        <w:rPr>
+          <w:rFonts w:ascii="Calibri Light" w:hAnsi="Calibri Light" w:cs="Calibri Light"/>
+        </w:rPr>
+        <w:t xml:space="preserve"> &amp; Van </w:t>
+      </w:r>
+      <w:proofErr w:type="spellStart"/>
+      <w:r>
+        <w:rPr>
+          <w:rFonts w:ascii="Calibri Light" w:hAnsi="Calibri Light" w:cs="Calibri Light"/>
+        </w:rPr>
+        <w:t>Aelst</w:t>
+      </w:r>
+      <w:proofErr w:type="spellEnd"/>
+      <w:r>
+        <w:rPr>
+          <w:rFonts w:ascii="Calibri Light" w:hAnsi="Calibri Light" w:cs="Calibri Light"/>
+        </w:rPr>
+        <w:t xml:space="preserve">, 2015; </w:t>
+      </w:r>
+      <w:proofErr w:type="spellStart"/>
+      <w:r>
+        <w:rPr>
+          <w:rFonts w:ascii="Calibri Light" w:hAnsi="Calibri Light" w:cs="Calibri Light"/>
+        </w:rPr>
+        <w:t>Feelders</w:t>
+      </w:r>
+      <w:proofErr w:type="spellEnd"/>
+      <w:r>
+        <w:rPr>
+          <w:rFonts w:ascii="Calibri Light" w:hAnsi="Calibri Light" w:cs="Calibri Light"/>
+        </w:rPr>
+        <w:t>, 1999)</w:t>
+      </w:r>
+      <w:r>
+        <w:rPr>
+          <w:rFonts w:ascii="Calibri Light" w:hAnsi="Calibri Light" w:cs="Calibri Light"/>
+        </w:rPr>
+        <w:t xml:space="preserve"> ([</w:t>
+      </w:r>
+      <w:r>
+        <w:rPr>
+          <w:rFonts w:ascii="Calibri Light" w:hAnsi="Calibri Light" w:cs="Calibri Light"/>
+        </w:rPr>
+        <w:t>3</w:t>
+      </w:r>
+      <w:r>
+        <w:rPr>
+          <w:rFonts w:ascii="Calibri Light" w:hAnsi="Calibri Light" w:cs="Calibri Light"/>
+        </w:rPr>
+        <w:t>6], [37])</w:t>
       </w:r>
       <w:r>
         <w:rPr>
@@ -2514,11 +2591,6 @@
       </w:r>
     </w:p>
     <w:p>
-      <w:pPr>
-        <w:rPr>
-          <w:lang w:val="en-GB"/>
-        </w:rPr>
-      </w:pPr>
       <w:r>
         <w:rPr>
           <w:lang w:val="en-GB"/>
@@ -2673,50 +2745,98 @@
       </w:r>
       <w:r>
         <w:rPr>
+          <w:rFonts w:ascii="Calibri Light" w:hAnsi="Calibri Light" w:cs="Calibri Light"/>
+        </w:rPr>
+        <w:t>(</w:t>
+      </w:r>
+      <w:proofErr w:type="spellStart"/>
+      <w:r>
+        <w:rPr>
+          <w:rFonts w:ascii="Calibri Light" w:hAnsi="Calibri Light" w:cs="Calibri Light"/>
+        </w:rPr>
+        <w:t>Cevallos</w:t>
+      </w:r>
+      <w:proofErr w:type="spellEnd"/>
+      <w:r>
+        <w:rPr>
+          <w:rFonts w:ascii="Calibri Light" w:hAnsi="Calibri Light" w:cs="Calibri Light"/>
+        </w:rPr>
+        <w:t xml:space="preserve"> </w:t>
+      </w:r>
+      <w:proofErr w:type="spellStart"/>
+      <w:r>
+        <w:rPr>
+          <w:rFonts w:ascii="Calibri Light" w:hAnsi="Calibri Light" w:cs="Calibri Light"/>
+        </w:rPr>
+        <w:t>Valdiviezo</w:t>
+      </w:r>
+      <w:proofErr w:type="spellEnd"/>
+      <w:r>
+        <w:rPr>
+          <w:rFonts w:ascii="Calibri Light" w:hAnsi="Calibri Light" w:cs="Calibri Light"/>
+        </w:rPr>
+        <w:t xml:space="preserve"> &amp; Van </w:t>
+      </w:r>
+      <w:proofErr w:type="spellStart"/>
+      <w:r>
+        <w:rPr>
+          <w:rFonts w:ascii="Calibri Light" w:hAnsi="Calibri Light" w:cs="Calibri Light"/>
+        </w:rPr>
+        <w:t>Aelst</w:t>
+      </w:r>
+      <w:proofErr w:type="spellEnd"/>
+      <w:r>
+        <w:rPr>
+          <w:rFonts w:ascii="Calibri Light" w:hAnsi="Calibri Light" w:cs="Calibri Light"/>
+        </w:rPr>
+        <w:t xml:space="preserve">, 2015; Fletcher </w:t>
+      </w:r>
+      <w:proofErr w:type="spellStart"/>
+      <w:r>
+        <w:rPr>
+          <w:rFonts w:ascii="Calibri Light" w:hAnsi="Calibri Light" w:cs="Calibri Light"/>
+        </w:rPr>
+        <w:t>Mercaldo</w:t>
+      </w:r>
+      <w:proofErr w:type="spellEnd"/>
+      <w:r>
+        <w:rPr>
+          <w:rFonts w:ascii="Calibri Light" w:hAnsi="Calibri Light" w:cs="Calibri Light"/>
+        </w:rPr>
+        <w:t xml:space="preserve"> &amp; Blume, 2020; S. W. J. Nijman, </w:t>
+      </w:r>
+      <w:proofErr w:type="spellStart"/>
+      <w:r>
+        <w:rPr>
+          <w:rFonts w:ascii="Calibri Light" w:hAnsi="Calibri Light" w:cs="Calibri Light"/>
+        </w:rPr>
+        <w:t>Groenhof</w:t>
+      </w:r>
+      <w:proofErr w:type="spellEnd"/>
+      <w:r>
+        <w:rPr>
+          <w:rFonts w:ascii="Calibri Light" w:hAnsi="Calibri Light" w:cs="Calibri Light"/>
+        </w:rPr>
+        <w:t>, et al., 2021; S. W. J. Nijman, Hoogland, et al., 2021)</w:t>
+      </w:r>
+      <w:r>
+        <w:rPr>
           <w:shd w:val="clear" w:color="auto" w:fill="FFFFFF"/>
-          <w:lang w:val="en-GB" w:eastAsia="en-GB"/>
-        </w:rPr>
-        <w:fldChar w:fldCharType="begin"/>
+          <w:lang w:eastAsia="en-GB"/>
+        </w:rPr>
+        <w:t xml:space="preserve"> ([36], [48], [50], [175])</w:t>
       </w:r>
       <w:r>
         <w:rPr>
           <w:shd w:val="clear" w:color="auto" w:fill="FFFFFF"/>
-          <w:lang w:val="en-GB" w:eastAsia="en-GB"/>
-        </w:rPr>
-        <w:instrText xml:space="preserve"> ADDIN ZOTERO_ITEM CSL_CITATION {"citationID":"F4GcTrrL","properties":{"formattedCitation":"(9,11\\uc0\\u8211{}13)","plainCitation":"(9,11–13)","noteIndex":0},"citationItems":[{"id":804,"uris":["http://zotero.org/users/6411374/items/243W78TK"],"uri":["http://zotero.org/users/6411374/items/243W78TK"],"itemData":{"id":804,"type":"article-journal","abstract":"The goal is to investigate the prediction performance of tree-based techniques when the available training data contains features with missing values. Also the future test cases may contain missing values and thus the methods should be able to generate predictions for such test cases. The missing values are handled either by using surrogate decisions within the trees or by the combination of an imputation method with a tree-based method. Missing values generated according to missing completely at random (MCAR), missing at random (MAR) and missing not at random (MNAR) mechanisms are considered with various fractions of missing data. Imputation models are built in the learning phase and do not make use of the response variable, so that the resulting procedures allow to predict individual incomplete test cases. In the empirical comparison, both classiﬁcation and regression problems are considered using a simulated and real-life datasets. The performance is evaluated by misclassiﬁcation rate of predictions and mean squared prediction error, respectively. Overall, our results show that for smaller fractions of missing data an ensemble method combined with surrogates or single imputation suﬃces. For moderate to large fractions of missing values ensemble methods based on conditional inference trees combined with multiple imputation show the best performance, while conditional bagging using surrogates is a good alternative for high-dimensional prediction problems. Theoretical results conﬁrm the potential better prediction performance of multiple imputation ensembles.","container-title":"Information Sciences","DOI":"10.1016/j.ins.2015.03.018","ISSN":"00200255","journalAbbreviation":"Information Sciences","language":"en","page":"163-181","source":"DOI.org (Crossref)","title":"Tree-based prediction on incomplete data using imputation or surrogate decisions","volume":"311","author":[{"family":"Cevallos Valdiviezo","given":"H."},{"family":"Van Aelst","given":"S."}],"issued":{"date-parts":[["2015",8]]}}},{"id":810,"uris":["http://zotero.org/users/6411374/items/9P8T8885"],"uri":["http://zotero.org/users/6411374/items/9P8T8885"],"itemData":{"id":810,"type":"article-journal","abstract":"Missing data are a common problem for both the construction and implementation of a prediction algorithm. Pattern submodels (PS)—a set of submodels for every missing data pattern that are ﬁt using only data from that pattern—are a computationally efﬁcient remedy for handling missing data at both stages. Here, we show that PS (i) retain their predictive accuracy even when the missing data mechanism is not missing at random (MAR) and (ii) yield an algorithm that is the most predictive among all standard missing data strategies. Speciﬁcally, we show that the expected loss of a forecasting algorithm is minimized when each pattern-speciﬁc loss is minimized. Simulations and a re-analysis of the SUPPORT study conﬁrms that PS generally outperforms zero-imputation, mean-imputation, complete-case analysis, complete-case submodels, and even multiple imputation (MI). The degree of improvement is highly dependent on the missingness mechanism and the effect size of missing predictors. When the data are MAR, MI can yield comparable forecasting performance but generally requires a larger computational cost. We also show that predictions from the PS approach are equivalent to the limiting predictions for a MI procedure that is dependent on missingness indicators (the MIMI model). The focus of this article is on out-of-sample prediction; implications for model inference are only brieﬂy explored.","container-title":"Biostatistics","DOI":"10.1093/biostatistics/kxy040","ISSN":"1465-4644, 1468-4357","issue":"2","language":"en","page":"236-252","source":"DOI.org (Crossref)","title":"Missing data and prediction: the pattern submodel","title-short":"Missing data and prediction","volume":"21","author":[{"family":"Fletcher Mercaldo","given":"Sarah"},{"family":"Blume","given":"Jeffrey D"}],"issued":{"date-parts":[["2020",4,1]]}}},{"id":799,"uris":["http://zotero.org/groups/2505537/items/WF8M4IKU"],"uri":["http://zotero.org/groups/2505537/items/WF8M4IKU"],"itemData":{"id":799,"type":"article-journal","abstract":"Abstract\n            \n              Aims\n              Use of prediction models is widely recommended by clinical guidelines, but usually requires complete information on all predictors, which is not always available in daily practice. We aim to describe two methods for real-time handling of missing predictor values when using prediction models in practice.\n            \n            \n              Methods and results\n              We compare the widely used method of mean imputation (M-imp) to a method that personalizes the imputations by taking advantage of the observed patient characteristics. These characteristics may include both prediction model variables and other characteristics (auxiliary variables). The method was implemented using imputation from a joint multivariate normal model of the patient characteristics (joint modelling imputation; JMI). Data from two different cardiovascular cohorts with cardiovascular predictors and outcome were used to evaluate the real-time imputation methods. We quantified the prediction model’s overall performance [mean squared error (MSE) of linear predictor], discrimination (c-index), calibration (intercept and slope), and net benefit (decision curve analysis). When compared with mean imputation, JMI substantially improved the MSE (0.10 vs. 0.13), c-index (0.70 vs. 0.68), and calibration (calibration-in-the-large: 0.04 vs. 0.06; calibration slope: 1.01 vs. 0.92), especially when incorporating auxiliary variables. When the imputation method was based on an external cohort, calibration deteriorated, but discrimination remained similar.\n            \n            \n              Conclusions\n              We recommend JMI with auxiliary variables for real-time imputation of missing values, and to update imputation models when implementing them in new settings or (sub)populations.","container-title":"European Heart Journal - Digital Health","DOI":"10.1093/ehjdh/ztaa016","ISSN":"2634-3916","issue":"1","language":"en","page":"154-164","source":"DOI.org (Crossref)","title":"Real-time imputation of missing predictor values in clinical practice","volume":"2","author":[{"family":"Nijman","given":"Steven W J"},{"family":"Hoogland","given":"Jeroen"},{"family":"Groenhof","given":"T Katrien J"},{"family":"Brandjes","given":"Menno"},{"family":"Jacobs","given":"John J L"},{"family":"Bots","given":"Michiel L"},{"family":"Asselbergs","given":"Folkert W"},{"family":"Moons","given":"Karel G M"},{"family":"Debray","given":"Thomas P A"}],"issued":{"date-parts":[["2021",5,4]]}}},{"id":801,"uris":["http://zotero.org/groups/2505537/items/ZSX8JPKY"],"uri":["http://zotero.org/groups/2505537/items/ZSX8JPKY"],"itemData":{"id":801,"type":"article-journal","abstract":"Objectives: In clinical practice, many prediction models cannot be used when predictor values are missing. We, therefore, propose and evaluate methods for real-time imputation. Study Design and Setting: We describe (i) mean imputation (where missing values are replaced by the sample mean), (ii) joint modeling imputation (JMI, where we use a multivariate normal approximation to generate patient-speciﬁc imputations), and (iii) conditional modeling imputation (CMI, where a multivariable imputation model is derived for each predictor from a population). We compared these methods in a case study evaluating the root mean squared error (RMSE) and coverage of the 95% conﬁdence intervals (i.e., the proportion of conﬁdence intervals that contain the true predictor value) of imputed predictor values.\nResults: eRMSE was lowest when adopting JMI or CMI, although imputation of individual predictors did not always lead to substantial improvements as compared to mean imputation. JMI and CMI appeared particularly useful when the values of multiple predictors of the model were missing. Coverage reached the nominal level (i.e., 95%) for both CMI and JMI.\nConclusion: Multiple imputations using either CMI or JMI is recommended when dealing with missing predictor values in real-time settings. Ó 2021 The Authors. Published by Elsevier Inc. This is an open access article under the CC BY license (http://creativecommons. org/licenses/by/4.0/).","container-title":"Journal of Clinical Epidemiology","DOI":"10.1016/j.jclinepi.2021.01.003","ISSN":"08954356","journalAbbreviation":"Journal of Clinical Epidemiology","language":"en","page":"22-34","source":"DOI.org (Crossref)","title":"Real-time imputation of missing predictor values improved the application of prediction models in daily practice","volume":"134","author":[{"family":"Nijman","given":"Steven Willem Joost"},{"family":"Groenhof","given":"T. Katrien J."},{"family":"Hoogland","given":"Jeroen"},{"family":"Bots","given":"Michiel L."},{"family":"Brandjes","given":"Menno"},{"family":"Jacobs","given":"John J.L."},{"family":"Asselbergs","given":"Folkert W."},{"family":"Moons","given":"Karel G.M."},{"family":"Debray","given":"Thomas P.A."}],"issued":{"date-parts":[["2021",6]]}}}],"schema":"https://github.com/citation-style-language/schema/raw/master/csl-citation.json"} </w:instrText>
+          <w:lang w:eastAsia="en-GB"/>
+        </w:rPr>
+        <w:t>.</w:t>
       </w:r>
       <w:r>
         <w:rPr>
           <w:shd w:val="clear" w:color="auto" w:fill="FFFFFF"/>
-          <w:lang w:val="en-GB" w:eastAsia="en-GB"/>
-        </w:rPr>
-        <w:fldChar w:fldCharType="separate"/>
-      </w:r>
-      <w:r>
-        <w:rPr>
-          <w:rFonts w:ascii="Calibri Light" w:hAnsi="Calibri Light" w:cs="Calibri Light"/>
-          <w:lang w:val="en-GB"/>
-        </w:rPr>
-        <w:t>(9,11–13)</w:t>
-      </w:r>
-      <w:r>
-        <w:rPr>
-          <w:shd w:val="clear" w:color="auto" w:fill="FFFFFF"/>
-          <w:lang w:val="en-GB" w:eastAsia="en-GB"/>
-        </w:rPr>
-        <w:fldChar w:fldCharType="end"/>
-      </w:r>
-      <w:r>
-        <w:rPr>
-          <w:shd w:val="clear" w:color="auto" w:fill="FFFFFF"/>
-          <w:lang w:val="en-GB" w:eastAsia="en-GB"/>
-        </w:rPr>
-        <w:t>.</w:t>
-      </w:r>
-      <w:r>
-        <w:rPr>
-          <w:shd w:val="clear" w:color="auto" w:fill="FFFFFF"/>
-          <w:lang w:val="en-GB" w:eastAsia="en-GB"/>
+          <w:lang w:eastAsia="en-GB"/>
         </w:rPr>
         <w:t xml:space="preserve"> </w:t>
       </w:r>
@@ -2834,43 +2954,50 @@
       </w:r>
       <w:r>
         <w:rPr>
+          <w:rFonts w:ascii="Calibri Light" w:hAnsi="Calibri Light" w:cs="Calibri Light"/>
+        </w:rPr>
+        <w:t>(S. Nijman et al., 2021)</w:t>
+      </w:r>
+      <w:r>
+        <w:rPr>
           <w:shd w:val="clear" w:color="auto" w:fill="FFFFFF"/>
           <w:lang w:val="en-GB" w:eastAsia="en-GB"/>
         </w:rPr>
-        <w:fldChar w:fldCharType="begin"/>
+        <w:t xml:space="preserve"> (</w:t>
       </w:r>
       <w:r>
         <w:rPr>
           <w:shd w:val="clear" w:color="auto" w:fill="FFFFFF"/>
           <w:lang w:val="en-GB" w:eastAsia="en-GB"/>
         </w:rPr>
-        <w:instrText xml:space="preserve"> ADDIN ZOTERO_ITEM CSL_CITATION {"citationID":"91PQEgmL","properties":{"formattedCitation":"(14)","plainCitation":"(14)","noteIndex":0},"citationItems":[{"id":33,"uris":["http://zotero.org/users/6411374/items/NFZ9IWAB"],"uri":["http://zotero.org/users/6411374/items/NFZ9IWAB"],"itemData":{"id":33,"type":"article-journal","container-title":"Journal of Clinical Epidemiology","DOI":"https://doi.org/10.1016/j.jclinepi.2021.01.003","journalAbbreviation":"JCE","title":"Real-time handling of missing predictor values when implementing and using prediction models in daily practice","volume":"Article in press","author":[{"family":"Nijman","given":"SWJ*"},{"family":"Groenhof","given":"TKJ*"},{"family":"Hoogland","given":"J"},{"family":"Bots","given":"ML"},{"family":"Brandjes","given":"M"},{"family":"Jacobs","given":"JJL"},{"family":"Asselbergs","given":"FW"},{"family":"Moons","given":"KGM"},{"family":"Debray","given":"TPA"}],"issued":{"date-parts":[["2021"]]}}}],"schema":"https://github.com/citation-style-language/schema/raw/master/csl-citation.json"} </w:instrText>
+        <w:t>[</w:t>
       </w:r>
       <w:r>
         <w:rPr>
           <w:shd w:val="clear" w:color="auto" w:fill="FFFFFF"/>
           <w:lang w:val="en-GB" w:eastAsia="en-GB"/>
         </w:rPr>
-        <w:fldChar w:fldCharType="separate"/>
-      </w:r>
-      <w:r>
-        <w:rPr>
-          <w:rFonts w:ascii="Calibri Light" w:hAnsi="Calibri Light" w:cs="Calibri Light"/>
-        </w:rPr>
-        <w:t>(14)</w:t>
+        <w:t>47</w:t>
       </w:r>
       <w:r>
         <w:rPr>
           <w:shd w:val="clear" w:color="auto" w:fill="FFFFFF"/>
           <w:lang w:val="en-GB" w:eastAsia="en-GB"/>
         </w:rPr>
-        <w:fldChar w:fldCharType="end"/>
+        <w:t>]</w:t>
       </w:r>
       <w:r>
         <w:rPr>
           <w:shd w:val="clear" w:color="auto" w:fill="FFFFFF"/>
           <w:lang w:val="en-GB" w:eastAsia="en-GB"/>
         </w:rPr>
+        <w:t>)</w:t>
+      </w:r>
+      <w:r>
+        <w:rPr>
+          <w:shd w:val="clear" w:color="auto" w:fill="FFFFFF"/>
+          <w:lang w:val="en-GB" w:eastAsia="en-GB"/>
+        </w:rPr>
         <w:t>.</w:t>
       </w:r>
       <w:r>
@@ -2938,78 +3065,127 @@
       </w:r>
       <w:r>
         <w:rPr>
+          <w:rFonts w:ascii="Calibri Light" w:hAnsi="Calibri Light" w:cs="Calibri Light"/>
+        </w:rPr>
+        <w:t xml:space="preserve">(Hoogland et al., 2020; S. W. J. Nijman, </w:t>
+      </w:r>
+      <w:proofErr w:type="spellStart"/>
+      <w:r>
+        <w:rPr>
+          <w:rFonts w:ascii="Calibri Light" w:hAnsi="Calibri Light" w:cs="Calibri Light"/>
+        </w:rPr>
+        <w:t>Groenhof</w:t>
+      </w:r>
+      <w:proofErr w:type="spellEnd"/>
+      <w:r>
+        <w:rPr>
+          <w:rFonts w:ascii="Calibri Light" w:hAnsi="Calibri Light" w:cs="Calibri Light"/>
+        </w:rPr>
+        <w:t>, et al., 2021)</w:t>
+      </w:r>
+      <w:r>
+        <w:rPr>
           <w:shd w:val="clear" w:color="auto" w:fill="FFFFFF"/>
-          <w:lang w:val="en-GB" w:eastAsia="en-GB"/>
-        </w:rPr>
-        <w:fldChar w:fldCharType="begin"/>
+          <w:lang w:eastAsia="en-GB"/>
+        </w:rPr>
+        <w:t xml:space="preserve"> ([40], [175])</w:t>
       </w:r>
       <w:r>
         <w:rPr>
           <w:shd w:val="clear" w:color="auto" w:fill="FFFFFF"/>
-          <w:lang w:val="en-GB" w:eastAsia="en-GB"/>
-        </w:rPr>
-        <w:instrText xml:space="preserve"> ADDIN ZOTERO_ITEM CSL_CITATION {"citationID":"6Hp7T4kq","properties":{"formattedCitation":"(13,15)","plainCitation":"(13,15)","noteIndex":0},"citationItems":[{"id":801,"uris":["http://zotero.org/groups/2505537/items/ZSX8JPKY"],"uri":["http://zotero.org/groups/2505537/items/ZSX8JPKY"],"itemData":{"id":801,"type":"article-journal","abstract":"Objectives: In clinical practice, many prediction models cannot be used when predictor values are missing. We, therefore, propose and evaluate methods for real-time imputation. Study Design and Setting: We describe (i) mean imputation (where missing values are replaced by the sample mean), (ii) joint modeling imputation (JMI, where we use a multivariate normal approximation to generate patient-speciﬁc imputations), and (iii) conditional modeling imputation (CMI, where a multivariable imputation model is derived for each predictor from a population). We compared these methods in a case study evaluating the root mean squared error (RMSE) and coverage of the 95% conﬁdence intervals (i.e., the proportion of conﬁdence intervals that contain the true predictor value) of imputed predictor values.\nResults: eRMSE was lowest when adopting JMI or CMI, although imputation of individual predictors did not always lead to substantial improvements as compared to mean imputation. JMI and CMI appeared particularly useful when the values of multiple predictors of the model were missing. Coverage reached the nominal level (i.e., 95%) for both CMI and JMI.\nConclusion: Multiple imputations using either CMI or JMI is recommended when dealing with missing predictor values in real-time settings. Ó 2021 The Authors. Published by Elsevier Inc. This is an open access article under the CC BY license (http://creativecommons. org/licenses/by/4.0/).","container-title":"Journal of Clinical Epidemiology","DOI":"10.1016/j.jclinepi.2021.01.003","ISSN":"08954356","journalAbbreviation":"Journal of Clinical Epidemiology","language":"en","page":"22-34","source":"DOI.org (Crossref)","title":"Real-time imputation of missing predictor values improved the application of prediction models in daily practice","volume":"134","author":[{"family":"Nijman","given":"Steven Willem Joost"},{"family":"Groenhof","given":"T. Katrien J."},{"family":"Hoogland","given":"Jeroen"},{"family":"Bots","given":"Michiel L."},{"family":"Brandjes","given":"Menno"},{"family":"Jacobs","given":"John J.L."},{"family":"Asselbergs","given":"Folkert W."},{"family":"Moons","given":"Karel G.M."},{"family":"Debray","given":"Thomas P.A."}],"issued":{"date-parts":[["2021",6]]}}},{"id":7,"uris":["http://zotero.org/users/6411374/items/TSVVJGZY"],"uri":["http://zotero.org/users/6411374/items/TSVVJGZY"],"itemData":{"id":7,"type":"article-journal","abstract":"Missing data present challenges for development and real-world application of clinical prediction models. While these challenges have received considerable attention in the development setting, there is only sparse research on the handling of missing data in applied settings. The main unique feature of handling missing data in these settings is that missing data methods have to be performed for a single new individual, precluding direct application of mainstay methods used during model development. Correspondingly, we propose that it is desirable to perform model validation using missing data methods that transfer to practice in single new patients. This article compares existing and new methods to account for missing data for a new individual in the context of prediction. These methods are based on (i) submodels based on observed data only, (ii) marginalization over the missing variables, or (iii) imputation based on fully conditional specification (also known as chained equations). They were compared in an internal validation setting to highlight the use of missing data methods that transfer to practice while validating a model. As a reference, they were compared to the use of multiple imputation by chained equations in a set of test patients, because this has been used in validation studies in the past. The methods were evaluated in a simulation study where performance was measured by means of optimism corrected C-statistic and mean squared prediction error. Furthermore, they were applied in data from a large Dutch cohort of prophylactic implantable cardioverter defibrillator patients.","container-title":"Statistics in Medicine","DOI":"10.1002/sim.8682","ISSN":"0277-6715, 1097-0258","journalAbbreviation":"Statistics in Medicine","language":"en","page":"sim.8682","source":"DOI.org (Crossref)","title":"Handling missing predictor values when validating and applying a prediction model to new patients","author":[{"family":"Hoogland","given":"Jeroen"},{"family":"Barreveld","given":"Marit"},{"family":"Debray","given":"Thomas P. A."},{"family":"Reitsma","given":"Johannes B."},{"family":"Verstraelen","given":"Tom E."},{"family":"Dijkgraaf","given":"Marcel G. W."},{"family":"Zwinderman","given":"Aeilko H."}],"issued":{"date-parts":[["2020",7,20]]}}}],"schema":"https://github.com/citation-style-language/schema/raw/master/csl-citation.json"} </w:instrText>
+          <w:lang w:eastAsia="en-GB"/>
+        </w:rPr>
+        <w:t>.</w:t>
       </w:r>
       <w:r>
         <w:rPr>
           <w:shd w:val="clear" w:color="auto" w:fill="FFFFFF"/>
-          <w:lang w:val="en-GB" w:eastAsia="en-GB"/>
-        </w:rPr>
-        <w:fldChar w:fldCharType="separate"/>
-      </w:r>
-      <w:r>
-        <w:rPr>
-          <w:rFonts w:ascii="Calibri Light" w:hAnsi="Calibri Light" w:cs="Calibri Light"/>
-        </w:rPr>
-        <w:t>(13,15)</w:t>
+          <w:lang w:eastAsia="en-GB"/>
+        </w:rPr>
+        <w:t xml:space="preserve"> </w:t>
       </w:r>
       <w:r>
         <w:rPr>
           <w:shd w:val="clear" w:color="auto" w:fill="FFFFFF"/>
           <w:lang w:val="en-GB" w:eastAsia="en-GB"/>
         </w:rPr>
-        <w:fldChar w:fldCharType="end"/>
+        <w:t xml:space="preserve">With the extension </w:t>
       </w:r>
       <w:r>
         <w:rPr>
           <w:shd w:val="clear" w:color="auto" w:fill="FFFFFF"/>
           <w:lang w:val="en-GB" w:eastAsia="en-GB"/>
         </w:rPr>
-        <w:t>.</w:t>
+        <w:t xml:space="preserve">the development of a </w:t>
       </w:r>
       <w:r>
         <w:rPr>
           <w:shd w:val="clear" w:color="auto" w:fill="FFFFFF"/>
           <w:lang w:val="en-GB" w:eastAsia="en-GB"/>
         </w:rPr>
-        <w:t xml:space="preserve"> With the extension </w:t>
+        <w:t>JMI</w:t>
       </w:r>
       <w:r>
         <w:rPr>
           <w:shd w:val="clear" w:color="auto" w:fill="FFFFFF"/>
           <w:lang w:val="en-GB" w:eastAsia="en-GB"/>
         </w:rPr>
-        <w:t xml:space="preserve">the development of a </w:t>
+        <w:t xml:space="preserve"> model</w:t>
       </w:r>
       <w:r>
         <w:rPr>
           <w:shd w:val="clear" w:color="auto" w:fill="FFFFFF"/>
           <w:lang w:val="en-GB" w:eastAsia="en-GB"/>
         </w:rPr>
-        <w:t>JMI</w:t>
+        <w:t xml:space="preserve"> </w:t>
       </w:r>
       <w:r>
         <w:rPr>
           <w:shd w:val="clear" w:color="auto" w:fill="FFFFFF"/>
           <w:lang w:val="en-GB" w:eastAsia="en-GB"/>
         </w:rPr>
-        <w:t xml:space="preserve"> model</w:t>
+        <w:t xml:space="preserve">consists of two separate steps. </w:t>
       </w:r>
       <w:r>
         <w:rPr>
           <w:shd w:val="clear" w:color="auto" w:fill="FFFFFF"/>
           <w:lang w:val="en-GB" w:eastAsia="en-GB"/>
         </w:rPr>
+        <w:t>In the first step</w:t>
+      </w:r>
+      <w:r>
+        <w:rPr>
+          <w:shd w:val="clear" w:color="auto" w:fill="FFFFFF"/>
+          <w:lang w:val="en-GB" w:eastAsia="en-GB"/>
+        </w:rPr>
+        <w:t xml:space="preserve">, </w:t>
+      </w:r>
+      <w:r>
+        <w:rPr>
+          <w:shd w:val="clear" w:color="auto" w:fill="FFFFFF"/>
+          <w:lang w:val="en-GB" w:eastAsia="en-GB"/>
+        </w:rPr>
+        <w:t>the means and covariance of all predictor variables</w:t>
+      </w:r>
+      <w:r>
+        <w:rPr>
+          <w:shd w:val="clear" w:color="auto" w:fill="FFFFFF"/>
+          <w:lang w:val="en-GB" w:eastAsia="en-GB"/>
+        </w:rPr>
+        <w:t xml:space="preserve"> are estimated in </w:t>
+      </w:r>
+      <w:r>
+        <w:rPr>
+          <w:shd w:val="clear" w:color="auto" w:fill="FFFFFF"/>
+          <w:lang w:val="en-GB" w:eastAsia="en-GB"/>
+        </w:rPr>
+        <w:t>a</w:t>
+      </w:r>
+      <w:r>
+        <w:rPr>
+          <w:shd w:val="clear" w:color="auto" w:fill="FFFFFF"/>
+          <w:lang w:val="en-GB" w:eastAsia="en-GB"/>
+        </w:rPr>
         <w:t xml:space="preserve"> </w:t>
       </w:r>
       <w:r>
@@ -3017,76 +3193,97 @@
           <w:shd w:val="clear" w:color="auto" w:fill="FFFFFF"/>
           <w:lang w:val="en-GB" w:eastAsia="en-GB"/>
         </w:rPr>
-        <w:t xml:space="preserve">consists of two separate steps. </w:t>
+        <w:t>complete training</w:t>
       </w:r>
       <w:r>
         <w:rPr>
           <w:shd w:val="clear" w:color="auto" w:fill="FFFFFF"/>
           <w:lang w:val="en-GB" w:eastAsia="en-GB"/>
         </w:rPr>
-        <w:t>In the first step</w:t>
+        <w:t xml:space="preserve"> sample</w:t>
       </w:r>
       <w:r>
         <w:rPr>
           <w:shd w:val="clear" w:color="auto" w:fill="FFFFFF"/>
           <w:lang w:val="en-GB" w:eastAsia="en-GB"/>
         </w:rPr>
-        <w:t xml:space="preserve">, </w:t>
+        <w:t xml:space="preserve"> from the population to which the prediction model will be applied</w:t>
       </w:r>
       <w:r>
         <w:rPr>
           <w:shd w:val="clear" w:color="auto" w:fill="FFFFFF"/>
           <w:lang w:val="en-GB" w:eastAsia="en-GB"/>
         </w:rPr>
-        <w:t>the means and covariance of all predictor variables</w:t>
+        <w:t xml:space="preserve">. </w:t>
       </w:r>
       <w:r>
         <w:rPr>
           <w:shd w:val="clear" w:color="auto" w:fill="FFFFFF"/>
           <w:lang w:val="en-GB" w:eastAsia="en-GB"/>
         </w:rPr>
-        <w:t xml:space="preserve"> are estimated in </w:t>
+        <w:t xml:space="preserve">Since JMI assumes that every predictor variable is normally distributed, the </w:t>
       </w:r>
       <w:r>
         <w:rPr>
           <w:shd w:val="clear" w:color="auto" w:fill="FFFFFF"/>
           <w:lang w:val="en-GB" w:eastAsia="en-GB"/>
         </w:rPr>
-        <w:t>a</w:t>
+        <w:t xml:space="preserve">population characteristics </w:t>
       </w:r>
       <w:r>
         <w:rPr>
           <w:shd w:val="clear" w:color="auto" w:fill="FFFFFF"/>
           <w:lang w:val="en-GB" w:eastAsia="en-GB"/>
         </w:rPr>
-        <w:t xml:space="preserve"> </w:t>
+        <w:t xml:space="preserve">(i.e., means and covariance) can </w:t>
       </w:r>
       <w:r>
         <w:rPr>
           <w:shd w:val="clear" w:color="auto" w:fill="FFFFFF"/>
           <w:lang w:val="en-GB" w:eastAsia="en-GB"/>
         </w:rPr>
-        <w:t>complete training</w:t>
+        <w:t>directly be</w:t>
       </w:r>
       <w:r>
         <w:rPr>
           <w:shd w:val="clear" w:color="auto" w:fill="FFFFFF"/>
           <w:lang w:val="en-GB" w:eastAsia="en-GB"/>
         </w:rPr>
-        <w:t xml:space="preserve"> sample</w:t>
+        <w:t xml:space="preserve"> used to generate</w:t>
       </w:r>
       <w:r>
         <w:rPr>
           <w:shd w:val="clear" w:color="auto" w:fill="FFFFFF"/>
           <w:lang w:val="en-GB" w:eastAsia="en-GB"/>
         </w:rPr>
-        <w:t xml:space="preserve"> from the population to which the prediction model will be applied</w:t>
+        <w:t xml:space="preserve">, or draw, </w:t>
       </w:r>
       <w:r>
         <w:rPr>
           <w:shd w:val="clear" w:color="auto" w:fill="FFFFFF"/>
           <w:lang w:val="en-GB" w:eastAsia="en-GB"/>
         </w:rPr>
+        <w:t>imputations on an individual level.</w:t>
+      </w:r>
+      <w:r>
+        <w:rPr>
+          <w:shd w:val="clear" w:color="auto" w:fill="FFFFFF"/>
+          <w:lang w:val="en-GB" w:eastAsia="en-GB"/>
+        </w:rPr>
+        <w:t xml:space="preserve"> In clinical practice, when a prediction model now encounters missing values, the developed JMI model can be utilized to generate imputations for each </w:t>
+      </w:r>
+      <w:r>
+        <w:rPr>
+          <w:shd w:val="clear" w:color="auto" w:fill="FFFFFF"/>
+          <w:lang w:val="en-GB" w:eastAsia="en-GB"/>
+        </w:rPr>
+        <w:t>missing value on each predictor variable</w:t>
+      </w:r>
+      <w:r>
+        <w:rPr>
+          <w:shd w:val="clear" w:color="auto" w:fill="FFFFFF"/>
+          <w:lang w:val="en-GB" w:eastAsia="en-GB"/>
+        </w:rPr>
         <w:t xml:space="preserve">. </w:t>
       </w:r>
       <w:r>
@@ -3094,119 +3291,57 @@
           <w:shd w:val="clear" w:color="auto" w:fill="FFFFFF"/>
           <w:lang w:val="en-GB" w:eastAsia="en-GB"/>
         </w:rPr>
-        <w:t xml:space="preserve">Since JMI assumes that every predictor variable is normally distributed, the </w:t>
+        <w:t xml:space="preserve">We implemented three variants of JMI to be evaluated: single draw (JMI-SD, where a single draw from the conditional distribution is </w:t>
       </w:r>
       <w:r>
         <w:rPr>
           <w:shd w:val="clear" w:color="auto" w:fill="FFFFFF"/>
           <w:lang w:val="en-GB" w:eastAsia="en-GB"/>
         </w:rPr>
-        <w:t xml:space="preserve">population characteristics </w:t>
+        <w:t>the imputed value</w:t>
       </w:r>
       <w:r>
         <w:rPr>
           <w:shd w:val="clear" w:color="auto" w:fill="FFFFFF"/>
           <w:lang w:val="en-GB" w:eastAsia="en-GB"/>
         </w:rPr>
-        <w:t xml:space="preserve">(i.e., means and covariance) can </w:t>
+        <w:t xml:space="preserve">), multiple draw (JMI-MD, where </w:t>
       </w:r>
       <w:r>
         <w:rPr>
           <w:shd w:val="clear" w:color="auto" w:fill="FFFFFF"/>
           <w:lang w:val="en-GB" w:eastAsia="en-GB"/>
         </w:rPr>
-        <w:t>directly be</w:t>
+        <w:t xml:space="preserve">the average of </w:t>
       </w:r>
       <w:r>
         <w:rPr>
           <w:shd w:val="clear" w:color="auto" w:fill="FFFFFF"/>
           <w:lang w:val="en-GB" w:eastAsia="en-GB"/>
         </w:rPr>
-        <w:t xml:space="preserve"> used to generate</w:t>
+        <w:t xml:space="preserve">50 draws from the conditional distribution </w:t>
       </w:r>
       <w:r>
         <w:rPr>
           <w:shd w:val="clear" w:color="auto" w:fill="FFFFFF"/>
           <w:lang w:val="en-GB" w:eastAsia="en-GB"/>
         </w:rPr>
-        <w:t xml:space="preserve">, or draw, </w:t>
+        <w:t xml:space="preserve">is </w:t>
       </w:r>
       <w:r>
         <w:rPr>
           <w:shd w:val="clear" w:color="auto" w:fill="FFFFFF"/>
           <w:lang w:val="en-GB" w:eastAsia="en-GB"/>
         </w:rPr>
-        <w:t>imputations on an individual level.</w:t>
+        <w:t xml:space="preserve">the </w:t>
       </w:r>
       <w:r>
         <w:rPr>
           <w:shd w:val="clear" w:color="auto" w:fill="FFFFFF"/>
           <w:lang w:val="en-GB" w:eastAsia="en-GB"/>
         </w:rPr>
-        <w:t xml:space="preserve"> In clinical practice, when a prediction model now encounters missing values, the developed JMI model can be utilized to generate imputations for each </w:t>
-      </w:r>
-      <w:r>
-        <w:rPr>
-          <w:shd w:val="clear" w:color="auto" w:fill="FFFFFF"/>
-          <w:lang w:val="en-GB" w:eastAsia="en-GB"/>
-        </w:rPr>
-        <w:t>missing value on each predictor variable</w:t>
-      </w:r>
-      <w:r>
-        <w:rPr>
-          <w:shd w:val="clear" w:color="auto" w:fill="FFFFFF"/>
-          <w:lang w:val="en-GB" w:eastAsia="en-GB"/>
-        </w:rPr>
-        <w:t xml:space="preserve">. </w:t>
-      </w:r>
-      <w:r>
-        <w:rPr>
-          <w:shd w:val="clear" w:color="auto" w:fill="FFFFFF"/>
-          <w:lang w:val="en-GB" w:eastAsia="en-GB"/>
-        </w:rPr>
-        <w:t xml:space="preserve">We implemented three variants of JMI to be evaluated: single draw (JMI-SD, where a single draw from the conditional distribution is </w:t>
-      </w:r>
-      <w:r>
-        <w:rPr>
-          <w:shd w:val="clear" w:color="auto" w:fill="FFFFFF"/>
-          <w:lang w:val="en-GB" w:eastAsia="en-GB"/>
-        </w:rPr>
-        <w:t>the imputed value</w:t>
-      </w:r>
-      <w:r>
-        <w:rPr>
-          <w:shd w:val="clear" w:color="auto" w:fill="FFFFFF"/>
-          <w:lang w:val="en-GB" w:eastAsia="en-GB"/>
-        </w:rPr>
-        <w:t xml:space="preserve">), multiple draw (JMI-MD, where </w:t>
-      </w:r>
-      <w:r>
-        <w:rPr>
-          <w:shd w:val="clear" w:color="auto" w:fill="FFFFFF"/>
-          <w:lang w:val="en-GB" w:eastAsia="en-GB"/>
-        </w:rPr>
-        <w:t xml:space="preserve">the average of </w:t>
-      </w:r>
-      <w:r>
-        <w:rPr>
-          <w:shd w:val="clear" w:color="auto" w:fill="FFFFFF"/>
-          <w:lang w:val="en-GB" w:eastAsia="en-GB"/>
-        </w:rPr>
-        <w:t xml:space="preserve">50 draws from the conditional distribution </w:t>
-      </w:r>
-      <w:r>
-        <w:rPr>
-          <w:shd w:val="clear" w:color="auto" w:fill="FFFFFF"/>
-          <w:lang w:val="en-GB" w:eastAsia="en-GB"/>
-        </w:rPr>
-        <w:t xml:space="preserve">is </w:t>
-      </w:r>
-      <w:r>
-        <w:rPr>
-          <w:shd w:val="clear" w:color="auto" w:fill="FFFFFF"/>
-          <w:lang w:val="en-GB" w:eastAsia="en-GB"/>
-        </w:rPr>
-        <w:t xml:space="preserve">the imputed value) and the conditional mean (JMI-CM, where the expected value of the conditional distribution is the imputed value). </w:t>
+        <w:lastRenderedPageBreak/>
+        <w:t xml:space="preserve">imputed value) and the conditional mean (JMI-CM, where the expected value of the conditional distribution is the imputed value). </w:t>
       </w:r>
       <w:r>
         <w:rPr>
@@ -3293,7 +3428,7 @@
           <w:noProof/>
         </w:rPr>
         <w:drawing>
-          <wp:inline distT="0" distB="0" distL="0" distR="0" wp14:anchorId="7AE47507" wp14:editId="4C4E4062">
+          <wp:inline distT="0" distB="0" distL="0" distR="0" wp14:anchorId="7AE47507" wp14:editId="000A6677">
             <wp:extent cx="3937000" cy="3492500"/>
             <wp:effectExtent l="0" t="0" r="0" b="0"/>
             <wp:docPr id="1" name="Picture 1" descr="Graphical user interface, diagram, timeline&#10;&#10;Description automatically generated with medium confidence"/>
@@ -3436,231 +3571,242 @@
       </w:r>
       <w:r>
         <w:rPr>
+          <w:rFonts w:ascii="Calibri Light" w:hAnsi="Calibri Light" w:cs="Calibri Light"/>
+        </w:rPr>
+        <w:t xml:space="preserve">(Fletcher </w:t>
+      </w:r>
+      <w:proofErr w:type="spellStart"/>
+      <w:r>
+        <w:rPr>
+          <w:rFonts w:ascii="Calibri Light" w:hAnsi="Calibri Light" w:cs="Calibri Light"/>
+        </w:rPr>
+        <w:t>Mercaldo</w:t>
+      </w:r>
+      <w:proofErr w:type="spellEnd"/>
+      <w:r>
+        <w:rPr>
+          <w:rFonts w:ascii="Calibri Light" w:hAnsi="Calibri Light" w:cs="Calibri Light"/>
+        </w:rPr>
+        <w:t xml:space="preserve"> &amp; Blume, 2020)</w:t>
+      </w:r>
+      <w:r>
+        <w:rPr>
           <w:bCs/>
         </w:rPr>
-        <w:fldChar w:fldCharType="begin"/>
+        <w:t xml:space="preserve"> ([50])</w:t>
       </w:r>
       <w:r>
         <w:rPr>
           <w:bCs/>
         </w:rPr>
-        <w:instrText xml:space="preserve"> ADDIN ZOTERO_ITEM CSL_CITATION {"citationID":"8kQoT4tL","properties":{"formattedCitation":"(9)","plainCitation":"(9)","noteIndex":0},"citationItems":[{"id":810,"uris":["http://zotero.org/users/6411374/items/9P8T8885"],"uri":["http://zotero.org/users/6411374/items/9P8T8885"],"itemData":{"id":810,"type":"article-journal","abstract":"Missing data are a common problem for both the construction and implementation of a prediction algorithm. Pattern submodels (PS)—a set of submodels for every missing data pattern that are ﬁt using only data from that pattern—are a computationally efﬁcient remedy for handling missing data at both stages. Here, we show that PS (i) retain their predictive accuracy even when the missing data mechanism is not missing at random (MAR) and (ii) yield an algorithm that is the most predictive among all standard missing data strategies. Speciﬁcally, we show that the expected loss of a forecasting algorithm is minimized when each pattern-speciﬁc loss is minimized. Simulations and a re-analysis of the SUPPORT study conﬁrms that PS generally outperforms zero-imputation, mean-imputation, complete-case analysis, complete-case submodels, and even multiple imputation (MI). The degree of improvement is highly dependent on the missingness mechanism and the effect size of missing predictors. When the data are MAR, MI can yield comparable forecasting performance but generally requires a larger computational cost. We also show that predictions from the PS approach are equivalent to the limiting predictions for a MI procedure that is dependent on missingness indicators (the MIMI model). The focus of this article is on out-of-sample prediction; implications for model inference are only brieﬂy explored.","container-title":"Biostatistics","DOI":"10.1093/biostatistics/kxy040","ISSN":"1465-4644, 1468-4357","issue":"2","language":"en","page":"236-252","source":"DOI.org (Crossref)","title":"Missing data and prediction: the pattern submodel","title-short":"Missing data and prediction","volume":"21","author":[{"family":"Fletcher Mercaldo","given":"Sarah"},{"family":"Blume","given":"Jeffrey D"}],"issued":{"date-parts":[["2020",4,1]]}}}],"schema":"https://github.com/citation-style-language/schema/raw/master/csl-citation.json"} </w:instrText>
+        <w:t>. Each</w:t>
       </w:r>
       <w:r>
         <w:rPr>
           <w:bCs/>
         </w:rPr>
-        <w:fldChar w:fldCharType="separate"/>
-      </w:r>
-      <w:r>
-        <w:rPr>
-          <w:rFonts w:ascii="Calibri Light" w:hAnsi="Calibri Light" w:cs="Calibri Light"/>
-        </w:rPr>
-        <w:t>(9)</w:t>
+        <w:t xml:space="preserve"> </w:t>
       </w:r>
       <w:r>
         <w:rPr>
           <w:bCs/>
         </w:rPr>
-        <w:fldChar w:fldCharType="end"/>
+        <w:t>PS</w:t>
       </w:r>
       <w:r>
         <w:rPr>
           <w:bCs/>
         </w:rPr>
-        <w:t>. Each</w:t>
+        <w:t xml:space="preserve"> is to be made specifically for </w:t>
       </w:r>
       <w:r>
         <w:rPr>
           <w:bCs/>
         </w:rPr>
+        <w:t>one of the</w:t>
+      </w:r>
+      <w:r>
+        <w:rPr>
+          <w:bCs/>
+        </w:rPr>
+        <w:t xml:space="preserve"> identified missing data pattern</w:t>
+      </w:r>
+      <w:r>
+        <w:rPr>
+          <w:bCs/>
+        </w:rPr>
+        <w:t>s</w:t>
+      </w:r>
+      <w:r>
+        <w:rPr>
+          <w:bCs/>
+        </w:rPr>
+        <w:t xml:space="preserve"> in the training data</w:t>
+      </w:r>
+      <w:r>
+        <w:rPr>
+          <w:bCs/>
+        </w:rPr>
+        <w:t xml:space="preserve"> and the missing data patterns that are encountered in clinical practice</w:t>
+      </w:r>
+      <w:r>
+        <w:rPr>
+          <w:bCs/>
+        </w:rPr>
+        <w:t xml:space="preserve">. When </w:t>
+      </w:r>
+      <w:r>
+        <w:rPr>
+          <w:bCs/>
+        </w:rPr>
+        <w:t xml:space="preserve">applied to a new, out-of-sample, individual, </w:t>
+      </w:r>
+      <w:r>
+        <w:rPr>
+          <w:bCs/>
+        </w:rPr>
+        <w:t>PS approach</w:t>
+      </w:r>
+      <w:r>
+        <w:rPr>
+          <w:bCs/>
+        </w:rPr>
         <w:t xml:space="preserve"> </w:t>
       </w:r>
       <w:r>
         <w:rPr>
           <w:bCs/>
         </w:rPr>
-        <w:t>PS</w:t>
+        <w:t>uses</w:t>
       </w:r>
       <w:r>
         <w:rPr>
           <w:bCs/>
         </w:rPr>
-        <w:t xml:space="preserve"> is to be made specifically for </w:t>
+        <w:t xml:space="preserve"> the </w:t>
       </w:r>
       <w:r>
         <w:rPr>
           <w:bCs/>
         </w:rPr>
-        <w:t>one of the</w:t>
+        <w:t>corresponding prediction</w:t>
       </w:r>
       <w:r>
         <w:rPr>
           <w:bCs/>
         </w:rPr>
-        <w:t xml:space="preserve"> identified missing data pattern</w:t>
+        <w:t xml:space="preserve"> model</w:t>
       </w:r>
       <w:r>
         <w:rPr>
           <w:bCs/>
         </w:rPr>
+        <w:t xml:space="preserve"> (i.e., matching the missing data pattern at hand)</w:t>
+      </w:r>
+      <w:r>
+        <w:rPr>
+          <w:bCs/>
+        </w:rPr>
+        <w:t>.</w:t>
+      </w:r>
+      <w:r>
+        <w:rPr>
+          <w:bCs/>
+        </w:rPr>
+        <w:t xml:space="preserve"> A recent study has shown that the use </w:t>
+      </w:r>
+      <w:r>
+        <w:rPr>
+          <w:bCs/>
+        </w:rPr>
+        <w:t>of PS</w:t>
+      </w:r>
+      <w:r>
+        <w:rPr>
+          <w:bCs/>
+        </w:rPr>
+        <w:t xml:space="preserve"> for prediction perform</w:t>
+      </w:r>
+      <w:r>
+        <w:rPr>
+          <w:bCs/>
+        </w:rPr>
         <w:t>s</w:t>
       </w:r>
       <w:r>
         <w:rPr>
           <w:bCs/>
         </w:rPr>
-        <w:t xml:space="preserve"> in the training data</w:t>
+        <w:t xml:space="preserve"> similarly to multiple imputation</w:t>
       </w:r>
       <w:r>
         <w:rPr>
           <w:bCs/>
         </w:rPr>
-        <w:t xml:space="preserve"> and the missing data patterns that are encountered in clinical practice</w:t>
+        <w:t xml:space="preserve"> and </w:t>
       </w:r>
       <w:r>
         <w:rPr>
           <w:bCs/>
         </w:rPr>
-        <w:t xml:space="preserve">. When </w:t>
+        <w:t>outperform multiple imputation in some cases</w:t>
       </w:r>
       <w:r>
         <w:rPr>
           <w:bCs/>
         </w:rPr>
-        <w:t xml:space="preserve">applied to a new, out-of-sample, individual, </w:t>
+        <w:t xml:space="preserve"> when the data are missing not at random (MNAR, when missing data is dependent on unobserved values)</w:t>
       </w:r>
       <w:r>
         <w:rPr>
           <w:bCs/>
         </w:rPr>
-        <w:t>PS approach</w:t>
+        <w:t xml:space="preserve"> </w:t>
+      </w:r>
+      <w:r>
+        <w:rPr>
+          <w:rFonts w:ascii="Calibri Light" w:hAnsi="Calibri Light" w:cs="Calibri Light"/>
+          <w:szCs w:val="24"/>
+        </w:rPr>
+        <w:t xml:space="preserve">(Fletcher </w:t>
+      </w:r>
+      <w:proofErr w:type="spellStart"/>
+      <w:r>
+        <w:rPr>
+          <w:rFonts w:ascii="Calibri Light" w:hAnsi="Calibri Light" w:cs="Calibri Light"/>
+          <w:szCs w:val="24"/>
+        </w:rPr>
+        <w:t>Mercaldo</w:t>
+      </w:r>
+      <w:proofErr w:type="spellEnd"/>
+      <w:r>
+        <w:rPr>
+          <w:rFonts w:ascii="Calibri Light" w:hAnsi="Calibri Light" w:cs="Calibri Light"/>
+          <w:szCs w:val="24"/>
+        </w:rPr>
+        <w:t xml:space="preserve"> &amp; Blume, 2020; Glynn et al., 1986; </w:t>
+      </w:r>
+      <w:r>
+        <w:rPr>
+          <w:rFonts w:ascii="Calibri Light" w:hAnsi="Calibri Light" w:cs="Calibri Light"/>
+          <w:i/>
+          <w:iCs/>
+          <w:szCs w:val="24"/>
+        </w:rPr>
+        <w:t>Pattern-Mixture Models for Multivariate Incomplete Data</w:t>
+      </w:r>
+      <w:r>
+        <w:rPr>
+          <w:rFonts w:ascii="Calibri Light" w:hAnsi="Calibri Light" w:cs="Calibri Light"/>
+          <w:szCs w:val="24"/>
+        </w:rPr>
+        <w:t>, 2021)</w:t>
       </w:r>
       <w:r>
         <w:rPr>
           <w:bCs/>
         </w:rPr>
-        <w:t xml:space="preserve"> </w:t>
-      </w:r>
-      <w:r>
-        <w:rPr>
-          <w:bCs/>
-        </w:rPr>
-        <w:t>uses</w:t>
-      </w:r>
-      <w:r>
-        <w:rPr>
-          <w:bCs/>
-        </w:rPr>
-        <w:t xml:space="preserve"> the </w:t>
-      </w:r>
-      <w:r>
-        <w:rPr>
-          <w:bCs/>
-        </w:rPr>
-        <w:t>corresponding prediction</w:t>
-      </w:r>
-      <w:r>
-        <w:rPr>
-          <w:bCs/>
-        </w:rPr>
-        <w:t xml:space="preserve"> model</w:t>
-      </w:r>
-      <w:r>
-        <w:rPr>
-          <w:bCs/>
-        </w:rPr>
-        <w:t xml:space="preserve"> (i.e., matching the missing data pattern at hand)</w:t>
-      </w:r>
-      <w:r>
-        <w:rPr>
-          <w:bCs/>
-        </w:rPr>
-        <w:t>.</w:t>
-      </w:r>
-      <w:r>
-        <w:rPr>
-          <w:bCs/>
-        </w:rPr>
-        <w:t xml:space="preserve"> A recent study has shown that the use </w:t>
-      </w:r>
-      <w:r>
-        <w:rPr>
-          <w:bCs/>
-        </w:rPr>
-        <w:t>of PS</w:t>
-      </w:r>
-      <w:r>
-        <w:rPr>
-          <w:bCs/>
-        </w:rPr>
-        <w:t xml:space="preserve"> for prediction perform</w:t>
-      </w:r>
-      <w:r>
-        <w:rPr>
-          <w:bCs/>
-        </w:rPr>
-        <w:t>s</w:t>
-      </w:r>
-      <w:r>
-        <w:rPr>
-          <w:bCs/>
-        </w:rPr>
-        <w:t xml:space="preserve"> similarly to multiple imputation</w:t>
-      </w:r>
-      <w:r>
-        <w:rPr>
-          <w:bCs/>
-        </w:rPr>
-        <w:t xml:space="preserve"> and </w:t>
-      </w:r>
-      <w:r>
-        <w:rPr>
-          <w:bCs/>
-        </w:rPr>
-        <w:t>outperform multiple imputation in some cases</w:t>
-      </w:r>
-      <w:r>
-        <w:rPr>
-          <w:bCs/>
-        </w:rPr>
-        <w:t xml:space="preserve"> when the data are missing not at random (MNAR, when missing data is dependent on unobserved values)</w:t>
-      </w:r>
-      <w:r>
-        <w:rPr>
-          <w:bCs/>
-        </w:rPr>
-        <w:t xml:space="preserve"> </w:t>
-      </w:r>
-      <w:r>
-        <w:rPr>
-          <w:bCs/>
-        </w:rPr>
-        <w:fldChar w:fldCharType="begin"/>
-      </w:r>
-      <w:r>
-        <w:rPr>
-          <w:bCs/>
-        </w:rPr>
-        <w:instrText xml:space="preserve"> ADDIN ZOTERO_ITEM CSL_CITATION {"citationID":"P9LoX8Uc","properties":{"formattedCitation":"(9,16,17)","plainCitation":"(9,16,17)","noteIndex":0},"citationItems":[{"id":810,"uris":["http://zotero.org/users/6411374/items/9P8T8885"],"uri":["http://zotero.org/users/6411374/items/9P8T8885"],"itemData":{"id":810,"type":"article-journal","abstract":"Missing data are a common problem for both the construction and implementation of a prediction algorithm. Pattern submodels (PS)—a set of submodels for every missing data pattern that are ﬁt using only data from that pattern—are a computationally efﬁcient remedy for handling missing data at both stages. Here, we show that PS (i) retain their predictive accuracy even when the missing data mechanism is not missing at random (MAR) and (ii) yield an algorithm that is the most predictive among all standard missing data strategies. Speciﬁcally, we show that the expected loss of a forecasting algorithm is minimized when each pattern-speciﬁc loss is minimized. Simulations and a re-analysis of the SUPPORT study conﬁrms that PS generally outperforms zero-imputation, mean-imputation, complete-case analysis, complete-case submodels, and even multiple imputation (MI). The degree of improvement is highly dependent on the missingness mechanism and the effect size of missing predictors. When the data are MAR, MI can yield comparable forecasting performance but generally requires a larger computational cost. We also show that predictions from the PS approach are equivalent to the limiting predictions for a MI procedure that is dependent on missingness indicators (the MIMI model). The focus of this article is on out-of-sample prediction; implications for model inference are only brieﬂy explored.","container-title":"Biostatistics","DOI":"10.1093/biostatistics/kxy040","ISSN":"1465-4644, 1468-4357","issue":"2","language":"en","page":"236-252","source":"DOI.org (Crossref)","title":"Missing data and prediction: the pattern submodel","title-short":"Missing data and prediction","volume":"21","author":[{"family":"Fletcher Mercaldo","given":"Sarah"},{"family":"Blume","given":"Jeffrey D"}],"issued":{"date-parts":[["2020",4,1]]}}},{"id":887,"uris":["http://zotero.org/users/6411374/items/TYSRH8S7"],"uri":["http://zotero.org/users/6411374/items/TYSRH8S7"],"itemData":{"id":887,"type":"chapter","abstract":"It is sometimes suspected that nonresponse to a sample survey is related to the primary outcome variable. This is the case, for example, in studies of income or of alcohol consumption behaviors. If nonresponse to a survey is related to the level of the outcome variable, then the sample mean of this outcome variable based on the respondents will generally be a biased estimate of the population mean. If this outcome variable has a linear regression on certain predictor variables in the population, then ordinary least squares estimates of the regression coefficients based on the responding units will generally be biased unless nonresponse is a stochastic function of these predictor variables. The purpose of this paper is to discuss the performance of two alternative approaches, the selection model approach and the mixture model approach, for obtaining estimates of means and regression estimates when nonresponse depends on the outcome variable. Both approaches extend readily to the situation when values of the outcome variable are available for a subsample of the nonrespondents, called “follow-ups.” The availability of follow-ups are a feature of the example we use to illustrate comparisons.","container-title":"Drawing Inferences from Self-Selected Samples","event-place":"New York, NY","ISBN":"978-1-4612-4976-4","note":"DOI: 10.1007/978-1-4612-4976-4_10","page":"115-142","publisher":"Springer New York","publisher-place":"New York, NY","title":"Selection Modeling Versus Mixture Modeling with Nonignorable Nonresponse","URL":"https://doi.org/10.1007/978-1-4612-4976-4_10","author":[{"family":"Glynn","given":"Robert J."},{"family":"Laird","given":"Nan M."},{"family":"Rubin","given":"Donald B."}],"editor":[{"family":"Wainer","given":"Howard"}],"issued":{"date-parts":[["1986"]]}}},{"id":889,"uris":["http://zotero.org/users/6411374/items/7YQSWI7C"],"uri":["http://zotero.org/users/6411374/items/7YQSWI7C"],"itemData":{"id":889,"type":"article-journal","language":"en","page":"11","source":"Zotero","title":"Pattern-Mixture Models for Multivariate Incomplete Data","issued":{"date-parts":[["2021"]]}}}],"schema":"https://github.com/citation-style-language/schema/raw/master/csl-citation.json"} </w:instrText>
-      </w:r>
-      <w:r>
-        <w:rPr>
-          <w:bCs/>
-        </w:rPr>
-        <w:fldChar w:fldCharType="separate"/>
-      </w:r>
-      <w:r>
-        <w:rPr>
-          <w:rFonts w:ascii="Calibri Light" w:hAnsi="Calibri Light" w:cs="Calibri Light"/>
-        </w:rPr>
-        <w:t>(9,16,17)</w:t>
-      </w:r>
-      <w:r>
-        <w:rPr>
-          <w:bCs/>
-        </w:rPr>
-        <w:fldChar w:fldCharType="end"/>
+        <w:t xml:space="preserve"> ([50], [172], [176])</w:t>
       </w:r>
       <w:r>
         <w:rPr>
@@ -3731,8 +3877,9 @@
         <w:rPr>
           <w:noProof/>
         </w:rPr>
+        <w:lastRenderedPageBreak/>
         <w:drawing>
-          <wp:inline distT="0" distB="0" distL="0" distR="0" wp14:anchorId="45485379" wp14:editId="05092E9F">
+          <wp:inline distT="0" distB="0" distL="0" distR="0" wp14:anchorId="45485379" wp14:editId="1D13149C">
             <wp:extent cx="3937000" cy="3670300"/>
             <wp:effectExtent l="0" t="0" r="0" b="0"/>
             <wp:docPr id="7" name="Picture 7" descr="Graphical user interface, text, application&#10;&#10;Description automatically generated"/>
@@ -3823,7 +3970,6 @@
         <w:pStyle w:val="Heading2"/>
       </w:pPr>
       <w:r>
-        <w:lastRenderedPageBreak/>
         <w:t xml:space="preserve">Surrogate </w:t>
       </w:r>
       <w:r>
@@ -3871,22 +4017,30 @@
         <w:t xml:space="preserve">decision tree </w:t>
       </w:r>
       <w:r>
-        <w:fldChar w:fldCharType="begin"/>
-      </w:r>
-      <w:r>
-        <w:instrText xml:space="preserve"> ADDIN ZOTERO_ITEM CSL_CITATION {"citationID":"CzwHuiEN","properties":{"formattedCitation":"(18,19)","plainCitation":"(18,19)","noteIndex":0},"citationItems":[{"id":840,"uris":["http://zotero.org/users/6411374/items/Z6Z8Q85W"],"uri":["http://zotero.org/users/6411374/items/Z6Z8Q85W"],"itemData":{"id":840,"type":"article-journal","container-title":"Revista Española de Cardiología (English Edition)","DOI":"10.1016/j.rec.2019.05.014","ISSN":"18855857","issue":"12","journalAbbreviation":"Revista Española de Cardiología (English Edition)","language":"en","page":"1065-1075","source":"DOI.org (Crossref)","title":"Applications of Artificial Intelligence in Cardiology. The Future is Already Here","volume":"72","author":[{"family":"Dorado-Díaz","given":"P. Ignacio"},{"family":"Sampedro-Gómez","given":"Jesús"},{"family":"Vicente-Palacios","given":"Víctor"},{"family":"Sánchez","given":"Pedro L."}],"issued":{"date-parts":[["2019",12]]}}},{"id":"xItbRaPh/aNVxO4JX","uris":["http://zotero.org/users/local/mXc0mpdI/items/2GE5RKBW"],"uri":["http://zotero.org/users/local/mXc0mpdI/items/2GE5RKBW"],"itemData":{"id":"cOAHt2u6/aRsTOgEZ","type":"book","ISBN":"978-0-412-04841-8","note":"LCCN: 83019708","publisher":"Taylor &amp; Francis","title":"Classification and Regression Trees","URL":"https://books.google.nl/books?id=JwQx-WOmSyQC","author":[{"family":"Breiman","given":"L."},{"family":"Friedman","given":"J."},{"family":"Stone","given":"C.J."},{"family":"Olshen","given":"R.A."}],"issued":{"date-parts":[["1984"]]}}}],"schema":"https://github.com/citation-style-language/schema/raw/master/csl-citation.json"} </w:instrText>
-      </w:r>
-      <w:r>
-        <w:fldChar w:fldCharType="separate"/>
-      </w:r>
-      <w:r>
-        <w:rPr>
-          <w:noProof/>
-        </w:rPr>
-        <w:t>(18,19)</w:t>
-      </w:r>
-      <w:r>
-        <w:fldChar w:fldCharType="end"/>
+        <w:rPr>
+          <w:rFonts w:ascii="Calibri Light" w:hAnsi="Calibri Light" w:cs="Calibri Light"/>
+          <w:szCs w:val="24"/>
+        </w:rPr>
+        <w:t>(</w:t>
+      </w:r>
+      <w:proofErr w:type="spellStart"/>
+      <w:r>
+        <w:rPr>
+          <w:rFonts w:ascii="Calibri Light" w:hAnsi="Calibri Light" w:cs="Calibri Light"/>
+          <w:szCs w:val="24"/>
+        </w:rPr>
+        <w:t>Breiman</w:t>
+      </w:r>
+      <w:proofErr w:type="spellEnd"/>
+      <w:r>
+        <w:rPr>
+          <w:rFonts w:ascii="Calibri Light" w:hAnsi="Calibri Light" w:cs="Calibri Light"/>
+          <w:szCs w:val="24"/>
+        </w:rPr>
+        <w:t xml:space="preserve"> et al., 1984; Dorado-Díaz et al., 2019)</w:t>
+      </w:r>
+      <w:r>
+        <w:t xml:space="preserve"> ([30], [38])</w:t>
       </w:r>
       <w:r>
         <w:t xml:space="preserve">. </w:t>
@@ -3993,95 +4147,150 @@
       </w:r>
       <w:r>
         <w:rPr>
+          <w:rFonts w:ascii="Calibri Light" w:hAnsi="Calibri Light" w:cs="Calibri Light"/>
+        </w:rPr>
+        <w:t>(</w:t>
+      </w:r>
+      <w:proofErr w:type="spellStart"/>
+      <w:r>
+        <w:rPr>
+          <w:rFonts w:ascii="Calibri Light" w:hAnsi="Calibri Light" w:cs="Calibri Light"/>
+        </w:rPr>
+        <w:t>Cevallos</w:t>
+      </w:r>
+      <w:proofErr w:type="spellEnd"/>
+      <w:r>
+        <w:rPr>
+          <w:rFonts w:ascii="Calibri Light" w:hAnsi="Calibri Light" w:cs="Calibri Light"/>
+        </w:rPr>
+        <w:t xml:space="preserve"> </w:t>
+      </w:r>
+      <w:proofErr w:type="spellStart"/>
+      <w:r>
+        <w:rPr>
+          <w:rFonts w:ascii="Calibri Light" w:hAnsi="Calibri Light" w:cs="Calibri Light"/>
+        </w:rPr>
+        <w:t>Valdiviezo</w:t>
+      </w:r>
+      <w:proofErr w:type="spellEnd"/>
+      <w:r>
+        <w:rPr>
+          <w:rFonts w:ascii="Calibri Light" w:hAnsi="Calibri Light" w:cs="Calibri Light"/>
+        </w:rPr>
+        <w:t xml:space="preserve"> &amp; Van </w:t>
+      </w:r>
+      <w:proofErr w:type="spellStart"/>
+      <w:r>
+        <w:rPr>
+          <w:rFonts w:ascii="Calibri Light" w:hAnsi="Calibri Light" w:cs="Calibri Light"/>
+        </w:rPr>
+        <w:t>Aelst</w:t>
+      </w:r>
+      <w:proofErr w:type="spellEnd"/>
+      <w:r>
+        <w:rPr>
+          <w:rFonts w:ascii="Calibri Light" w:hAnsi="Calibri Light" w:cs="Calibri Light"/>
+        </w:rPr>
+        <w:t xml:space="preserve">, 2015; </w:t>
+      </w:r>
+      <w:proofErr w:type="spellStart"/>
+      <w:r>
+        <w:rPr>
+          <w:rFonts w:ascii="Calibri Light" w:hAnsi="Calibri Light" w:cs="Calibri Light"/>
+        </w:rPr>
+        <w:t>Feelders</w:t>
+      </w:r>
+      <w:proofErr w:type="spellEnd"/>
+      <w:r>
+        <w:rPr>
+          <w:rFonts w:ascii="Calibri Light" w:hAnsi="Calibri Light" w:cs="Calibri Light"/>
+        </w:rPr>
+        <w:t xml:space="preserve">, 1999; </w:t>
+      </w:r>
+      <w:proofErr w:type="spellStart"/>
+      <w:r>
+        <w:rPr>
+          <w:rFonts w:ascii="Calibri Light" w:hAnsi="Calibri Light" w:cs="Calibri Light"/>
+        </w:rPr>
+        <w:t>Hapfelmeier</w:t>
+      </w:r>
+      <w:proofErr w:type="spellEnd"/>
+      <w:r>
+        <w:rPr>
+          <w:rFonts w:ascii="Calibri Light" w:hAnsi="Calibri Light" w:cs="Calibri Light"/>
+        </w:rPr>
+        <w:t>, 2012)</w:t>
+      </w:r>
+      <w:r>
+        <w:rPr>
           <w:shd w:val="clear" w:color="auto" w:fill="FFFFFF"/>
           <w:lang w:val="en-GB" w:eastAsia="en-GB"/>
         </w:rPr>
-        <w:fldChar w:fldCharType="begin"/>
+        <w:t xml:space="preserve"> ([36], [37], [39])</w:t>
       </w:r>
       <w:r>
         <w:rPr>
           <w:shd w:val="clear" w:color="auto" w:fill="FFFFFF"/>
           <w:lang w:val="en-GB" w:eastAsia="en-GB"/>
         </w:rPr>
-        <w:instrText xml:space="preserve"> ADDIN ZOTERO_ITEM CSL_CITATION {"citationID":"yYubRIT9","properties":{"formattedCitation":"(10,11,20)","plainCitation":"(10,11,20)","noteIndex":0},"citationItems":[{"id":47,"uris":["http://zotero.org/users/6411374/items/HDKRY5M8"],"uri":["http://zotero.org/users/6411374/items/HDKRY5M8"],"itemData":{"id":47,"type":"chapter","abstract":"In many applications of data mining a - sometimes considerable - part of the data values is missing. This may occur because the data values were simply never entered into the operational systems from which the mining table was constructed, or because for example simple domain checks indicate that entered values are incorrect. Despite the frequent occurrence of missing data, most data mining algorithms handle missing data in a rather ad-hoc way, or simply ignore the problem.","container-title":"Principles of Data Mining and Knowledge Discovery","event-place":"Berlin, Heidelberg","ISBN":"978-3-540-66490-1","language":"en","note":"DOI: 10.1007/978-3-540-48247-5_38","page":"329-334","publisher":"Springer Berlin Heidelberg","publisher-place":"Berlin, Heidelberg","source":"DOI.org (Crossref)","title":"Handling Missing Data in Trees: Surrogate Splits or Statistical Imputation?","title-short":"Handling Missing Data in Trees","URL":"http://link.springer.com/10.1007/978-3-540-48247-5_38","volume":"1704","collection-editor":[{"family":"Goos","given":"Gerhard"},{"family":"Hartmanis","given":"Juris"},{"family":"Leeuwen","given":"Jan","non-dropping-particle":"van"}],"editor":[{"family":"Żytkow","given":"Jan M."},{"family":"Rauch","given":"Jan"}],"author":[{"family":"Feelders","given":"Ad"}],"accessed":{"date-parts":[["2019",10,2]]},"issued":{"date-parts":[["1999"]]}}},{"id":804,"uris":["http://zotero.org/users/6411374/items/243W78TK"],"uri":["http://zotero.org/users/6411374/items/243W78TK"],"itemData":{"id":804,"type":"article-journal","abstract":"The goal is to investigate the prediction performance of tree-based techniques when the available training data contains features with missing values. Also the future test cases may contain missing values and thus the methods should be able to generate predictions for such test cases. The missing values are handled either by using surrogate decisions within the trees or by the combination of an imputation method with a tree-based method. Missing values generated according to missing completely at random (MCAR), missing at random (MAR) and missing not at random (MNAR) mechanisms are considered with various fractions of missing data. Imputation models are built in the learning phase and do not make use of the response variable, so that the resulting procedures allow to predict individual incomplete test cases. In the empirical comparison, both classiﬁcation and regression problems are considered using a simulated and real-life datasets. The performance is evaluated by misclassiﬁcation rate of predictions and mean squared prediction error, respectively. Overall, our results show that for smaller fractions of missing data an ensemble method combined with surrogates or single imputation suﬃces. For moderate to large fractions of missing values ensemble methods based on conditional inference trees combined with multiple imputation show the best performance, while conditional bagging using surrogates is a good alternative for high-dimensional prediction problems. Theoretical results conﬁrm the potential better prediction performance of multiple imputation ensembles.","container-title":"Information Sciences","DOI":"10.1016/j.ins.2015.03.018","ISSN":"00200255","journalAbbreviation":"Information Sciences","language":"en","page":"163-181","source":"DOI.org (Crossref)","title":"Tree-based prediction on incomplete data using imputation or surrogate decisions","volume":"311","author":[{"family":"Cevallos Valdiviezo","given":"H."},{"family":"Van Aelst","given":"S."}],"issued":{"date-parts":[["2015",8]]}}},{"id":90,"uris":["http://zotero.org/users/6411374/items/XLSFKT6V"],"uri":["http://zotero.org/users/6411374/items/XLSFKT6V"],"itemData":{"id":90,"type":"book","number-of-pages":"6-7","title":"Analysis of Missing Data with Random Forests","URL":"https://edoc.ub.uni-muenchen.de/15058/1/Hapfelmeier_Alexander.pdf","author":[{"family":"Hapfelmeier","given":"Alexander"}],"accessed":{"date-parts":[["2019",9,4]]},"issued":{"date-parts":[["2012"]]}}}],"schema":"https://github.com/citation-style-language/schema/raw/master/csl-citation.json"} </w:instrText>
+        <w:t xml:space="preserve">. Briefly, </w:t>
       </w:r>
       <w:r>
         <w:rPr>
           <w:shd w:val="clear" w:color="auto" w:fill="FFFFFF"/>
           <w:lang w:val="en-GB" w:eastAsia="en-GB"/>
         </w:rPr>
-        <w:fldChar w:fldCharType="separate"/>
-      </w:r>
-      <w:r>
-        <w:rPr>
-          <w:noProof/>
+        <w:t>SS</w:t>
+      </w:r>
+      <w:r>
+        <w:rPr>
           <w:shd w:val="clear" w:color="auto" w:fill="FFFFFF"/>
           <w:lang w:val="en-GB" w:eastAsia="en-GB"/>
         </w:rPr>
-        <w:t>(10,11,20)</w:t>
+        <w:t xml:space="preserve"> try </w:t>
       </w:r>
       <w:r>
         <w:rPr>
           <w:shd w:val="clear" w:color="auto" w:fill="FFFFFF"/>
           <w:lang w:val="en-GB" w:eastAsia="en-GB"/>
         </w:rPr>
-        <w:fldChar w:fldCharType="end"/>
+        <w:t xml:space="preserve">to preserve the partitioning of each original split in </w:t>
       </w:r>
       <w:r>
         <w:rPr>
           <w:shd w:val="clear" w:color="auto" w:fill="FFFFFF"/>
           <w:lang w:val="en-GB" w:eastAsia="en-GB"/>
         </w:rPr>
-        <w:t xml:space="preserve">. Briefly, </w:t>
+        <w:t>a</w:t>
       </w:r>
       <w:r>
         <w:rPr>
           <w:shd w:val="clear" w:color="auto" w:fill="FFFFFF"/>
           <w:lang w:val="en-GB" w:eastAsia="en-GB"/>
         </w:rPr>
-        <w:t>SS</w:t>
+        <w:t xml:space="preserve"> tree as good as possible in the presence of missing predictor values</w:t>
       </w:r>
       <w:r>
         <w:rPr>
           <w:shd w:val="clear" w:color="auto" w:fill="FFFFFF"/>
           <w:lang w:val="en-GB" w:eastAsia="en-GB"/>
         </w:rPr>
-        <w:t xml:space="preserve"> try </w:t>
+        <w:t xml:space="preserve">. </w:t>
       </w:r>
       <w:r>
         <w:rPr>
           <w:shd w:val="clear" w:color="auto" w:fill="FFFFFF"/>
           <w:lang w:val="en-GB" w:eastAsia="en-GB"/>
         </w:rPr>
-        <w:t xml:space="preserve">to preserve the partitioning of each original split in </w:t>
+        <w:t xml:space="preserve">Whenever the </w:t>
       </w:r>
       <w:r>
         <w:rPr>
           <w:shd w:val="clear" w:color="auto" w:fill="FFFFFF"/>
           <w:lang w:val="en-GB" w:eastAsia="en-GB"/>
         </w:rPr>
-        <w:t>a</w:t>
-      </w:r>
-      <w:r>
-        <w:rPr>
-          <w:shd w:val="clear" w:color="auto" w:fill="FFFFFF"/>
-          <w:lang w:val="en-GB" w:eastAsia="en-GB"/>
-        </w:rPr>
-        <w:t xml:space="preserve"> tree as good as possible in the presence of missing predictor values</w:t>
-      </w:r>
-      <w:r>
-        <w:rPr>
-          <w:shd w:val="clear" w:color="auto" w:fill="FFFFFF"/>
-          <w:lang w:val="en-GB" w:eastAsia="en-GB"/>
-        </w:rPr>
-        <w:t xml:space="preserve">. </w:t>
-      </w:r>
-      <w:r>
-        <w:rPr>
-          <w:shd w:val="clear" w:color="auto" w:fill="FFFFFF"/>
-          <w:lang w:val="en-GB" w:eastAsia="en-GB"/>
-        </w:rPr>
-        <w:t xml:space="preserve">Whenever the model </w:t>
+        <w:lastRenderedPageBreak/>
+        <w:t xml:space="preserve">model </w:t>
       </w:r>
       <w:r>
         <w:rPr>
@@ -4170,7 +4379,7 @@
           <w:noProof/>
         </w:rPr>
         <w:drawing>
-          <wp:inline distT="0" distB="0" distL="0" distR="0" wp14:anchorId="207131A4" wp14:editId="09510A6A">
+          <wp:inline distT="0" distB="0" distL="0" distR="0" wp14:anchorId="207131A4" wp14:editId="381BC9A2">
             <wp:extent cx="3933825" cy="2860040"/>
             <wp:effectExtent l="0" t="0" r="9525" b="0"/>
             <wp:docPr id="4" name="Picture 4"/>
@@ -4244,7 +4453,6 @@
           <w:shd w:val="clear" w:color="auto" w:fill="FFFFFF"/>
           <w:lang w:eastAsia="en-GB"/>
         </w:rPr>
-        <w:lastRenderedPageBreak/>
         <w:t xml:space="preserve">Simulation </w:t>
       </w:r>
       <w:r>
@@ -4366,6 +4574,7 @@
           <w:b/>
           <w:bCs/>
         </w:rPr>
+        <w:lastRenderedPageBreak/>
         <w:t xml:space="preserve">Figure </w:t>
       </w:r>
       <w:r>
@@ -4401,7 +4610,7 @@
           <w:noProof/>
         </w:rPr>
         <w:drawing>
-          <wp:inline distT="0" distB="0" distL="0" distR="0" wp14:anchorId="64119F83" wp14:editId="38E376CB">
+          <wp:inline distT="0" distB="0" distL="0" distR="0" wp14:anchorId="64119F83" wp14:editId="6E39BD30">
             <wp:extent cx="4036722" cy="3989965"/>
             <wp:effectExtent l="0" t="0" r="1905" b="0"/>
             <wp:docPr id="11" name="Picture 11" descr="Diagram&#10;&#10;Description automatically generated"/>
@@ -4451,7 +4660,6 @@
         <w:pStyle w:val="Heading2"/>
       </w:pPr>
       <w:r>
-        <w:lastRenderedPageBreak/>
         <w:t>Data</w:t>
       </w:r>
       <w:r>
@@ -4552,7 +4760,19 @@
         <w:rPr>
           <w:lang w:val="en-GB" w:eastAsia="en-GB"/>
         </w:rPr>
-        <w:t>= 10.000), and a validation set in which we introduce</w:t>
+        <w:t>= 10</w:t>
+      </w:r>
+      <w:r>
+        <w:rPr>
+          <w:lang w:val="en-GB" w:eastAsia="en-GB"/>
+        </w:rPr>
+        <w:t>,</w:t>
+      </w:r>
+      <w:r>
+        <w:rPr>
+          <w:lang w:val="en-GB" w:eastAsia="en-GB"/>
+        </w:rPr>
+        <w:t>000), and a validation set in which we introduce</w:t>
       </w:r>
       <w:r>
         <w:rPr>
@@ -4587,7 +4807,21 @@
           <w:shd w:val="clear" w:color="auto" w:fill="FFFFFF"/>
           <w:lang w:val="en-GB" w:eastAsia="en-GB"/>
         </w:rPr>
-        <w:t xml:space="preserve"> = 20.000). </w:t>
+        <w:t xml:space="preserve"> = 20</w:t>
+      </w:r>
+      <w:r>
+        <w:rPr>
+          <w:shd w:val="clear" w:color="auto" w:fill="FFFFFF"/>
+          <w:lang w:val="en-GB" w:eastAsia="en-GB"/>
+        </w:rPr>
+        <w:t>,</w:t>
+      </w:r>
+      <w:r>
+        <w:rPr>
+          <w:shd w:val="clear" w:color="auto" w:fill="FFFFFF"/>
+          <w:lang w:val="en-GB" w:eastAsia="en-GB"/>
+        </w:rPr>
+        <w:t xml:space="preserve">000). </w:t>
       </w:r>
       <w:r>
         <w:rPr>
@@ -4961,6 +5195,7 @@
               <w:shd w:val="clear" w:color="auto" w:fill="FFFFFF"/>
               <w:lang w:val="en-GB" w:eastAsia="en-GB"/>
             </w:rPr>
+            <w:lastRenderedPageBreak/>
             <m:t>logit</m:t>
           </m:r>
           <m:d>
@@ -5971,39 +6206,16 @@
       </w:r>
       <w:r>
         <w:rPr>
+          <w:rFonts w:ascii="Calibri Light" w:hAnsi="Calibri Light" w:cs="Calibri Light"/>
+        </w:rPr>
+        <w:t>(Rubin, 1976)</w:t>
+      </w:r>
+      <w:r>
+        <w:rPr>
           <w:shd w:val="clear" w:color="auto" w:fill="FFFFFF"/>
           <w:lang w:val="en-GB" w:eastAsia="en-GB"/>
         </w:rPr>
-        <w:fldChar w:fldCharType="begin"/>
-      </w:r>
-      <w:r>
-        <w:rPr>
-          <w:shd w:val="clear" w:color="auto" w:fill="FFFFFF"/>
-          <w:lang w:val="en-GB" w:eastAsia="en-GB"/>
-        </w:rPr>
-        <w:instrText xml:space="preserve"> ADDIN ZOTERO_ITEM CSL_CITATION {"citationID":"EaP4MyeA","properties":{"formattedCitation":"(21)","plainCitation":"(21)","noteIndex":0},"citationItems":[{"id":802,"uris":["http://zotero.org/users/6411374/items/7338L7V6"],"uri":["http://zotero.org/users/6411374/items/7338L7V6"],"itemData":{"id":802,"type":"article-journal","abstract":"[When making sampling distribution inferences about the parameter of the data, θ, it is appropriate to ignore the process that causes missing data if the missing data are `missing at random' and the observed data are `observed at random', but these inferences are generally conditional on the observed pattern of missing data. When making direct-likelihood or Bayesian inferences about θ, it is appropriate to ignore the process that causes missing data if the missing data are missing at random and the parameter of the missing data process is `distinct' from θ. These conditions are the weakest general conditions under which ignoring the process that causes missing data always leads to correct inferences.]","archive":"JSTOR","container-title":"Biometrika","DOI":"10.2307/2335739","ISSN":"00063444","issue":"3","note":"publisher: [Oxford University Press, Biometrika Trust]","page":"581-592","title":"Inference and Missing Data","volume":"63","author":[{"family":"Rubin","given":"Donald B."}],"issued":{"date-parts":[["1976"]]}}}],"schema":"https://github.com/citation-style-language/schema/raw/master/csl-citation.json"} </w:instrText>
-      </w:r>
-      <w:r>
-        <w:rPr>
-          <w:shd w:val="clear" w:color="auto" w:fill="FFFFFF"/>
-          <w:lang w:val="en-GB" w:eastAsia="en-GB"/>
-        </w:rPr>
-        <w:fldChar w:fldCharType="separate"/>
-      </w:r>
-      <w:r>
-        <w:rPr>
-          <w:noProof/>
-          <w:shd w:val="clear" w:color="auto" w:fill="FFFFFF"/>
-          <w:lang w:val="en-GB" w:eastAsia="en-GB"/>
-        </w:rPr>
-        <w:t>(21)</w:t>
-      </w:r>
-      <w:r>
-        <w:rPr>
-          <w:shd w:val="clear" w:color="auto" w:fill="FFFFFF"/>
-          <w:lang w:val="en-GB" w:eastAsia="en-GB"/>
-        </w:rPr>
-        <w:fldChar w:fldCharType="end"/>
+        <w:t xml:space="preserve"> ([5])</w:t>
       </w:r>
       <w:r>
         <w:rPr>
@@ -6051,68 +6263,37 @@
       </w:r>
       <w:r>
         <w:rPr>
+          <w:rFonts w:ascii="Calibri Light" w:hAnsi="Calibri Light" w:cs="Calibri Light"/>
+        </w:rPr>
+        <w:t>(Schouten et al., 2018)</w:t>
+      </w:r>
+      <w:r>
+        <w:rPr>
           <w:shd w:val="clear" w:color="auto" w:fill="FFFFFF"/>
           <w:lang w:val="en-GB" w:eastAsia="en-GB"/>
         </w:rPr>
-        <w:fldChar w:fldCharType="begin"/>
+        <w:t xml:space="preserve"> ([177])</w:t>
       </w:r>
       <w:r>
         <w:rPr>
           <w:shd w:val="clear" w:color="auto" w:fill="FFFFFF"/>
           <w:lang w:val="en-GB" w:eastAsia="en-GB"/>
         </w:rPr>
-        <w:instrText xml:space="preserve"> ADDIN ZOTERO_ITEM CSL_CITATION {"citationID":"b7r1oSBw","properties":{"formattedCitation":"(22)","plainCitation":"(22)","noteIndex":0},"citationItems":[{"id":97,"uris":["http://zotero.org/users/6411374/items/9AFTWYCZ"],"uri":["http://zotero.org/users/6411374/items/9AFTWYCZ"],"itemData":{"id":97,"type":"article-journal","abstract":"Missing data form a ubiquitous problem in scientific research, especially since most statistical analyses require complete data. To evaluate the performance of methods dealing with missing data, researchers perform simulation studies. An important aspect of these studies is the generation of missing values in a simulated, complete data set: the amputation procedure. We investigated the methodological validity and statistical nature of both the current amputation practice and a newly developed and implemented multivariate amputation procedure. We found that the current way of practice may not be appropriate for the generation of intuitive and reliable missing data problems. The multivariate amputation procedure, on the other hand, generates reliable amputations and allows for a proper regulation of missing data problems. The procedure has additional features to generate any missing data scenario precisely as intended. Hence, the multivariate amputation procedure is an efficient method to accurately evaluate missing data methodology.","container-title":"Journal of Statistical Computation and Simulation","DOI":"10.1080/00949655.2018.1491577","ISSN":"0094-9655, 1563-5163","issue":"15","journalAbbreviation":"Journal of Statistical Computation and Simulation","language":"en","page":"2909-2930","source":"DOI.org (Crossref)","title":"Generating missing values for simulation purposes: a multivariate amputation procedure","title-short":"Generating missing values for simulation purposes","volume":"88","author":[{"family":"Schouten","given":"Rianne Margaretha"},{"family":"Lugtig","given":"Peter"},{"family":"Vink","given":"Gerko"}],"issued":{"date-parts":[["2018",10,13]]}}}],"schema":"https://github.com/citation-style-language/schema/raw/master/csl-citation.json"} </w:instrText>
+        <w:t xml:space="preserve">. The overall missingness rate is 60%, but </w:t>
       </w:r>
       <w:r>
         <w:rPr>
           <w:shd w:val="clear" w:color="auto" w:fill="FFFFFF"/>
           <w:lang w:val="en-GB" w:eastAsia="en-GB"/>
         </w:rPr>
-        <w:fldChar w:fldCharType="separate"/>
-      </w:r>
-      <w:r>
-        <w:rPr>
-          <w:noProof/>
+        <w:t>the number of missing predictor entries differs between cases</w:t>
+      </w:r>
+      <w:r>
+        <w:rPr>
           <w:shd w:val="clear" w:color="auto" w:fill="FFFFFF"/>
           <w:lang w:val="en-GB" w:eastAsia="en-GB"/>
         </w:rPr>
-        <w:t>(22)</w:t>
-      </w:r>
-      <w:r>
-        <w:rPr>
-          <w:shd w:val="clear" w:color="auto" w:fill="FFFFFF"/>
-          <w:lang w:val="en-GB" w:eastAsia="en-GB"/>
-        </w:rPr>
-        <w:fldChar w:fldCharType="end"/>
-      </w:r>
-      <w:r>
-        <w:rPr>
-          <w:shd w:val="clear" w:color="auto" w:fill="FFFFFF"/>
-          <w:lang w:val="en-GB" w:eastAsia="en-GB"/>
-        </w:rPr>
-        <w:t xml:space="preserve">. The overall missingness rate is 60%, but </w:t>
-      </w:r>
-      <w:r>
-        <w:rPr>
-          <w:shd w:val="clear" w:color="auto" w:fill="FFFFFF"/>
-          <w:lang w:val="en-GB" w:eastAsia="en-GB"/>
-        </w:rPr>
-        <w:t>the number of missing predictor entries differs between cases</w:t>
-      </w:r>
-      <w:r>
-        <w:rPr>
-          <w:shd w:val="clear" w:color="auto" w:fill="FFFFFF"/>
-          <w:lang w:val="en-GB" w:eastAsia="en-GB"/>
-        </w:rPr>
-        <w:t xml:space="preserve">. The </w:t>
-      </w:r>
-      <w:r>
-        <w:rPr>
-          <w:shd w:val="clear" w:color="auto" w:fill="FFFFFF"/>
-          <w:lang w:val="en-GB" w:eastAsia="en-GB"/>
-        </w:rPr>
-        <w:lastRenderedPageBreak/>
-        <w:t xml:space="preserve">hypothetical patients in our validation set are missing either 40%, 60%, or 80% of the observations in the predictor space. The resulting missing data pattern is visualized in Figure </w:t>
+        <w:t xml:space="preserve">. The hypothetical patients in our validation set are missing either 40%, 60%, or 80% of the observations in the predictor space. The resulting missing data pattern is visualized in Figure </w:t>
       </w:r>
       <w:r>
         <w:rPr>
@@ -6155,6 +6336,7 @@
         <w:rPr>
           <w:noProof/>
         </w:rPr>
+        <w:lastRenderedPageBreak/>
         <w:drawing>
           <wp:inline distT="0" distB="0" distL="0" distR="0" wp14:anchorId="5D64C2FB" wp14:editId="4F6E633D">
             <wp:extent cx="4876190" cy="2152381"/>
@@ -7831,41 +8013,17 @@
             </w:r>
             <w:r>
               <w:rPr>
+                <w:rFonts w:ascii="Calibri Light" w:hAnsi="Calibri Light" w:cs="Calibri Light"/>
+              </w:rPr>
+              <w:t>(van Smeden et al., 2019)</w:t>
+            </w:r>
+            <w:r>
+              <w:rPr>
                 <w:b w:val="0"/>
                 <w:bCs w:val="0"/>
                 <w:lang w:val="en-GB" w:eastAsia="en-GB"/>
               </w:rPr>
-              <w:fldChar w:fldCharType="begin"/>
-            </w:r>
-            <w:r>
-              <w:rPr>
-                <w:b w:val="0"/>
-                <w:bCs w:val="0"/>
-                <w:lang w:val="en-GB" w:eastAsia="en-GB"/>
-              </w:rPr>
-              <w:instrText xml:space="preserve"> ADDIN ZOTERO_ITEM CSL_CITATION {"citationID":"sknKD04N","properties":{"formattedCitation":"(23)","plainCitation":"(23)","noteIndex":0},"citationItems":[{"id":891,"uris":["http://zotero.org/users/6411374/items/SEFTNGUH"],"uri":["http://zotero.org/users/6411374/items/SEFTNGUH"],"itemData":{"id":891,"type":"article-journal","abstract":"Binary logistic regression is one of the most frequently applied statistical approaches for developing clinical prediction models. Developers of such models often rely on an Events Per Variable criterion (EPV), notably EPV !10, to determine the minimal sample size required and the maximum number of candidate predictors that can be examined. We present an extensive simulation study in which we studied the influence of EPV, events fraction, number of candidate predictors, the correlations and distributions of candidate predictor variables, area under the ROC curve, and predictor effects on out-ofsample predictive performance of prediction models. The out-of-sample performance (calibration, discrimination and probability prediction error) of developed prediction models was studied before and after regression shrinkage and variable selection. The results indicate that EPV does not have a strong relation with metrics of predictive performance, and is not an appropriate criterion for (binary) prediction model development studies. We show that out-of-sample predictive performance can better be approximated by considering the number of predictors, the total sample size and the events fraction. We propose that the development of new sample size criteria for prediction models should be based on these three parameters, and provide suggestions for improving sample size determination.","container-title":"Statistical Methods in Medical Research","DOI":"10.1177/0962280218784726","ISSN":"0962-2802, 1477-0334","issue":"8","journalAbbreviation":"Stat Methods Med Res","language":"en","page":"2455-2474","source":"DOI.org (Crossref)","title":"Sample size for binary logistic prediction models: Beyond events per variable criteria","title-short":"Sample size for binary logistic prediction models","volume":"28","author":[{"family":"Smeden","given":"Maarten","non-dropping-particle":"van"},{"family":"Moons","given":"Karel GM"},{"family":"Groot","given":"Joris AH","non-dropping-particle":"de"},{"family":"Collins","given":"Gary S"},{"family":"Altman","given":"Douglas G"},{"family":"Eijkemans","given":"Marinus JC"},{"family":"Reitsma","given":"Johannes B"}],"issued":{"date-parts":[["2019",8]]}}}],"schema":"https://github.com/citation-style-language/schema/raw/master/csl-citation.json"} </w:instrText>
-            </w:r>
-            <w:r>
-              <w:rPr>
-                <w:b w:val="0"/>
-                <w:bCs w:val="0"/>
-                <w:lang w:val="en-GB" w:eastAsia="en-GB"/>
-              </w:rPr>
-              <w:fldChar w:fldCharType="separate"/>
-            </w:r>
-            <w:r>
-              <w:rPr>
-                <w:rFonts w:ascii="Calibri Light" w:hAnsi="Calibri Light" w:cs="Calibri Light"/>
-              </w:rPr>
-              <w:t>(23)</w:t>
-            </w:r>
-            <w:r>
-              <w:rPr>
-                <w:b w:val="0"/>
-                <w:bCs w:val="0"/>
-                <w:lang w:val="en-GB" w:eastAsia="en-GB"/>
-              </w:rPr>
-              <w:fldChar w:fldCharType="end"/>
+              <w:t xml:space="preserve"> ([178])</w:t>
             </w:r>
             <w:r>
               <w:rPr>
@@ -8119,41 +8277,31 @@
             </w:r>
             <w:r>
               <w:rPr>
+                <w:rFonts w:ascii="Calibri Light" w:hAnsi="Calibri Light" w:cs="Calibri Light"/>
+              </w:rPr>
+              <w:t>(</w:t>
+            </w:r>
+            <w:proofErr w:type="spellStart"/>
+            <w:r>
+              <w:rPr>
+                <w:rFonts w:ascii="Calibri Light" w:hAnsi="Calibri Light" w:cs="Calibri Light"/>
+              </w:rPr>
+              <w:t>Steyerberg</w:t>
+            </w:r>
+            <w:proofErr w:type="spellEnd"/>
+            <w:r>
+              <w:rPr>
+                <w:rFonts w:ascii="Calibri Light" w:hAnsi="Calibri Light" w:cs="Calibri Light"/>
+              </w:rPr>
+              <w:t>, 2009)</w:t>
+            </w:r>
+            <w:r>
+              <w:rPr>
                 <w:b w:val="0"/>
                 <w:bCs w:val="0"/>
                 <w:lang w:val="en-GB" w:eastAsia="en-GB"/>
               </w:rPr>
-              <w:fldChar w:fldCharType="begin"/>
-            </w:r>
-            <w:r>
-              <w:rPr>
-                <w:b w:val="0"/>
-                <w:bCs w:val="0"/>
-                <w:lang w:val="en-GB" w:eastAsia="en-GB"/>
-              </w:rPr>
-              <w:instrText xml:space="preserve"> ADDIN ZOTERO_ITEM CSL_CITATION {"citationID":"Y4TPP3Dk","properties":{"formattedCitation":"(24)","plainCitation":"(24)","noteIndex":0},"citationItems":[{"id":115,"uris":["http://zotero.org/users/6411374/items/STZGWLP9"],"uri":["http://zotero.org/users/6411374/items/STZGWLP9"],"itemData":{"id":115,"type":"book","collection-title":"Statistics for biology and health","event-place":"Berlin","ISBN":"978-0-387-77243-1","language":"en","number-of-pages":"497","publisher":"Springer","publisher-place":"Berlin","source":"Gemeinsamer Bibliotheksverbund ISBN","title":"Clinical prediction models: a practical approach to development, validation, and updating","title-short":"Clinical prediction models","author":[{"family":"Steyerberg","given":"Ewout W."}],"issued":{"date-parts":[["2009"]]}}}],"schema":"https://github.com/citation-style-language/schema/raw/master/csl-citation.json"} </w:instrText>
-            </w:r>
-            <w:r>
-              <w:rPr>
-                <w:b w:val="0"/>
-                <w:bCs w:val="0"/>
-                <w:lang w:val="en-GB" w:eastAsia="en-GB"/>
-              </w:rPr>
-              <w:fldChar w:fldCharType="separate"/>
-            </w:r>
-            <w:r>
-              <w:rPr>
-                <w:rFonts w:ascii="Calibri Light" w:hAnsi="Calibri Light" w:cs="Calibri Light"/>
-              </w:rPr>
-              <w:t>(24)</w:t>
-            </w:r>
-            <w:r>
-              <w:rPr>
-                <w:b w:val="0"/>
-                <w:bCs w:val="0"/>
-                <w:lang w:val="en-GB" w:eastAsia="en-GB"/>
-              </w:rPr>
-              <w:fldChar w:fldCharType="end"/>
+              <w:t xml:space="preserve"> ([13])</w:t>
             </w:r>
             <w:r>
               <w:rPr>
@@ -8387,41 +8535,45 @@
             </w:r>
             <w:r>
               <w:rPr>
+                <w:rFonts w:ascii="Calibri Light" w:hAnsi="Calibri Light" w:cs="Calibri Light"/>
+              </w:rPr>
+              <w:t>(</w:t>
+            </w:r>
+            <w:proofErr w:type="spellStart"/>
+            <w:r>
+              <w:rPr>
+                <w:rFonts w:ascii="Calibri Light" w:hAnsi="Calibri Light" w:cs="Calibri Light"/>
+              </w:rPr>
+              <w:t>Steyerberg</w:t>
+            </w:r>
+            <w:proofErr w:type="spellEnd"/>
+            <w:r>
+              <w:rPr>
+                <w:rFonts w:ascii="Calibri Light" w:hAnsi="Calibri Light" w:cs="Calibri Light"/>
+              </w:rPr>
+              <w:t xml:space="preserve"> &amp; </w:t>
+            </w:r>
+            <w:proofErr w:type="spellStart"/>
+            <w:r>
+              <w:rPr>
+                <w:rFonts w:ascii="Calibri Light" w:hAnsi="Calibri Light" w:cs="Calibri Light"/>
+              </w:rPr>
+              <w:t>Vergouwe</w:t>
+            </w:r>
+            <w:proofErr w:type="spellEnd"/>
+            <w:r>
+              <w:rPr>
+                <w:rFonts w:ascii="Calibri Light" w:hAnsi="Calibri Light" w:cs="Calibri Light"/>
+              </w:rPr>
+              <w:t>, 2014)</w:t>
+            </w:r>
+            <w:r>
+              <w:rPr>
                 <w:b w:val="0"/>
                 <w:bCs w:val="0"/>
                 <w:lang w:val="en-GB" w:eastAsia="en-GB"/>
               </w:rPr>
-              <w:fldChar w:fldCharType="begin"/>
-            </w:r>
-            <w:r>
-              <w:rPr>
-                <w:b w:val="0"/>
-                <w:bCs w:val="0"/>
-                <w:lang w:val="en-GB" w:eastAsia="en-GB"/>
-              </w:rPr>
-              <w:instrText xml:space="preserve"> ADDIN ZOTERO_ITEM CSL_CITATION {"citationID":"DCKCq2lQ","properties":{"formattedCitation":"(25)","plainCitation":"(25)","noteIndex":0},"citationItems":[{"id":114,"uris":["http://zotero.org/users/6411374/items/5KN4W4FC"],"uri":["http://zotero.org/users/6411374/items/5KN4W4FC"],"itemData":{"id":114,"type":"article-journal","container-title":"European Heart Journal","DOI":"10.1093/eurheartj/ehu207","ISSN":"0195-668X, 1522-9645","issue":"29","journalAbbreviation":"European Heart Journal","language":"en","page":"1925-1931","source":"DOI.org (Crossref)","title":"Towards better clinical prediction models: seven steps for development and an ABCD for validation","title-short":"Towards better clinical prediction models","volume":"35","author":[{"family":"Steyerberg","given":"E. W."},{"family":"Vergouwe","given":"Y."}],"issued":{"date-parts":[["2014",8,1]]}}}],"schema":"https://github.com/citation-style-language/schema/raw/master/csl-citation.json"} </w:instrText>
-            </w:r>
-            <w:r>
-              <w:rPr>
-                <w:b w:val="0"/>
-                <w:bCs w:val="0"/>
-                <w:lang w:val="en-GB" w:eastAsia="en-GB"/>
-              </w:rPr>
-              <w:fldChar w:fldCharType="separate"/>
-            </w:r>
-            <w:r>
-              <w:rPr>
-                <w:rFonts w:ascii="Calibri Light" w:hAnsi="Calibri Light" w:cs="Calibri Light"/>
-              </w:rPr>
-              <w:t>(25)</w:t>
-            </w:r>
-            <w:r>
-              <w:rPr>
-                <w:b w:val="0"/>
-                <w:bCs w:val="0"/>
-                <w:lang w:val="en-GB" w:eastAsia="en-GB"/>
-              </w:rPr>
-              <w:fldChar w:fldCharType="end"/>
+              <w:t xml:space="preserve"> ([144])</w:t>
             </w:r>
             <w:r>
               <w:rPr>
@@ -9860,15 +10012,49 @@
     <w:p>
       <w:pPr>
         <w:rPr>
+          <w:lang w:val="en-GB"/>
+        </w:rPr>
+      </w:pPr>
+      <w:r>
+        <w:rPr>
           <w:b/>
           <w:bCs/>
           <w:lang w:val="en-GB"/>
         </w:rPr>
-      </w:pPr>
+        <w:t>Overall performance</w:t>
+      </w:r>
     </w:p>
     <w:p>
       <w:pPr>
         <w:rPr>
+          <w:lang w:val="en-GB"/>
+        </w:rPr>
+      </w:pPr>
+      <w:r>
+        <w:rPr>
+          <w:highlight w:val="yellow"/>
+          <w:lang w:val="en-GB"/>
+        </w:rPr>
+        <w:t>Overall best methods are PS with FLR and JMI-MD with RF. C-index is slightly better for RF, slope is somewhat better for FLR.</w:t>
+      </w:r>
+      <w:r>
+        <w:rPr>
+          <w:highlight w:val="yellow"/>
+          <w:lang w:val="en-GB"/>
+        </w:rPr>
+        <w:t xml:space="preserve"> </w:t>
+      </w:r>
+      <w:r>
+        <w:rPr>
+          <w:highlight w:val="yellow"/>
+          <w:lang w:val="en-GB"/>
+        </w:rPr>
+        <w:t>JMI-SD had the worst performance overall, and should not be used. Other methods are mixed bag.</w:t>
+      </w:r>
+    </w:p>
+    <w:p>
+      <w:pPr>
+        <w:rPr>
           <w:b/>
           <w:bCs/>
           <w:lang w:val="en-GB"/>
@@ -9877,38 +10063,17 @@
     </w:p>
     <w:p>
       <w:pPr>
+        <w:pStyle w:val="Heading4"/>
+        <w:rPr>
+          <w:noProof/>
+        </w:rPr>
+      </w:pPr>
+      <w:r>
         <w:rPr>
           <w:b/>
           <w:bCs/>
-          <w:lang w:val="en-GB"/>
-        </w:rPr>
-      </w:pPr>
-    </w:p>
-    <w:p>
-      <w:pPr>
-        <w:pStyle w:val="Heading4"/>
-        <w:rPr>
-          <w:noProof/>
-        </w:rPr>
-      </w:pPr>
-      <w:commentRangeStart w:id="1"/>
-      <w:r>
-        <w:rPr>
-          <w:b/>
-          <w:bCs/>
-        </w:rPr>
-        <w:lastRenderedPageBreak/>
+        </w:rPr>
         <w:t xml:space="preserve">Figure </w:t>
-      </w:r>
-      <w:commentRangeEnd w:id="1"/>
-      <w:r>
-        <w:rPr>
-          <w:rStyle w:val="CommentReference"/>
-          <w:rFonts w:eastAsiaTheme="minorHAnsi"/>
-          <w:shd w:val="clear" w:color="auto" w:fill="auto"/>
-          <w:lang w:val="en-US" w:eastAsia="en-US"/>
-        </w:rPr>
-        <w:commentReference w:id="1"/>
       </w:r>
       <w:r>
         <w:rPr>
@@ -9944,60 +10109,6 @@
           <w:lang w:eastAsia="en-GB"/>
         </w:rPr>
       </w:pPr>
-      <w:r>
-        <w:rPr>
-          <w:noProof/>
-          <w:lang w:val="en-GB" w:eastAsia="en-GB"/>
-        </w:rPr>
-        <w:drawing>
-          <wp:inline distT="0" distB="0" distL="0" distR="0" wp14:anchorId="50908AFE" wp14:editId="345B3BFF">
-            <wp:extent cx="4618103" cy="7675123"/>
-            <wp:effectExtent l="0" t="0" r="5080" b="0"/>
-            <wp:docPr id="8" name="Picture 8" descr="Diagram, schematic&#10;&#10;Description automatically generated"/>
-            <wp:cNvGraphicFramePr>
-              <a:graphicFrameLocks xmlns:a="http://schemas.openxmlformats.org/drawingml/2006/main" noChangeAspect="1"/>
-            </wp:cNvGraphicFramePr>
-            <a:graphic xmlns:a="http://schemas.openxmlformats.org/drawingml/2006/main">
-              <a:graphicData uri="http://schemas.openxmlformats.org/drawingml/2006/picture">
-                <pic:pic xmlns:pic="http://schemas.openxmlformats.org/drawingml/2006/picture">
-                  <pic:nvPicPr>
-                    <pic:cNvPr id="8" name="Picture 8" descr="Diagram, schematic&#10;&#10;Description automatically generated"/>
-                    <pic:cNvPicPr>
-                      <a:picLocks noChangeAspect="1" noChangeArrowheads="1"/>
-                    </pic:cNvPicPr>
-                  </pic:nvPicPr>
-                  <pic:blipFill>
-                    <a:blip r:embed="rId19">
-                      <a:extLst>
-                        <a:ext uri="{28A0092B-C50C-407E-A947-70E740481C1C}">
-                          <a14:useLocalDpi xmlns:a14="http://schemas.microsoft.com/office/drawing/2010/main" val="0"/>
-                        </a:ext>
-                      </a:extLst>
-                    </a:blip>
-                    <a:srcRect/>
-                    <a:stretch>
-                      <a:fillRect/>
-                    </a:stretch>
-                  </pic:blipFill>
-                  <pic:spPr bwMode="auto">
-                    <a:xfrm>
-                      <a:off x="0" y="0"/>
-                      <a:ext cx="4624071" cy="7685042"/>
-                    </a:xfrm>
-                    <a:prstGeom prst="rect">
-                      <a:avLst/>
-                    </a:prstGeom>
-                    <a:noFill/>
-                    <a:ln>
-                      <a:noFill/>
-                    </a:ln>
-                  </pic:spPr>
-                </pic:pic>
-              </a:graphicData>
-            </a:graphic>
-          </wp:inline>
-        </w:drawing>
-      </w:r>
     </w:p>
     <w:p>
       <w:pPr>
@@ -10028,7 +10139,7 @@
                     <pic:cNvPicPr/>
                   </pic:nvPicPr>
                   <pic:blipFill rotWithShape="1">
-                    <a:blip r:embed="rId20"/>
+                    <a:blip r:embed="rId19"/>
                     <a:srcRect r="11091" b="4564"/>
                     <a:stretch/>
                   </pic:blipFill>
@@ -10081,7 +10192,7 @@
                     <pic:cNvPicPr/>
                   </pic:nvPicPr>
                   <pic:blipFill rotWithShape="1">
-                    <a:blip r:embed="rId21"/>
+                    <a:blip r:embed="rId20"/>
                     <a:srcRect l="7877" t="94292"/>
                     <a:stretch/>
                   </pic:blipFill>
@@ -10715,7 +10826,7 @@
                 <w:rFonts w:ascii="Calibri" w:hAnsi="Calibri" w:cs="Calibri"/>
                 <w:color w:val="000000"/>
               </w:rPr>
-              <w:t>(0.002)</w:t>
+              <w:t>0.002</w:t>
             </w:r>
           </w:p>
         </w:tc>
@@ -10738,6 +10849,8 @@
               <w:spacing w:after="0" w:line="240" w:lineRule="auto"/>
               <w:rPr>
                 <w:rFonts w:ascii="Calibri" w:eastAsia="Times New Roman" w:hAnsi="Calibri" w:cs="Calibri"/>
+                <w:b/>
+                <w:bCs/>
                 <w:color w:val="000000"/>
                 <w:lang w:val="nl-NL" w:eastAsia="nl-NL"/>
               </w:rPr>
@@ -10745,6 +10858,8 @@
             <w:r>
               <w:rPr>
                 <w:rFonts w:ascii="Calibri" w:eastAsia="Times New Roman" w:hAnsi="Calibri" w:cs="Calibri"/>
+                <w:b/>
+                <w:bCs/>
                 <w:color w:val="000000"/>
                 <w:lang w:val="nl-NL" w:eastAsia="nl-NL"/>
               </w:rPr>
@@ -10924,6 +11039,8 @@
               <w:spacing w:after="0" w:line="240" w:lineRule="auto"/>
               <w:rPr>
                 <w:rFonts w:ascii="Calibri" w:eastAsia="Times New Roman" w:hAnsi="Calibri" w:cs="Calibri"/>
+                <w:b/>
+                <w:bCs/>
                 <w:color w:val="000000"/>
                 <w:lang w:val="nl-NL" w:eastAsia="nl-NL"/>
               </w:rPr>
@@ -10931,6 +11048,8 @@
             <w:r>
               <w:rPr>
                 <w:rFonts w:ascii="Calibri" w:eastAsia="Times New Roman" w:hAnsi="Calibri" w:cs="Calibri"/>
+                <w:b/>
+                <w:bCs/>
                 <w:color w:val="000000"/>
                 <w:lang w:val="nl-NL" w:eastAsia="nl-NL"/>
               </w:rPr>
@@ -11490,6 +11609,8 @@
               <w:spacing w:after="0" w:line="240" w:lineRule="auto"/>
               <w:rPr>
                 <w:rFonts w:ascii="Calibri" w:eastAsia="Times New Roman" w:hAnsi="Calibri" w:cs="Calibri"/>
+                <w:b/>
+                <w:bCs/>
                 <w:color w:val="000000"/>
                 <w:lang w:val="nl-NL" w:eastAsia="nl-NL"/>
               </w:rPr>
@@ -11497,6 +11618,8 @@
             <w:r>
               <w:rPr>
                 <w:rFonts w:ascii="Calibri" w:eastAsia="Times New Roman" w:hAnsi="Calibri" w:cs="Calibri"/>
+                <w:b/>
+                <w:bCs/>
                 <w:color w:val="000000"/>
                 <w:lang w:val="nl-NL" w:eastAsia="nl-NL"/>
               </w:rPr>
@@ -11805,6 +11928,8 @@
               <w:spacing w:after="0" w:line="240" w:lineRule="auto"/>
               <w:rPr>
                 <w:rFonts w:ascii="Calibri" w:eastAsia="Times New Roman" w:hAnsi="Calibri" w:cs="Calibri"/>
+                <w:b/>
+                <w:bCs/>
                 <w:color w:val="000000"/>
                 <w:lang w:val="nl-NL" w:eastAsia="nl-NL"/>
               </w:rPr>
@@ -11812,6 +11937,8 @@
             <w:r>
               <w:rPr>
                 <w:rFonts w:ascii="Calibri" w:eastAsia="Times New Roman" w:hAnsi="Calibri" w:cs="Calibri"/>
+                <w:b/>
+                <w:bCs/>
                 <w:color w:val="000000"/>
                 <w:lang w:val="nl-NL" w:eastAsia="nl-NL"/>
               </w:rPr>
@@ -11867,6 +11994,8 @@
               <w:spacing w:after="0" w:line="240" w:lineRule="auto"/>
               <w:rPr>
                 <w:rFonts w:ascii="Calibri" w:eastAsia="Times New Roman" w:hAnsi="Calibri" w:cs="Calibri"/>
+                <w:b/>
+                <w:bCs/>
                 <w:color w:val="000000"/>
                 <w:lang w:val="nl-NL" w:eastAsia="nl-NL"/>
               </w:rPr>
@@ -11874,6 +12003,8 @@
             <w:r>
               <w:rPr>
                 <w:rFonts w:ascii="Calibri" w:eastAsia="Times New Roman" w:hAnsi="Calibri" w:cs="Calibri"/>
+                <w:b/>
+                <w:bCs/>
                 <w:color w:val="000000"/>
                 <w:lang w:val="nl-NL" w:eastAsia="nl-NL"/>
               </w:rPr>
@@ -11929,6 +12060,8 @@
               <w:spacing w:after="0" w:line="240" w:lineRule="auto"/>
               <w:rPr>
                 <w:rFonts w:ascii="Calibri" w:eastAsia="Times New Roman" w:hAnsi="Calibri" w:cs="Calibri"/>
+                <w:b/>
+                <w:bCs/>
                 <w:color w:val="000000"/>
                 <w:lang w:val="nl-NL" w:eastAsia="nl-NL"/>
               </w:rPr>
@@ -11936,6 +12069,8 @@
             <w:r>
               <w:rPr>
                 <w:rFonts w:ascii="Calibri" w:eastAsia="Times New Roman" w:hAnsi="Calibri" w:cs="Calibri"/>
+                <w:b/>
+                <w:bCs/>
                 <w:color w:val="000000"/>
                 <w:lang w:val="nl-NL" w:eastAsia="nl-NL"/>
               </w:rPr>
@@ -11991,6 +12126,8 @@
               <w:spacing w:after="0" w:line="240" w:lineRule="auto"/>
               <w:rPr>
                 <w:rFonts w:ascii="Calibri" w:eastAsia="Times New Roman" w:hAnsi="Calibri" w:cs="Calibri"/>
+                <w:b/>
+                <w:bCs/>
                 <w:color w:val="000000"/>
                 <w:lang w:val="nl-NL" w:eastAsia="nl-NL"/>
               </w:rPr>
@@ -11998,6 +12135,8 @@
             <w:r>
               <w:rPr>
                 <w:rFonts w:ascii="Calibri" w:eastAsia="Times New Roman" w:hAnsi="Calibri" w:cs="Calibri"/>
+                <w:b/>
+                <w:bCs/>
                 <w:color w:val="000000"/>
                 <w:lang w:val="nl-NL" w:eastAsia="nl-NL"/>
               </w:rPr>
@@ -12952,6 +13091,8 @@
               <w:spacing w:after="0" w:line="240" w:lineRule="auto"/>
               <w:rPr>
                 <w:rFonts w:ascii="Calibri" w:eastAsia="Times New Roman" w:hAnsi="Calibri" w:cs="Calibri"/>
+                <w:b/>
+                <w:bCs/>
                 <w:color w:val="000000"/>
                 <w:lang w:val="nl-NL" w:eastAsia="nl-NL"/>
               </w:rPr>
@@ -12959,6 +13100,8 @@
             <w:r>
               <w:rPr>
                 <w:rFonts w:ascii="Calibri" w:eastAsia="Times New Roman" w:hAnsi="Calibri" w:cs="Calibri"/>
+                <w:b/>
+                <w:bCs/>
                 <w:color w:val="000000"/>
                 <w:lang w:val="nl-NL" w:eastAsia="nl-NL"/>
               </w:rPr>
@@ -13014,6 +13157,8 @@
               <w:spacing w:after="0" w:line="240" w:lineRule="auto"/>
               <w:rPr>
                 <w:rFonts w:ascii="Calibri" w:eastAsia="Times New Roman" w:hAnsi="Calibri" w:cs="Calibri"/>
+                <w:b/>
+                <w:bCs/>
                 <w:color w:val="000000"/>
                 <w:lang w:val="nl-NL" w:eastAsia="nl-NL"/>
               </w:rPr>
@@ -13021,6 +13166,8 @@
             <w:r>
               <w:rPr>
                 <w:rFonts w:ascii="Calibri" w:eastAsia="Times New Roman" w:hAnsi="Calibri" w:cs="Calibri"/>
+                <w:b/>
+                <w:bCs/>
                 <w:color w:val="000000"/>
                 <w:lang w:val="nl-NL" w:eastAsia="nl-NL"/>
               </w:rPr>
@@ -13076,6 +13223,8 @@
               <w:spacing w:after="0" w:line="240" w:lineRule="auto"/>
               <w:rPr>
                 <w:rFonts w:ascii="Calibri" w:eastAsia="Times New Roman" w:hAnsi="Calibri" w:cs="Calibri"/>
+                <w:b/>
+                <w:bCs/>
                 <w:color w:val="000000"/>
                 <w:lang w:val="nl-NL" w:eastAsia="nl-NL"/>
               </w:rPr>
@@ -13083,6 +13232,8 @@
             <w:r>
               <w:rPr>
                 <w:rFonts w:ascii="Calibri" w:eastAsia="Times New Roman" w:hAnsi="Calibri" w:cs="Calibri"/>
+                <w:b/>
+                <w:bCs/>
                 <w:color w:val="000000"/>
                 <w:lang w:val="nl-NL" w:eastAsia="nl-NL"/>
               </w:rPr>
@@ -13138,6 +13289,8 @@
               <w:spacing w:after="0" w:line="240" w:lineRule="auto"/>
               <w:rPr>
                 <w:rFonts w:ascii="Calibri" w:eastAsia="Times New Roman" w:hAnsi="Calibri" w:cs="Calibri"/>
+                <w:b/>
+                <w:bCs/>
                 <w:color w:val="000000"/>
                 <w:lang w:val="nl-NL" w:eastAsia="nl-NL"/>
               </w:rPr>
@@ -13145,6 +13298,8 @@
             <w:r>
               <w:rPr>
                 <w:rFonts w:ascii="Calibri" w:eastAsia="Times New Roman" w:hAnsi="Calibri" w:cs="Calibri"/>
+                <w:b/>
+                <w:bCs/>
                 <w:color w:val="000000"/>
                 <w:lang w:val="nl-NL" w:eastAsia="nl-NL"/>
               </w:rPr>
@@ -13200,6 +13355,8 @@
               <w:spacing w:after="0" w:line="240" w:lineRule="auto"/>
               <w:rPr>
                 <w:rFonts w:ascii="Calibri" w:eastAsia="Times New Roman" w:hAnsi="Calibri" w:cs="Calibri"/>
+                <w:b/>
+                <w:bCs/>
                 <w:color w:val="000000"/>
                 <w:lang w:val="nl-NL" w:eastAsia="nl-NL"/>
               </w:rPr>
@@ -13207,6 +13364,8 @@
             <w:r>
               <w:rPr>
                 <w:rFonts w:ascii="Calibri" w:eastAsia="Times New Roman" w:hAnsi="Calibri" w:cs="Calibri"/>
+                <w:b/>
+                <w:bCs/>
                 <w:color w:val="000000"/>
                 <w:lang w:val="nl-NL" w:eastAsia="nl-NL"/>
               </w:rPr>
@@ -14076,6 +14235,14 @@
         </w:rPr>
         <w:t>.</w:t>
       </w:r>
+      <w:r>
+        <w:rPr>
+          <w:sz w:val="18"/>
+          <w:szCs w:val="18"/>
+          <w:lang w:eastAsia="en-GB"/>
+        </w:rPr>
+        <w:t xml:space="preserve"> Best performing missing data method per analysis model in bold.</w:t>
+      </w:r>
     </w:p>
     <w:p>
       <w:pPr>
@@ -14137,19 +14304,8 @@
         </w:rPr>
         <w:t xml:space="preserve">. </w:t>
       </w:r>
-      <w:commentRangeStart w:id="2"/>
       <w:r>
         <w:t>Calibration plots</w:t>
-      </w:r>
-      <w:commentRangeEnd w:id="2"/>
-      <w:r>
-        <w:rPr>
-          <w:rStyle w:val="CommentReference"/>
-          <w:rFonts w:eastAsiaTheme="minorHAnsi"/>
-          <w:shd w:val="clear" w:color="auto" w:fill="auto"/>
-          <w:lang w:val="en-US" w:eastAsia="en-US"/>
-        </w:rPr>
-        <w:commentReference w:id="2"/>
       </w:r>
       <w:r>
         <w:rPr>
@@ -14198,7 +14354,7 @@
                     </pic:cNvPicPr>
                   </pic:nvPicPr>
                   <pic:blipFill>
-                    <a:blip r:embed="rId22">
+                    <a:blip r:embed="rId21">
                       <a:extLst>
                         <a:ext uri="{28A0092B-C50C-407E-A947-70E740481C1C}">
                           <a14:useLocalDpi xmlns:a14="http://schemas.microsoft.com/office/drawing/2010/main" val="0"/>
@@ -14287,12 +14443,62 @@
           <w:b/>
           <w:bCs/>
         </w:rPr>
-        <w:t>Data Source</w:t>
+        <w:t xml:space="preserve">Data </w:t>
+      </w:r>
+      <w:r>
+        <w:rPr>
+          <w:b/>
+          <w:bCs/>
+        </w:rPr>
+        <w:t>s</w:t>
+      </w:r>
+      <w:r>
+        <w:rPr>
+          <w:b/>
+          <w:bCs/>
+        </w:rPr>
+        <w:t>ource</w:t>
       </w:r>
     </w:p>
     <w:p>
       <w:r>
-        <w:t>To illustrate the methods, we used the MIMIC-III dataset. This is a freely available database that comprises data of 62722</w:t>
+        <w:t>To illustrate the methods</w:t>
+      </w:r>
+      <w:r>
+        <w:t>’ performance in real-world data</w:t>
+      </w:r>
+      <w:r>
+        <w:t xml:space="preserve">, we used MIMIC-III </w:t>
+      </w:r>
+      <w:r>
+        <w:t>data</w:t>
+      </w:r>
+      <w:r>
+        <w:t xml:space="preserve">. </w:t>
+      </w:r>
+      <w:r>
+        <w:t xml:space="preserve">MIMIC-III </w:t>
+      </w:r>
+      <w:r>
+        <w:t>is a freely available database compris</w:t>
+      </w:r>
+      <w:r>
+        <w:t>ing</w:t>
+      </w:r>
+      <w:r>
+        <w:t xml:space="preserve"> </w:t>
+      </w:r>
+      <w:r>
+        <w:t xml:space="preserve">data on </w:t>
+      </w:r>
+      <w:r>
+        <w:t>62</w:t>
+      </w:r>
+      <w:r>
+        <w:t>,</w:t>
+      </w:r>
+      <w:r>
+        <w:t>722</w:t>
       </w:r>
       <w:r>
         <w:rPr>
@@ -14302,7 +14508,28 @@
         <w:t xml:space="preserve"> </w:t>
       </w:r>
       <w:r>
-        <w:t>patients admitted to the ICU of the Beth Israel Deaconess Medical Center in Boston, Massachusetts between 2001 and 2012. The data consists of demographics, vital sign measurements made every hour, laboratory test results, procedures, medications, caregiver notes, imaging reports, and mortality.</w:t>
+        <w:t>patients admitted to the ICU of Beth Israel Deaconess Medical Center in Boston, Massachusetts between 2001 and 2012. The data</w:t>
+      </w:r>
+      <w:r>
+        <w:t>base</w:t>
+      </w:r>
+      <w:r>
+        <w:t xml:space="preserve"> consists of demographics, vital sign measurements made every hour, laboratory test results, procedures, medications, caregiver notes, imaging reports, and mortality</w:t>
+      </w:r>
+      <w:r>
+        <w:t xml:space="preserve"> </w:t>
+      </w:r>
+      <w:r>
+        <w:rPr>
+          <w:highlight w:val="yellow"/>
+        </w:rPr>
+        <w:t>(REF)</w:t>
+      </w:r>
+      <w:r>
+        <w:t>.</w:t>
+      </w:r>
+      <w:r>
+        <w:t xml:space="preserve"> The mortality indicator variable is observed for all patients in the database and will serve as primary outcome in this case study.</w:t>
       </w:r>
     </w:p>
     <w:p/>
@@ -14318,12 +14545,235 @@
           <w:b/>
           <w:bCs/>
         </w:rPr>
-        <w:t>Data of Interest</w:t>
+        <w:t xml:space="preserve">Data </w:t>
+      </w:r>
+      <w:r>
+        <w:rPr>
+          <w:b/>
+          <w:bCs/>
+        </w:rPr>
+        <w:t>selection</w:t>
       </w:r>
     </w:p>
     <w:p>
       <w:r>
-        <w:t>For the current case study, a few specific variables are of interested, based on the Sepsis-related Organ Failure Assessment (SOFA). The SOFA is a measure that is designed to describe a pattern of complications in critically ill patients that are related to organ failure and death. For computation of the SOFA score, the variables FiO2, PaO2, the number of platelets, the bilirubin level, the Glasgow coma score, MAP, creatinine level, and the urine output are of importance. Of specific interest are the ‘worst’ scores of these variables in the last 24 hours, i.e., the level in the last 24 hours that would yield the worst SOFA score.</w:t>
+        <w:t>From the MIMIC-III database, we select</w:t>
+      </w:r>
+      <w:r>
+        <w:t>ed</w:t>
+      </w:r>
+      <w:r>
+        <w:t xml:space="preserve"> some variables that could predict mortality</w:t>
+      </w:r>
+      <w:r>
+        <w:t>,</w:t>
+      </w:r>
+      <w:r>
+        <w:t xml:space="preserve"> based on the Sepsis-related Organ Failure Assessment (SOFA). SOFA is a measure designed to describe a pattern of complications in critically ill patients that are related to organ failure and death. </w:t>
+      </w:r>
+      <w:r>
+        <w:t>The relevant variables are:</w:t>
+      </w:r>
+      <w:r>
+        <w:t xml:space="preserve"> </w:t>
+      </w:r>
+      <w:r>
+        <w:t>fraction of inspired oxygen</w:t>
+      </w:r>
+      <w:r>
+        <w:t xml:space="preserve"> (</w:t>
+      </w:r>
+      <w:r>
+        <w:t>FiO</w:t>
+      </w:r>
+      <w:r>
+        <w:rPr>
+          <w:vertAlign w:val="subscript"/>
+        </w:rPr>
+        <w:t>2</w:t>
+      </w:r>
+      <w:r>
+        <w:t>),</w:t>
+      </w:r>
+      <w:r>
+        <w:t xml:space="preserve"> </w:t>
+      </w:r>
+      <w:r>
+        <w:t>arterial oxygen pressure</w:t>
+      </w:r>
+      <w:r>
+        <w:t xml:space="preserve"> (</w:t>
+      </w:r>
+      <w:r>
+        <w:t>PaO</w:t>
+      </w:r>
+      <w:r>
+        <w:rPr>
+          <w:vertAlign w:val="subscript"/>
+        </w:rPr>
+        <w:t>2</w:t>
+      </w:r>
+      <w:r>
+        <w:t>),</w:t>
+      </w:r>
+      <w:r>
+        <w:t xml:space="preserve"> number of platelets, bilirubin level, the Glasgow coma score, </w:t>
+      </w:r>
+      <w:r>
+        <w:t>m</w:t>
+      </w:r>
+      <w:r>
+        <w:t>ean arterial pressure</w:t>
+      </w:r>
+      <w:r>
+        <w:t xml:space="preserve"> (MAP)</w:t>
+      </w:r>
+      <w:r>
+        <w:t xml:space="preserve">, creatinine level, and urine output. For each of the relevant variables, the </w:t>
+      </w:r>
+      <w:r>
+        <w:t>‘</w:t>
+      </w:r>
+      <w:r>
+        <w:t>worst</w:t>
+      </w:r>
+      <w:r>
+        <w:t>’</w:t>
+      </w:r>
+      <w:r>
+        <w:t xml:space="preserve"> value in 24 hours before discharge from the ICU was extracted</w:t>
+      </w:r>
+      <w:r>
+        <w:t xml:space="preserve"> </w:t>
+      </w:r>
+      <w:r>
+        <w:t>using the ‘</w:t>
+      </w:r>
+      <w:proofErr w:type="spellStart"/>
+      <w:r>
+        <w:t>ricu</w:t>
+      </w:r>
+      <w:proofErr w:type="spellEnd"/>
+      <w:r>
+        <w:t>’ package in R</w:t>
+      </w:r>
+      <w:r>
+        <w:t xml:space="preserve">. </w:t>
+      </w:r>
+      <w:r>
+        <w:t>Patients with missing data on all predictor variables</w:t>
+      </w:r>
+      <w:r>
+        <w:t xml:space="preserve"> (</w:t>
+      </w:r>
+      <w:r>
+        <w:rPr>
+          <w:i/>
+          <w:iCs/>
+        </w:rPr>
+        <w:t>n</w:t>
+      </w:r>
+      <w:r>
+        <w:t xml:space="preserve"> = </w:t>
+      </w:r>
+      <w:r>
+        <w:t>1</w:t>
+      </w:r>
+      <w:r>
+        <w:t>,</w:t>
+      </w:r>
+      <w:r>
+        <w:t>830</w:t>
+      </w:r>
+      <w:r>
+        <w:t>)</w:t>
+      </w:r>
+      <w:r>
+        <w:t xml:space="preserve"> were excluded from further analysis</w:t>
+      </w:r>
+      <w:r>
+        <w:t xml:space="preserve">, leaving </w:t>
+      </w:r>
+      <w:r>
+        <w:t>60</w:t>
+      </w:r>
+      <w:r>
+        <w:t>,</w:t>
+      </w:r>
+      <w:r>
+        <w:t xml:space="preserve">892 </w:t>
+      </w:r>
+      <w:r>
+        <w:t xml:space="preserve">patients in the sample. </w:t>
+      </w:r>
+      <w:r>
+        <w:t xml:space="preserve">This sample was </w:t>
+      </w:r>
+      <w:r>
+        <w:t xml:space="preserve">randomly </w:t>
+      </w:r>
+      <w:r>
+        <w:t xml:space="preserve">split into a training set </w:t>
+      </w:r>
+      <w:r>
+        <w:rPr>
+          <w:highlight w:val="yellow"/>
+        </w:rPr>
+        <w:t>(n</w:t>
+      </w:r>
+      <w:r>
+        <w:rPr>
+          <w:highlight w:val="yellow"/>
+        </w:rPr>
+        <w:t xml:space="preserve"> </w:t>
+      </w:r>
+      <w:r>
+        <w:rPr>
+          <w:highlight w:val="yellow"/>
+        </w:rPr>
+        <w:t>=</w:t>
+      </w:r>
+      <w:r>
+        <w:rPr>
+          <w:highlight w:val="yellow"/>
+        </w:rPr>
+        <w:t xml:space="preserve"> </w:t>
+      </w:r>
+      <w:r>
+        <w:rPr>
+          <w:highlight w:val="yellow"/>
+        </w:rPr>
+        <w:t>) and a test set (n</w:t>
+      </w:r>
+      <w:r>
+        <w:rPr>
+          <w:highlight w:val="yellow"/>
+        </w:rPr>
+        <w:t xml:space="preserve"> </w:t>
+      </w:r>
+      <w:r>
+        <w:rPr>
+          <w:highlight w:val="yellow"/>
+        </w:rPr>
+        <w:t>=</w:t>
+      </w:r>
+      <w:r>
+        <w:rPr>
+          <w:highlight w:val="yellow"/>
+        </w:rPr>
+        <w:t xml:space="preserve"> </w:t>
+      </w:r>
+      <w:r>
+        <w:rPr>
+          <w:highlight w:val="yellow"/>
+        </w:rPr>
+        <w:t>)</w:t>
+      </w:r>
+      <w:r>
+        <w:t xml:space="preserve"> to evaluate the predictive performance of the methods</w:t>
+      </w:r>
+      <w:r>
+        <w:t xml:space="preserve">. </w:t>
       </w:r>
     </w:p>
     <w:p/>
@@ -14339,39 +14789,25 @@
           <w:b/>
           <w:bCs/>
         </w:rPr>
-        <w:t>Data Extraction</w:t>
+        <w:t>Descriptive statistics</w:t>
       </w:r>
     </w:p>
     <w:p>
       <w:r>
-        <w:t>We extracted the data using the ‘</w:t>
-      </w:r>
-      <w:proofErr w:type="spellStart"/>
-      <w:r>
-        <w:t>ricu</w:t>
-      </w:r>
-      <w:proofErr w:type="spellEnd"/>
-      <w:r>
-        <w:t xml:space="preserve">’ package in R. For each of the relevant variables, the worst value in 24 hours before discharge from the ICU was extracted, as well as </w:t>
-      </w:r>
-      <w:r>
-        <w:t>the outcome variable indicating the patient had deceased</w:t>
-      </w:r>
-      <w:r>
-        <w:t xml:space="preserve">. </w:t>
-      </w:r>
-      <w:r>
+        <w:lastRenderedPageBreak/>
         <w:t xml:space="preserve">The outcome had an incidence of 0.12, with </w:t>
       </w:r>
       <w:r>
-        <w:t xml:space="preserve">6589 of the patients </w:t>
-      </w:r>
-      <w:r>
-        <w:t xml:space="preserve">having the </w:t>
-      </w:r>
-      <w:r>
-        <w:lastRenderedPageBreak/>
-        <w:t>outcome</w:t>
+        <w:t>6</w:t>
+      </w:r>
+      <w:r>
+        <w:t>,</w:t>
+      </w:r>
+      <w:r>
+        <w:t xml:space="preserve">589 of the patients </w:t>
+      </w:r>
+      <w:r>
+        <w:t>having the outcome</w:t>
       </w:r>
       <w:r>
         <w:t xml:space="preserve"> </w:t>
@@ -14380,25 +14816,25 @@
         <w:t xml:space="preserve">and </w:t>
       </w:r>
       <w:r>
-        <w:t>54303 not.</w:t>
+        <w:t>54</w:t>
+      </w:r>
+      <w:r>
+        <w:t>,</w:t>
+      </w:r>
+      <w:r>
+        <w:t>303 not.</w:t>
       </w:r>
       <w:r>
         <w:t xml:space="preserve"> The training set presented 115 different missing data patterns in total, out of which the 20 most frequent were selected to match the test set. </w:t>
       </w:r>
       <w:r>
-        <w:t xml:space="preserve">Explorations showed that 1830 patients had </w:t>
-      </w:r>
-      <w:r>
-        <w:t>missingness</w:t>
-      </w:r>
-      <w:r>
-        <w:t xml:space="preserve"> on </w:t>
-      </w:r>
-      <w:r>
-        <w:t>all predictor variables and were thus excluded from the sample.</w:t>
-      </w:r>
-      <w:r>
-        <w:t xml:space="preserve"> Table […] shows descriptives of the relevant continuous variables of the 60892 remaining patients. </w:t>
+        <w:t>Table […] shows descriptives of the relevant continuous variables of the 60</w:t>
+      </w:r>
+      <w:r>
+        <w:t>,</w:t>
+      </w:r>
+      <w:r>
+        <w:t xml:space="preserve">892 patients. </w:t>
       </w:r>
     </w:p>
     <w:p/>
@@ -15461,13 +15897,29 @@
     </w:tbl>
     <w:p/>
     <w:p>
+      <w:commentRangeStart w:id="1"/>
       <w:r>
         <w:rPr>
           <w:b/>
           <w:bCs/>
         </w:rPr>
         <w:lastRenderedPageBreak/>
-        <w:t>Figure 8.</w:t>
+        <w:t xml:space="preserve">Figure </w:t>
+      </w:r>
+      <w:commentRangeEnd w:id="1"/>
+      <w:r>
+        <w:rPr>
+          <w:rStyle w:val="CommentReference"/>
+          <w:rFonts w:eastAsiaTheme="minorHAnsi"/>
+        </w:rPr>
+        <w:commentReference w:id="1"/>
+      </w:r>
+      <w:r>
+        <w:rPr>
+          <w:b/>
+          <w:bCs/>
+        </w:rPr>
+        <w:t>8.</w:t>
       </w:r>
       <w:r>
         <w:t xml:space="preserve"> Missing data patterns (Note. </w:t>
@@ -15500,13 +15952,13 @@
                     <pic:cNvPicPr/>
                   </pic:nvPicPr>
                   <pic:blipFill>
-                    <a:blip r:embed="rId23">
+                    <a:blip r:embed="rId22">
                       <a:extLst>
                         <a:ext uri="{28A0092B-C50C-407E-A947-70E740481C1C}">
                           <a14:useLocalDpi xmlns:a14="http://schemas.microsoft.com/office/drawing/2010/main" val="0"/>
                         </a:ext>
                         <a:ext uri="{96DAC541-7B7A-43D3-8B79-37D633B846F1}">
-                          <asvg:svgBlip xmlns:asvg="http://schemas.microsoft.com/office/drawing/2016/SVG/main" r:embed="rId24"/>
+                          <asvg:svgBlip xmlns:asvg="http://schemas.microsoft.com/office/drawing/2016/SVG/main" r:embed="rId23"/>
                         </a:ext>
                       </a:extLst>
                     </a:blip>
@@ -15573,6 +16025,7 @@
           <w:lang w:val="en-GB"/>
         </w:rPr>
       </w:pPr>
+      <w:commentRangeStart w:id="2"/>
       <w:r>
         <w:rPr>
           <w:rFonts w:ascii="Calibri" w:hAnsi="Calibri" w:cs="Calibri"/>
@@ -15585,7 +16038,24 @@
           <w:rFonts w:ascii="Calibri" w:hAnsi="Calibri" w:cs="Calibri"/>
           <w:lang w:val="en-GB"/>
         </w:rPr>
-        <w:t xml:space="preserve"> […]</w:t>
+        <w:t xml:space="preserve"> </w:t>
+      </w:r>
+      <w:commentRangeEnd w:id="2"/>
+      <w:r>
+        <w:rPr>
+          <w:rStyle w:val="CommentReference"/>
+          <w:rFonts w:asciiTheme="majorHAnsi" w:hAnsiTheme="majorHAnsi" w:cstheme="minorBidi"/>
+          <w:b w:val="0"/>
+          <w:bCs w:val="0"/>
+        </w:rPr>
+        <w:commentReference w:id="2"/>
+      </w:r>
+      <w:r>
+        <w:rPr>
+          <w:rFonts w:ascii="Calibri" w:hAnsi="Calibri" w:cs="Calibri"/>
+          <w:lang w:val="en-GB"/>
+        </w:rPr>
+        <w:t>[…]</w:t>
       </w:r>
       <w:r>
         <w:rPr>
@@ -16483,6 +16953,8 @@
             <w:pPr>
               <w:rPr>
                 <w:rFonts w:ascii="Calibri" w:eastAsia="Times New Roman" w:hAnsi="Calibri" w:cs="Calibri"/>
+                <w:b/>
+                <w:bCs/>
                 <w:color w:val="000000"/>
                 <w:lang w:eastAsia="nl-NL"/>
               </w:rPr>
@@ -16490,6 +16962,8 @@
             <w:r>
               <w:rPr>
                 <w:rFonts w:ascii="Calibri" w:eastAsia="Times New Roman" w:hAnsi="Calibri" w:cs="Calibri"/>
+                <w:b/>
+                <w:bCs/>
                 <w:color w:val="000000"/>
                 <w:lang w:eastAsia="nl-NL"/>
               </w:rPr>
@@ -16514,6 +16988,8 @@
             <w:pPr>
               <w:rPr>
                 <w:rFonts w:ascii="Calibri" w:eastAsia="Times New Roman" w:hAnsi="Calibri" w:cs="Calibri"/>
+                <w:b/>
+                <w:bCs/>
                 <w:color w:val="000000"/>
                 <w:lang w:eastAsia="nl-NL"/>
               </w:rPr>
@@ -16521,6 +16997,8 @@
             <w:r>
               <w:rPr>
                 <w:rFonts w:ascii="Calibri" w:eastAsia="Times New Roman" w:hAnsi="Calibri" w:cs="Calibri"/>
+                <w:b/>
+                <w:bCs/>
                 <w:color w:val="000000"/>
                 <w:lang w:eastAsia="nl-NL"/>
               </w:rPr>
@@ -16545,6 +17023,8 @@
             <w:pPr>
               <w:rPr>
                 <w:rFonts w:ascii="Calibri" w:eastAsia="Times New Roman" w:hAnsi="Calibri" w:cs="Calibri"/>
+                <w:b/>
+                <w:bCs/>
                 <w:color w:val="000000"/>
                 <w:lang w:eastAsia="nl-NL"/>
               </w:rPr>
@@ -16552,6 +17032,8 @@
             <w:r>
               <w:rPr>
                 <w:rFonts w:ascii="Calibri" w:eastAsia="Times New Roman" w:hAnsi="Calibri" w:cs="Calibri"/>
+                <w:b/>
+                <w:bCs/>
                 <w:color w:val="000000"/>
                 <w:lang w:eastAsia="nl-NL"/>
               </w:rPr>
@@ -16576,6 +17058,8 @@
             <w:pPr>
               <w:rPr>
                 <w:rFonts w:ascii="Calibri" w:eastAsia="Times New Roman" w:hAnsi="Calibri" w:cs="Calibri"/>
+                <w:b/>
+                <w:bCs/>
                 <w:color w:val="000000"/>
                 <w:lang w:eastAsia="nl-NL"/>
               </w:rPr>
@@ -16583,6 +17067,8 @@
             <w:r>
               <w:rPr>
                 <w:rFonts w:ascii="Calibri" w:eastAsia="Times New Roman" w:hAnsi="Calibri" w:cs="Calibri"/>
+                <w:b/>
+                <w:bCs/>
                 <w:color w:val="000000"/>
                 <w:lang w:eastAsia="nl-NL"/>
               </w:rPr>
@@ -16607,6 +17093,8 @@
             <w:pPr>
               <w:rPr>
                 <w:rFonts w:ascii="Calibri" w:eastAsia="Times New Roman" w:hAnsi="Calibri" w:cs="Calibri"/>
+                <w:b/>
+                <w:bCs/>
                 <w:color w:val="000000"/>
                 <w:lang w:eastAsia="nl-NL"/>
               </w:rPr>
@@ -16614,6 +17102,8 @@
             <w:r>
               <w:rPr>
                 <w:rFonts w:ascii="Calibri" w:eastAsia="Times New Roman" w:hAnsi="Calibri" w:cs="Calibri"/>
+                <w:b/>
+                <w:bCs/>
                 <w:color w:val="000000"/>
                 <w:lang w:eastAsia="nl-NL"/>
               </w:rPr>
@@ -17267,6 +17757,8 @@
             <w:pPr>
               <w:rPr>
                 <w:rFonts w:ascii="Calibri" w:eastAsia="Times New Roman" w:hAnsi="Calibri" w:cs="Calibri"/>
+                <w:b/>
+                <w:bCs/>
                 <w:color w:val="000000"/>
                 <w:lang w:eastAsia="nl-NL"/>
               </w:rPr>
@@ -17274,6 +17766,8 @@
             <w:r>
               <w:rPr>
                 <w:rFonts w:ascii="Calibri" w:eastAsia="Times New Roman" w:hAnsi="Calibri" w:cs="Calibri"/>
+                <w:b/>
+                <w:bCs/>
                 <w:color w:val="000000"/>
                 <w:lang w:eastAsia="nl-NL"/>
               </w:rPr>
@@ -17292,6 +17786,8 @@
             <w:pPr>
               <w:rPr>
                 <w:rFonts w:ascii="Calibri" w:eastAsia="Times New Roman" w:hAnsi="Calibri" w:cs="Calibri"/>
+                <w:b/>
+                <w:bCs/>
                 <w:color w:val="000000"/>
                 <w:lang w:eastAsia="nl-NL"/>
               </w:rPr>
@@ -17299,6 +17795,8 @@
             <w:r>
               <w:rPr>
                 <w:rFonts w:ascii="Calibri" w:eastAsia="Times New Roman" w:hAnsi="Calibri" w:cs="Calibri"/>
+                <w:b/>
+                <w:bCs/>
                 <w:color w:val="000000"/>
                 <w:lang w:eastAsia="nl-NL"/>
               </w:rPr>
@@ -17367,6 +17865,8 @@
             <w:pPr>
               <w:rPr>
                 <w:rFonts w:ascii="Calibri" w:eastAsia="Times New Roman" w:hAnsi="Calibri" w:cs="Calibri"/>
+                <w:b/>
+                <w:bCs/>
                 <w:color w:val="000000"/>
                 <w:lang w:eastAsia="nl-NL"/>
               </w:rPr>
@@ -17374,6 +17874,8 @@
             <w:r>
               <w:rPr>
                 <w:rFonts w:ascii="Calibri" w:eastAsia="Times New Roman" w:hAnsi="Calibri" w:cs="Calibri"/>
+                <w:b/>
+                <w:bCs/>
                 <w:color w:val="000000"/>
                 <w:lang w:eastAsia="nl-NL"/>
               </w:rPr>
@@ -17489,6 +17991,8 @@
             <w:pPr>
               <w:rPr>
                 <w:rFonts w:ascii="Calibri" w:eastAsia="Times New Roman" w:hAnsi="Calibri" w:cs="Calibri"/>
+                <w:b/>
+                <w:bCs/>
                 <w:color w:val="000000"/>
                 <w:lang w:eastAsia="nl-NL"/>
               </w:rPr>
@@ -17496,6 +18000,8 @@
             <w:r>
               <w:rPr>
                 <w:rFonts w:ascii="Calibri" w:eastAsia="Times New Roman" w:hAnsi="Calibri" w:cs="Calibri"/>
+                <w:b/>
+                <w:bCs/>
                 <w:color w:val="000000"/>
                 <w:lang w:eastAsia="nl-NL"/>
               </w:rPr>
@@ -17520,6 +18026,8 @@
             <w:pPr>
               <w:rPr>
                 <w:rFonts w:ascii="Calibri" w:eastAsia="Times New Roman" w:hAnsi="Calibri" w:cs="Calibri"/>
+                <w:b/>
+                <w:bCs/>
                 <w:color w:val="000000"/>
                 <w:lang w:eastAsia="nl-NL"/>
               </w:rPr>
@@ -17527,6 +18035,8 @@
             <w:r>
               <w:rPr>
                 <w:rFonts w:ascii="Calibri" w:eastAsia="Times New Roman" w:hAnsi="Calibri" w:cs="Calibri"/>
+                <w:b/>
+                <w:bCs/>
                 <w:color w:val="000000"/>
                 <w:lang w:eastAsia="nl-NL"/>
               </w:rPr>
@@ -17551,6 +18061,8 @@
             <w:pPr>
               <w:rPr>
                 <w:rFonts w:ascii="Calibri" w:eastAsia="Times New Roman" w:hAnsi="Calibri" w:cs="Calibri"/>
+                <w:b/>
+                <w:bCs/>
                 <w:color w:val="000000"/>
                 <w:lang w:eastAsia="nl-NL"/>
               </w:rPr>
@@ -17558,6 +18070,8 @@
             <w:r>
               <w:rPr>
                 <w:rFonts w:ascii="Calibri" w:eastAsia="Times New Roman" w:hAnsi="Calibri" w:cs="Calibri"/>
+                <w:b/>
+                <w:bCs/>
                 <w:color w:val="000000"/>
                 <w:lang w:eastAsia="nl-NL"/>
               </w:rPr>
@@ -17695,7 +18209,7 @@
                     </pic:cNvPicPr>
                   </pic:nvPicPr>
                   <pic:blipFill>
-                    <a:blip r:embed="rId25">
+                    <a:blip r:embed="rId24">
                       <a:extLst>
                         <a:ext uri="{28A0092B-C50C-407E-A947-70E740481C1C}">
                           <a14:useLocalDpi xmlns:a14="http://schemas.microsoft.com/office/drawing/2010/main" val="0"/>
@@ -17916,14 +18430,7 @@
           <w:shd w:val="clear" w:color="auto" w:fill="FFFFFF"/>
           <w:lang w:val="en-GB" w:eastAsia="en-GB"/>
         </w:rPr>
-        <w:t>In line</w:t>
-      </w:r>
-      <w:r>
-        <w:rPr>
-          <w:shd w:val="clear" w:color="auto" w:fill="FFFFFF"/>
-          <w:lang w:val="en-GB" w:eastAsia="en-GB"/>
-        </w:rPr>
-        <w:t xml:space="preserve"> with similar studies, m</w:t>
+        <w:t>M</w:t>
       </w:r>
       <w:r>
         <w:rPr>
@@ -17977,7 +18484,7 @@
         <w:rPr>
           <w:lang w:val="en-GB" w:eastAsia="en-GB"/>
         </w:rPr>
-        <w:t xml:space="preserve"> [ref].</w:t>
+        <w:t>.</w:t>
       </w:r>
       <w:r>
         <w:rPr>
@@ -18027,7 +18534,13 @@
         <w:rPr>
           <w:lang w:val="en-GB" w:eastAsia="en-GB"/>
         </w:rPr>
-        <w:t xml:space="preserve">Generally, we found that missing data handling techniques yielded better performance when paired with FLR </w:t>
+        <w:t>On the simulated data</w:t>
+      </w:r>
+      <w:r>
+        <w:rPr>
+          <w:lang w:val="en-GB" w:eastAsia="en-GB"/>
+        </w:rPr>
+        <w:t xml:space="preserve">, we found that missing data handling techniques yielded better performance when paired with FLR </w:t>
       </w:r>
       <w:r>
         <w:rPr>
@@ -18092,6 +18605,13 @@
       </w:r>
       <w:r>
         <w:rPr>
+          <w:color w:val="FF0000"/>
+          <w:lang w:val="en-GB" w:eastAsia="en-GB"/>
+        </w:rPr>
+        <w:t xml:space="preserve"> ([38], [179])</w:t>
+      </w:r>
+      <w:r>
+        <w:rPr>
           <w:lang w:val="en-GB" w:eastAsia="en-GB"/>
         </w:rPr>
         <w:t>.</w:t>
@@ -18108,29 +18628,14 @@
           <w:shd w:val="clear" w:color="auto" w:fill="FFFFFF"/>
           <w:lang w:val="en-GB" w:eastAsia="en-GB"/>
         </w:rPr>
-        <w:t>Similarly, RF are more prone to overfitting when estimated in smaller (sub)samples as compared to FLR</w:t>
+        <w:t>Possibly</w:t>
       </w:r>
       <w:r>
         <w:rPr>
           <w:shd w:val="clear" w:color="auto" w:fill="FFFFFF"/>
           <w:lang w:val="en-GB" w:eastAsia="en-GB"/>
         </w:rPr>
-        <w:t xml:space="preserve"> </w:t>
-      </w:r>
-      <w:r>
-        <w:rPr>
-          <w:color w:val="FF0000"/>
-          <w:shd w:val="clear" w:color="auto" w:fill="FFFFFF"/>
-          <w:lang w:val="en-GB" w:eastAsia="en-GB"/>
-        </w:rPr>
-        <w:t>[ref]</w:t>
-      </w:r>
-      <w:r>
-        <w:rPr>
-          <w:shd w:val="clear" w:color="auto" w:fill="FFFFFF"/>
-          <w:lang w:val="en-GB" w:eastAsia="en-GB"/>
-        </w:rPr>
-        <w:t>.</w:t>
+        <w:t>, RF are more prone to overfitting when estimated in smaller (sub)samples as compared to FLR.</w:t>
       </w:r>
       <w:r>
         <w:rPr>
@@ -18228,34 +18733,29 @@
       </w:r>
       <w:r>
         <w:rPr>
-          <w:lang w:val="en-GB" w:eastAsia="en-GB"/>
-        </w:rPr>
-        <w:fldChar w:fldCharType="begin"/>
-      </w:r>
-      <w:r>
-        <w:rPr>
-          <w:lang w:val="en-GB" w:eastAsia="en-GB"/>
-        </w:rPr>
-        <w:instrText xml:space="preserve"> ADDIN ZOTERO_ITEM CSL_CITATION {"citationID":"yXX2hrhc","properties":{"formattedCitation":"(13)","plainCitation":"(13)","noteIndex":0},"citationItems":[{"id":801,"uris":["http://zotero.org/groups/2505537/items/ZSX8JPKY"],"uri":["http://zotero.org/groups/2505537/items/ZSX8JPKY"],"itemData":{"id":801,"type":"article-journal","abstract":"Objectives: In clinical practice, many prediction models cannot be used when predictor values are missing. We, therefore, propose and evaluate methods for real-time imputation. Study Design and Setting: We describe (i) mean imputation (where missing values are replaced by the sample mean), (ii) joint modeling imputation (JMI, where we use a multivariate normal approximation to generate patient-speciﬁc imputations), and (iii) conditional modeling imputation (CMI, where a multivariable imputation model is derived for each predictor from a population). We compared these methods in a case study evaluating the root mean squared error (RMSE) and coverage of the 95% conﬁdence intervals (i.e., the proportion of conﬁdence intervals that contain the true predictor value) of imputed predictor values.\nResults: eRMSE was lowest when adopting JMI or CMI, although imputation of individual predictors did not always lead to substantial improvements as compared to mean imputation. JMI and CMI appeared particularly useful when the values of multiple predictors of the model were missing. Coverage reached the nominal level (i.e., 95%) for both CMI and JMI.\nConclusion: Multiple imputations using either CMI or JMI is recommended when dealing with missing predictor values in real-time settings. Ó 2021 The Authors. Published by Elsevier Inc. This is an open access article under the CC BY license (http://creativecommons. org/licenses/by/4.0/).","container-title":"Journal of Clinical Epidemiology","DOI":"10.1016/j.jclinepi.2021.01.003","ISSN":"08954356","journalAbbreviation":"Journal of Clinical Epidemiology","language":"en","page":"22-34","source":"DOI.org (Crossref)","title":"Real-time imputation of missing predictor values improved the application of prediction models in daily practice","volume":"134","author":[{"family":"Nijman","given":"Steven Willem Joost"},{"family":"Groenhof","given":"T. Katrien J."},{"family":"Hoogland","given":"Jeroen"},{"family":"Bots","given":"Michiel L."},{"family":"Brandjes","given":"Menno"},{"family":"Jacobs","given":"John J.L."},{"family":"Asselbergs","given":"Folkert W."},{"family":"Moons","given":"Karel G.M."},{"family":"Debray","given":"Thomas P.A."}],"issued":{"date-parts":[["2021",6]]}}}],"schema":"https://github.com/citation-style-language/schema/raw/master/csl-citation.json"} </w:instrText>
-      </w:r>
-      <w:r>
-        <w:rPr>
-          <w:lang w:val="en-GB" w:eastAsia="en-GB"/>
-        </w:rPr>
-        <w:fldChar w:fldCharType="separate"/>
-      </w:r>
-      <w:r>
-        <w:rPr>
-          <w:noProof/>
-          <w:lang w:val="en-GB" w:eastAsia="en-GB"/>
-        </w:rPr>
-        <w:t>(13)</w:t>
-      </w:r>
-      <w:r>
-        <w:rPr>
-          <w:lang w:val="en-GB" w:eastAsia="en-GB"/>
-        </w:rPr>
-        <w:fldChar w:fldCharType="end"/>
+          <w:rFonts w:ascii="Calibri Light" w:hAnsi="Calibri Light" w:cs="Calibri Light"/>
+        </w:rPr>
+        <w:t xml:space="preserve">(S. W. J. Nijman, </w:t>
+      </w:r>
+      <w:proofErr w:type="spellStart"/>
+      <w:r>
+        <w:rPr>
+          <w:rFonts w:ascii="Calibri Light" w:hAnsi="Calibri Light" w:cs="Calibri Light"/>
+        </w:rPr>
+        <w:t>Groenhof</w:t>
+      </w:r>
+      <w:proofErr w:type="spellEnd"/>
+      <w:r>
+        <w:rPr>
+          <w:rFonts w:ascii="Calibri Light" w:hAnsi="Calibri Light" w:cs="Calibri Light"/>
+        </w:rPr>
+        <w:t>, et al., 2021)</w:t>
+      </w:r>
+      <w:r>
+        <w:rPr>
+          <w:lang w:val="en-GB" w:eastAsia="en-GB"/>
+        </w:rPr>
+        <w:t xml:space="preserve"> ([175])</w:t>
       </w:r>
       <w:r>
         <w:rPr>
@@ -18289,34 +18789,15 @@
       </w:r>
       <w:r>
         <w:rPr>
-          <w:lang w:val="en-GB" w:eastAsia="en-GB"/>
-        </w:rPr>
-        <w:fldChar w:fldCharType="begin"/>
-      </w:r>
-      <w:r>
-        <w:rPr>
-          <w:lang w:val="en-GB" w:eastAsia="en-GB"/>
-        </w:rPr>
-        <w:instrText xml:space="preserve"> ADDIN ZOTERO_ITEM CSL_CITATION {"citationID":"vVitGnHN","properties":{"formattedCitation":"(25)","plainCitation":"(25)","noteIndex":0},"citationItems":[{"id":853,"uris":["http://zotero.org/users/6411374/items/P2H7GERY"],"uri":["http://zotero.org/users/6411374/items/P2H7GERY"],"itemData":{"id":853,"type":"article-journal","container-title":"Applied Artificial Intelligence","DOI":"10.1080/08839510902872223","ISSN":"0883-9514, 1087-6545","issue":"5","journalAbbreviation":"Applied Artificial Intelligence","language":"en","page":"373-405","source":"DOI.org (Crossref)","title":"AN EMPIRICAL COMPARISON OF TECHNIQUES FOR HANDLING INCOMPLETE DATA USING DECISION TREES","volume":"23","author":[{"family":"Twala","given":"Bhekisipho"}],"issued":{"date-parts":[["2009",5,4]]}}}],"schema":"https://github.com/citation-style-language/schema/raw/master/csl-citation.json"} </w:instrText>
-      </w:r>
-      <w:r>
-        <w:rPr>
-          <w:lang w:val="en-GB" w:eastAsia="en-GB"/>
-        </w:rPr>
-        <w:fldChar w:fldCharType="separate"/>
-      </w:r>
-      <w:r>
-        <w:rPr>
-          <w:noProof/>
-          <w:lang w:val="en-GB" w:eastAsia="en-GB"/>
-        </w:rPr>
-        <w:t>(25)</w:t>
-      </w:r>
-      <w:r>
-        <w:rPr>
-          <w:lang w:val="en-GB" w:eastAsia="en-GB"/>
-        </w:rPr>
-        <w:fldChar w:fldCharType="end"/>
+          <w:rFonts w:ascii="Calibri Light" w:hAnsi="Calibri Light" w:cs="Calibri Light"/>
+        </w:rPr>
+        <w:t>(Twala, 2009)</w:t>
+      </w:r>
+      <w:r>
+        <w:rPr>
+          <w:lang w:val="en-GB" w:eastAsia="en-GB"/>
+        </w:rPr>
+        <w:t xml:space="preserve"> ([174])</w:t>
       </w:r>
       <w:r>
         <w:rPr>
@@ -18352,6 +18833,7 @@
         <w:rPr>
           <w:lang w:val="en-GB" w:eastAsia="en-GB"/>
         </w:rPr>
+        <w:lastRenderedPageBreak/>
         <w:t>which rel</w:t>
       </w:r>
       <w:r>
@@ -18382,14 +18864,7 @@
         <w:rPr>
           <w:lang w:val="en-GB" w:eastAsia="en-GB"/>
         </w:rPr>
-        <w:t xml:space="preserve">For example, in the </w:t>
-      </w:r>
-      <w:r>
-        <w:rPr>
-          <w:lang w:val="en-GB" w:eastAsia="en-GB"/>
-        </w:rPr>
-        <w:lastRenderedPageBreak/>
-        <w:t xml:space="preserve">most extreme missing data scenario, when only  </w:t>
+        <w:t xml:space="preserve">For example, in the most extreme missing data scenario, when only  </w:t>
       </w:r>
       <m:oMath>
         <m:sSub>
@@ -18491,7 +18966,19 @@
         <w:rPr>
           <w:lang w:val="en-GB" w:eastAsia="en-GB"/>
         </w:rPr>
-        <w:t xml:space="preserve">Additionally, to avoid overfitting, prediction models are typically designed as simple as possible and </w:t>
+        <w:t>Additionally, to avoid overfitting</w:t>
+      </w:r>
+      <w:r>
+        <w:rPr>
+          <w:lang w:val="en-GB" w:eastAsia="en-GB"/>
+        </w:rPr>
+        <w:t xml:space="preserve"> and multicollinearity</w:t>
+      </w:r>
+      <w:r>
+        <w:rPr>
+          <w:lang w:val="en-GB" w:eastAsia="en-GB"/>
+        </w:rPr>
+        <w:t xml:space="preserve">, prediction models are typically designed as simple as possible and </w:t>
       </w:r>
       <w:r>
         <w:rPr>
@@ -18527,35 +19014,22 @@
         <w:rPr>
           <w:lang w:val="en-GB" w:eastAsia="en-GB"/>
         </w:rPr>
+        <w:t>. Likewise, in our simulation study, we only generated 10 covariates, all of which were used for development of the prediction model and imputation strategies. In practice, however, many more additional variables may be available</w:t>
+      </w:r>
+      <w:r>
+        <w:rPr>
+          <w:lang w:val="en-GB" w:eastAsia="en-GB"/>
+        </w:rPr>
+        <w:t>.</w:t>
+      </w:r>
+      <w:r>
+        <w:rPr>
+          <w:lang w:val="en-GB" w:eastAsia="en-GB"/>
+        </w:rPr>
         <w:t xml:space="preserve"> </w:t>
       </w:r>
       <w:r>
         <w:rPr>
-          <w:color w:val="FF0000"/>
-          <w:lang w:val="en-GB" w:eastAsia="en-GB"/>
-        </w:rPr>
-        <w:t>[refs]</w:t>
-      </w:r>
-      <w:r>
-        <w:rPr>
-          <w:lang w:val="en-GB" w:eastAsia="en-GB"/>
-        </w:rPr>
-        <w:t>. Likewise, in our simulation study, we only generated 10 covariates, all of which were used for development of the prediction model and imputation strategies. In practice, however, many more additional variables may be available</w:t>
-      </w:r>
-      <w:r>
-        <w:rPr>
-          <w:lang w:val="en-GB" w:eastAsia="en-GB"/>
-        </w:rPr>
-        <w:t>.</w:t>
-      </w:r>
-      <w:r>
-        <w:rPr>
-          <w:lang w:val="en-GB" w:eastAsia="en-GB"/>
-        </w:rPr>
-        <w:t xml:space="preserve"> </w:t>
-      </w:r>
-      <w:r>
-        <w:rPr>
           <w:lang w:val="en-GB" w:eastAsia="en-GB"/>
         </w:rPr>
         <w:t>T</w:t>
@@ -18568,34 +19042,15 @@
       </w:r>
       <w:r>
         <w:rPr>
-          <w:lang w:val="en-GB" w:eastAsia="en-GB"/>
-        </w:rPr>
-        <w:fldChar w:fldCharType="begin"/>
-      </w:r>
-      <w:r>
-        <w:rPr>
-          <w:lang w:val="en-GB" w:eastAsia="en-GB"/>
-        </w:rPr>
-        <w:instrText xml:space="preserve"> ADDIN ZOTERO_ITEM CSL_CITATION {"citationID":"Fj2QSbIa","properties":{"formattedCitation":"(12)","plainCitation":"(12)","noteIndex":0},"citationItems":[{"id":799,"uris":["http://zotero.org/groups/2505537/items/WF8M4IKU"],"uri":["http://zotero.org/groups/2505537/items/WF8M4IKU"],"itemData":{"id":799,"type":"article-journal","abstract":"Abstract\n            \n              Aims\n              Use of prediction models is widely recommended by clinical guidelines, but usually requires complete information on all predictors, which is not always available in daily practice. We aim to describe two methods for real-time handling of missing predictor values when using prediction models in practice.\n            \n            \n              Methods and results\n              We compare the widely used method of mean imputation (M-imp) to a method that personalizes the imputations by taking advantage of the observed patient characteristics. These characteristics may include both prediction model variables and other characteristics (auxiliary variables). The method was implemented using imputation from a joint multivariate normal model of the patient characteristics (joint modelling imputation; JMI). Data from two different cardiovascular cohorts with cardiovascular predictors and outcome were used to evaluate the real-time imputation methods. We quantified the prediction model’s overall performance [mean squared error (MSE) of linear predictor], discrimination (c-index), calibration (intercept and slope), and net benefit (decision curve analysis). When compared with mean imputation, JMI substantially improved the MSE (0.10 vs. 0.13), c-index (0.70 vs. 0.68), and calibration (calibration-in-the-large: 0.04 vs. 0.06; calibration slope: 1.01 vs. 0.92), especially when incorporating auxiliary variables. When the imputation method was based on an external cohort, calibration deteriorated, but discrimination remained similar.\n            \n            \n              Conclusions\n              We recommend JMI with auxiliary variables for real-time imputation of missing values, and to update imputation models when implementing them in new settings or (sub)populations.","container-title":"European Heart Journal - Digital Health","DOI":"10.1093/ehjdh/ztaa016","ISSN":"2634-3916","issue":"1","language":"en","page":"154-164","source":"DOI.org (Crossref)","title":"Real-time imputation of missing predictor values in clinical practice","volume":"2","author":[{"family":"Nijman","given":"Steven W J"},{"family":"Hoogland","given":"Jeroen"},{"family":"Groenhof","given":"T Katrien J"},{"family":"Brandjes","given":"Menno"},{"family":"Jacobs","given":"John J L"},{"family":"Bots","given":"Michiel L"},{"family":"Asselbergs","given":"Folkert W"},{"family":"Moons","given":"Karel G M"},{"family":"Debray","given":"Thomas P A"}],"issued":{"date-parts":[["2021",5,4]]}}}],"schema":"https://github.com/citation-style-language/schema/raw/master/csl-citation.json"} </w:instrText>
-      </w:r>
-      <w:r>
-        <w:rPr>
-          <w:lang w:val="en-GB" w:eastAsia="en-GB"/>
-        </w:rPr>
-        <w:fldChar w:fldCharType="separate"/>
-      </w:r>
-      <w:r>
-        <w:rPr>
-          <w:noProof/>
-          <w:lang w:val="en-GB" w:eastAsia="en-GB"/>
-        </w:rPr>
-        <w:t>(12)</w:t>
-      </w:r>
-      <w:r>
-        <w:rPr>
-          <w:lang w:val="en-GB" w:eastAsia="en-GB"/>
-        </w:rPr>
-        <w:fldChar w:fldCharType="end"/>
+          <w:rFonts w:ascii="Calibri Light" w:hAnsi="Calibri Light" w:cs="Calibri Light"/>
+        </w:rPr>
+        <w:t>(S. W. J. Nijman, Hoogland, et al., 2021)</w:t>
+      </w:r>
+      <w:r>
+        <w:rPr>
+          <w:lang w:val="en-GB" w:eastAsia="en-GB"/>
+        </w:rPr>
+        <w:t xml:space="preserve"> ([48])</w:t>
       </w:r>
       <w:r>
         <w:rPr>
@@ -18825,34 +19280,15 @@
       </w:r>
       <w:r>
         <w:rPr>
-          <w:lang w:val="en-GB" w:eastAsia="en-GB"/>
-        </w:rPr>
-        <w:fldChar w:fldCharType="begin"/>
-      </w:r>
-      <w:r>
-        <w:rPr>
-          <w:lang w:val="en-GB" w:eastAsia="en-GB"/>
-        </w:rPr>
-        <w:instrText xml:space="preserve"> ADDIN ZOTERO_ITEM CSL_CITATION {"citationID":"39YkaqjT","properties":{"formattedCitation":"(27)","plainCitation":"(27)","noteIndex":0},"citationItems":[{"id":883,"uris":["http://zotero.org/users/6411374/items/PQPE35BD"],"uri":["http://zotero.org/users/6411374/items/PQPE35BD"],"itemData":{"id":883,"type":"article-journal","abstract":"Background: Supervised machine learning algorithms have been a dominant method in the data mining field. Disease prediction using health data has recently shown a potential application area for these methods. This study ai7ms to identify the key trends among different types of supervised machine learning algorithms, and their performance and usage for disease risk prediction.\nMethods: In this study, extensive research efforts were made to identify those studies that applied more than one supervised machine learning algorithm on single disease prediction. Two databases (i.e., Scopus and PubMed) were searched for different types of search items. Thus, we selected 48 articles in total for the comparison among variants supervised machine learning algorithms for disease prediction.\nResults: We found that the Support Vector Machine (SVM) algorithm is applied most frequently (in 29 studies) followed by the Naïve Bayes algorithm (in 23 studies). However, the Random Forest (RF) algorithm showed superior accuracy comparatively. Of the 17 studies where it was applied, RF showed the highest accuracy in 9 of them, i.e., 53%. This was followed by SVM which topped in 41% of the studies it was considered.\nConclusion: This study provides a wide overview of the relative performance of different variants of supervised machine learning algorithms for disease prediction. This important information of relative performance can be used to aid researchers in the selection of an appropriate supervised machine learning algorithm for their studies.","container-title":"BMC Medical Informatics and Decision Making","DOI":"10.1186/s12911-019-1004-8","ISSN":"1472-6947","issue":"1","journalAbbreviation":"BMC Med Inform Decis Mak","language":"en","page":"281","source":"DOI.org (Crossref)","title":"Comparing different supervised machine learning algorithms for disease prediction","volume":"19","author":[{"family":"Uddin","given":"Shahadat"},{"family":"Khan","given":"Arif"},{"family":"Hossain","given":"Md Ekramul"},{"family":"Moni","given":"Mohammad Ali"}],"issued":{"date-parts":[["2019",12]]}}}],"schema":"https://github.com/citation-style-language/schema/raw/master/csl-citation.json"} </w:instrText>
-      </w:r>
-      <w:r>
-        <w:rPr>
-          <w:lang w:val="en-GB" w:eastAsia="en-GB"/>
-        </w:rPr>
-        <w:fldChar w:fldCharType="separate"/>
-      </w:r>
-      <w:r>
-        <w:rPr>
-          <w:noProof/>
-          <w:lang w:val="en-GB" w:eastAsia="en-GB"/>
-        </w:rPr>
-        <w:t>(27)</w:t>
-      </w:r>
-      <w:r>
-        <w:rPr>
-          <w:lang w:val="en-GB" w:eastAsia="en-GB"/>
-        </w:rPr>
-        <w:fldChar w:fldCharType="end"/>
+          <w:rFonts w:ascii="Calibri Light" w:hAnsi="Calibri Light" w:cs="Calibri Light"/>
+        </w:rPr>
+        <w:t>(Uddin et al., 2019)</w:t>
+      </w:r>
+      <w:r>
+        <w:rPr>
+          <w:lang w:val="en-GB" w:eastAsia="en-GB"/>
+        </w:rPr>
+        <w:t xml:space="preserve"> ([179])</w:t>
       </w:r>
       <w:r>
         <w:rPr>
@@ -19031,7 +19467,19 @@
         <w:rPr>
           <w:lang w:val="en-GB"/>
         </w:rPr>
-        <w:t>SWJN is supported by a Public-Private Study grant of the Netherlands Heart foundation for the CVRM-IMPROVE project (#2018B006). T</w:t>
+        <w:t xml:space="preserve">SWJN </w:t>
+      </w:r>
+      <w:r>
+        <w:rPr>
+          <w:lang w:val="en-GB"/>
+        </w:rPr>
+        <w:t>wa</w:t>
+      </w:r>
+      <w:r>
+        <w:rPr>
+          <w:lang w:val="en-GB"/>
+        </w:rPr>
+        <w:t>s supported by a Public-Private Study grant of the Netherlands Heart foundation for the CVRM-IMPROVE project (#2018B006). T</w:t>
       </w:r>
       <w:r>
         <w:rPr>
@@ -19045,22 +19493,42 @@
           <w:iCs/>
           <w:lang w:val="en-GB"/>
         </w:rPr>
-        <w:t xml:space="preserve"> HO is supported by a Special Interest Group grant for Applied Data Science from the University Utrecht (</w:t>
+        <w:t xml:space="preserve"> HO </w:t>
       </w:r>
       <w:r>
         <w:rPr>
           <w:iCs/>
-          <w:color w:val="FF0000"/>
-          <w:lang w:val="en-GB"/>
-        </w:rPr>
-        <w:t>#???</w:t>
+          <w:lang w:val="en-GB"/>
+        </w:rPr>
+        <w:t>was</w:t>
       </w:r>
       <w:r>
         <w:rPr>
           <w:iCs/>
           <w:lang w:val="en-GB"/>
         </w:rPr>
-        <w:t>)</w:t>
+        <w:t xml:space="preserve"> supported by a Special Interest Group grant for Applied Data Science from Utrecht</w:t>
+      </w:r>
+      <w:r>
+        <w:rPr>
+          <w:iCs/>
+          <w:lang w:val="en-GB"/>
+        </w:rPr>
+        <w:t xml:space="preserve"> </w:t>
+      </w:r>
+      <w:r>
+        <w:rPr>
+          <w:iCs/>
+          <w:lang w:val="en-GB"/>
+        </w:rPr>
+        <w:t>University</w:t>
+      </w:r>
+      <w:r>
+        <w:rPr>
+          <w:iCs/>
+          <w:lang w:val="en-GB"/>
+        </w:rPr>
+        <w:t>.</w:t>
       </w:r>
     </w:p>
     <w:p>
@@ -19075,6 +19543,1635 @@
         </w:rPr>
         <w:t>All other authors declare that they have no known competing financial interests or personal relationships that could have appeared to influence the work reported in this paper.</w:t>
       </w:r>
+    </w:p>
+    <w:p>
+      <w:pPr>
+        <w:spacing w:after="160" w:line="259" w:lineRule="auto"/>
+        <w:rPr>
+          <w:rFonts w:cstheme="majorBidi"/>
+          <w:b/>
+          <w:sz w:val="28"/>
+          <w:szCs w:val="28"/>
+          <w:lang w:val="en-GB"/>
+        </w:rPr>
+      </w:pPr>
+      <w:r>
+        <w:br w:type="page"/>
+      </w:r>
+    </w:p>
+    <w:p>
+      <w:pPr>
+        <w:pStyle w:val="Heading1"/>
+      </w:pPr>
+      <w:r>
+        <w:lastRenderedPageBreak/>
+        <w:t>References</w:t>
+      </w:r>
+    </w:p>
+    <w:p>
+      <w:pPr>
+        <w:ind w:left="567" w:hanging="567"/>
+      </w:pPr>
+      <w:r>
+        <w:rPr>
+          <w:lang w:val="nl-NL"/>
+        </w:rPr>
+        <w:t xml:space="preserve">Bezemer, T., de Groot, M. C., </w:t>
+      </w:r>
+      <w:proofErr w:type="spellStart"/>
+      <w:r>
+        <w:rPr>
+          <w:lang w:val="nl-NL"/>
+        </w:rPr>
+        <w:t>Blasse</w:t>
+      </w:r>
+      <w:proofErr w:type="spellEnd"/>
+      <w:r>
+        <w:rPr>
+          <w:lang w:val="nl-NL"/>
+        </w:rPr>
+        <w:t xml:space="preserve">, E., et al. </w:t>
+      </w:r>
+      <w:r>
+        <w:t>(2019). A human(e) factor in clinical decision support systems. Journal of Medical Internet Research, 21(3), e11732. https://doi.org/10.2196/11732</w:t>
+      </w:r>
+    </w:p>
+    <w:p>
+      <w:pPr>
+        <w:ind w:left="567" w:hanging="567"/>
+      </w:pPr>
+      <w:proofErr w:type="spellStart"/>
+      <w:r>
+        <w:t>Breiman</w:t>
+      </w:r>
+      <w:proofErr w:type="spellEnd"/>
+      <w:r>
+        <w:t xml:space="preserve">, L., Friedman, J., Stone, C. J., &amp; </w:t>
+      </w:r>
+      <w:proofErr w:type="spellStart"/>
+      <w:r>
+        <w:t>Olshen</w:t>
+      </w:r>
+      <w:proofErr w:type="spellEnd"/>
+      <w:r>
+        <w:t>, R. A. (1984). Classification and regression trees. Taylor &amp; Francis. https://books.google.nl/books?id=JwQxWOmSyQC</w:t>
+      </w:r>
+    </w:p>
+    <w:p>
+      <w:pPr>
+        <w:ind w:left="567" w:hanging="567"/>
+        <w:rPr>
+          <w:lang w:val="fr-FR"/>
+        </w:rPr>
+      </w:pPr>
+      <w:proofErr w:type="spellStart"/>
+      <w:r>
+        <w:rPr>
+          <w:lang w:val="nl-NL"/>
+        </w:rPr>
+        <w:t>Cevallos</w:t>
+      </w:r>
+      <w:proofErr w:type="spellEnd"/>
+      <w:r>
+        <w:rPr>
+          <w:lang w:val="nl-NL"/>
+        </w:rPr>
+        <w:t xml:space="preserve"> </w:t>
+      </w:r>
+      <w:proofErr w:type="spellStart"/>
+      <w:r>
+        <w:rPr>
+          <w:lang w:val="nl-NL"/>
+        </w:rPr>
+        <w:t>Valdiviezo</w:t>
+      </w:r>
+      <w:proofErr w:type="spellEnd"/>
+      <w:r>
+        <w:rPr>
+          <w:lang w:val="nl-NL"/>
+        </w:rPr>
+        <w:t xml:space="preserve">, H., &amp; Van </w:t>
+      </w:r>
+      <w:proofErr w:type="spellStart"/>
+      <w:r>
+        <w:rPr>
+          <w:lang w:val="nl-NL"/>
+        </w:rPr>
+        <w:t>Aelst</w:t>
+      </w:r>
+      <w:proofErr w:type="spellEnd"/>
+      <w:r>
+        <w:rPr>
+          <w:lang w:val="nl-NL"/>
+        </w:rPr>
+        <w:t xml:space="preserve">, S. (2015). </w:t>
+      </w:r>
+      <w:r>
+        <w:t xml:space="preserve">Tree-based prediction on incomplete data using imputation or surrogate decisions. </w:t>
+      </w:r>
+      <w:r>
+        <w:rPr>
+          <w:lang w:val="fr-FR"/>
+        </w:rPr>
+        <w:t>Information Sciences, 311, 163-181. https://doi.org/10.1016/j.ins.2015.03.018</w:t>
+      </w:r>
+    </w:p>
+    <w:p>
+      <w:pPr>
+        <w:ind w:left="567" w:hanging="567"/>
+        <w:rPr>
+          <w:lang w:val="nl-NL"/>
+        </w:rPr>
+      </w:pPr>
+      <w:r>
+        <w:rPr>
+          <w:lang w:val="fr-FR"/>
+        </w:rPr>
+        <w:t xml:space="preserve">D’Agostino, R. B., </w:t>
+      </w:r>
+      <w:proofErr w:type="spellStart"/>
+      <w:r>
+        <w:rPr>
+          <w:lang w:val="fr-FR"/>
+        </w:rPr>
+        <w:t>Vasan</w:t>
+      </w:r>
+      <w:proofErr w:type="spellEnd"/>
+      <w:r>
+        <w:rPr>
+          <w:lang w:val="fr-FR"/>
+        </w:rPr>
+        <w:t xml:space="preserve">, R. S., </w:t>
+      </w:r>
+      <w:proofErr w:type="spellStart"/>
+      <w:r>
+        <w:rPr>
+          <w:lang w:val="fr-FR"/>
+        </w:rPr>
+        <w:t>Pencina</w:t>
+      </w:r>
+      <w:proofErr w:type="spellEnd"/>
+      <w:r>
+        <w:rPr>
+          <w:lang w:val="fr-FR"/>
+        </w:rPr>
+        <w:t xml:space="preserve">, M. J., et al. </w:t>
+      </w:r>
+      <w:r>
+        <w:t xml:space="preserve">(2008). General cardiovascular risk profile for use in primary care: The Framingham Heart Study. </w:t>
+      </w:r>
+      <w:proofErr w:type="spellStart"/>
+      <w:r>
+        <w:rPr>
+          <w:lang w:val="nl-NL"/>
+        </w:rPr>
+        <w:t>Circulation</w:t>
+      </w:r>
+      <w:proofErr w:type="spellEnd"/>
+      <w:r>
+        <w:rPr>
+          <w:lang w:val="nl-NL"/>
+        </w:rPr>
+        <w:t>, 117(6), 743-753. https://doi.org/10.1161/CIRCULATIONAHA.107.699579</w:t>
+      </w:r>
+    </w:p>
+    <w:p>
+      <w:pPr>
+        <w:ind w:left="567" w:hanging="567"/>
+      </w:pPr>
+      <w:r>
+        <w:rPr>
+          <w:lang w:val="nl-NL"/>
+        </w:rPr>
+        <w:t xml:space="preserve">Donders, A. R. T., van der Heijden, G. J. M. G., Stijnen, T., &amp; Moons, K. G. M. (2006). </w:t>
+      </w:r>
+      <w:r>
+        <w:t>A gentle introduction to imputation of missing values. Journal of Clinical Epidemiology, 59(10), 1087-1091. https://doi.org/10.1016/j.jclinepi.2006.01.014</w:t>
+      </w:r>
+    </w:p>
+    <w:p>
+      <w:pPr>
+        <w:ind w:left="567" w:hanging="567"/>
+      </w:pPr>
+      <w:r>
+        <w:rPr>
+          <w:lang w:val="fr-FR"/>
+        </w:rPr>
+        <w:t>Dorado-</w:t>
+      </w:r>
+      <w:proofErr w:type="spellStart"/>
+      <w:r>
+        <w:rPr>
+          <w:lang w:val="fr-FR"/>
+        </w:rPr>
+        <w:t>Díaz</w:t>
+      </w:r>
+      <w:proofErr w:type="spellEnd"/>
+      <w:r>
+        <w:rPr>
+          <w:lang w:val="fr-FR"/>
+        </w:rPr>
+        <w:t xml:space="preserve">, P. I., </w:t>
+      </w:r>
+      <w:proofErr w:type="spellStart"/>
+      <w:r>
+        <w:rPr>
+          <w:lang w:val="fr-FR"/>
+        </w:rPr>
+        <w:t>Sampedro</w:t>
+      </w:r>
+      <w:proofErr w:type="spellEnd"/>
+      <w:r>
+        <w:rPr>
+          <w:lang w:val="fr-FR"/>
+        </w:rPr>
+        <w:t xml:space="preserve">-Gómez, J., Vicente </w:t>
+      </w:r>
+      <w:proofErr w:type="spellStart"/>
+      <w:r>
+        <w:rPr>
+          <w:lang w:val="fr-FR"/>
+        </w:rPr>
+        <w:t>Palacios</w:t>
+      </w:r>
+      <w:proofErr w:type="spellEnd"/>
+      <w:r>
+        <w:rPr>
+          <w:lang w:val="fr-FR"/>
+        </w:rPr>
+        <w:t xml:space="preserve">, V., &amp; </w:t>
+      </w:r>
+      <w:proofErr w:type="spellStart"/>
+      <w:r>
+        <w:rPr>
+          <w:lang w:val="fr-FR"/>
+        </w:rPr>
+        <w:t>Sánchez</w:t>
+      </w:r>
+      <w:proofErr w:type="spellEnd"/>
+      <w:r>
+        <w:rPr>
+          <w:lang w:val="fr-FR"/>
+        </w:rPr>
+        <w:t xml:space="preserve">, P. L. (2019). </w:t>
+      </w:r>
+      <w:r>
+        <w:t xml:space="preserve">Applications of artificial intelligence in cardiology. The future is already here. </w:t>
+      </w:r>
+      <w:proofErr w:type="spellStart"/>
+      <w:r>
+        <w:t>Revista</w:t>
+      </w:r>
+      <w:proofErr w:type="spellEnd"/>
+      <w:r>
+        <w:t xml:space="preserve"> Española de </w:t>
+      </w:r>
+      <w:proofErr w:type="spellStart"/>
+      <w:r>
+        <w:t>Cardiología</w:t>
+      </w:r>
+      <w:proofErr w:type="spellEnd"/>
+      <w:r>
+        <w:t xml:space="preserve"> (English Edition), 72(12), 1065-1075. https://doi.org/10.1016/j.rec.2019.05.014</w:t>
+      </w:r>
+    </w:p>
+    <w:p>
+      <w:pPr>
+        <w:ind w:left="567" w:hanging="567"/>
+      </w:pPr>
+      <w:r>
+        <w:rPr>
+          <w:lang w:val="nl-NL"/>
+        </w:rPr>
+        <w:t xml:space="preserve">Dorresteijn, J. A. N., </w:t>
+      </w:r>
+      <w:proofErr w:type="spellStart"/>
+      <w:r>
+        <w:rPr>
+          <w:lang w:val="nl-NL"/>
+        </w:rPr>
+        <w:t>Visseren</w:t>
+      </w:r>
+      <w:proofErr w:type="spellEnd"/>
+      <w:r>
+        <w:rPr>
+          <w:lang w:val="nl-NL"/>
+        </w:rPr>
+        <w:t xml:space="preserve">, F. L. J., Wassink, A. M. J., et al. </w:t>
+      </w:r>
+      <w:r>
+        <w:t>(2013). Development and validation of a prediction rule for recurrent vascular events: The SMART risk score. Heart, 99(12), 866-872. https://doi.org/10.1136/heartjnl-2013-303640</w:t>
+      </w:r>
+    </w:p>
+    <w:p>
+      <w:pPr>
+        <w:ind w:left="567" w:hanging="567"/>
+        <w:rPr>
+          <w:lang w:val="fr-FR"/>
+        </w:rPr>
+      </w:pPr>
+      <w:r>
+        <w:lastRenderedPageBreak/>
+        <w:t xml:space="preserve">Fletcher </w:t>
+      </w:r>
+      <w:proofErr w:type="spellStart"/>
+      <w:r>
+        <w:t>Mercaldo</w:t>
+      </w:r>
+      <w:proofErr w:type="spellEnd"/>
+      <w:r>
+        <w:t xml:space="preserve">, S., &amp; Blume, J. D. (2020). Missing data and prediction: The pattern submodel. </w:t>
+      </w:r>
+      <w:proofErr w:type="spellStart"/>
+      <w:r>
+        <w:rPr>
+          <w:lang w:val="fr-FR"/>
+        </w:rPr>
+        <w:t>Biostatistics</w:t>
+      </w:r>
+      <w:proofErr w:type="spellEnd"/>
+      <w:r>
+        <w:rPr>
+          <w:lang w:val="fr-FR"/>
+        </w:rPr>
+        <w:t>, 21(2), 236-252. https://doi.org/10.1093/biostatistics/kxy040</w:t>
+      </w:r>
+    </w:p>
+    <w:p>
+      <w:pPr>
+        <w:ind w:left="567" w:hanging="567"/>
+      </w:pPr>
+      <w:r>
+        <w:rPr>
+          <w:lang w:val="de-DE"/>
+        </w:rPr>
+        <w:t xml:space="preserve">Glynn, R. J., Laird, N. M., &amp; Rubin, D. B. (1986). </w:t>
+      </w:r>
+      <w:r>
+        <w:t xml:space="preserve">Selection modeling versus mixture modeling with nonignorable nonresponse. In H. </w:t>
+      </w:r>
+      <w:proofErr w:type="spellStart"/>
+      <w:r>
+        <w:t>Wainer</w:t>
+      </w:r>
+      <w:proofErr w:type="spellEnd"/>
+      <w:r>
+        <w:t xml:space="preserve"> (Ed.), Drawing inferences from self-selected samples (pp. 115-142). Springer New York. https://doi.org/10.1007/978-1-4612-4976-4_10</w:t>
+      </w:r>
+    </w:p>
+    <w:p>
+      <w:pPr>
+        <w:ind w:left="567" w:hanging="567"/>
+      </w:pPr>
+      <w:proofErr w:type="spellStart"/>
+      <w:r>
+        <w:rPr>
+          <w:lang w:val="nl-NL"/>
+        </w:rPr>
+        <w:t>Groenhof</w:t>
+      </w:r>
+      <w:proofErr w:type="spellEnd"/>
+      <w:r>
+        <w:rPr>
+          <w:lang w:val="nl-NL"/>
+        </w:rPr>
+        <w:t xml:space="preserve">, T. K. J., Bots, M. L., Brandjes, M., et al. </w:t>
+      </w:r>
+      <w:r>
+        <w:t>(2019). A computerized decision support system for cardiovascular risk management ‘live’ in the electronic health record environment. Netherlands Heart Journal, 27(9), 435-442. https://doi.org/10.1007/s12471-019-01308-w</w:t>
+      </w:r>
+    </w:p>
+    <w:p>
+      <w:pPr>
+        <w:ind w:left="567" w:hanging="567"/>
+      </w:pPr>
+      <w:proofErr w:type="spellStart"/>
+      <w:r>
+        <w:t>Hapfelmeier</w:t>
+      </w:r>
+      <w:proofErr w:type="spellEnd"/>
+      <w:r>
+        <w:t>, A. (2012). Analysis of missing data with random forests. Retrieved from https://edoc.ub.uni-muenchen.de/15058/1/Hapfelmeier_Alexander.pdf</w:t>
+      </w:r>
+    </w:p>
+    <w:p>
+      <w:pPr>
+        <w:ind w:left="567" w:hanging="567"/>
+        <w:rPr>
+          <w:lang w:val="nl-NL"/>
+        </w:rPr>
+      </w:pPr>
+      <w:r>
+        <w:rPr>
+          <w:lang w:val="nl-NL"/>
+        </w:rPr>
+        <w:t xml:space="preserve">Hoogland, J., </w:t>
+      </w:r>
+      <w:proofErr w:type="spellStart"/>
+      <w:r>
+        <w:rPr>
+          <w:lang w:val="nl-NL"/>
+        </w:rPr>
+        <w:t>Barreveld</w:t>
+      </w:r>
+      <w:proofErr w:type="spellEnd"/>
+      <w:r>
+        <w:rPr>
+          <w:lang w:val="nl-NL"/>
+        </w:rPr>
+        <w:t xml:space="preserve">, M., Debray, T. P. A., et al. </w:t>
+      </w:r>
+      <w:r>
+        <w:t xml:space="preserve">(2020). Handling missing predictor values when validating and applying a prediction model to new patients. </w:t>
+      </w:r>
+      <w:r>
+        <w:rPr>
+          <w:lang w:val="nl-NL"/>
+        </w:rPr>
+        <w:t xml:space="preserve">Statistics in </w:t>
+      </w:r>
+      <w:proofErr w:type="spellStart"/>
+      <w:r>
+        <w:rPr>
+          <w:lang w:val="nl-NL"/>
+        </w:rPr>
+        <w:t>Medicine</w:t>
+      </w:r>
+      <w:proofErr w:type="spellEnd"/>
+      <w:r>
+        <w:rPr>
+          <w:lang w:val="nl-NL"/>
+        </w:rPr>
+        <w:t>. https://doi.org/10.1002/sim.8682</w:t>
+      </w:r>
+    </w:p>
+    <w:p>
+      <w:pPr>
+        <w:ind w:left="567" w:hanging="567"/>
+      </w:pPr>
+      <w:r>
+        <w:rPr>
+          <w:lang w:val="nl-NL"/>
+        </w:rPr>
+        <w:t xml:space="preserve">Janssen, K. J. M., Vergouwe, Y., Donders, A. R. T., et al. </w:t>
+      </w:r>
+      <w:r>
+        <w:t>(2009). Dealing with missing predictor values when applying clinical prediction models. Clinical Chemistry, 55(5), 994-1001. https://doi.org/10.1373/clinchem.2008.115345</w:t>
+      </w:r>
+    </w:p>
+    <w:p>
+      <w:pPr>
+        <w:ind w:left="567" w:hanging="567"/>
+      </w:pPr>
+      <w:r>
+        <w:t xml:space="preserve">Kawamoto, K., Houlihan, C. A., Balas, E. A., &amp; </w:t>
+      </w:r>
+      <w:proofErr w:type="spellStart"/>
+      <w:r>
+        <w:t>Lobach</w:t>
+      </w:r>
+      <w:proofErr w:type="spellEnd"/>
+      <w:r>
+        <w:t>, D. F. (2005). Improving clinical practice using clinical decision support systems: A systematic review of trials to identify features critical to success. BMJ, 330(7494), 765. https://doi.org/10.1136/bmj.38398.500764.8F</w:t>
+      </w:r>
+    </w:p>
+    <w:p>
+      <w:pPr>
+        <w:ind w:left="567" w:hanging="567"/>
+      </w:pPr>
+      <w:r>
+        <w:t>Little, R. J. (1993). Pattern-mixture models for multivariate incomplete data. Journal of the American Statistical Association, 88(421), 125-134.</w:t>
+      </w:r>
+    </w:p>
+    <w:p>
+      <w:pPr>
+        <w:ind w:left="567" w:hanging="567"/>
+      </w:pPr>
+      <w:r>
+        <w:rPr>
+          <w:lang w:val="nl-NL"/>
+        </w:rPr>
+        <w:lastRenderedPageBreak/>
+        <w:t xml:space="preserve">Nijman, S. W. J., </w:t>
+      </w:r>
+      <w:proofErr w:type="spellStart"/>
+      <w:r>
+        <w:rPr>
+          <w:lang w:val="nl-NL"/>
+        </w:rPr>
+        <w:t>Groenhof</w:t>
+      </w:r>
+      <w:proofErr w:type="spellEnd"/>
+      <w:r>
+        <w:rPr>
+          <w:lang w:val="nl-NL"/>
+        </w:rPr>
+        <w:t xml:space="preserve">, T. K. J., Hoogland, J., et al. </w:t>
+      </w:r>
+      <w:r>
+        <w:t>(2021). Real-time imputation of missing predictor values improved the application of prediction models in daily practice. Journal of Clinical Epidemiology, 134, 22-34. https://doi.org/10.1016/j.jclinepi.2021.01.003</w:t>
+      </w:r>
+    </w:p>
+    <w:p>
+      <w:pPr>
+        <w:ind w:left="567" w:hanging="567"/>
+      </w:pPr>
+      <w:r>
+        <w:rPr>
+          <w:lang w:val="nl-NL"/>
+        </w:rPr>
+        <w:t xml:space="preserve">Nijman, S. W. J., Hoogland, J., </w:t>
+      </w:r>
+      <w:proofErr w:type="spellStart"/>
+      <w:r>
+        <w:rPr>
+          <w:lang w:val="nl-NL"/>
+        </w:rPr>
+        <w:t>Groenhof</w:t>
+      </w:r>
+      <w:proofErr w:type="spellEnd"/>
+      <w:r>
+        <w:rPr>
+          <w:lang w:val="nl-NL"/>
+        </w:rPr>
+        <w:t xml:space="preserve">, T. K. J., et al. </w:t>
+      </w:r>
+      <w:r>
+        <w:t>(2021). Real-time imputation of missing predictor values in clinical practice. European Heart Journal - Digital Health, 2(1), 154-164. https://doi.org/10.1093/ehjdh/ztaa016</w:t>
+      </w:r>
+    </w:p>
+    <w:p>
+      <w:pPr>
+        <w:ind w:left="567" w:hanging="567"/>
+      </w:pPr>
+      <w:proofErr w:type="spellStart"/>
+      <w:r>
+        <w:rPr>
+          <w:lang w:val="fr-FR"/>
+        </w:rPr>
+        <w:t>Piepoli</w:t>
+      </w:r>
+      <w:proofErr w:type="spellEnd"/>
+      <w:r>
+        <w:rPr>
+          <w:lang w:val="fr-FR"/>
+        </w:rPr>
+        <w:t xml:space="preserve">, M. F., </w:t>
+      </w:r>
+      <w:proofErr w:type="spellStart"/>
+      <w:r>
+        <w:rPr>
+          <w:lang w:val="fr-FR"/>
+        </w:rPr>
+        <w:t>Hoes</w:t>
+      </w:r>
+      <w:proofErr w:type="spellEnd"/>
+      <w:r>
+        <w:rPr>
+          <w:lang w:val="fr-FR"/>
+        </w:rPr>
+        <w:t xml:space="preserve">, A. W., </w:t>
+      </w:r>
+      <w:proofErr w:type="spellStart"/>
+      <w:r>
+        <w:rPr>
+          <w:lang w:val="fr-FR"/>
+        </w:rPr>
+        <w:t>Agewall</w:t>
+      </w:r>
+      <w:proofErr w:type="spellEnd"/>
+      <w:r>
+        <w:rPr>
+          <w:lang w:val="fr-FR"/>
+        </w:rPr>
+        <w:t xml:space="preserve">, S., et al. </w:t>
+      </w:r>
+      <w:r>
+        <w:t>(2016). 2016 European Guidelines on cardiovascular disease prevention in clinical practice. European Heart Journal, 37(29), 2315-2381. https://doi.org/10.1093/eurheartj/ehw106</w:t>
+      </w:r>
+    </w:p>
+    <w:p>
+      <w:pPr>
+        <w:ind w:left="567" w:hanging="567"/>
+      </w:pPr>
+      <w:r>
+        <w:t xml:space="preserve">Rubin, D. B. (1976). Inference and missing data. </w:t>
+      </w:r>
+      <w:proofErr w:type="spellStart"/>
+      <w:r>
+        <w:t>Biometrika</w:t>
+      </w:r>
+      <w:proofErr w:type="spellEnd"/>
+      <w:r>
+        <w:t>, 63(3), 581-592. https://doi.org/10.2307/2335739</w:t>
+      </w:r>
+    </w:p>
+    <w:p>
+      <w:pPr>
+        <w:ind w:left="567" w:hanging="567"/>
+      </w:pPr>
+      <w:r>
+        <w:rPr>
+          <w:lang w:val="nl-NL"/>
+        </w:rPr>
+        <w:t xml:space="preserve">Schouten, R. M., Lugtig, P., &amp; Vink, G. (2018). </w:t>
+      </w:r>
+      <w:r>
+        <w:t>Generating missing values for simulation purposes: A multivariate amputation procedure. Journal of Statistical Computation and Simulation, 88(15), 2909-2930. https://doi.org/10.1080/00949655.2018.1491577</w:t>
+      </w:r>
+    </w:p>
+    <w:p>
+      <w:pPr>
+        <w:ind w:left="567" w:hanging="567"/>
+      </w:pPr>
+      <w:proofErr w:type="spellStart"/>
+      <w:r>
+        <w:t>Steyerberg</w:t>
+      </w:r>
+      <w:proofErr w:type="spellEnd"/>
+      <w:r>
+        <w:t>, E. W. (2009). Clinical prediction models: A practical approach to development, validation, and updating. Springer.</w:t>
+      </w:r>
+    </w:p>
+    <w:p>
+      <w:pPr>
+        <w:ind w:left="567" w:hanging="567"/>
+      </w:pPr>
+      <w:proofErr w:type="spellStart"/>
+      <w:r>
+        <w:rPr>
+          <w:lang w:val="nl-NL"/>
+        </w:rPr>
+        <w:t>Steyerberg</w:t>
+      </w:r>
+      <w:proofErr w:type="spellEnd"/>
+      <w:r>
+        <w:rPr>
+          <w:lang w:val="nl-NL"/>
+        </w:rPr>
+        <w:t xml:space="preserve">, E. W., &amp; Vergouwe, Y. (2014). </w:t>
+      </w:r>
+      <w:r>
+        <w:t>Towards better clinical prediction models: Seven steps for development and an ABCD for validation. European Heart Journal, 35(29), 1925-1931. https://doi.org/10.1093/eurheartj/ehu207</w:t>
+      </w:r>
+    </w:p>
+    <w:p>
+      <w:pPr>
+        <w:ind w:left="567" w:hanging="567"/>
+      </w:pPr>
+      <w:r>
+        <w:t>Twala, B. (2009). An empirical comparison of techniques for handling incomplete data using decision trees. Applied Artificial Intelligence, 23(5), 373-405. https://doi.org/10.1080/08839510902872223</w:t>
+      </w:r>
+    </w:p>
+    <w:p>
+      <w:pPr>
+        <w:ind w:left="567" w:hanging="567"/>
+      </w:pPr>
+      <w:r>
+        <w:lastRenderedPageBreak/>
+        <w:t>Uddin, S., Khan, A., Hossain, M. E., &amp; Moni, M. A. (2019). Comparing different supervised machine learning algorithms for disease prediction. BMC Medical Informatics and Decision Making, 19(1), 281. https://doi.org/10.1186/s12911-019-1004-8</w:t>
+      </w:r>
+    </w:p>
+    <w:p>
+      <w:pPr>
+        <w:ind w:left="567" w:hanging="567"/>
+        <w:rPr>
+          <w:lang w:val="nl-NL"/>
+        </w:rPr>
+      </w:pPr>
+      <w:r>
+        <w:t xml:space="preserve">Van Buuren, S. (2018). Flexible imputation of missing data (2nd ed.). </w:t>
+      </w:r>
+      <w:r>
+        <w:rPr>
+          <w:lang w:val="nl-NL"/>
+        </w:rPr>
+        <w:t>CRC Press.</w:t>
+      </w:r>
+    </w:p>
+    <w:p>
+      <w:pPr>
+        <w:ind w:left="567" w:hanging="567"/>
+        <w:rPr>
+          <w:lang w:val="nl-NL"/>
+        </w:rPr>
+      </w:pPr>
+      <w:r>
+        <w:rPr>
+          <w:lang w:val="nl-NL"/>
+        </w:rPr>
+        <w:t xml:space="preserve">Van Smeden, M., Moons, K. G., de Groot, J. A., et al. </w:t>
+      </w:r>
+      <w:r>
+        <w:t xml:space="preserve">(2019). Sample size for binary logistic prediction models: Beyond events per variable criteria. </w:t>
+      </w:r>
+      <w:r>
+        <w:rPr>
+          <w:lang w:val="nl-NL"/>
+        </w:rPr>
+        <w:t xml:space="preserve">Statistical Methods in </w:t>
+      </w:r>
+      <w:proofErr w:type="spellStart"/>
+      <w:r>
+        <w:rPr>
+          <w:lang w:val="nl-NL"/>
+        </w:rPr>
+        <w:t>Medical</w:t>
+      </w:r>
+      <w:proofErr w:type="spellEnd"/>
+      <w:r>
+        <w:rPr>
+          <w:lang w:val="nl-NL"/>
+        </w:rPr>
+        <w:t xml:space="preserve"> Research, 28(8), 2455-2474. https://doi.org/10.1177/0962280218784726</w:t>
+      </w:r>
+    </w:p>
+    <w:p>
+      <w:pPr>
+        <w:ind w:left="567" w:hanging="567"/>
+        <w:rPr>
+          <w:rFonts w:ascii="Calibri Light" w:hAnsi="Calibri Light" w:cs="Calibri Light"/>
+          <w:lang w:val="nl-NL"/>
+        </w:rPr>
+      </w:pPr>
+      <w:r>
+        <w:rPr>
+          <w:rFonts w:ascii="Calibri Light" w:hAnsi="Calibri Light" w:cs="Calibri Light"/>
+          <w:lang w:val="nl-NL"/>
+        </w:rPr>
+        <w:t xml:space="preserve">Vries, B. B. L. P. de, Smeden, M. van, &amp; </w:t>
+      </w:r>
+      <w:proofErr w:type="spellStart"/>
+      <w:r>
+        <w:rPr>
+          <w:rFonts w:ascii="Calibri Light" w:hAnsi="Calibri Light" w:cs="Calibri Light"/>
+          <w:lang w:val="nl-NL"/>
+        </w:rPr>
+        <w:t>Groenwold</w:t>
+      </w:r>
+      <w:proofErr w:type="spellEnd"/>
+      <w:r>
+        <w:rPr>
+          <w:rFonts w:ascii="Calibri Light" w:hAnsi="Calibri Light" w:cs="Calibri Light"/>
+          <w:lang w:val="nl-NL"/>
+        </w:rPr>
+        <w:t xml:space="preserve">, R. H. H. (2018). </w:t>
+      </w:r>
+      <w:proofErr w:type="spellStart"/>
+      <w:r>
+        <w:rPr>
+          <w:rFonts w:ascii="Calibri Light" w:hAnsi="Calibri Light" w:cs="Calibri Light"/>
+          <w:lang w:val="nl-NL"/>
+        </w:rPr>
+        <w:t>Propensity</w:t>
+      </w:r>
+      <w:proofErr w:type="spellEnd"/>
+      <w:r>
+        <w:rPr>
+          <w:rFonts w:ascii="Calibri Light" w:hAnsi="Calibri Light" w:cs="Calibri Light"/>
+          <w:lang w:val="nl-NL"/>
+        </w:rPr>
+        <w:t xml:space="preserve"> score </w:t>
+      </w:r>
+      <w:proofErr w:type="spellStart"/>
+      <w:r>
+        <w:rPr>
+          <w:rFonts w:ascii="Calibri Light" w:hAnsi="Calibri Light" w:cs="Calibri Light"/>
+          <w:lang w:val="nl-NL"/>
+        </w:rPr>
+        <w:t>estimation</w:t>
+      </w:r>
+      <w:proofErr w:type="spellEnd"/>
+      <w:r>
+        <w:rPr>
+          <w:rFonts w:ascii="Calibri Light" w:hAnsi="Calibri Light" w:cs="Calibri Light"/>
+          <w:lang w:val="nl-NL"/>
+        </w:rPr>
+        <w:t xml:space="preserve"> </w:t>
+      </w:r>
+      <w:proofErr w:type="spellStart"/>
+      <w:r>
+        <w:rPr>
+          <w:rFonts w:ascii="Calibri Light" w:hAnsi="Calibri Light" w:cs="Calibri Light"/>
+          <w:lang w:val="nl-NL"/>
+        </w:rPr>
+        <w:t>using</w:t>
+      </w:r>
+      <w:proofErr w:type="spellEnd"/>
+      <w:r>
+        <w:rPr>
+          <w:rFonts w:ascii="Calibri Light" w:hAnsi="Calibri Light" w:cs="Calibri Light"/>
+          <w:lang w:val="nl-NL"/>
+        </w:rPr>
+        <w:t xml:space="preserve"> classification and regression trees in the presence of missing covariate data. Epidemiologic Methods, 7(1), 20170020. </w:t>
+      </w:r>
+      <w:hyperlink r:id="rId25" w:history="1">
+        <w:r>
+          <w:rPr>
+            <w:rStyle w:val="Hyperlink"/>
+            <w:rFonts w:ascii="Calibri Light" w:hAnsi="Calibri Light" w:cs="Calibri Light"/>
+            <w:lang w:val="nl-NL"/>
+          </w:rPr>
+          <w:t>https://doi.org/10.1515/em-2017-0020</w:t>
+        </w:r>
+      </w:hyperlink>
+    </w:p>
+    <w:p>
+      <w:pPr>
+        <w:spacing w:after="160" w:line="259" w:lineRule="auto"/>
+        <w:rPr>
+          <w:rFonts w:ascii="Calibri Light" w:hAnsi="Calibri Light" w:cs="Calibri Light"/>
+          <w:lang w:val="nl-NL"/>
+        </w:rPr>
+      </w:pPr>
+      <w:r>
+        <w:rPr>
+          <w:rFonts w:ascii="Calibri Light" w:hAnsi="Calibri Light" w:cs="Calibri Light"/>
+          <w:lang w:val="nl-NL"/>
+        </w:rPr>
+        <w:br w:type="page"/>
+      </w:r>
+    </w:p>
+    <w:p>
+      <w:pPr>
+        <w:ind w:left="567" w:hanging="567"/>
+      </w:pPr>
+      <w:r>
+        <w:lastRenderedPageBreak/>
+        <w:t>Ref numbers</w:t>
+      </w:r>
+    </w:p>
+    <w:p>
+      <w:pPr>
+        <w:rPr>
+          <w:lang w:val="nl-NL"/>
+        </w:rPr>
+      </w:pPr>
+      <w:r>
+        <w:rPr>
+          <w:lang w:val="nl-NL"/>
+        </w:rPr>
+        <w:t xml:space="preserve">5. </w:t>
+      </w:r>
+      <w:proofErr w:type="spellStart"/>
+      <w:r>
+        <w:rPr>
+          <w:lang w:val="nl-NL"/>
+        </w:rPr>
+        <w:t>Rubin</w:t>
+      </w:r>
+      <w:proofErr w:type="spellEnd"/>
+      <w:r>
+        <w:rPr>
+          <w:lang w:val="nl-NL"/>
+        </w:rPr>
+        <w:t xml:space="preserve"> (1976)  </w:t>
+      </w:r>
+    </w:p>
+    <w:p>
+      <w:pPr>
+        <w:rPr>
+          <w:lang w:val="nl-NL"/>
+        </w:rPr>
+      </w:pPr>
+      <w:r>
+        <w:rPr>
+          <w:lang w:val="nl-NL"/>
+        </w:rPr>
+        <w:t xml:space="preserve">6. van Buuren (2018)  </w:t>
+      </w:r>
+    </w:p>
+    <w:p>
+      <w:pPr>
+        <w:rPr>
+          <w:lang w:val="nl-NL"/>
+        </w:rPr>
+      </w:pPr>
+      <w:r>
+        <w:rPr>
+          <w:lang w:val="nl-NL"/>
+        </w:rPr>
+        <w:t xml:space="preserve">9. Donders, van der Heijden, Stijnen, and Moons (2006)  </w:t>
+      </w:r>
+    </w:p>
+    <w:p>
+      <w:pPr>
+        <w:rPr>
+          <w:lang w:val="nl-NL"/>
+        </w:rPr>
+      </w:pPr>
+      <w:r>
+        <w:rPr>
+          <w:lang w:val="nl-NL"/>
+        </w:rPr>
+        <w:t xml:space="preserve">13. </w:t>
+      </w:r>
+      <w:proofErr w:type="spellStart"/>
+      <w:r>
+        <w:rPr>
+          <w:lang w:val="nl-NL"/>
+        </w:rPr>
+        <w:t>Steyerberg</w:t>
+      </w:r>
+      <w:proofErr w:type="spellEnd"/>
+      <w:r>
+        <w:rPr>
+          <w:lang w:val="nl-NL"/>
+        </w:rPr>
+        <w:t xml:space="preserve"> (2009)  </w:t>
+      </w:r>
+    </w:p>
+    <w:p>
+      <w:pPr>
+        <w:rPr>
+          <w:lang w:val="nl-NL"/>
+        </w:rPr>
+      </w:pPr>
+      <w:r>
+        <w:rPr>
+          <w:lang w:val="nl-NL"/>
+        </w:rPr>
+        <w:t xml:space="preserve">19. </w:t>
+      </w:r>
+      <w:proofErr w:type="spellStart"/>
+      <w:r>
+        <w:rPr>
+          <w:lang w:val="nl-NL"/>
+        </w:rPr>
+        <w:t>Groenhof</w:t>
+      </w:r>
+      <w:proofErr w:type="spellEnd"/>
+      <w:r>
+        <w:rPr>
+          <w:lang w:val="nl-NL"/>
+        </w:rPr>
+        <w:t xml:space="preserve">, Bots, Brandjes, et al. (2019)  </w:t>
+      </w:r>
+    </w:p>
+    <w:p>
+      <w:pPr>
+        <w:rPr>
+          <w:lang w:val="nl-NL"/>
+        </w:rPr>
+      </w:pPr>
+      <w:r>
+        <w:rPr>
+          <w:lang w:val="nl-NL"/>
+        </w:rPr>
+        <w:t xml:space="preserve">27. </w:t>
+      </w:r>
+      <w:proofErr w:type="spellStart"/>
+      <w:r>
+        <w:rPr>
+          <w:lang w:val="nl-NL"/>
+        </w:rPr>
+        <w:t>D’Agostino</w:t>
+      </w:r>
+      <w:proofErr w:type="spellEnd"/>
+      <w:r>
+        <w:rPr>
+          <w:lang w:val="nl-NL"/>
+        </w:rPr>
+        <w:t xml:space="preserve">, </w:t>
+      </w:r>
+      <w:proofErr w:type="spellStart"/>
+      <w:r>
+        <w:rPr>
+          <w:lang w:val="nl-NL"/>
+        </w:rPr>
+        <w:t>Vasan</w:t>
+      </w:r>
+      <w:proofErr w:type="spellEnd"/>
+      <w:r>
+        <w:rPr>
+          <w:lang w:val="nl-NL"/>
+        </w:rPr>
+        <w:t xml:space="preserve">, </w:t>
+      </w:r>
+      <w:proofErr w:type="spellStart"/>
+      <w:r>
+        <w:rPr>
+          <w:lang w:val="nl-NL"/>
+        </w:rPr>
+        <w:t>Pencina</w:t>
+      </w:r>
+      <w:proofErr w:type="spellEnd"/>
+      <w:r>
+        <w:rPr>
+          <w:lang w:val="nl-NL"/>
+        </w:rPr>
+        <w:t xml:space="preserve">, et al. (2008)  </w:t>
+      </w:r>
+    </w:p>
+    <w:p>
+      <w:pPr>
+        <w:rPr>
+          <w:lang w:val="nl-NL"/>
+        </w:rPr>
+      </w:pPr>
+      <w:r>
+        <w:rPr>
+          <w:lang w:val="nl-NL"/>
+        </w:rPr>
+        <w:t xml:space="preserve">28. Janssen, Vergouwe, Donders, et al. (2009)  </w:t>
+      </w:r>
+    </w:p>
+    <w:p>
+      <w:pPr>
+        <w:rPr>
+          <w:lang w:val="nl-NL"/>
+        </w:rPr>
+      </w:pPr>
+      <w:r>
+        <w:rPr>
+          <w:lang w:val="nl-NL"/>
+        </w:rPr>
+        <w:t xml:space="preserve">30. Dorado-Díaz, </w:t>
+      </w:r>
+      <w:proofErr w:type="spellStart"/>
+      <w:r>
+        <w:rPr>
+          <w:lang w:val="nl-NL"/>
+        </w:rPr>
+        <w:t>Sampedro</w:t>
+      </w:r>
+      <w:proofErr w:type="spellEnd"/>
+      <w:r>
+        <w:rPr>
+          <w:lang w:val="nl-NL"/>
+        </w:rPr>
+        <w:t xml:space="preserve">-Gómez, Vicente </w:t>
+      </w:r>
+      <w:proofErr w:type="spellStart"/>
+      <w:r>
+        <w:rPr>
+          <w:lang w:val="nl-NL"/>
+        </w:rPr>
+        <w:t>Palacios</w:t>
+      </w:r>
+      <w:proofErr w:type="spellEnd"/>
+      <w:r>
+        <w:rPr>
+          <w:lang w:val="nl-NL"/>
+        </w:rPr>
+        <w:t xml:space="preserve">, and Sánchez (2019)  </w:t>
+      </w:r>
+    </w:p>
+    <w:p>
+      <w:pPr>
+        <w:rPr>
+          <w:lang w:val="nl-NL"/>
+        </w:rPr>
+      </w:pPr>
+      <w:r>
+        <w:rPr>
+          <w:lang w:val="nl-NL"/>
+        </w:rPr>
+        <w:t xml:space="preserve">36. </w:t>
+      </w:r>
+      <w:proofErr w:type="spellStart"/>
+      <w:r>
+        <w:rPr>
+          <w:lang w:val="nl-NL"/>
+        </w:rPr>
+        <w:t>Cevallos</w:t>
+      </w:r>
+      <w:proofErr w:type="spellEnd"/>
+      <w:r>
+        <w:rPr>
+          <w:lang w:val="nl-NL"/>
+        </w:rPr>
+        <w:t xml:space="preserve"> </w:t>
+      </w:r>
+      <w:proofErr w:type="spellStart"/>
+      <w:r>
+        <w:rPr>
+          <w:lang w:val="nl-NL"/>
+        </w:rPr>
+        <w:t>Valdiviezo</w:t>
+      </w:r>
+      <w:proofErr w:type="spellEnd"/>
+      <w:r>
+        <w:rPr>
+          <w:lang w:val="nl-NL"/>
+        </w:rPr>
+        <w:t xml:space="preserve"> and Van </w:t>
+      </w:r>
+      <w:proofErr w:type="spellStart"/>
+      <w:r>
+        <w:rPr>
+          <w:lang w:val="nl-NL"/>
+        </w:rPr>
+        <w:t>Aelst</w:t>
+      </w:r>
+      <w:proofErr w:type="spellEnd"/>
+      <w:r>
+        <w:rPr>
+          <w:lang w:val="nl-NL"/>
+        </w:rPr>
+        <w:t xml:space="preserve"> (2015)  </w:t>
+      </w:r>
+    </w:p>
+    <w:p>
+      <w:r>
+        <w:t xml:space="preserve">37. </w:t>
+      </w:r>
+      <w:proofErr w:type="spellStart"/>
+      <w:r>
+        <w:t>Feelders</w:t>
+      </w:r>
+      <w:proofErr w:type="spellEnd"/>
+      <w:r>
+        <w:t xml:space="preserve"> (1999)  </w:t>
+      </w:r>
+    </w:p>
+    <w:p>
+      <w:r>
+        <w:t xml:space="preserve">38. </w:t>
+      </w:r>
+      <w:proofErr w:type="spellStart"/>
+      <w:r>
+        <w:t>Breiman</w:t>
+      </w:r>
+      <w:proofErr w:type="spellEnd"/>
+      <w:r>
+        <w:t xml:space="preserve">, Friedman, Stone, and </w:t>
+      </w:r>
+      <w:proofErr w:type="spellStart"/>
+      <w:r>
+        <w:t>Olshen</w:t>
+      </w:r>
+      <w:proofErr w:type="spellEnd"/>
+      <w:r>
+        <w:t xml:space="preserve"> (1984)  </w:t>
+      </w:r>
+    </w:p>
+    <w:p>
+      <w:pPr>
+        <w:rPr>
+          <w:lang w:val="nl-NL"/>
+        </w:rPr>
+      </w:pPr>
+      <w:r>
+        <w:rPr>
+          <w:lang w:val="nl-NL"/>
+        </w:rPr>
+        <w:t xml:space="preserve">39. </w:t>
+      </w:r>
+      <w:proofErr w:type="spellStart"/>
+      <w:r>
+        <w:rPr>
+          <w:lang w:val="nl-NL"/>
+        </w:rPr>
+        <w:t>Hapfelmeier</w:t>
+      </w:r>
+      <w:proofErr w:type="spellEnd"/>
+      <w:r>
+        <w:rPr>
+          <w:lang w:val="nl-NL"/>
+        </w:rPr>
+        <w:t xml:space="preserve"> (2012)  </w:t>
+      </w:r>
+    </w:p>
+    <w:p>
+      <w:pPr>
+        <w:rPr>
+          <w:lang w:val="nl-NL"/>
+        </w:rPr>
+      </w:pPr>
+      <w:r>
+        <w:rPr>
+          <w:lang w:val="nl-NL"/>
+        </w:rPr>
+        <w:t xml:space="preserve">40. Hoogland, </w:t>
+      </w:r>
+      <w:proofErr w:type="spellStart"/>
+      <w:r>
+        <w:rPr>
+          <w:lang w:val="nl-NL"/>
+        </w:rPr>
+        <w:t>Barreveld</w:t>
+      </w:r>
+      <w:proofErr w:type="spellEnd"/>
+      <w:r>
+        <w:rPr>
+          <w:lang w:val="nl-NL"/>
+        </w:rPr>
+        <w:t xml:space="preserve">, Debray, et al. (2020)  </w:t>
+      </w:r>
+    </w:p>
+    <w:p>
+      <w:pPr>
+        <w:rPr>
+          <w:lang w:val="nl-NL"/>
+        </w:rPr>
+      </w:pPr>
+      <w:r>
+        <w:rPr>
+          <w:lang w:val="nl-NL"/>
+        </w:rPr>
+        <w:t xml:space="preserve">48. Nijman, Hoogland, </w:t>
+      </w:r>
+      <w:proofErr w:type="spellStart"/>
+      <w:r>
+        <w:rPr>
+          <w:lang w:val="nl-NL"/>
+        </w:rPr>
+        <w:t>Groenhof</w:t>
+      </w:r>
+      <w:proofErr w:type="spellEnd"/>
+      <w:r>
+        <w:rPr>
+          <w:lang w:val="nl-NL"/>
+        </w:rPr>
+        <w:t xml:space="preserve">, et al. (2021)  </w:t>
+      </w:r>
+    </w:p>
+    <w:p>
+      <w:pPr>
+        <w:rPr>
+          <w:lang w:val="nl-NL"/>
+        </w:rPr>
+      </w:pPr>
+      <w:r>
+        <w:rPr>
+          <w:lang w:val="nl-NL"/>
+        </w:rPr>
+        <w:t xml:space="preserve">50. </w:t>
+      </w:r>
+      <w:proofErr w:type="spellStart"/>
+      <w:r>
+        <w:rPr>
+          <w:lang w:val="nl-NL"/>
+        </w:rPr>
+        <w:t>Fletcher</w:t>
+      </w:r>
+      <w:proofErr w:type="spellEnd"/>
+      <w:r>
+        <w:rPr>
+          <w:lang w:val="nl-NL"/>
+        </w:rPr>
+        <w:t xml:space="preserve"> </w:t>
+      </w:r>
+      <w:proofErr w:type="spellStart"/>
+      <w:r>
+        <w:rPr>
+          <w:lang w:val="nl-NL"/>
+        </w:rPr>
+        <w:t>Mercaldo</w:t>
+      </w:r>
+      <w:proofErr w:type="spellEnd"/>
+      <w:r>
+        <w:rPr>
+          <w:lang w:val="nl-NL"/>
+        </w:rPr>
+        <w:t xml:space="preserve"> and Blume (2020)  </w:t>
+      </w:r>
+    </w:p>
+    <w:p>
+      <w:r>
+        <w:rPr>
+          <w:lang w:val="nl-NL"/>
+        </w:rPr>
+        <w:t xml:space="preserve">110. Bezemer, de Groot, </w:t>
+      </w:r>
+      <w:proofErr w:type="spellStart"/>
+      <w:r>
+        <w:rPr>
+          <w:lang w:val="nl-NL"/>
+        </w:rPr>
+        <w:t>Blasse</w:t>
+      </w:r>
+      <w:proofErr w:type="spellEnd"/>
+      <w:r>
+        <w:rPr>
+          <w:lang w:val="nl-NL"/>
+        </w:rPr>
+        <w:t xml:space="preserve">, et al. </w:t>
+      </w:r>
+      <w:r>
+        <w:t xml:space="preserve">(2019)  </w:t>
+      </w:r>
+    </w:p>
+    <w:p>
+      <w:r>
+        <w:t xml:space="preserve">111. Kawamoto, Houlihan, Balas, and </w:t>
+      </w:r>
+      <w:proofErr w:type="spellStart"/>
+      <w:r>
+        <w:t>Lobach</w:t>
+      </w:r>
+      <w:proofErr w:type="spellEnd"/>
+      <w:r>
+        <w:t xml:space="preserve"> (2005)  </w:t>
+      </w:r>
+    </w:p>
+    <w:p>
+      <w:pPr>
+        <w:rPr>
+          <w:lang w:val="fr-FR"/>
+        </w:rPr>
+      </w:pPr>
+      <w:r>
+        <w:rPr>
+          <w:lang w:val="nl-NL"/>
+        </w:rPr>
+        <w:lastRenderedPageBreak/>
+        <w:t xml:space="preserve">126. Dorresteijn, </w:t>
+      </w:r>
+      <w:proofErr w:type="spellStart"/>
+      <w:r>
+        <w:rPr>
+          <w:lang w:val="nl-NL"/>
+        </w:rPr>
+        <w:t>Visseren</w:t>
+      </w:r>
+      <w:proofErr w:type="spellEnd"/>
+      <w:r>
+        <w:rPr>
+          <w:lang w:val="nl-NL"/>
+        </w:rPr>
+        <w:t xml:space="preserve">, Wassink, et al. </w:t>
+      </w:r>
+      <w:r>
+        <w:rPr>
+          <w:lang w:val="fr-FR"/>
+        </w:rPr>
+        <w:t xml:space="preserve">(2013)  </w:t>
+      </w:r>
+    </w:p>
+    <w:p>
+      <w:pPr>
+        <w:rPr>
+          <w:lang w:val="nl-NL"/>
+        </w:rPr>
+      </w:pPr>
+      <w:r>
+        <w:rPr>
+          <w:lang w:val="fr-FR"/>
+        </w:rPr>
+        <w:t xml:space="preserve">143. </w:t>
+      </w:r>
+      <w:proofErr w:type="spellStart"/>
+      <w:r>
+        <w:rPr>
+          <w:lang w:val="fr-FR"/>
+        </w:rPr>
+        <w:t>Piepoli</w:t>
+      </w:r>
+      <w:proofErr w:type="spellEnd"/>
+      <w:r>
+        <w:rPr>
+          <w:lang w:val="fr-FR"/>
+        </w:rPr>
+        <w:t xml:space="preserve">, </w:t>
+      </w:r>
+      <w:proofErr w:type="spellStart"/>
+      <w:r>
+        <w:rPr>
+          <w:lang w:val="fr-FR"/>
+        </w:rPr>
+        <w:t>Hoes</w:t>
+      </w:r>
+      <w:proofErr w:type="spellEnd"/>
+      <w:r>
+        <w:rPr>
+          <w:lang w:val="fr-FR"/>
+        </w:rPr>
+        <w:t xml:space="preserve">, </w:t>
+      </w:r>
+      <w:proofErr w:type="spellStart"/>
+      <w:r>
+        <w:rPr>
+          <w:lang w:val="fr-FR"/>
+        </w:rPr>
+        <w:t>Agewall</w:t>
+      </w:r>
+      <w:proofErr w:type="spellEnd"/>
+      <w:r>
+        <w:rPr>
+          <w:lang w:val="fr-FR"/>
+        </w:rPr>
+        <w:t xml:space="preserve">, et al. </w:t>
+      </w:r>
+      <w:r>
+        <w:rPr>
+          <w:lang w:val="nl-NL"/>
+        </w:rPr>
+        <w:t xml:space="preserve">(2016)  </w:t>
+      </w:r>
+    </w:p>
+    <w:p>
+      <w:pPr>
+        <w:rPr>
+          <w:lang w:val="nl-NL"/>
+        </w:rPr>
+      </w:pPr>
+      <w:r>
+        <w:rPr>
+          <w:lang w:val="nl-NL"/>
+        </w:rPr>
+        <w:t xml:space="preserve">144. </w:t>
+      </w:r>
+      <w:proofErr w:type="spellStart"/>
+      <w:r>
+        <w:rPr>
+          <w:lang w:val="nl-NL"/>
+        </w:rPr>
+        <w:t>Steyerberg</w:t>
+      </w:r>
+      <w:proofErr w:type="spellEnd"/>
+      <w:r>
+        <w:rPr>
+          <w:lang w:val="nl-NL"/>
+        </w:rPr>
+        <w:t xml:space="preserve"> and Vergouwe (2014)  </w:t>
+      </w:r>
+    </w:p>
+    <w:p>
+      <w:pPr>
+        <w:rPr>
+          <w:lang w:val="nl-NL"/>
+        </w:rPr>
+      </w:pPr>
+      <w:r>
+        <w:rPr>
+          <w:lang w:val="nl-NL"/>
+        </w:rPr>
+        <w:t xml:space="preserve">172. Little (1993)  </w:t>
+      </w:r>
+    </w:p>
+    <w:p>
+      <w:pPr>
+        <w:rPr>
+          <w:lang w:val="nl-NL"/>
+        </w:rPr>
+      </w:pPr>
+      <w:r>
+        <w:rPr>
+          <w:lang w:val="nl-NL"/>
+        </w:rPr>
+        <w:t xml:space="preserve">173. de Vries, van Smeden, and </w:t>
+      </w:r>
+      <w:proofErr w:type="spellStart"/>
+      <w:r>
+        <w:rPr>
+          <w:lang w:val="nl-NL"/>
+        </w:rPr>
+        <w:t>Groenwold</w:t>
+      </w:r>
+      <w:proofErr w:type="spellEnd"/>
+      <w:r>
+        <w:rPr>
+          <w:lang w:val="nl-NL"/>
+        </w:rPr>
+        <w:t xml:space="preserve"> (2018)  </w:t>
+      </w:r>
+    </w:p>
+    <w:p>
+      <w:pPr>
+        <w:rPr>
+          <w:lang w:val="nl-NL"/>
+        </w:rPr>
+      </w:pPr>
+      <w:r>
+        <w:rPr>
+          <w:lang w:val="nl-NL"/>
+        </w:rPr>
+        <w:t xml:space="preserve">174. </w:t>
+      </w:r>
+      <w:proofErr w:type="spellStart"/>
+      <w:r>
+        <w:rPr>
+          <w:lang w:val="nl-NL"/>
+        </w:rPr>
+        <w:t>Twala</w:t>
+      </w:r>
+      <w:proofErr w:type="spellEnd"/>
+      <w:r>
+        <w:rPr>
+          <w:lang w:val="nl-NL"/>
+        </w:rPr>
+        <w:t xml:space="preserve"> (2009)  </w:t>
+      </w:r>
+    </w:p>
+    <w:p>
+      <w:pPr>
+        <w:rPr>
+          <w:lang w:val="nl-NL"/>
+        </w:rPr>
+      </w:pPr>
+      <w:r>
+        <w:rPr>
+          <w:lang w:val="nl-NL"/>
+        </w:rPr>
+        <w:t xml:space="preserve">175. Nijman, </w:t>
+      </w:r>
+      <w:proofErr w:type="spellStart"/>
+      <w:r>
+        <w:rPr>
+          <w:lang w:val="nl-NL"/>
+        </w:rPr>
+        <w:t>Groenhof</w:t>
+      </w:r>
+      <w:proofErr w:type="spellEnd"/>
+      <w:r>
+        <w:rPr>
+          <w:lang w:val="nl-NL"/>
+        </w:rPr>
+        <w:t xml:space="preserve">, Hoogland, et al. (2021)  </w:t>
+      </w:r>
+    </w:p>
+    <w:p>
+      <w:pPr>
+        <w:rPr>
+          <w:lang w:val="nl-NL"/>
+        </w:rPr>
+      </w:pPr>
+      <w:r>
+        <w:rPr>
+          <w:lang w:val="nl-NL"/>
+        </w:rPr>
+        <w:t xml:space="preserve">176. </w:t>
+      </w:r>
+      <w:proofErr w:type="spellStart"/>
+      <w:r>
+        <w:rPr>
+          <w:lang w:val="nl-NL"/>
+        </w:rPr>
+        <w:t>Glynn</w:t>
+      </w:r>
+      <w:proofErr w:type="spellEnd"/>
+      <w:r>
+        <w:rPr>
+          <w:lang w:val="nl-NL"/>
+        </w:rPr>
+        <w:t xml:space="preserve">, </w:t>
+      </w:r>
+      <w:proofErr w:type="spellStart"/>
+      <w:r>
+        <w:rPr>
+          <w:lang w:val="nl-NL"/>
+        </w:rPr>
+        <w:t>Laird</w:t>
+      </w:r>
+      <w:proofErr w:type="spellEnd"/>
+      <w:r>
+        <w:rPr>
+          <w:lang w:val="nl-NL"/>
+        </w:rPr>
+        <w:t xml:space="preserve">, and </w:t>
+      </w:r>
+      <w:proofErr w:type="spellStart"/>
+      <w:r>
+        <w:rPr>
+          <w:lang w:val="nl-NL"/>
+        </w:rPr>
+        <w:t>Rubin</w:t>
+      </w:r>
+      <w:proofErr w:type="spellEnd"/>
+      <w:r>
+        <w:rPr>
+          <w:lang w:val="nl-NL"/>
+        </w:rPr>
+        <w:t xml:space="preserve"> (1986)  </w:t>
+      </w:r>
+    </w:p>
+    <w:p>
+      <w:pPr>
+        <w:rPr>
+          <w:lang w:val="nl-NL"/>
+        </w:rPr>
+      </w:pPr>
+      <w:r>
+        <w:rPr>
+          <w:lang w:val="nl-NL"/>
+        </w:rPr>
+        <w:t xml:space="preserve">177. Schouten, Lugtig, and Vink (2018)  </w:t>
+      </w:r>
+    </w:p>
+    <w:p>
+      <w:r>
+        <w:rPr>
+          <w:lang w:val="nl-NL"/>
+        </w:rPr>
+        <w:t xml:space="preserve">178. van Smeden, Moons, de Groot, et al. </w:t>
+      </w:r>
+      <w:r>
+        <w:t xml:space="preserve">(2019)  </w:t>
+      </w:r>
+    </w:p>
+    <w:p>
+      <w:r>
+        <w:t xml:space="preserve">179. Uddin, Khan, Hossain, and Moni (2019)  </w:t>
+      </w:r>
+    </w:p>
+    <w:p>
+      <w:pPr>
+        <w:rPr>
+          <w:lang w:val="en-GB"/>
+        </w:rPr>
+      </w:pPr>
       <w:r>
         <w:br w:type="page"/>
       </w:r>
@@ -19098,121 +21195,146 @@
     </w:p>
     <w:p>
       <w:pPr>
-        <w:pStyle w:val="Bibliography"/>
-        <w:rPr>
-          <w:rFonts w:ascii="Calibri Light" w:hAnsi="Calibri Light" w:cs="Calibri Light"/>
+        <w:rPr>
           <w:lang w:val="nl-NL"/>
         </w:rPr>
       </w:pPr>
-      <w:r>
-        <w:rPr>
-          <w:lang w:val="en-GB"/>
-        </w:rPr>
-        <w:fldChar w:fldCharType="begin"/>
-      </w:r>
-      <w:r>
-        <w:rPr>
-          <w:lang w:val="nl-NL"/>
-        </w:rPr>
-        <w:instrText xml:space="preserve"> ADDIN ZOTERO_BIBL {"uncited":[],"omitted":[],"custom":[]} CSL_BIBLIOGRAPHY </w:instrText>
-      </w:r>
-      <w:r>
-        <w:rPr>
-          <w:lang w:val="en-GB"/>
-        </w:rPr>
-        <w:fldChar w:fldCharType="separate"/>
-      </w:r>
-      <w:bookmarkStart w:id="4" w:name="Bookmark6"/>
-      <w:r>
-        <w:rPr>
-          <w:rFonts w:ascii="Calibri Light" w:hAnsi="Calibri Light" w:cs="Calibri Light"/>
-          <w:lang w:val="nl-NL"/>
-        </w:rPr>
-        <w:t xml:space="preserve">1. </w:t>
-      </w:r>
-      <w:r>
-        <w:rPr>
-          <w:rFonts w:ascii="Calibri Light" w:hAnsi="Calibri Light" w:cs="Calibri Light"/>
-          <w:lang w:val="nl-NL"/>
-        </w:rPr>
-        <w:tab/>
-        <w:t xml:space="preserve">Donders ART, van der Heijden GJMG, Stijnen T, Moons KGM. </w:t>
-      </w:r>
-      <w:r>
-        <w:rPr>
-          <w:rFonts w:ascii="Calibri Light" w:hAnsi="Calibri Light" w:cs="Calibri Light"/>
-          <w:lang w:val="en-GB"/>
-        </w:rPr>
-        <w:t xml:space="preserve">Review: A gentle introduction to imputation of missing values. Journal of Clinical Epidemiology. </w:t>
-      </w:r>
-      <w:r>
-        <w:rPr>
-          <w:rFonts w:ascii="Calibri Light" w:hAnsi="Calibri Light" w:cs="Calibri Light"/>
-          <w:lang w:val="nl-NL"/>
-        </w:rPr>
-        <w:t xml:space="preserve">2006 Oct;59(10):1087–91. </w:t>
-      </w:r>
     </w:p>
     <w:p>
       <w:pPr>
-        <w:pStyle w:val="Bibliography"/>
-        <w:rPr>
-          <w:rFonts w:ascii="Calibri Light" w:hAnsi="Calibri Light" w:cs="Calibri Light"/>
-          <w:lang w:val="en-GB"/>
-        </w:rPr>
-      </w:pPr>
-      <w:r>
-        <w:rPr>
-          <w:rFonts w:ascii="Calibri Light" w:hAnsi="Calibri Light" w:cs="Calibri Light"/>
+        <w:rPr>
           <w:lang w:val="nl-NL"/>
         </w:rPr>
-        <w:t xml:space="preserve">2. </w:t>
-      </w:r>
-      <w:r>
-        <w:rPr>
-          <w:rFonts w:ascii="Calibri Light" w:hAnsi="Calibri Light" w:cs="Calibri Light"/>
-          <w:lang w:val="nl-NL"/>
-        </w:rPr>
-        <w:tab/>
-        <w:t xml:space="preserve">Janssen KJM, Vergouwe Y, Donders ART, Harrell FE, Chen Q, Grobbee DE, et al. </w:t>
-      </w:r>
-      <w:r>
-        <w:rPr>
-          <w:rFonts w:ascii="Calibri Light" w:hAnsi="Calibri Light" w:cs="Calibri Light"/>
-          <w:lang w:val="en-GB"/>
-        </w:rPr>
-        <w:t xml:space="preserve">Dealing with Missing Predictor Values When Applying Clinical Prediction Models. Clinical Chemistry. 2009 May 1;55(5):994–1001. </w:t>
-      </w:r>
+      </w:pPr>
     </w:p>
     <w:p>
       <w:pPr>
         <w:pStyle w:val="Bibliography"/>
         <w:rPr>
           <w:rFonts w:ascii="Calibri Light" w:hAnsi="Calibri Light" w:cs="Calibri Light"/>
-          <w:lang w:val="en-GB"/>
-        </w:rPr>
-      </w:pPr>
-      <w:r>
-        <w:rPr>
-          <w:rFonts w:ascii="Calibri Light" w:hAnsi="Calibri Light" w:cs="Calibri Light"/>
-          <w:lang w:val="en-GB"/>
-        </w:rPr>
-        <w:t xml:space="preserve">3. </w:t>
-      </w:r>
-      <w:r>
-        <w:rPr>
-          <w:rFonts w:ascii="Calibri Light" w:hAnsi="Calibri Light" w:cs="Calibri Light"/>
-          <w:lang w:val="en-GB"/>
-        </w:rPr>
-        <w:tab/>
-        <w:t xml:space="preserve">D’Agostino RB, Vasan RS, Pencina MJ, Wolf PA, Cobain M, Massaro JM, et al. General Cardiovascular Risk Profile for Use in Primary Care: The Framingham Heart Study. </w:t>
-      </w:r>
-      <w:r>
-        <w:rPr>
-          <w:rFonts w:ascii="Calibri Light" w:hAnsi="Calibri Light" w:cs="Calibri Light"/>
-          <w:lang w:val="en-GB"/>
-        </w:rPr>
-        <w:t xml:space="preserve">Circulation. 2008 Feb 12;117(6):743–53. </w:t>
+        </w:rPr>
+      </w:pPr>
+      <w:bookmarkStart w:id="4" w:name="Bookmark6"/>
+      <w:r>
+        <w:rPr>
+          <w:rFonts w:ascii="Calibri Light" w:hAnsi="Calibri Light" w:cs="Calibri Light"/>
+          <w:lang w:val="nl-NL"/>
+        </w:rPr>
+        <w:t xml:space="preserve">Bezemer, T., de Groot, M. C., </w:t>
+      </w:r>
+      <w:proofErr w:type="spellStart"/>
+      <w:r>
+        <w:rPr>
+          <w:rFonts w:ascii="Calibri Light" w:hAnsi="Calibri Light" w:cs="Calibri Light"/>
+          <w:lang w:val="nl-NL"/>
+        </w:rPr>
+        <w:t>Blasse</w:t>
+      </w:r>
+      <w:proofErr w:type="spellEnd"/>
+      <w:r>
+        <w:rPr>
+          <w:rFonts w:ascii="Calibri Light" w:hAnsi="Calibri Light" w:cs="Calibri Light"/>
+          <w:lang w:val="nl-NL"/>
+        </w:rPr>
+        <w:t xml:space="preserve">, E., ten Berg, M. J., Kappen, T. H., </w:t>
+      </w:r>
+      <w:proofErr w:type="spellStart"/>
+      <w:r>
+        <w:rPr>
+          <w:rFonts w:ascii="Calibri Light" w:hAnsi="Calibri Light" w:cs="Calibri Light"/>
+          <w:lang w:val="nl-NL"/>
+        </w:rPr>
+        <w:t>Bredenoord</w:t>
+      </w:r>
+      <w:proofErr w:type="spellEnd"/>
+      <w:r>
+        <w:rPr>
+          <w:rFonts w:ascii="Calibri Light" w:hAnsi="Calibri Light" w:cs="Calibri Light"/>
+          <w:lang w:val="nl-NL"/>
+        </w:rPr>
+        <w:t xml:space="preserve">, A. L., van </w:t>
+      </w:r>
+      <w:proofErr w:type="spellStart"/>
+      <w:r>
+        <w:rPr>
+          <w:rFonts w:ascii="Calibri Light" w:hAnsi="Calibri Light" w:cs="Calibri Light"/>
+          <w:lang w:val="nl-NL"/>
+        </w:rPr>
+        <w:t>Solinge</w:t>
+      </w:r>
+      <w:proofErr w:type="spellEnd"/>
+      <w:r>
+        <w:rPr>
+          <w:rFonts w:ascii="Calibri Light" w:hAnsi="Calibri Light" w:cs="Calibri Light"/>
+          <w:lang w:val="nl-NL"/>
+        </w:rPr>
+        <w:t xml:space="preserve">, W. W., </w:t>
+      </w:r>
+      <w:proofErr w:type="spellStart"/>
+      <w:r>
+        <w:rPr>
+          <w:rFonts w:ascii="Calibri Light" w:hAnsi="Calibri Light" w:cs="Calibri Light"/>
+          <w:lang w:val="nl-NL"/>
+        </w:rPr>
+        <w:t>Hoefer</w:t>
+      </w:r>
+      <w:proofErr w:type="spellEnd"/>
+      <w:r>
+        <w:rPr>
+          <w:rFonts w:ascii="Calibri Light" w:hAnsi="Calibri Light" w:cs="Calibri Light"/>
+          <w:lang w:val="nl-NL"/>
+        </w:rPr>
+        <w:t xml:space="preserve">, I. E., &amp; </w:t>
+      </w:r>
+      <w:proofErr w:type="spellStart"/>
+      <w:r>
+        <w:rPr>
+          <w:rFonts w:ascii="Calibri Light" w:hAnsi="Calibri Light" w:cs="Calibri Light"/>
+          <w:lang w:val="nl-NL"/>
+        </w:rPr>
+        <w:t>Haitjema</w:t>
+      </w:r>
+      <w:proofErr w:type="spellEnd"/>
+      <w:r>
+        <w:rPr>
+          <w:rFonts w:ascii="Calibri Light" w:hAnsi="Calibri Light" w:cs="Calibri Light"/>
+          <w:lang w:val="nl-NL"/>
+        </w:rPr>
+        <w:t xml:space="preserve">, S. (2019). </w:t>
+      </w:r>
+      <w:r>
+        <w:rPr>
+          <w:rFonts w:ascii="Calibri Light" w:hAnsi="Calibri Light" w:cs="Calibri Light"/>
+        </w:rPr>
+        <w:t xml:space="preserve">A Human(e) Factor in Clinical Decision Support Systems. </w:t>
+      </w:r>
+      <w:r>
+        <w:rPr>
+          <w:rFonts w:ascii="Calibri Light" w:hAnsi="Calibri Light" w:cs="Calibri Light"/>
+          <w:i/>
+          <w:iCs/>
+        </w:rPr>
+        <w:t>Journal of Medical Internet Research</w:t>
+      </w:r>
+      <w:r>
+        <w:rPr>
+          <w:rFonts w:ascii="Calibri Light" w:hAnsi="Calibri Light" w:cs="Calibri Light"/>
+        </w:rPr>
+        <w:t xml:space="preserve">, </w:t>
+      </w:r>
+      <w:r>
+        <w:rPr>
+          <w:rFonts w:ascii="Calibri Light" w:hAnsi="Calibri Light" w:cs="Calibri Light"/>
+          <w:i/>
+          <w:iCs/>
+        </w:rPr>
+        <w:t>21</w:t>
+      </w:r>
+      <w:r>
+        <w:rPr>
+          <w:rFonts w:ascii="Calibri Light" w:hAnsi="Calibri Light" w:cs="Calibri Light"/>
+        </w:rPr>
+        <w:t>(3), e11732. https://doi.org/10.2196/11732</w:t>
       </w:r>
     </w:p>
     <w:p>
@@ -19220,30 +21342,49 @@
         <w:pStyle w:val="Bibliography"/>
         <w:rPr>
           <w:rFonts w:ascii="Calibri Light" w:hAnsi="Calibri Light" w:cs="Calibri Light"/>
-          <w:lang w:val="en-GB"/>
-        </w:rPr>
-      </w:pPr>
-      <w:r>
-        <w:rPr>
-          <w:rFonts w:ascii="Calibri Light" w:hAnsi="Calibri Light" w:cs="Calibri Light"/>
-          <w:lang w:val="en-GB"/>
-        </w:rPr>
-        <w:t xml:space="preserve">4. </w:t>
-      </w:r>
-      <w:r>
-        <w:rPr>
-          <w:rFonts w:ascii="Calibri Light" w:hAnsi="Calibri Light" w:cs="Calibri Light"/>
-          <w:lang w:val="en-GB"/>
-        </w:rPr>
-        <w:tab/>
-        <w:t xml:space="preserve">Dorresteijn JAN, Visseren FLJ, Wassink AMJ, Gondrie MJA, Steyerberg EW, Ridker PM, et al. </w:t>
-      </w:r>
-      <w:r>
-        <w:rPr>
-          <w:rFonts w:ascii="Calibri Light" w:hAnsi="Calibri Light" w:cs="Calibri Light"/>
-          <w:lang w:val="en-GB"/>
-        </w:rPr>
-        <w:t xml:space="preserve">Development and validation of a prediction rule for recurrent vascular events based on a cohort study of patients with arterial disease: the SMART risk score. Heart. 2013 Jun 15;99(12):866–72. </w:t>
+        </w:rPr>
+      </w:pPr>
+      <w:proofErr w:type="spellStart"/>
+      <w:r>
+        <w:rPr>
+          <w:rFonts w:ascii="Calibri Light" w:hAnsi="Calibri Light" w:cs="Calibri Light"/>
+        </w:rPr>
+        <w:t>Breiman</w:t>
+      </w:r>
+      <w:proofErr w:type="spellEnd"/>
+      <w:r>
+        <w:rPr>
+          <w:rFonts w:ascii="Calibri Light" w:hAnsi="Calibri Light" w:cs="Calibri Light"/>
+        </w:rPr>
+        <w:t xml:space="preserve">, L., Friedman, J., Stone, C. J., &amp; </w:t>
+      </w:r>
+      <w:proofErr w:type="spellStart"/>
+      <w:r>
+        <w:rPr>
+          <w:rFonts w:ascii="Calibri Light" w:hAnsi="Calibri Light" w:cs="Calibri Light"/>
+        </w:rPr>
+        <w:t>Olshen</w:t>
+      </w:r>
+      <w:proofErr w:type="spellEnd"/>
+      <w:r>
+        <w:rPr>
+          <w:rFonts w:ascii="Calibri Light" w:hAnsi="Calibri Light" w:cs="Calibri Light"/>
+        </w:rPr>
+        <w:t xml:space="preserve">, R. A. (1984). </w:t>
+      </w:r>
+      <w:r>
+        <w:rPr>
+          <w:rFonts w:ascii="Calibri Light" w:hAnsi="Calibri Light" w:cs="Calibri Light"/>
+          <w:i/>
+          <w:iCs/>
+        </w:rPr>
+        <w:t>Classification and Regression Trees</w:t>
+      </w:r>
+      <w:r>
+        <w:rPr>
+          <w:rFonts w:ascii="Calibri Light" w:hAnsi="Calibri Light" w:cs="Calibri Light"/>
+        </w:rPr>
+        <w:t>. Taylor &amp; Francis. https://books.google.nl/books?id=JwQx-WOmSyQC</w:t>
       </w:r>
     </w:p>
     <w:p>
@@ -19251,30 +21392,89 @@
         <w:pStyle w:val="Bibliography"/>
         <w:rPr>
           <w:rFonts w:ascii="Calibri Light" w:hAnsi="Calibri Light" w:cs="Calibri Light"/>
+        </w:rPr>
+      </w:pPr>
+      <w:proofErr w:type="spellStart"/>
+      <w:r>
+        <w:rPr>
+          <w:rFonts w:ascii="Calibri Light" w:hAnsi="Calibri Light" w:cs="Calibri Light"/>
           <w:lang w:val="nl-NL"/>
         </w:rPr>
-      </w:pPr>
-      <w:r>
-        <w:rPr>
-          <w:rFonts w:ascii="Calibri Light" w:hAnsi="Calibri Light" w:cs="Calibri Light"/>
-          <w:lang w:val="en-GB"/>
-        </w:rPr>
-        <w:t xml:space="preserve">5. </w:t>
-      </w:r>
-      <w:r>
-        <w:rPr>
-          <w:rFonts w:ascii="Calibri Light" w:hAnsi="Calibri Light" w:cs="Calibri Light"/>
-          <w:lang w:val="en-GB"/>
-        </w:rPr>
-        <w:tab/>
-        <w:t xml:space="preserve">Piepoli MF, Hoes AW, Agewall S, Albus C, Brotons C, Catapano AL, et al. 2016 European Guidelines on cardiovascular disease prevention in clinical practice: The Sixth Joint Task Force of the European Society of Cardiology and Other Societies on Cardiovascular Disease Prevention in Clinical Practice (constituted by representatives of 10 societies and by invited experts)Developed with the special contribution of the European Association for Cardiovascular Prevention &amp; Rehabilitation (EACPR). </w:t>
-      </w:r>
+        <w:t>Cevallos</w:t>
+      </w:r>
+      <w:proofErr w:type="spellEnd"/>
       <w:r>
         <w:rPr>
           <w:rFonts w:ascii="Calibri Light" w:hAnsi="Calibri Light" w:cs="Calibri Light"/>
           <w:lang w:val="nl-NL"/>
         </w:rPr>
-        <w:t xml:space="preserve">Eur Heart J. 2016 Aug 1;37(29):2315–81. </w:t>
+        <w:t xml:space="preserve"> </w:t>
+      </w:r>
+      <w:proofErr w:type="spellStart"/>
+      <w:r>
+        <w:rPr>
+          <w:rFonts w:ascii="Calibri Light" w:hAnsi="Calibri Light" w:cs="Calibri Light"/>
+          <w:lang w:val="nl-NL"/>
+        </w:rPr>
+        <w:t>Valdiviezo</w:t>
+      </w:r>
+      <w:proofErr w:type="spellEnd"/>
+      <w:r>
+        <w:rPr>
+          <w:rFonts w:ascii="Calibri Light" w:hAnsi="Calibri Light" w:cs="Calibri Light"/>
+          <w:lang w:val="nl-NL"/>
+        </w:rPr>
+        <w:t xml:space="preserve">, H., &amp; Van </w:t>
+      </w:r>
+      <w:proofErr w:type="spellStart"/>
+      <w:r>
+        <w:rPr>
+          <w:rFonts w:ascii="Calibri Light" w:hAnsi="Calibri Light" w:cs="Calibri Light"/>
+          <w:lang w:val="nl-NL"/>
+        </w:rPr>
+        <w:t>Aelst</w:t>
+      </w:r>
+      <w:proofErr w:type="spellEnd"/>
+      <w:r>
+        <w:rPr>
+          <w:rFonts w:ascii="Calibri Light" w:hAnsi="Calibri Light" w:cs="Calibri Light"/>
+          <w:lang w:val="nl-NL"/>
+        </w:rPr>
+        <w:t xml:space="preserve">, S. (2015). </w:t>
+      </w:r>
+      <w:r>
+        <w:rPr>
+          <w:rFonts w:ascii="Calibri Light" w:hAnsi="Calibri Light" w:cs="Calibri Light"/>
+        </w:rPr>
+        <w:t xml:space="preserve">Tree-based prediction on incomplete data using imputation or surrogate decisions. </w:t>
+      </w:r>
+      <w:r>
+        <w:rPr>
+          <w:rFonts w:ascii="Calibri Light" w:hAnsi="Calibri Light" w:cs="Calibri Light"/>
+          <w:i/>
+          <w:iCs/>
+        </w:rPr>
+        <w:t>Information Sciences</w:t>
+      </w:r>
+      <w:r>
+        <w:rPr>
+          <w:rFonts w:ascii="Calibri Light" w:hAnsi="Calibri Light" w:cs="Calibri Light"/>
+        </w:rPr>
+        <w:t xml:space="preserve">, </w:t>
+      </w:r>
+      <w:r>
+        <w:rPr>
+          <w:rFonts w:ascii="Calibri Light" w:hAnsi="Calibri Light" w:cs="Calibri Light"/>
+          <w:i/>
+          <w:iCs/>
+        </w:rPr>
+        <w:t>311</w:t>
+      </w:r>
+      <w:r>
+        <w:rPr>
+          <w:rFonts w:ascii="Calibri Light" w:hAnsi="Calibri Light" w:cs="Calibri Light"/>
+        </w:rPr>
+        <w:t>, 163–181. https://doi.org/10.1016/j.ins.2015.03.018</w:t>
       </w:r>
     </w:p>
     <w:p>
@@ -19288,31 +21488,84 @@
       <w:r>
         <w:rPr>
           <w:rFonts w:ascii="Calibri Light" w:hAnsi="Calibri Light" w:cs="Calibri Light"/>
+        </w:rPr>
+        <w:t xml:space="preserve">D’Agostino, R. B., </w:t>
+      </w:r>
+      <w:proofErr w:type="spellStart"/>
+      <w:r>
+        <w:rPr>
+          <w:rFonts w:ascii="Calibri Light" w:hAnsi="Calibri Light" w:cs="Calibri Light"/>
+        </w:rPr>
+        <w:t>Vasan</w:t>
+      </w:r>
+      <w:proofErr w:type="spellEnd"/>
+      <w:r>
+        <w:rPr>
+          <w:rFonts w:ascii="Calibri Light" w:hAnsi="Calibri Light" w:cs="Calibri Light"/>
+        </w:rPr>
+        <w:t xml:space="preserve">, R. S., </w:t>
+      </w:r>
+      <w:proofErr w:type="spellStart"/>
+      <w:r>
+        <w:rPr>
+          <w:rFonts w:ascii="Calibri Light" w:hAnsi="Calibri Light" w:cs="Calibri Light"/>
+        </w:rPr>
+        <w:t>Pencina</w:t>
+      </w:r>
+      <w:proofErr w:type="spellEnd"/>
+      <w:r>
+        <w:rPr>
+          <w:rFonts w:ascii="Calibri Light" w:hAnsi="Calibri Light" w:cs="Calibri Light"/>
+        </w:rPr>
+        <w:t xml:space="preserve">, M. J., Wolf, P. A., Cobain, M., Massaro, J. M., &amp; </w:t>
+      </w:r>
+      <w:proofErr w:type="spellStart"/>
+      <w:r>
+        <w:rPr>
+          <w:rFonts w:ascii="Calibri Light" w:hAnsi="Calibri Light" w:cs="Calibri Light"/>
+        </w:rPr>
+        <w:t>Kannel</w:t>
+      </w:r>
+      <w:proofErr w:type="spellEnd"/>
+      <w:r>
+        <w:rPr>
+          <w:rFonts w:ascii="Calibri Light" w:hAnsi="Calibri Light" w:cs="Calibri Light"/>
+        </w:rPr>
+        <w:t xml:space="preserve">, W. B. (2008). General Cardiovascular Risk Profile for Use in Primary Care: The Framingham Heart Study. </w:t>
+      </w:r>
+      <w:proofErr w:type="spellStart"/>
+      <w:r>
+        <w:rPr>
+          <w:rFonts w:ascii="Calibri Light" w:hAnsi="Calibri Light" w:cs="Calibri Light"/>
+          <w:i/>
+          <w:iCs/>
           <w:lang w:val="nl-NL"/>
         </w:rPr>
-        <w:t xml:space="preserve">6. </w:t>
-      </w:r>
+        <w:t>Circulation</w:t>
+      </w:r>
+      <w:proofErr w:type="spellEnd"/>
       <w:r>
         <w:rPr>
           <w:rFonts w:ascii="Calibri Light" w:hAnsi="Calibri Light" w:cs="Calibri Light"/>
           <w:lang w:val="nl-NL"/>
         </w:rPr>
-        <w:tab/>
-        <w:t xml:space="preserve">Groenhof TKJ, Bots ML, Brandjes M, Jacobs JJL, Grobbee DE, van Solinge WW, et al. </w:t>
-      </w:r>
-      <w:r>
-        <w:rPr>
-          <w:rFonts w:ascii="Calibri Light" w:hAnsi="Calibri Light" w:cs="Calibri Light"/>
-          <w:lang w:val="en-GB"/>
-        </w:rPr>
-        <w:t xml:space="preserve">A computerised decision support system for cardiovascular risk management ‘live’ in the electronic health record environment: development, validation and implementation—the Utrecht Cardiovascular Cohort Initiative. </w:t>
-      </w:r>
-      <w:r>
-        <w:rPr>
-          <w:rFonts w:ascii="Calibri Light" w:hAnsi="Calibri Light" w:cs="Calibri Light"/>
+        <w:t xml:space="preserve">, </w:t>
+      </w:r>
+      <w:r>
+        <w:rPr>
+          <w:rFonts w:ascii="Calibri Light" w:hAnsi="Calibri Light" w:cs="Calibri Light"/>
+          <w:i/>
+          <w:iCs/>
           <w:lang w:val="nl-NL"/>
         </w:rPr>
-        <w:t xml:space="preserve">Neth Heart J. 2019 Sep;27(9):435–42. </w:t>
+        <w:t>117</w:t>
+      </w:r>
+      <w:r>
+        <w:rPr>
+          <w:rFonts w:ascii="Calibri Light" w:hAnsi="Calibri Light" w:cs="Calibri Light"/>
+          <w:lang w:val="nl-NL"/>
+        </w:rPr>
+        <w:t>(6), 743–753. https://doi.org/10.1161/CIRCULATIONAHA.107.699579</w:t>
       </w:r>
     </w:p>
     <w:p>
@@ -19320,7 +21573,6 @@
         <w:pStyle w:val="Bibliography"/>
         <w:rPr>
           <w:rFonts w:ascii="Calibri Light" w:hAnsi="Calibri Light" w:cs="Calibri Light"/>
-          <w:lang w:val="en-GB"/>
         </w:rPr>
       </w:pPr>
       <w:r>
@@ -19328,22 +21580,41 @@
           <w:rFonts w:ascii="Calibri Light" w:hAnsi="Calibri Light" w:cs="Calibri Light"/>
           <w:lang w:val="nl-NL"/>
         </w:rPr>
-        <w:t xml:space="preserve">7. </w:t>
-      </w:r>
-      <w:r>
-        <w:rPr>
-          <w:rFonts w:ascii="Calibri Light" w:hAnsi="Calibri Light" w:cs="Calibri Light"/>
-          <w:lang w:val="nl-NL"/>
-        </w:rPr>
-        <w:tab/>
-        <w:t xml:space="preserve">Bezemer T, de Groot MC, Blasse E, ten Berg MJ, Kappen TH, Bredenoord AL, et al. </w:t>
-      </w:r>
-      <w:r>
-        <w:rPr>
-          <w:rFonts w:ascii="Calibri Light" w:hAnsi="Calibri Light" w:cs="Calibri Light"/>
-          <w:lang w:val="en-GB"/>
-        </w:rPr>
-        <w:t xml:space="preserve">A Human(e) Factor in Clinical Decision Support Systems. J Med Internet Res. 2019 Mar 19;21(3):e11732. </w:t>
+        <w:t xml:space="preserve">Donders, A. R. T., van der Heijden, G. J. M. G., Stijnen, T., &amp; Moons, K. G. M. (2006). </w:t>
+      </w:r>
+      <w:r>
+        <w:rPr>
+          <w:rFonts w:ascii="Calibri Light" w:hAnsi="Calibri Light" w:cs="Calibri Light"/>
+        </w:rPr>
+        <w:t xml:space="preserve">Review: A gentle introduction to imputation of missing values. </w:t>
+      </w:r>
+      <w:r>
+        <w:rPr>
+          <w:rFonts w:ascii="Calibri Light" w:hAnsi="Calibri Light" w:cs="Calibri Light"/>
+          <w:i/>
+          <w:iCs/>
+        </w:rPr>
+        <w:t>Journal of Clinical Epidemiology</w:t>
+      </w:r>
+      <w:r>
+        <w:rPr>
+          <w:rFonts w:ascii="Calibri Light" w:hAnsi="Calibri Light" w:cs="Calibri Light"/>
+        </w:rPr>
+        <w:t xml:space="preserve">, </w:t>
+      </w:r>
+      <w:r>
+        <w:rPr>
+          <w:rFonts w:ascii="Calibri Light" w:hAnsi="Calibri Light" w:cs="Calibri Light"/>
+          <w:i/>
+          <w:iCs/>
+        </w:rPr>
+        <w:t>59</w:t>
+      </w:r>
+      <w:r>
+        <w:rPr>
+          <w:rFonts w:ascii="Calibri Light" w:hAnsi="Calibri Light" w:cs="Calibri Light"/>
+        </w:rPr>
+        <w:t>(10), 1087–1091. https://doi.org/10.1016/j.jclinepi.2006.01.014</w:t>
       </w:r>
     </w:p>
     <w:p>
@@ -19351,23 +21622,140 @@
         <w:pStyle w:val="Bibliography"/>
         <w:rPr>
           <w:rFonts w:ascii="Calibri Light" w:hAnsi="Calibri Light" w:cs="Calibri Light"/>
-          <w:lang w:val="en-GB"/>
-        </w:rPr>
-      </w:pPr>
-      <w:r>
-        <w:rPr>
-          <w:rFonts w:ascii="Calibri Light" w:hAnsi="Calibri Light" w:cs="Calibri Light"/>
-          <w:lang w:val="en-GB"/>
-        </w:rPr>
-        <w:t xml:space="preserve">8. </w:t>
-      </w:r>
-      <w:r>
-        <w:rPr>
-          <w:rFonts w:ascii="Calibri Light" w:hAnsi="Calibri Light" w:cs="Calibri Light"/>
-          <w:lang w:val="en-GB"/>
-        </w:rPr>
-        <w:tab/>
-        <w:t xml:space="preserve">Van Buuren S. Flexible Imputation of Missing Data. 2nd ed. CRC Press; 2018. </w:t>
+        </w:rPr>
+      </w:pPr>
+      <w:r>
+        <w:rPr>
+          <w:rFonts w:ascii="Calibri Light" w:hAnsi="Calibri Light" w:cs="Calibri Light"/>
+          <w:lang w:val="fr-FR"/>
+        </w:rPr>
+        <w:t>Dorado-</w:t>
+      </w:r>
+      <w:proofErr w:type="spellStart"/>
+      <w:r>
+        <w:rPr>
+          <w:rFonts w:ascii="Calibri Light" w:hAnsi="Calibri Light" w:cs="Calibri Light"/>
+          <w:lang w:val="fr-FR"/>
+        </w:rPr>
+        <w:t>Díaz</w:t>
+      </w:r>
+      <w:proofErr w:type="spellEnd"/>
+      <w:r>
+        <w:rPr>
+          <w:rFonts w:ascii="Calibri Light" w:hAnsi="Calibri Light" w:cs="Calibri Light"/>
+          <w:lang w:val="fr-FR"/>
+        </w:rPr>
+        <w:t xml:space="preserve">, P. I., </w:t>
+      </w:r>
+      <w:proofErr w:type="spellStart"/>
+      <w:r>
+        <w:rPr>
+          <w:rFonts w:ascii="Calibri Light" w:hAnsi="Calibri Light" w:cs="Calibri Light"/>
+          <w:lang w:val="fr-FR"/>
+        </w:rPr>
+        <w:t>Sampedro</w:t>
+      </w:r>
+      <w:proofErr w:type="spellEnd"/>
+      <w:r>
+        <w:rPr>
+          <w:rFonts w:ascii="Calibri Light" w:hAnsi="Calibri Light" w:cs="Calibri Light"/>
+          <w:lang w:val="fr-FR"/>
+        </w:rPr>
+        <w:t>-Gómez, J., Vicente-</w:t>
+      </w:r>
+      <w:proofErr w:type="spellStart"/>
+      <w:r>
+        <w:rPr>
+          <w:rFonts w:ascii="Calibri Light" w:hAnsi="Calibri Light" w:cs="Calibri Light"/>
+          <w:lang w:val="fr-FR"/>
+        </w:rPr>
+        <w:t>Palacios</w:t>
+      </w:r>
+      <w:proofErr w:type="spellEnd"/>
+      <w:r>
+        <w:rPr>
+          <w:rFonts w:ascii="Calibri Light" w:hAnsi="Calibri Light" w:cs="Calibri Light"/>
+          <w:lang w:val="fr-FR"/>
+        </w:rPr>
+        <w:t xml:space="preserve">, V., &amp; </w:t>
+      </w:r>
+      <w:proofErr w:type="spellStart"/>
+      <w:r>
+        <w:rPr>
+          <w:rFonts w:ascii="Calibri Light" w:hAnsi="Calibri Light" w:cs="Calibri Light"/>
+          <w:lang w:val="fr-FR"/>
+        </w:rPr>
+        <w:t>Sánchez</w:t>
+      </w:r>
+      <w:proofErr w:type="spellEnd"/>
+      <w:r>
+        <w:rPr>
+          <w:rFonts w:ascii="Calibri Light" w:hAnsi="Calibri Light" w:cs="Calibri Light"/>
+          <w:lang w:val="fr-FR"/>
+        </w:rPr>
+        <w:t xml:space="preserve">, P. L. (2019). </w:t>
+      </w:r>
+      <w:r>
+        <w:rPr>
+          <w:rFonts w:ascii="Calibri Light" w:hAnsi="Calibri Light" w:cs="Calibri Light"/>
+        </w:rPr>
+        <w:t xml:space="preserve">Applications of Artificial Intelligence in Cardiology. The Future is Already Here. </w:t>
+      </w:r>
+      <w:proofErr w:type="spellStart"/>
+      <w:r>
+        <w:rPr>
+          <w:rFonts w:ascii="Calibri Light" w:hAnsi="Calibri Light" w:cs="Calibri Light"/>
+          <w:i/>
+          <w:iCs/>
+        </w:rPr>
+        <w:t>Revista</w:t>
+      </w:r>
+      <w:proofErr w:type="spellEnd"/>
+      <w:r>
+        <w:rPr>
+          <w:rFonts w:ascii="Calibri Light" w:hAnsi="Calibri Light" w:cs="Calibri Light"/>
+          <w:i/>
+          <w:iCs/>
+        </w:rPr>
+        <w:t xml:space="preserve"> Española de </w:t>
+      </w:r>
+      <w:proofErr w:type="spellStart"/>
+      <w:r>
+        <w:rPr>
+          <w:rFonts w:ascii="Calibri Light" w:hAnsi="Calibri Light" w:cs="Calibri Light"/>
+          <w:i/>
+          <w:iCs/>
+        </w:rPr>
+        <w:t>Cardiología</w:t>
+      </w:r>
+      <w:proofErr w:type="spellEnd"/>
+      <w:r>
+        <w:rPr>
+          <w:rFonts w:ascii="Calibri Light" w:hAnsi="Calibri Light" w:cs="Calibri Light"/>
+          <w:i/>
+          <w:iCs/>
+        </w:rPr>
+        <w:t xml:space="preserve"> (English Edition)</w:t>
+      </w:r>
+      <w:r>
+        <w:rPr>
+          <w:rFonts w:ascii="Calibri Light" w:hAnsi="Calibri Light" w:cs="Calibri Light"/>
+        </w:rPr>
+        <w:t xml:space="preserve">, </w:t>
+      </w:r>
+      <w:r>
+        <w:rPr>
+          <w:rFonts w:ascii="Calibri Light" w:hAnsi="Calibri Light" w:cs="Calibri Light"/>
+          <w:i/>
+          <w:iCs/>
+        </w:rPr>
+        <w:t>72</w:t>
+      </w:r>
+      <w:r>
+        <w:rPr>
+          <w:rFonts w:ascii="Calibri Light" w:hAnsi="Calibri Light" w:cs="Calibri Light"/>
+        </w:rPr>
+        <w:t>(12), 1065–1075. https://doi.org/10.1016/j.rec.2019.05.014</w:t>
       </w:r>
     </w:p>
     <w:p>
@@ -19375,23 +21763,126 @@
         <w:pStyle w:val="Bibliography"/>
         <w:rPr>
           <w:rFonts w:ascii="Calibri Light" w:hAnsi="Calibri Light" w:cs="Calibri Light"/>
-          <w:lang w:val="en-GB"/>
-        </w:rPr>
-      </w:pPr>
-      <w:r>
-        <w:rPr>
-          <w:rFonts w:ascii="Calibri Light" w:hAnsi="Calibri Light" w:cs="Calibri Light"/>
-          <w:lang w:val="en-GB"/>
-        </w:rPr>
-        <w:t xml:space="preserve">9. </w:t>
-      </w:r>
-      <w:r>
-        <w:rPr>
-          <w:rFonts w:ascii="Calibri Light" w:hAnsi="Calibri Light" w:cs="Calibri Light"/>
-          <w:lang w:val="en-GB"/>
-        </w:rPr>
-        <w:tab/>
-        <w:t xml:space="preserve">Fletcher Mercaldo S, Blume JD. Missing data and prediction: the pattern submodel. Biostatistics. 2020 Apr 1;21(2):236–52. </w:t>
+        </w:rPr>
+      </w:pPr>
+      <w:proofErr w:type="spellStart"/>
+      <w:r>
+        <w:rPr>
+          <w:rFonts w:ascii="Calibri Light" w:hAnsi="Calibri Light" w:cs="Calibri Light"/>
+        </w:rPr>
+        <w:t>Dorresteijn</w:t>
+      </w:r>
+      <w:proofErr w:type="spellEnd"/>
+      <w:r>
+        <w:rPr>
+          <w:rFonts w:ascii="Calibri Light" w:hAnsi="Calibri Light" w:cs="Calibri Light"/>
+        </w:rPr>
+        <w:t xml:space="preserve">, J. A. N., </w:t>
+      </w:r>
+      <w:proofErr w:type="spellStart"/>
+      <w:r>
+        <w:rPr>
+          <w:rFonts w:ascii="Calibri Light" w:hAnsi="Calibri Light" w:cs="Calibri Light"/>
+        </w:rPr>
+        <w:t>Visseren</w:t>
+      </w:r>
+      <w:proofErr w:type="spellEnd"/>
+      <w:r>
+        <w:rPr>
+          <w:rFonts w:ascii="Calibri Light" w:hAnsi="Calibri Light" w:cs="Calibri Light"/>
+        </w:rPr>
+        <w:t xml:space="preserve">, F. L. J., </w:t>
+      </w:r>
+      <w:proofErr w:type="spellStart"/>
+      <w:r>
+        <w:rPr>
+          <w:rFonts w:ascii="Calibri Light" w:hAnsi="Calibri Light" w:cs="Calibri Light"/>
+        </w:rPr>
+        <w:t>Wassink</w:t>
+      </w:r>
+      <w:proofErr w:type="spellEnd"/>
+      <w:r>
+        <w:rPr>
+          <w:rFonts w:ascii="Calibri Light" w:hAnsi="Calibri Light" w:cs="Calibri Light"/>
+        </w:rPr>
+        <w:t xml:space="preserve">, A. M. J., </w:t>
+      </w:r>
+      <w:proofErr w:type="spellStart"/>
+      <w:r>
+        <w:rPr>
+          <w:rFonts w:ascii="Calibri Light" w:hAnsi="Calibri Light" w:cs="Calibri Light"/>
+        </w:rPr>
+        <w:t>Gondrie</w:t>
+      </w:r>
+      <w:proofErr w:type="spellEnd"/>
+      <w:r>
+        <w:rPr>
+          <w:rFonts w:ascii="Calibri Light" w:hAnsi="Calibri Light" w:cs="Calibri Light"/>
+        </w:rPr>
+        <w:t xml:space="preserve">, M. J. A., </w:t>
+      </w:r>
+      <w:proofErr w:type="spellStart"/>
+      <w:r>
+        <w:rPr>
+          <w:rFonts w:ascii="Calibri Light" w:hAnsi="Calibri Light" w:cs="Calibri Light"/>
+        </w:rPr>
+        <w:t>Steyerberg</w:t>
+      </w:r>
+      <w:proofErr w:type="spellEnd"/>
+      <w:r>
+        <w:rPr>
+          <w:rFonts w:ascii="Calibri Light" w:hAnsi="Calibri Light" w:cs="Calibri Light"/>
+        </w:rPr>
+        <w:t xml:space="preserve">, E. W., </w:t>
+      </w:r>
+      <w:proofErr w:type="spellStart"/>
+      <w:r>
+        <w:rPr>
+          <w:rFonts w:ascii="Calibri Light" w:hAnsi="Calibri Light" w:cs="Calibri Light"/>
+        </w:rPr>
+        <w:t>Ridker</w:t>
+      </w:r>
+      <w:proofErr w:type="spellEnd"/>
+      <w:r>
+        <w:rPr>
+          <w:rFonts w:ascii="Calibri Light" w:hAnsi="Calibri Light" w:cs="Calibri Light"/>
+        </w:rPr>
+        <w:t xml:space="preserve">, P. M., Cook, N. R., van der Graaf, Y., &amp; on behalf of the SMART Study Group. (2013). Development and validation of a prediction rule for recurrent vascular events based on a cohort study of patients </w:t>
+      </w:r>
+      <w:r>
+        <w:rPr>
+          <w:rFonts w:ascii="Calibri Light" w:hAnsi="Calibri Light" w:cs="Calibri Light"/>
+        </w:rPr>
+        <w:lastRenderedPageBreak/>
+        <w:t xml:space="preserve">with arterial disease: The SMART risk score. </w:t>
+      </w:r>
+      <w:r>
+        <w:rPr>
+          <w:rFonts w:ascii="Calibri Light" w:hAnsi="Calibri Light" w:cs="Calibri Light"/>
+          <w:i/>
+          <w:iCs/>
+        </w:rPr>
+        <w:t>Heart</w:t>
+      </w:r>
+      <w:r>
+        <w:rPr>
+          <w:rFonts w:ascii="Calibri Light" w:hAnsi="Calibri Light" w:cs="Calibri Light"/>
+        </w:rPr>
+        <w:t xml:space="preserve">, </w:t>
+      </w:r>
+      <w:r>
+        <w:rPr>
+          <w:rFonts w:ascii="Calibri Light" w:hAnsi="Calibri Light" w:cs="Calibri Light"/>
+          <w:i/>
+          <w:iCs/>
+        </w:rPr>
+        <w:t>99</w:t>
+      </w:r>
+      <w:r>
+        <w:rPr>
+          <w:rFonts w:ascii="Calibri Light" w:hAnsi="Calibri Light" w:cs="Calibri Light"/>
+        </w:rPr>
+        <w:t>(12), 866–872. https://doi.org/10.1136/heartjnl-2013-303640</w:t>
       </w:r>
     </w:p>
     <w:p>
@@ -19399,23 +21890,49 @@
         <w:pStyle w:val="Bibliography"/>
         <w:rPr>
           <w:rFonts w:ascii="Calibri Light" w:hAnsi="Calibri Light" w:cs="Calibri Light"/>
-          <w:lang w:val="en-GB"/>
-        </w:rPr>
-      </w:pPr>
-      <w:r>
-        <w:rPr>
-          <w:rFonts w:ascii="Calibri Light" w:hAnsi="Calibri Light" w:cs="Calibri Light"/>
-          <w:lang w:val="en-GB"/>
-        </w:rPr>
-        <w:t xml:space="preserve">10. </w:t>
-      </w:r>
-      <w:r>
-        <w:rPr>
-          <w:rFonts w:ascii="Calibri Light" w:hAnsi="Calibri Light" w:cs="Calibri Light"/>
-          <w:lang w:val="en-GB"/>
-        </w:rPr>
-        <w:tab/>
-        <w:t>Feelders A. Handling Missing Data in Trees: Surrogate Splits or Statistical Imputation? In: Żytkow JM, Rauch J, editors. Principles of Data Mining and Knowledge Discovery [Internet]. Berlin, Heidelberg: Springer Berlin Heidelberg; 1999 [cited 2019 Oct 2]. p. 329–34. Available from: http://link.springer.com/10.1007/978-3-540-48247-5_38</w:t>
+        </w:rPr>
+      </w:pPr>
+      <w:proofErr w:type="spellStart"/>
+      <w:r>
+        <w:rPr>
+          <w:rFonts w:ascii="Calibri Light" w:hAnsi="Calibri Light" w:cs="Calibri Light"/>
+        </w:rPr>
+        <w:t>Feelders</w:t>
+      </w:r>
+      <w:proofErr w:type="spellEnd"/>
+      <w:r>
+        <w:rPr>
+          <w:rFonts w:ascii="Calibri Light" w:hAnsi="Calibri Light" w:cs="Calibri Light"/>
+        </w:rPr>
+        <w:t xml:space="preserve">, A. (1999). Handling Missing Data in Trees: Surrogate Splits or Statistical Imputation? In J. M. </w:t>
+      </w:r>
+      <w:proofErr w:type="spellStart"/>
+      <w:r>
+        <w:rPr>
+          <w:rFonts w:ascii="Calibri Light" w:hAnsi="Calibri Light" w:cs="Calibri Light"/>
+        </w:rPr>
+        <w:t>Żytkow</w:t>
+      </w:r>
+      <w:proofErr w:type="spellEnd"/>
+      <w:r>
+        <w:rPr>
+          <w:rFonts w:ascii="Calibri Light" w:hAnsi="Calibri Light" w:cs="Calibri Light"/>
+        </w:rPr>
+        <w:t xml:space="preserve"> &amp; J. Rauch (Eds.), </w:t>
+      </w:r>
+      <w:r>
+        <w:rPr>
+          <w:rFonts w:ascii="Calibri Light" w:hAnsi="Calibri Light" w:cs="Calibri Light"/>
+          <w:i/>
+          <w:iCs/>
+        </w:rPr>
+        <w:t>Principles of Data Mining and Knowledge Discovery</w:t>
+      </w:r>
+      <w:r>
+        <w:rPr>
+          <w:rFonts w:ascii="Calibri Light" w:hAnsi="Calibri Light" w:cs="Calibri Light"/>
+        </w:rPr>
+        <w:t xml:space="preserve"> (Vol. 1704, pp. 329–334). Springer Berlin Heidelberg. https://doi.org/10.1007/978-3-540-48247-5_38</w:t>
       </w:r>
     </w:p>
     <w:p>
@@ -19423,23 +21940,62 @@
         <w:pStyle w:val="Bibliography"/>
         <w:rPr>
           <w:rFonts w:ascii="Calibri Light" w:hAnsi="Calibri Light" w:cs="Calibri Light"/>
-          <w:lang w:val="en-GB"/>
-        </w:rPr>
-      </w:pPr>
-      <w:r>
-        <w:rPr>
-          <w:rFonts w:ascii="Calibri Light" w:hAnsi="Calibri Light" w:cs="Calibri Light"/>
-          <w:lang w:val="en-GB"/>
-        </w:rPr>
-        <w:t xml:space="preserve">11. </w:t>
-      </w:r>
-      <w:r>
-        <w:rPr>
-          <w:rFonts w:ascii="Calibri Light" w:hAnsi="Calibri Light" w:cs="Calibri Light"/>
-          <w:lang w:val="en-GB"/>
-        </w:rPr>
-        <w:tab/>
-        <w:t xml:space="preserve">Cevallos Valdiviezo H, Van Aelst S. Tree-based prediction on incomplete data using imputation or surrogate decisions. Information Sciences. 2015 Aug;311:163–81. </w:t>
+          <w:lang w:val="fr-FR"/>
+        </w:rPr>
+      </w:pPr>
+      <w:r>
+        <w:rPr>
+          <w:rFonts w:ascii="Calibri Light" w:hAnsi="Calibri Light" w:cs="Calibri Light"/>
+        </w:rPr>
+        <w:t xml:space="preserve">Fletcher </w:t>
+      </w:r>
+      <w:proofErr w:type="spellStart"/>
+      <w:r>
+        <w:rPr>
+          <w:rFonts w:ascii="Calibri Light" w:hAnsi="Calibri Light" w:cs="Calibri Light"/>
+        </w:rPr>
+        <w:t>Mercaldo</w:t>
+      </w:r>
+      <w:proofErr w:type="spellEnd"/>
+      <w:r>
+        <w:rPr>
+          <w:rFonts w:ascii="Calibri Light" w:hAnsi="Calibri Light" w:cs="Calibri Light"/>
+        </w:rPr>
+        <w:t xml:space="preserve">, S., &amp; Blume, J. D. (2020). Missing data and prediction: The pattern submodel. </w:t>
+      </w:r>
+      <w:proofErr w:type="spellStart"/>
+      <w:r>
+        <w:rPr>
+          <w:rFonts w:ascii="Calibri Light" w:hAnsi="Calibri Light" w:cs="Calibri Light"/>
+          <w:i/>
+          <w:iCs/>
+          <w:lang w:val="fr-FR"/>
+        </w:rPr>
+        <w:t>Biostatistics</w:t>
+      </w:r>
+      <w:proofErr w:type="spellEnd"/>
+      <w:r>
+        <w:rPr>
+          <w:rFonts w:ascii="Calibri Light" w:hAnsi="Calibri Light" w:cs="Calibri Light"/>
+          <w:lang w:val="fr-FR"/>
+        </w:rPr>
+        <w:t xml:space="preserve">, </w:t>
+      </w:r>
+      <w:r>
+        <w:rPr>
+          <w:rFonts w:ascii="Calibri Light" w:hAnsi="Calibri Light" w:cs="Calibri Light"/>
+          <w:i/>
+          <w:iCs/>
+          <w:lang w:val="fr-FR"/>
+        </w:rPr>
+        <w:t>21</w:t>
+      </w:r>
+      <w:r>
+        <w:rPr>
+          <w:rFonts w:ascii="Calibri Light" w:hAnsi="Calibri Light" w:cs="Calibri Light"/>
+          <w:lang w:val="fr-FR"/>
+        </w:rPr>
+        <w:t>(2), 236–252. https://doi.org/10.1093/biostatistics/kxy040</w:t>
       </w:r>
     </w:p>
     <w:p>
@@ -19447,23 +22003,57 @@
         <w:pStyle w:val="Bibliography"/>
         <w:rPr>
           <w:rFonts w:ascii="Calibri Light" w:hAnsi="Calibri Light" w:cs="Calibri Light"/>
-          <w:lang w:val="en-GB"/>
-        </w:rPr>
-      </w:pPr>
-      <w:r>
-        <w:rPr>
-          <w:rFonts w:ascii="Calibri Light" w:hAnsi="Calibri Light" w:cs="Calibri Light"/>
-          <w:lang w:val="en-GB"/>
-        </w:rPr>
-        <w:t xml:space="preserve">12. </w:t>
-      </w:r>
-      <w:r>
-        <w:rPr>
-          <w:rFonts w:ascii="Calibri Light" w:hAnsi="Calibri Light" w:cs="Calibri Light"/>
-          <w:lang w:val="en-GB"/>
-        </w:rPr>
-        <w:tab/>
-        <w:t xml:space="preserve">Nijman SWJ, Hoogland J, Groenhof TKJ, Brandjes M, Jacobs JJL, Bots ML, et al. Real-time imputation of missing predictor values in clinical practice. European Heart Journal - Digital Health. 2021 May 4;2(1):154–64. </w:t>
+        </w:rPr>
+      </w:pPr>
+      <w:proofErr w:type="spellStart"/>
+      <w:r>
+        <w:rPr>
+          <w:rFonts w:ascii="Calibri Light" w:hAnsi="Calibri Light" w:cs="Calibri Light"/>
+          <w:lang w:val="fr-FR"/>
+        </w:rPr>
+        <w:t>Glynn</w:t>
+      </w:r>
+      <w:proofErr w:type="spellEnd"/>
+      <w:r>
+        <w:rPr>
+          <w:rFonts w:ascii="Calibri Light" w:hAnsi="Calibri Light" w:cs="Calibri Light"/>
+          <w:lang w:val="fr-FR"/>
+        </w:rPr>
+        <w:t xml:space="preserve">, R. J., Laird, N. M., &amp; Rubin, D. B. (1986). </w:t>
+      </w:r>
+      <w:r>
+        <w:rPr>
+          <w:rFonts w:ascii="Calibri Light" w:hAnsi="Calibri Light" w:cs="Calibri Light"/>
+        </w:rPr>
+        <w:t xml:space="preserve">Selection Modeling Versus Mixture Modeling with Nonignorable Nonresponse. In H. </w:t>
+      </w:r>
+      <w:proofErr w:type="spellStart"/>
+      <w:r>
+        <w:rPr>
+          <w:rFonts w:ascii="Calibri Light" w:hAnsi="Calibri Light" w:cs="Calibri Light"/>
+        </w:rPr>
+        <w:t>Wainer</w:t>
+      </w:r>
+      <w:proofErr w:type="spellEnd"/>
+      <w:r>
+        <w:rPr>
+          <w:rFonts w:ascii="Calibri Light" w:hAnsi="Calibri Light" w:cs="Calibri Light"/>
+        </w:rPr>
+        <w:t xml:space="preserve"> (Ed.), </w:t>
+      </w:r>
+      <w:r>
+        <w:rPr>
+          <w:rFonts w:ascii="Calibri Light" w:hAnsi="Calibri Light" w:cs="Calibri Light"/>
+          <w:i/>
+          <w:iCs/>
+        </w:rPr>
+        <w:t>Drawing Inferences from Self-Selected Samples</w:t>
+      </w:r>
+      <w:r>
+        <w:rPr>
+          <w:rFonts w:ascii="Calibri Light" w:hAnsi="Calibri Light" w:cs="Calibri Light"/>
+        </w:rPr>
+        <w:t xml:space="preserve"> (pp. 115–142). Springer New York. https://doi.org/10.1007/978-1-4612-4976-4_10</w:t>
       </w:r>
     </w:p>
     <w:p>
@@ -19471,24 +22061,147 @@
         <w:pStyle w:val="Bibliography"/>
         <w:rPr>
           <w:rFonts w:ascii="Calibri Light" w:hAnsi="Calibri Light" w:cs="Calibri Light"/>
-          <w:lang w:val="en-GB"/>
-        </w:rPr>
-      </w:pPr>
-      <w:r>
-        <w:rPr>
-          <w:rFonts w:ascii="Calibri Light" w:hAnsi="Calibri Light" w:cs="Calibri Light"/>
-          <w:lang w:val="en-GB"/>
-        </w:rPr>
-        <w:lastRenderedPageBreak/>
-        <w:t xml:space="preserve">13. </w:t>
-      </w:r>
-      <w:r>
-        <w:rPr>
-          <w:rFonts w:ascii="Calibri Light" w:hAnsi="Calibri Light" w:cs="Calibri Light"/>
-          <w:lang w:val="en-GB"/>
-        </w:rPr>
-        <w:tab/>
-        <w:t xml:space="preserve">Nijman SWJ, Groenhof TKJ, Hoogland J, Bots ML, Brandjes M, Jacobs JJL, et al. Real-time imputation of missing predictor values improved the application of prediction models in daily practice. Journal of Clinical Epidemiology. 2021 Jun;134:22–34. </w:t>
+        </w:rPr>
+      </w:pPr>
+      <w:proofErr w:type="spellStart"/>
+      <w:r>
+        <w:rPr>
+          <w:rFonts w:ascii="Calibri Light" w:hAnsi="Calibri Light" w:cs="Calibri Light"/>
+        </w:rPr>
+        <w:t>Groenhof</w:t>
+      </w:r>
+      <w:proofErr w:type="spellEnd"/>
+      <w:r>
+        <w:rPr>
+          <w:rFonts w:ascii="Calibri Light" w:hAnsi="Calibri Light" w:cs="Calibri Light"/>
+        </w:rPr>
+        <w:t xml:space="preserve">, T. K. J., Bots, M. L., </w:t>
+      </w:r>
+      <w:proofErr w:type="spellStart"/>
+      <w:r>
+        <w:rPr>
+          <w:rFonts w:ascii="Calibri Light" w:hAnsi="Calibri Light" w:cs="Calibri Light"/>
+        </w:rPr>
+        <w:t>Brandjes</w:t>
+      </w:r>
+      <w:proofErr w:type="spellEnd"/>
+      <w:r>
+        <w:rPr>
+          <w:rFonts w:ascii="Calibri Light" w:hAnsi="Calibri Light" w:cs="Calibri Light"/>
+        </w:rPr>
+        <w:t xml:space="preserve">, M., Jacobs, J. J. L., </w:t>
+      </w:r>
+      <w:proofErr w:type="spellStart"/>
+      <w:r>
+        <w:rPr>
+          <w:rFonts w:ascii="Calibri Light" w:hAnsi="Calibri Light" w:cs="Calibri Light"/>
+        </w:rPr>
+        <w:t>Grobbee</w:t>
+      </w:r>
+      <w:proofErr w:type="spellEnd"/>
+      <w:r>
+        <w:rPr>
+          <w:rFonts w:ascii="Calibri Light" w:hAnsi="Calibri Light" w:cs="Calibri Light"/>
+        </w:rPr>
+        <w:t xml:space="preserve">, D. E., van </w:t>
+      </w:r>
+      <w:proofErr w:type="spellStart"/>
+      <w:r>
+        <w:rPr>
+          <w:rFonts w:ascii="Calibri Light" w:hAnsi="Calibri Light" w:cs="Calibri Light"/>
+        </w:rPr>
+        <w:t>Solinge</w:t>
+      </w:r>
+      <w:proofErr w:type="spellEnd"/>
+      <w:r>
+        <w:rPr>
+          <w:rFonts w:ascii="Calibri Light" w:hAnsi="Calibri Light" w:cs="Calibri Light"/>
+        </w:rPr>
+        <w:t xml:space="preserve">, W. W., </w:t>
+      </w:r>
+      <w:proofErr w:type="spellStart"/>
+      <w:r>
+        <w:rPr>
+          <w:rFonts w:ascii="Calibri Light" w:hAnsi="Calibri Light" w:cs="Calibri Light"/>
+        </w:rPr>
+        <w:t>Visseren</w:t>
+      </w:r>
+      <w:proofErr w:type="spellEnd"/>
+      <w:r>
+        <w:rPr>
+          <w:rFonts w:ascii="Calibri Light" w:hAnsi="Calibri Light" w:cs="Calibri Light"/>
+        </w:rPr>
+        <w:t xml:space="preserve">, F. L. J., </w:t>
+      </w:r>
+      <w:proofErr w:type="spellStart"/>
+      <w:r>
+        <w:rPr>
+          <w:rFonts w:ascii="Calibri Light" w:hAnsi="Calibri Light" w:cs="Calibri Light"/>
+        </w:rPr>
+        <w:t>Haitjema</w:t>
+      </w:r>
+      <w:proofErr w:type="spellEnd"/>
+      <w:r>
+        <w:rPr>
+          <w:rFonts w:ascii="Calibri Light" w:hAnsi="Calibri Light" w:cs="Calibri Light"/>
+        </w:rPr>
+        <w:t xml:space="preserve">, S., &amp; </w:t>
+      </w:r>
+      <w:proofErr w:type="spellStart"/>
+      <w:r>
+        <w:rPr>
+          <w:rFonts w:ascii="Calibri Light" w:hAnsi="Calibri Light" w:cs="Calibri Light"/>
+        </w:rPr>
+        <w:t>Asselbergs</w:t>
+      </w:r>
+      <w:proofErr w:type="spellEnd"/>
+      <w:r>
+        <w:rPr>
+          <w:rFonts w:ascii="Calibri Light" w:hAnsi="Calibri Light" w:cs="Calibri Light"/>
+        </w:rPr>
+        <w:t xml:space="preserve">, F. W. (2019). A </w:t>
+      </w:r>
+      <w:proofErr w:type="spellStart"/>
+      <w:r>
+        <w:rPr>
+          <w:rFonts w:ascii="Calibri Light" w:hAnsi="Calibri Light" w:cs="Calibri Light"/>
+        </w:rPr>
+        <w:t>computerised</w:t>
+      </w:r>
+      <w:proofErr w:type="spellEnd"/>
+      <w:r>
+        <w:rPr>
+          <w:rFonts w:ascii="Calibri Light" w:hAnsi="Calibri Light" w:cs="Calibri Light"/>
+        </w:rPr>
+        <w:t xml:space="preserve"> decision support system for cardiovascular risk management ‘live’ in the electronic health record environment: Development, validation and implementation—the Utrecht Cardiovascular Cohort Initiative. </w:t>
+      </w:r>
+      <w:r>
+        <w:rPr>
+          <w:rFonts w:ascii="Calibri Light" w:hAnsi="Calibri Light" w:cs="Calibri Light"/>
+          <w:i/>
+          <w:iCs/>
+        </w:rPr>
+        <w:t>Netherlands Heart Journal</w:t>
+      </w:r>
+      <w:r>
+        <w:rPr>
+          <w:rFonts w:ascii="Calibri Light" w:hAnsi="Calibri Light" w:cs="Calibri Light"/>
+        </w:rPr>
+        <w:t xml:space="preserve">, </w:t>
+      </w:r>
+      <w:r>
+        <w:rPr>
+          <w:rFonts w:ascii="Calibri Light" w:hAnsi="Calibri Light" w:cs="Calibri Light"/>
+          <w:i/>
+          <w:iCs/>
+        </w:rPr>
+        <w:t>27</w:t>
+      </w:r>
+      <w:r>
+        <w:rPr>
+          <w:rFonts w:ascii="Calibri Light" w:hAnsi="Calibri Light" w:cs="Calibri Light"/>
+        </w:rPr>
+        <w:t>(9), 435–442. https://doi.org/10.1007/s12471-019-01308-w</w:t>
       </w:r>
     </w:p>
     <w:p>
@@ -19496,30 +22209,35 @@
         <w:pStyle w:val="Bibliography"/>
         <w:rPr>
           <w:rFonts w:ascii="Calibri Light" w:hAnsi="Calibri Light" w:cs="Calibri Light"/>
-          <w:lang w:val="nl-NL"/>
-        </w:rPr>
-      </w:pPr>
-      <w:r>
-        <w:rPr>
-          <w:rFonts w:ascii="Calibri Light" w:hAnsi="Calibri Light" w:cs="Calibri Light"/>
-          <w:lang w:val="en-GB"/>
-        </w:rPr>
-        <w:t xml:space="preserve">14. </w:t>
-      </w:r>
-      <w:r>
-        <w:rPr>
-          <w:rFonts w:ascii="Calibri Light" w:hAnsi="Calibri Light" w:cs="Calibri Light"/>
-          <w:lang w:val="en-GB"/>
-        </w:rPr>
-        <w:tab/>
-        <w:t xml:space="preserve">Nijman S, Groenhof T, Hoogland J, Bots M, Brandjes M, Jacobs J, et al. Real-time handling of missing predictor values when implementing and using prediction models in daily practice. </w:t>
-      </w:r>
-      <w:r>
-        <w:rPr>
-          <w:rFonts w:ascii="Calibri Light" w:hAnsi="Calibri Light" w:cs="Calibri Light"/>
-          <w:lang w:val="nl-NL"/>
-        </w:rPr>
-        <w:t xml:space="preserve">JCE. 2021;Article in press. </w:t>
+        </w:rPr>
+      </w:pPr>
+      <w:proofErr w:type="spellStart"/>
+      <w:r>
+        <w:rPr>
+          <w:rFonts w:ascii="Calibri Light" w:hAnsi="Calibri Light" w:cs="Calibri Light"/>
+        </w:rPr>
+        <w:t>Hapfelmeier</w:t>
+      </w:r>
+      <w:proofErr w:type="spellEnd"/>
+      <w:r>
+        <w:rPr>
+          <w:rFonts w:ascii="Calibri Light" w:hAnsi="Calibri Light" w:cs="Calibri Light"/>
+        </w:rPr>
+        <w:t xml:space="preserve">, A. (2012). </w:t>
+      </w:r>
+      <w:r>
+        <w:rPr>
+          <w:rFonts w:ascii="Calibri Light" w:hAnsi="Calibri Light" w:cs="Calibri Light"/>
+          <w:i/>
+          <w:iCs/>
+        </w:rPr>
+        <w:t>Analysis of Missing Data with Random Forests</w:t>
+      </w:r>
+      <w:r>
+        <w:rPr>
+          <w:rFonts w:ascii="Calibri Light" w:hAnsi="Calibri Light" w:cs="Calibri Light"/>
+        </w:rPr>
+        <w:t>. https://edoc.ub.uni-muenchen.de/15058/1/Hapfelmeier_Alexander.pdf</w:t>
       </w:r>
     </w:p>
     <w:p>
@@ -19527,30 +22245,97 @@
         <w:pStyle w:val="Bibliography"/>
         <w:rPr>
           <w:rFonts w:ascii="Calibri Light" w:hAnsi="Calibri Light" w:cs="Calibri Light"/>
-          <w:lang w:val="en-GB"/>
-        </w:rPr>
-      </w:pPr>
-      <w:r>
-        <w:rPr>
-          <w:rFonts w:ascii="Calibri Light" w:hAnsi="Calibri Light" w:cs="Calibri Light"/>
-          <w:lang w:val="nl-NL"/>
-        </w:rPr>
-        <w:t xml:space="preserve">15. </w:t>
-      </w:r>
-      <w:r>
-        <w:rPr>
-          <w:rFonts w:ascii="Calibri Light" w:hAnsi="Calibri Light" w:cs="Calibri Light"/>
-          <w:lang w:val="nl-NL"/>
-        </w:rPr>
-        <w:tab/>
-        <w:t xml:space="preserve">Hoogland J, Barreveld M, Debray TPA, Reitsma JB, Verstraelen TE, Dijkgraaf MGW, et al. </w:t>
-      </w:r>
-      <w:r>
-        <w:rPr>
-          <w:rFonts w:ascii="Calibri Light" w:hAnsi="Calibri Light" w:cs="Calibri Light"/>
-          <w:lang w:val="en-GB"/>
-        </w:rPr>
-        <w:t xml:space="preserve">Handling missing predictor values when validating and applying a prediction model to new patients. Statistics in Medicine. 2020 Jul 20;sim.8682. </w:t>
+        </w:rPr>
+      </w:pPr>
+      <w:r>
+        <w:rPr>
+          <w:rFonts w:ascii="Calibri Light" w:hAnsi="Calibri Light" w:cs="Calibri Light"/>
+        </w:rPr>
+        <w:t xml:space="preserve">Hoogland, J., </w:t>
+      </w:r>
+      <w:proofErr w:type="spellStart"/>
+      <w:r>
+        <w:rPr>
+          <w:rFonts w:ascii="Calibri Light" w:hAnsi="Calibri Light" w:cs="Calibri Light"/>
+        </w:rPr>
+        <w:t>Barreveld</w:t>
+      </w:r>
+      <w:proofErr w:type="spellEnd"/>
+      <w:r>
+        <w:rPr>
+          <w:rFonts w:ascii="Calibri Light" w:hAnsi="Calibri Light" w:cs="Calibri Light"/>
+        </w:rPr>
+        <w:t xml:space="preserve">, M., Debray, T. P. A., </w:t>
+      </w:r>
+      <w:proofErr w:type="spellStart"/>
+      <w:r>
+        <w:rPr>
+          <w:rFonts w:ascii="Calibri Light" w:hAnsi="Calibri Light" w:cs="Calibri Light"/>
+        </w:rPr>
+        <w:t>Reitsma</w:t>
+      </w:r>
+      <w:proofErr w:type="spellEnd"/>
+      <w:r>
+        <w:rPr>
+          <w:rFonts w:ascii="Calibri Light" w:hAnsi="Calibri Light" w:cs="Calibri Light"/>
+        </w:rPr>
+        <w:t xml:space="preserve">, J. B., </w:t>
+      </w:r>
+      <w:proofErr w:type="spellStart"/>
+      <w:r>
+        <w:rPr>
+          <w:rFonts w:ascii="Calibri Light" w:hAnsi="Calibri Light" w:cs="Calibri Light"/>
+        </w:rPr>
+        <w:t>Verstraelen</w:t>
+      </w:r>
+      <w:proofErr w:type="spellEnd"/>
+      <w:r>
+        <w:rPr>
+          <w:rFonts w:ascii="Calibri Light" w:hAnsi="Calibri Light" w:cs="Calibri Light"/>
+        </w:rPr>
+        <w:t xml:space="preserve">, T. E., </w:t>
+      </w:r>
+      <w:proofErr w:type="spellStart"/>
+      <w:r>
+        <w:rPr>
+          <w:rFonts w:ascii="Calibri Light" w:hAnsi="Calibri Light" w:cs="Calibri Light"/>
+        </w:rPr>
+        <w:t>Dijkgraaf</w:t>
+      </w:r>
+      <w:proofErr w:type="spellEnd"/>
+      <w:r>
+        <w:rPr>
+          <w:rFonts w:ascii="Calibri Light" w:hAnsi="Calibri Light" w:cs="Calibri Light"/>
+        </w:rPr>
+        <w:t xml:space="preserve">, M. G. W., &amp; </w:t>
+      </w:r>
+      <w:proofErr w:type="spellStart"/>
+      <w:r>
+        <w:rPr>
+          <w:rFonts w:ascii="Calibri Light" w:hAnsi="Calibri Light" w:cs="Calibri Light"/>
+        </w:rPr>
+        <w:t>Zwinderman</w:t>
+      </w:r>
+      <w:proofErr w:type="spellEnd"/>
+      <w:r>
+        <w:rPr>
+          <w:rFonts w:ascii="Calibri Light" w:hAnsi="Calibri Light" w:cs="Calibri Light"/>
+        </w:rPr>
+        <w:t xml:space="preserve">, A. H. (2020). Handling missing predictor values when validating and applying a prediction model to new patients. </w:t>
+      </w:r>
+      <w:r>
+        <w:rPr>
+          <w:rFonts w:ascii="Calibri Light" w:hAnsi="Calibri Light" w:cs="Calibri Light"/>
+          <w:i/>
+          <w:iCs/>
+        </w:rPr>
+        <w:t>Statistics in Medicine</w:t>
+      </w:r>
+      <w:r>
+        <w:rPr>
+          <w:rFonts w:ascii="Calibri Light" w:hAnsi="Calibri Light" w:cs="Calibri Light"/>
+        </w:rPr>
+        <w:t>, sim.8682. https://doi.org/10.1002/sim.8682</w:t>
       </w:r>
     </w:p>
     <w:p>
@@ -19558,23 +22343,69 @@
         <w:pStyle w:val="Bibliography"/>
         <w:rPr>
           <w:rFonts w:ascii="Calibri Light" w:hAnsi="Calibri Light" w:cs="Calibri Light"/>
-          <w:lang w:val="en-GB"/>
-        </w:rPr>
-      </w:pPr>
-      <w:r>
-        <w:rPr>
-          <w:rFonts w:ascii="Calibri Light" w:hAnsi="Calibri Light" w:cs="Calibri Light"/>
-          <w:lang w:val="en-GB"/>
-        </w:rPr>
-        <w:t xml:space="preserve">16. </w:t>
-      </w:r>
-      <w:r>
-        <w:rPr>
-          <w:rFonts w:ascii="Calibri Light" w:hAnsi="Calibri Light" w:cs="Calibri Light"/>
-          <w:lang w:val="en-GB"/>
-        </w:rPr>
-        <w:tab/>
-        <w:t>Glynn RJ, Laird NM, Rubin DB. Selection Modeling Versus Mixture Modeling with Nonignorable Nonresponse. In: Wainer H, editor. Drawing Inferences from Self-Selected Samples [Internet]. New York, NY: Springer New York; 1986. p. 115–42. Available from: https://doi.org/10.1007/978-1-4612-4976-4_10</w:t>
+        </w:rPr>
+      </w:pPr>
+      <w:r>
+        <w:rPr>
+          <w:rFonts w:ascii="Calibri Light" w:hAnsi="Calibri Light" w:cs="Calibri Light"/>
+        </w:rPr>
+        <w:t xml:space="preserve">Janssen, K. J. M., </w:t>
+      </w:r>
+      <w:proofErr w:type="spellStart"/>
+      <w:r>
+        <w:rPr>
+          <w:rFonts w:ascii="Calibri Light" w:hAnsi="Calibri Light" w:cs="Calibri Light"/>
+        </w:rPr>
+        <w:t>Vergouwe</w:t>
+      </w:r>
+      <w:proofErr w:type="spellEnd"/>
+      <w:r>
+        <w:rPr>
+          <w:rFonts w:ascii="Calibri Light" w:hAnsi="Calibri Light" w:cs="Calibri Light"/>
+        </w:rPr>
+        <w:t xml:space="preserve">, Y., Donders, A. R. T., Harrell, F. E., Chen, Q., </w:t>
+      </w:r>
+      <w:proofErr w:type="spellStart"/>
+      <w:r>
+        <w:rPr>
+          <w:rFonts w:ascii="Calibri Light" w:hAnsi="Calibri Light" w:cs="Calibri Light"/>
+        </w:rPr>
+        <w:t>Grobbee</w:t>
+      </w:r>
+      <w:proofErr w:type="spellEnd"/>
+      <w:r>
+        <w:rPr>
+          <w:rFonts w:ascii="Calibri Light" w:hAnsi="Calibri Light" w:cs="Calibri Light"/>
+        </w:rPr>
+        <w:t xml:space="preserve">, D. E., &amp; Moons, K. G. M. (2009). Dealing with Missing Predictor Values When Applying Clinical Prediction Models. </w:t>
+      </w:r>
+      <w:r>
+        <w:rPr>
+          <w:rFonts w:ascii="Calibri Light" w:hAnsi="Calibri Light" w:cs="Calibri Light"/>
+          <w:i/>
+          <w:iCs/>
+        </w:rPr>
+        <w:t>Clinical Chemistry</w:t>
+      </w:r>
+      <w:r>
+        <w:rPr>
+          <w:rFonts w:ascii="Calibri Light" w:hAnsi="Calibri Light" w:cs="Calibri Light"/>
+        </w:rPr>
+        <w:t xml:space="preserve">, </w:t>
+      </w:r>
+      <w:r>
+        <w:rPr>
+          <w:rFonts w:ascii="Calibri Light" w:hAnsi="Calibri Light" w:cs="Calibri Light"/>
+          <w:i/>
+          <w:iCs/>
+        </w:rPr>
+        <w:t>55</w:t>
+      </w:r>
+      <w:r>
+        <w:rPr>
+          <w:rFonts w:ascii="Calibri Light" w:hAnsi="Calibri Light" w:cs="Calibri Light"/>
+        </w:rPr>
+        <w:t>(5), 994–1001. https://doi.org/10.1373/clinchem.2008.115345</w:t>
       </w:r>
     </w:p>
     <w:p>
@@ -19582,23 +22413,84 @@
         <w:pStyle w:val="Bibliography"/>
         <w:rPr>
           <w:rFonts w:ascii="Calibri Light" w:hAnsi="Calibri Light" w:cs="Calibri Light"/>
-          <w:lang w:val="en-GB"/>
-        </w:rPr>
-      </w:pPr>
-      <w:r>
-        <w:rPr>
-          <w:rFonts w:ascii="Calibri Light" w:hAnsi="Calibri Light" w:cs="Calibri Light"/>
-          <w:lang w:val="en-GB"/>
-        </w:rPr>
-        <w:t xml:space="preserve">17. </w:t>
-      </w:r>
-      <w:r>
-        <w:rPr>
-          <w:rFonts w:ascii="Calibri Light" w:hAnsi="Calibri Light" w:cs="Calibri Light"/>
-          <w:lang w:val="en-GB"/>
-        </w:rPr>
-        <w:tab/>
-        <w:t xml:space="preserve">Pattern-Mixture Models for Multivariate Incomplete Data. 2021;11. </w:t>
+        </w:rPr>
+      </w:pPr>
+      <w:r>
+        <w:rPr>
+          <w:rFonts w:ascii="Calibri Light" w:hAnsi="Calibri Light" w:cs="Calibri Light"/>
+        </w:rPr>
+        <w:lastRenderedPageBreak/>
+        <w:t xml:space="preserve">Nijman, S., </w:t>
+      </w:r>
+      <w:proofErr w:type="spellStart"/>
+      <w:r>
+        <w:rPr>
+          <w:rFonts w:ascii="Calibri Light" w:hAnsi="Calibri Light" w:cs="Calibri Light"/>
+        </w:rPr>
+        <w:t>Groenhof</w:t>
+      </w:r>
+      <w:proofErr w:type="spellEnd"/>
+      <w:r>
+        <w:rPr>
+          <w:rFonts w:ascii="Calibri Light" w:hAnsi="Calibri Light" w:cs="Calibri Light"/>
+        </w:rPr>
+        <w:t xml:space="preserve">, T., Hoogland, J., Bots, M., </w:t>
+      </w:r>
+      <w:proofErr w:type="spellStart"/>
+      <w:r>
+        <w:rPr>
+          <w:rFonts w:ascii="Calibri Light" w:hAnsi="Calibri Light" w:cs="Calibri Light"/>
+        </w:rPr>
+        <w:t>Brandjes</w:t>
+      </w:r>
+      <w:proofErr w:type="spellEnd"/>
+      <w:r>
+        <w:rPr>
+          <w:rFonts w:ascii="Calibri Light" w:hAnsi="Calibri Light" w:cs="Calibri Light"/>
+        </w:rPr>
+        <w:t xml:space="preserve">, M., Jacobs, J., </w:t>
+      </w:r>
+      <w:proofErr w:type="spellStart"/>
+      <w:r>
+        <w:rPr>
+          <w:rFonts w:ascii="Calibri Light" w:hAnsi="Calibri Light" w:cs="Calibri Light"/>
+        </w:rPr>
+        <w:t>Asselbergs</w:t>
+      </w:r>
+      <w:proofErr w:type="spellEnd"/>
+      <w:r>
+        <w:rPr>
+          <w:rFonts w:ascii="Calibri Light" w:hAnsi="Calibri Light" w:cs="Calibri Light"/>
+        </w:rPr>
+        <w:t xml:space="preserve">, F., Moons, K., &amp; Debray, T. (2021). Real-time handling of missing predictor values when implementing and using prediction models in daily practice. </w:t>
+      </w:r>
+      <w:r>
+        <w:rPr>
+          <w:rFonts w:ascii="Calibri Light" w:hAnsi="Calibri Light" w:cs="Calibri Light"/>
+          <w:i/>
+          <w:iCs/>
+        </w:rPr>
+        <w:t>Journal of Clinical Epidemiology</w:t>
+      </w:r>
+      <w:r>
+        <w:rPr>
+          <w:rFonts w:ascii="Calibri Light" w:hAnsi="Calibri Light" w:cs="Calibri Light"/>
+        </w:rPr>
+        <w:t xml:space="preserve">, </w:t>
+      </w:r>
+      <w:r>
+        <w:rPr>
+          <w:rFonts w:ascii="Calibri Light" w:hAnsi="Calibri Light" w:cs="Calibri Light"/>
+          <w:i/>
+          <w:iCs/>
+        </w:rPr>
+        <w:t>Article in press</w:t>
+      </w:r>
+      <w:r>
+        <w:rPr>
+          <w:rFonts w:ascii="Calibri Light" w:hAnsi="Calibri Light" w:cs="Calibri Light"/>
+        </w:rPr>
+        <w:t>. https://doi.org/10.1016/j.jclinepi.2021.01.003</w:t>
       </w:r>
     </w:p>
     <w:p>
@@ -19606,30 +22498,64 @@
         <w:pStyle w:val="Bibliography"/>
         <w:rPr>
           <w:rFonts w:ascii="Calibri Light" w:hAnsi="Calibri Light" w:cs="Calibri Light"/>
-          <w:lang w:val="en-GB"/>
-        </w:rPr>
-      </w:pPr>
-      <w:r>
-        <w:rPr>
-          <w:rFonts w:ascii="Calibri Light" w:hAnsi="Calibri Light" w:cs="Calibri Light"/>
-          <w:lang w:val="fr-FR"/>
-        </w:rPr>
-        <w:t xml:space="preserve">18. </w:t>
-      </w:r>
-      <w:r>
-        <w:rPr>
-          <w:rFonts w:ascii="Calibri Light" w:hAnsi="Calibri Light" w:cs="Calibri Light"/>
-          <w:lang w:val="fr-FR"/>
-        </w:rPr>
-        <w:tab/>
-        <w:t xml:space="preserve">Dorado-Díaz PI, Sampedro-Gómez J, Vicente-Palacios V, Sánchez PL. </w:t>
-      </w:r>
-      <w:r>
-        <w:rPr>
-          <w:rFonts w:ascii="Calibri Light" w:hAnsi="Calibri Light" w:cs="Calibri Light"/>
-          <w:lang w:val="en-GB"/>
-        </w:rPr>
-        <w:t xml:space="preserve">Applications of Artificial Intelligence in Cardiology. The Future is Already Here. Revista Española de Cardiología (English Edition). 2019 Dec;72(12):1065–75. </w:t>
+        </w:rPr>
+      </w:pPr>
+      <w:r>
+        <w:rPr>
+          <w:rFonts w:ascii="Calibri Light" w:hAnsi="Calibri Light" w:cs="Calibri Light"/>
+          <w:lang w:val="nl-NL"/>
+        </w:rPr>
+        <w:t xml:space="preserve">Nijman, S. W. J., </w:t>
+      </w:r>
+      <w:proofErr w:type="spellStart"/>
+      <w:r>
+        <w:rPr>
+          <w:rFonts w:ascii="Calibri Light" w:hAnsi="Calibri Light" w:cs="Calibri Light"/>
+          <w:lang w:val="nl-NL"/>
+        </w:rPr>
+        <w:t>Groenhof</w:t>
+      </w:r>
+      <w:proofErr w:type="spellEnd"/>
+      <w:r>
+        <w:rPr>
+          <w:rFonts w:ascii="Calibri Light" w:hAnsi="Calibri Light" w:cs="Calibri Light"/>
+          <w:lang w:val="nl-NL"/>
+        </w:rPr>
+        <w:t xml:space="preserve">, T. K. J., Hoogland, J., Bots, M. L., Brandjes, M., Jacobs, J. J. L., Asselbergs, F. W., Moons, K. G. M., &amp; Debray, T. P. A. (2021). </w:t>
+      </w:r>
+      <w:r>
+        <w:rPr>
+          <w:rFonts w:ascii="Calibri Light" w:hAnsi="Calibri Light" w:cs="Calibri Light"/>
+        </w:rPr>
+        <w:t xml:space="preserve">Real-time imputation of missing predictor values improved the application of prediction models in daily practice. </w:t>
+      </w:r>
+      <w:r>
+        <w:rPr>
+          <w:rFonts w:ascii="Calibri Light" w:hAnsi="Calibri Light" w:cs="Calibri Light"/>
+          <w:i/>
+          <w:iCs/>
+        </w:rPr>
+        <w:t>Journal of Clinical Epidemiology</w:t>
+      </w:r>
+      <w:r>
+        <w:rPr>
+          <w:rFonts w:ascii="Calibri Light" w:hAnsi="Calibri Light" w:cs="Calibri Light"/>
+        </w:rPr>
+        <w:t xml:space="preserve">, </w:t>
+      </w:r>
+      <w:r>
+        <w:rPr>
+          <w:rFonts w:ascii="Calibri Light" w:hAnsi="Calibri Light" w:cs="Calibri Light"/>
+          <w:i/>
+          <w:iCs/>
+        </w:rPr>
+        <w:t>134</w:t>
+      </w:r>
+      <w:r>
+        <w:rPr>
+          <w:rFonts w:ascii="Calibri Light" w:hAnsi="Calibri Light" w:cs="Calibri Light"/>
+        </w:rPr>
+        <w:t>, 22–34. https://doi.org/10.1016/j.jclinepi.2021.01.003</w:t>
       </w:r>
     </w:p>
     <w:p>
@@ -19637,23 +22563,83 @@
         <w:pStyle w:val="Bibliography"/>
         <w:rPr>
           <w:rFonts w:ascii="Calibri Light" w:hAnsi="Calibri Light" w:cs="Calibri Light"/>
-          <w:lang w:val="en-GB"/>
-        </w:rPr>
-      </w:pPr>
-      <w:r>
-        <w:rPr>
-          <w:rFonts w:ascii="Calibri Light" w:hAnsi="Calibri Light" w:cs="Calibri Light"/>
-          <w:lang w:val="en-GB"/>
-        </w:rPr>
-        <w:t xml:space="preserve">19. </w:t>
-      </w:r>
-      <w:r>
-        <w:rPr>
-          <w:rFonts w:ascii="Calibri Light" w:hAnsi="Calibri Light" w:cs="Calibri Light"/>
-          <w:lang w:val="en-GB"/>
-        </w:rPr>
-        <w:tab/>
-        <w:t>Breiman L, Friedman J, Stone CJ, Olshen RA. Classification and Regression Trees [Internet]. Taylor &amp; Francis; 1984. Available from: https://books.google.nl/books?id=JwQx-WOmSyQC</w:t>
+        </w:rPr>
+      </w:pPr>
+      <w:r>
+        <w:rPr>
+          <w:rFonts w:ascii="Calibri Light" w:hAnsi="Calibri Light" w:cs="Calibri Light"/>
+        </w:rPr>
+        <w:t xml:space="preserve">Nijman, S. W. J., Hoogland, J., </w:t>
+      </w:r>
+      <w:proofErr w:type="spellStart"/>
+      <w:r>
+        <w:rPr>
+          <w:rFonts w:ascii="Calibri Light" w:hAnsi="Calibri Light" w:cs="Calibri Light"/>
+        </w:rPr>
+        <w:t>Groenhof</w:t>
+      </w:r>
+      <w:proofErr w:type="spellEnd"/>
+      <w:r>
+        <w:rPr>
+          <w:rFonts w:ascii="Calibri Light" w:hAnsi="Calibri Light" w:cs="Calibri Light"/>
+        </w:rPr>
+        <w:t xml:space="preserve">, T. K. J., </w:t>
+      </w:r>
+      <w:proofErr w:type="spellStart"/>
+      <w:r>
+        <w:rPr>
+          <w:rFonts w:ascii="Calibri Light" w:hAnsi="Calibri Light" w:cs="Calibri Light"/>
+        </w:rPr>
+        <w:t>Brandjes</w:t>
+      </w:r>
+      <w:proofErr w:type="spellEnd"/>
+      <w:r>
+        <w:rPr>
+          <w:rFonts w:ascii="Calibri Light" w:hAnsi="Calibri Light" w:cs="Calibri Light"/>
+        </w:rPr>
+        <w:t xml:space="preserve">, M., Jacobs, J. J. L., Bots, M. L., </w:t>
+      </w:r>
+      <w:proofErr w:type="spellStart"/>
+      <w:r>
+        <w:rPr>
+          <w:rFonts w:ascii="Calibri Light" w:hAnsi="Calibri Light" w:cs="Calibri Light"/>
+        </w:rPr>
+        <w:t>Asselbergs</w:t>
+      </w:r>
+      <w:proofErr w:type="spellEnd"/>
+      <w:r>
+        <w:rPr>
+          <w:rFonts w:ascii="Calibri Light" w:hAnsi="Calibri Light" w:cs="Calibri Light"/>
+        </w:rPr>
+        <w:t xml:space="preserve">, F. W., Moons, K. G. M., &amp; Debray, T. P. A. (2021). Real-time imputation of missing predictor values in clinical practice. </w:t>
+      </w:r>
+      <w:r>
+        <w:rPr>
+          <w:rFonts w:ascii="Calibri Light" w:hAnsi="Calibri Light" w:cs="Calibri Light"/>
+          <w:i/>
+          <w:iCs/>
+        </w:rPr>
+        <w:t>European Heart Journal - Digital Health</w:t>
+      </w:r>
+      <w:r>
+        <w:rPr>
+          <w:rFonts w:ascii="Calibri Light" w:hAnsi="Calibri Light" w:cs="Calibri Light"/>
+        </w:rPr>
+        <w:t xml:space="preserve">, </w:t>
+      </w:r>
+      <w:r>
+        <w:rPr>
+          <w:rFonts w:ascii="Calibri Light" w:hAnsi="Calibri Light" w:cs="Calibri Light"/>
+          <w:i/>
+          <w:iCs/>
+        </w:rPr>
+        <w:t>2</w:t>
+      </w:r>
+      <w:r>
+        <w:rPr>
+          <w:rFonts w:ascii="Calibri Light" w:hAnsi="Calibri Light" w:cs="Calibri Light"/>
+        </w:rPr>
+        <w:t>(1), 154–164. https://doi.org/10.1093/ehjdh/ztaa016</w:t>
       </w:r>
     </w:p>
     <w:p>
@@ -19661,23 +22647,21 @@
         <w:pStyle w:val="Bibliography"/>
         <w:rPr>
           <w:rFonts w:ascii="Calibri Light" w:hAnsi="Calibri Light" w:cs="Calibri Light"/>
-          <w:lang w:val="en-GB"/>
-        </w:rPr>
-      </w:pPr>
-      <w:r>
-        <w:rPr>
-          <w:rFonts w:ascii="Calibri Light" w:hAnsi="Calibri Light" w:cs="Calibri Light"/>
-          <w:lang w:val="en-GB"/>
-        </w:rPr>
-        <w:t xml:space="preserve">20. </w:t>
-      </w:r>
-      <w:r>
-        <w:rPr>
-          <w:rFonts w:ascii="Calibri Light" w:hAnsi="Calibri Light" w:cs="Calibri Light"/>
-          <w:lang w:val="en-GB"/>
-        </w:rPr>
-        <w:tab/>
-        <w:t>Hapfelmeier A. Analysis of Missing Data with Random Forests [Internet]. 2012 [cited 2019 Sep 4]. 6–7 p. Available from: https://edoc.ub.uni-muenchen.de/15058/1/Hapfelmeier_Alexander.pdf</w:t>
+        </w:rPr>
+      </w:pPr>
+      <w:r>
+        <w:rPr>
+          <w:rFonts w:ascii="Calibri Light" w:hAnsi="Calibri Light" w:cs="Calibri Light"/>
+          <w:i/>
+          <w:iCs/>
+        </w:rPr>
+        <w:t>Pattern-Mixture Models for Multivariate Incomplete Data</w:t>
+      </w:r>
+      <w:r>
+        <w:rPr>
+          <w:rFonts w:ascii="Calibri Light" w:hAnsi="Calibri Light" w:cs="Calibri Light"/>
+        </w:rPr>
+        <w:t>. (2021). 11.</w:t>
       </w:r>
     </w:p>
     <w:p>
@@ -19685,23 +22669,147 @@
         <w:pStyle w:val="Bibliography"/>
         <w:rPr>
           <w:rFonts w:ascii="Calibri Light" w:hAnsi="Calibri Light" w:cs="Calibri Light"/>
-          <w:lang w:val="en-GB"/>
-        </w:rPr>
-      </w:pPr>
-      <w:r>
-        <w:rPr>
-          <w:rFonts w:ascii="Calibri Light" w:hAnsi="Calibri Light" w:cs="Calibri Light"/>
-          <w:lang w:val="en-GB"/>
-        </w:rPr>
-        <w:t xml:space="preserve">21. </w:t>
-      </w:r>
-      <w:r>
-        <w:rPr>
-          <w:rFonts w:ascii="Calibri Light" w:hAnsi="Calibri Light" w:cs="Calibri Light"/>
-          <w:lang w:val="en-GB"/>
-        </w:rPr>
-        <w:tab/>
-        <w:t xml:space="preserve">Rubin DB. Inference and Missing Data. Biometrika. 1976;63(3):581–92. </w:t>
+        </w:rPr>
+      </w:pPr>
+      <w:proofErr w:type="spellStart"/>
+      <w:r>
+        <w:rPr>
+          <w:rFonts w:ascii="Calibri Light" w:hAnsi="Calibri Light" w:cs="Calibri Light"/>
+        </w:rPr>
+        <w:t>Piepoli</w:t>
+      </w:r>
+      <w:proofErr w:type="spellEnd"/>
+      <w:r>
+        <w:rPr>
+          <w:rFonts w:ascii="Calibri Light" w:hAnsi="Calibri Light" w:cs="Calibri Light"/>
+        </w:rPr>
+        <w:t xml:space="preserve">, M. F., Hoes, A. W., </w:t>
+      </w:r>
+      <w:proofErr w:type="spellStart"/>
+      <w:r>
+        <w:rPr>
+          <w:rFonts w:ascii="Calibri Light" w:hAnsi="Calibri Light" w:cs="Calibri Light"/>
+        </w:rPr>
+        <w:t>Agewall</w:t>
+      </w:r>
+      <w:proofErr w:type="spellEnd"/>
+      <w:r>
+        <w:rPr>
+          <w:rFonts w:ascii="Calibri Light" w:hAnsi="Calibri Light" w:cs="Calibri Light"/>
+        </w:rPr>
+        <w:t xml:space="preserve">, S., Albus, C., </w:t>
+      </w:r>
+      <w:proofErr w:type="spellStart"/>
+      <w:r>
+        <w:rPr>
+          <w:rFonts w:ascii="Calibri Light" w:hAnsi="Calibri Light" w:cs="Calibri Light"/>
+        </w:rPr>
+        <w:t>Brotons</w:t>
+      </w:r>
+      <w:proofErr w:type="spellEnd"/>
+      <w:r>
+        <w:rPr>
+          <w:rFonts w:ascii="Calibri Light" w:hAnsi="Calibri Light" w:cs="Calibri Light"/>
+        </w:rPr>
+        <w:t xml:space="preserve">, C., </w:t>
+      </w:r>
+      <w:proofErr w:type="spellStart"/>
+      <w:r>
+        <w:rPr>
+          <w:rFonts w:ascii="Calibri Light" w:hAnsi="Calibri Light" w:cs="Calibri Light"/>
+        </w:rPr>
+        <w:t>Catapano</w:t>
+      </w:r>
+      <w:proofErr w:type="spellEnd"/>
+      <w:r>
+        <w:rPr>
+          <w:rFonts w:ascii="Calibri Light" w:hAnsi="Calibri Light" w:cs="Calibri Light"/>
+        </w:rPr>
+        <w:t xml:space="preserve">, A. L., Cooney, M.-T., </w:t>
+      </w:r>
+      <w:proofErr w:type="spellStart"/>
+      <w:r>
+        <w:rPr>
+          <w:rFonts w:ascii="Calibri Light" w:hAnsi="Calibri Light" w:cs="Calibri Light"/>
+        </w:rPr>
+        <w:t>Corrà</w:t>
+      </w:r>
+      <w:proofErr w:type="spellEnd"/>
+      <w:r>
+        <w:rPr>
+          <w:rFonts w:ascii="Calibri Light" w:hAnsi="Calibri Light" w:cs="Calibri Light"/>
+        </w:rPr>
+        <w:t xml:space="preserve">, U., </w:t>
+      </w:r>
+      <w:proofErr w:type="spellStart"/>
+      <w:r>
+        <w:rPr>
+          <w:rFonts w:ascii="Calibri Light" w:hAnsi="Calibri Light" w:cs="Calibri Light"/>
+        </w:rPr>
+        <w:t>Cosyns</w:t>
+      </w:r>
+      <w:proofErr w:type="spellEnd"/>
+      <w:r>
+        <w:rPr>
+          <w:rFonts w:ascii="Calibri Light" w:hAnsi="Calibri Light" w:cs="Calibri Light"/>
+        </w:rPr>
+        <w:t xml:space="preserve">, B., Deaton, C., Graham, I., Hall, M. S., Hobbs, F. D. R., </w:t>
+      </w:r>
+      <w:proofErr w:type="spellStart"/>
+      <w:r>
+        <w:rPr>
+          <w:rFonts w:ascii="Calibri Light" w:hAnsi="Calibri Light" w:cs="Calibri Light"/>
+        </w:rPr>
+        <w:t>Løchen</w:t>
+      </w:r>
+      <w:proofErr w:type="spellEnd"/>
+      <w:r>
+        <w:rPr>
+          <w:rFonts w:ascii="Calibri Light" w:hAnsi="Calibri Light" w:cs="Calibri Light"/>
+        </w:rPr>
+        <w:t xml:space="preserve">, M.-L., </w:t>
+      </w:r>
+      <w:proofErr w:type="spellStart"/>
+      <w:r>
+        <w:rPr>
+          <w:rFonts w:ascii="Calibri Light" w:hAnsi="Calibri Light" w:cs="Calibri Light"/>
+        </w:rPr>
+        <w:t>Löllgen</w:t>
+      </w:r>
+      <w:proofErr w:type="spellEnd"/>
+      <w:r>
+        <w:rPr>
+          <w:rFonts w:ascii="Calibri Light" w:hAnsi="Calibri Light" w:cs="Calibri Light"/>
+        </w:rPr>
+        <w:t xml:space="preserve">, H., Marques-Vidal, P., Perk, J., Prescott, E., Redon, J., … Verschuren, W. M. M. (2016). 2016 European Guidelines on cardiovascular disease prevention in clinical practice: The Sixth Joint Task Force of the European Society of Cardiology and Other Societies on Cardiovascular Disease Prevention in Clinical Practice (constituted by representatives of 10 societies and by invited experts)Developed with the special contribution of the European Association for Cardiovascular Prevention &amp; Rehabilitation (EACPR). </w:t>
+      </w:r>
+      <w:r>
+        <w:rPr>
+          <w:rFonts w:ascii="Calibri Light" w:hAnsi="Calibri Light" w:cs="Calibri Light"/>
+          <w:i/>
+          <w:iCs/>
+        </w:rPr>
+        <w:t>European Heart Journal</w:t>
+      </w:r>
+      <w:r>
+        <w:rPr>
+          <w:rFonts w:ascii="Calibri Light" w:hAnsi="Calibri Light" w:cs="Calibri Light"/>
+        </w:rPr>
+        <w:t xml:space="preserve">, </w:t>
+      </w:r>
+      <w:r>
+        <w:rPr>
+          <w:rFonts w:ascii="Calibri Light" w:hAnsi="Calibri Light" w:cs="Calibri Light"/>
+          <w:i/>
+          <w:iCs/>
+        </w:rPr>
+        <w:t>37</w:t>
+      </w:r>
+      <w:r>
+        <w:rPr>
+          <w:rFonts w:ascii="Calibri Light" w:hAnsi="Calibri Light" w:cs="Calibri Light"/>
+        </w:rPr>
+        <w:t>(29), 2315–2381. https://doi.org/10.1093/eurheartj/ehw106</w:t>
       </w:r>
     </w:p>
     <w:p>
@@ -19709,23 +22817,51 @@
         <w:pStyle w:val="Bibliography"/>
         <w:rPr>
           <w:rFonts w:ascii="Calibri Light" w:hAnsi="Calibri Light" w:cs="Calibri Light"/>
-          <w:lang w:val="en-GB"/>
-        </w:rPr>
-      </w:pPr>
-      <w:r>
-        <w:rPr>
-          <w:rFonts w:ascii="Calibri Light" w:hAnsi="Calibri Light" w:cs="Calibri Light"/>
-          <w:lang w:val="en-GB"/>
-        </w:rPr>
-        <w:t xml:space="preserve">22. </w:t>
-      </w:r>
-      <w:r>
-        <w:rPr>
-          <w:rFonts w:ascii="Calibri Light" w:hAnsi="Calibri Light" w:cs="Calibri Light"/>
-          <w:lang w:val="en-GB"/>
-        </w:rPr>
-        <w:tab/>
-        <w:t xml:space="preserve">Schouten RM, Lugtig P, Vink G. Generating missing values for simulation purposes: a multivariate amputation procedure. Journal of Statistical Computation and Simulation. 2018 Oct 13;88(15):2909–30. </w:t>
+          <w:lang w:val="nl-NL"/>
+        </w:rPr>
+      </w:pPr>
+      <w:r>
+        <w:rPr>
+          <w:rFonts w:ascii="Calibri Light" w:hAnsi="Calibri Light" w:cs="Calibri Light"/>
+        </w:rPr>
+        <w:t xml:space="preserve">Rubin, D. B. (1976). Inference and Missing Data. </w:t>
+      </w:r>
+      <w:proofErr w:type="spellStart"/>
+      <w:r>
+        <w:rPr>
+          <w:rFonts w:ascii="Calibri Light" w:hAnsi="Calibri Light" w:cs="Calibri Light"/>
+          <w:i/>
+          <w:iCs/>
+        </w:rPr>
+        <w:t>Biometrika</w:t>
+      </w:r>
+      <w:proofErr w:type="spellEnd"/>
+      <w:r>
+        <w:rPr>
+          <w:rFonts w:ascii="Calibri Light" w:hAnsi="Calibri Light" w:cs="Calibri Light"/>
+        </w:rPr>
+        <w:t xml:space="preserve">, </w:t>
+      </w:r>
+      <w:r>
+        <w:rPr>
+          <w:rFonts w:ascii="Calibri Light" w:hAnsi="Calibri Light" w:cs="Calibri Light"/>
+          <w:i/>
+          <w:iCs/>
+        </w:rPr>
+        <w:t>63</w:t>
+      </w:r>
+      <w:r>
+        <w:rPr>
+          <w:rFonts w:ascii="Calibri Light" w:hAnsi="Calibri Light" w:cs="Calibri Light"/>
+        </w:rPr>
+        <w:t xml:space="preserve">(3), 581–592. </w:t>
+      </w:r>
+      <w:r>
+        <w:rPr>
+          <w:rFonts w:ascii="Calibri Light" w:hAnsi="Calibri Light" w:cs="Calibri Light"/>
+          <w:lang w:val="nl-NL"/>
+        </w:rPr>
+        <w:t>JSTOR. https://doi.org/10.2307/2335739</w:t>
       </w:r>
     </w:p>
     <w:p>
@@ -19733,23 +22869,49 @@
         <w:pStyle w:val="Bibliography"/>
         <w:rPr>
           <w:rFonts w:ascii="Calibri Light" w:hAnsi="Calibri Light" w:cs="Calibri Light"/>
-          <w:lang w:val="en-GB"/>
-        </w:rPr>
-      </w:pPr>
-      <w:r>
-        <w:rPr>
-          <w:rFonts w:ascii="Calibri Light" w:hAnsi="Calibri Light" w:cs="Calibri Light"/>
-          <w:lang w:val="en-GB"/>
-        </w:rPr>
-        <w:t xml:space="preserve">23. </w:t>
-      </w:r>
-      <w:r>
-        <w:rPr>
-          <w:rFonts w:ascii="Calibri Light" w:hAnsi="Calibri Light" w:cs="Calibri Light"/>
-          <w:lang w:val="en-GB"/>
-        </w:rPr>
-        <w:tab/>
-        <w:t xml:space="preserve">van Smeden M, Moons KG, de Groot JA, Collins GS, Altman DG, Eijkemans MJ, et al. Sample size for binary logistic prediction models: Beyond events per variable criteria. Stat Methods Med Res. 2019 Aug;28(8):2455–74. </w:t>
+        </w:rPr>
+      </w:pPr>
+      <w:r>
+        <w:rPr>
+          <w:rFonts w:ascii="Calibri Light" w:hAnsi="Calibri Light" w:cs="Calibri Light"/>
+          <w:lang w:val="nl-NL"/>
+        </w:rPr>
+        <w:lastRenderedPageBreak/>
+        <w:t xml:space="preserve">Schouten, R. M., Lugtig, P., &amp; Vink, G. (2018). </w:t>
+      </w:r>
+      <w:r>
+        <w:rPr>
+          <w:rFonts w:ascii="Calibri Light" w:hAnsi="Calibri Light" w:cs="Calibri Light"/>
+        </w:rPr>
+        <w:t xml:space="preserve">Generating missing values for simulation purposes: A multivariate amputation procedure. </w:t>
+      </w:r>
+      <w:r>
+        <w:rPr>
+          <w:rFonts w:ascii="Calibri Light" w:hAnsi="Calibri Light" w:cs="Calibri Light"/>
+          <w:i/>
+          <w:iCs/>
+        </w:rPr>
+        <w:t>Journal of Statistical Computation and Simulation</w:t>
+      </w:r>
+      <w:r>
+        <w:rPr>
+          <w:rFonts w:ascii="Calibri Light" w:hAnsi="Calibri Light" w:cs="Calibri Light"/>
+        </w:rPr>
+        <w:t xml:space="preserve">, </w:t>
+      </w:r>
+      <w:r>
+        <w:rPr>
+          <w:rFonts w:ascii="Calibri Light" w:hAnsi="Calibri Light" w:cs="Calibri Light"/>
+          <w:i/>
+          <w:iCs/>
+        </w:rPr>
+        <w:t>88</w:t>
+      </w:r>
+      <w:r>
+        <w:rPr>
+          <w:rFonts w:ascii="Calibri Light" w:hAnsi="Calibri Light" w:cs="Calibri Light"/>
+        </w:rPr>
+        <w:t>(15), 2909–2930. https://doi.org/10.1080/00949655.2018.1491577</w:t>
       </w:r>
     </w:p>
     <w:p>
@@ -19757,23 +22919,35 @@
         <w:pStyle w:val="Bibliography"/>
         <w:rPr>
           <w:rFonts w:ascii="Calibri Light" w:hAnsi="Calibri Light" w:cs="Calibri Light"/>
-          <w:lang w:val="en-GB"/>
-        </w:rPr>
-      </w:pPr>
-      <w:r>
-        <w:rPr>
-          <w:rFonts w:ascii="Calibri Light" w:hAnsi="Calibri Light" w:cs="Calibri Light"/>
-          <w:lang w:val="en-GB"/>
-        </w:rPr>
-        <w:t xml:space="preserve">24. </w:t>
-      </w:r>
-      <w:r>
-        <w:rPr>
-          <w:rFonts w:ascii="Calibri Light" w:hAnsi="Calibri Light" w:cs="Calibri Light"/>
-          <w:lang w:val="en-GB"/>
-        </w:rPr>
-        <w:tab/>
-        <w:t xml:space="preserve">Steyerberg EW. Clinical prediction models: a practical approach to development, validation, and updating. Berlin: Springer; 2009. 497 p. (Statistics for biology and health). </w:t>
+        </w:rPr>
+      </w:pPr>
+      <w:proofErr w:type="spellStart"/>
+      <w:r>
+        <w:rPr>
+          <w:rFonts w:ascii="Calibri Light" w:hAnsi="Calibri Light" w:cs="Calibri Light"/>
+        </w:rPr>
+        <w:t>Steyerberg</w:t>
+      </w:r>
+      <w:proofErr w:type="spellEnd"/>
+      <w:r>
+        <w:rPr>
+          <w:rFonts w:ascii="Calibri Light" w:hAnsi="Calibri Light" w:cs="Calibri Light"/>
+        </w:rPr>
+        <w:t xml:space="preserve">, E. W. (2009). </w:t>
+      </w:r>
+      <w:r>
+        <w:rPr>
+          <w:rFonts w:ascii="Calibri Light" w:hAnsi="Calibri Light" w:cs="Calibri Light"/>
+          <w:i/>
+          <w:iCs/>
+        </w:rPr>
+        <w:t>Clinical prediction models: A practical approach to development, validation, and updating</w:t>
+      </w:r>
+      <w:r>
+        <w:rPr>
+          <w:rFonts w:ascii="Calibri Light" w:hAnsi="Calibri Light" w:cs="Calibri Light"/>
+        </w:rPr>
+        <w:t>. Springer.</w:t>
       </w:r>
     </w:p>
     <w:p>
@@ -19781,23 +22955,63 @@
         <w:pStyle w:val="Bibliography"/>
         <w:rPr>
           <w:rFonts w:ascii="Calibri Light" w:hAnsi="Calibri Light" w:cs="Calibri Light"/>
-          <w:lang w:val="en-GB"/>
-        </w:rPr>
-      </w:pPr>
-      <w:r>
-        <w:rPr>
-          <w:rFonts w:ascii="Calibri Light" w:hAnsi="Calibri Light" w:cs="Calibri Light"/>
-          <w:lang w:val="en-GB"/>
-        </w:rPr>
-        <w:t xml:space="preserve">25. </w:t>
-      </w:r>
-      <w:r>
-        <w:rPr>
-          <w:rFonts w:ascii="Calibri Light" w:hAnsi="Calibri Light" w:cs="Calibri Light"/>
-          <w:lang w:val="en-GB"/>
-        </w:rPr>
-        <w:tab/>
-        <w:t xml:space="preserve">Steyerberg EW, Vergouwe Y. Towards better clinical prediction models: seven steps for development and an ABCD for validation. European Heart Journal. 2014 Aug 1;35(29):1925–31. </w:t>
+        </w:rPr>
+      </w:pPr>
+      <w:proofErr w:type="spellStart"/>
+      <w:r>
+        <w:rPr>
+          <w:rFonts w:ascii="Calibri Light" w:hAnsi="Calibri Light" w:cs="Calibri Light"/>
+        </w:rPr>
+        <w:t>Steyerberg</w:t>
+      </w:r>
+      <w:proofErr w:type="spellEnd"/>
+      <w:r>
+        <w:rPr>
+          <w:rFonts w:ascii="Calibri Light" w:hAnsi="Calibri Light" w:cs="Calibri Light"/>
+        </w:rPr>
+        <w:t xml:space="preserve">, E. W., &amp; </w:t>
+      </w:r>
+      <w:proofErr w:type="spellStart"/>
+      <w:r>
+        <w:rPr>
+          <w:rFonts w:ascii="Calibri Light" w:hAnsi="Calibri Light" w:cs="Calibri Light"/>
+        </w:rPr>
+        <w:t>Vergouwe</w:t>
+      </w:r>
+      <w:proofErr w:type="spellEnd"/>
+      <w:r>
+        <w:rPr>
+          <w:rFonts w:ascii="Calibri Light" w:hAnsi="Calibri Light" w:cs="Calibri Light"/>
+        </w:rPr>
+        <w:t xml:space="preserve">, Y. (2014). Towards better clinical prediction models: Seven steps for development and an ABCD for validation. </w:t>
+      </w:r>
+      <w:r>
+        <w:rPr>
+          <w:rFonts w:ascii="Calibri Light" w:hAnsi="Calibri Light" w:cs="Calibri Light"/>
+          <w:i/>
+          <w:iCs/>
+        </w:rPr>
+        <w:t>European Heart Journal</w:t>
+      </w:r>
+      <w:r>
+        <w:rPr>
+          <w:rFonts w:ascii="Calibri Light" w:hAnsi="Calibri Light" w:cs="Calibri Light"/>
+        </w:rPr>
+        <w:t xml:space="preserve">, </w:t>
+      </w:r>
+      <w:r>
+        <w:rPr>
+          <w:rFonts w:ascii="Calibri Light" w:hAnsi="Calibri Light" w:cs="Calibri Light"/>
+          <w:i/>
+          <w:iCs/>
+        </w:rPr>
+        <w:t>35</w:t>
+      </w:r>
+      <w:r>
+        <w:rPr>
+          <w:rFonts w:ascii="Calibri Light" w:hAnsi="Calibri Light" w:cs="Calibri Light"/>
+        </w:rPr>
+        <w:t>(29), 1925–1931. https://doi.org/10.1093/eurheartj/ehu207</w:t>
       </w:r>
     </w:p>
     <w:p>
@@ -19805,23 +23019,41 @@
         <w:pStyle w:val="Bibliography"/>
         <w:rPr>
           <w:rFonts w:ascii="Calibri Light" w:hAnsi="Calibri Light" w:cs="Calibri Light"/>
-          <w:lang w:val="en-GB"/>
-        </w:rPr>
-      </w:pPr>
-      <w:r>
-        <w:rPr>
-          <w:rFonts w:ascii="Calibri Light" w:hAnsi="Calibri Light" w:cs="Calibri Light"/>
-          <w:lang w:val="en-GB"/>
-        </w:rPr>
-        <w:t xml:space="preserve">26. </w:t>
-      </w:r>
-      <w:r>
-        <w:rPr>
-          <w:rFonts w:ascii="Calibri Light" w:hAnsi="Calibri Light" w:cs="Calibri Light"/>
-          <w:lang w:val="en-GB"/>
-        </w:rPr>
-        <w:tab/>
-        <w:t xml:space="preserve">Twala B. AN EMPIRICAL COMPARISON OF TECHNIQUES FOR HANDLING INCOMPLETE DATA USING DECISION TREES. Applied Artificial Intelligence. 2009 May 4;23(5):373–405. </w:t>
+        </w:rPr>
+      </w:pPr>
+      <w:r>
+        <w:rPr>
+          <w:rFonts w:ascii="Calibri Light" w:hAnsi="Calibri Light" w:cs="Calibri Light"/>
+        </w:rPr>
+        <w:t xml:space="preserve">Twala, B. (2009). AN EMPIRICAL COMPARISON OF TECHNIQUES FOR HANDLING INCOMPLETE DATA USING DECISION TREES. </w:t>
+      </w:r>
+      <w:r>
+        <w:rPr>
+          <w:rFonts w:ascii="Calibri Light" w:hAnsi="Calibri Light" w:cs="Calibri Light"/>
+          <w:i/>
+          <w:iCs/>
+        </w:rPr>
+        <w:t>Applied Artificial Intelligence</w:t>
+      </w:r>
+      <w:r>
+        <w:rPr>
+          <w:rFonts w:ascii="Calibri Light" w:hAnsi="Calibri Light" w:cs="Calibri Light"/>
+        </w:rPr>
+        <w:t xml:space="preserve">, </w:t>
+      </w:r>
+      <w:r>
+        <w:rPr>
+          <w:rFonts w:ascii="Calibri Light" w:hAnsi="Calibri Light" w:cs="Calibri Light"/>
+          <w:i/>
+          <w:iCs/>
+        </w:rPr>
+        <w:t>23</w:t>
+      </w:r>
+      <w:r>
+        <w:rPr>
+          <w:rFonts w:ascii="Calibri Light" w:hAnsi="Calibri Light" w:cs="Calibri Light"/>
+        </w:rPr>
+        <w:t>(5), 373–405. https://doi.org/10.1080/08839510902872223</w:t>
       </w:r>
     </w:p>
     <w:p>
@@ -19829,41 +23061,137 @@
         <w:pStyle w:val="Bibliography"/>
         <w:rPr>
           <w:rFonts w:ascii="Calibri Light" w:hAnsi="Calibri Light" w:cs="Calibri Light"/>
-          <w:lang w:val="en-GB"/>
-        </w:rPr>
-      </w:pPr>
-      <w:r>
-        <w:rPr>
-          <w:rFonts w:ascii="Calibri Light" w:hAnsi="Calibri Light" w:cs="Calibri Light"/>
-          <w:lang w:val="en-GB"/>
-        </w:rPr>
-        <w:lastRenderedPageBreak/>
-        <w:t xml:space="preserve">27. </w:t>
-      </w:r>
-      <w:r>
-        <w:rPr>
-          <w:rFonts w:ascii="Calibri Light" w:hAnsi="Calibri Light" w:cs="Calibri Light"/>
-          <w:lang w:val="en-GB"/>
-        </w:rPr>
-        <w:tab/>
-        <w:t xml:space="preserve">Uddin S, Khan A, Hossain ME, Moni MA. Comparing different supervised machine learning algorithms for disease prediction. BMC Med Inform Decis Mak. 2019 Dec;19(1):281. </w:t>
+        </w:rPr>
+      </w:pPr>
+      <w:r>
+        <w:rPr>
+          <w:rFonts w:ascii="Calibri Light" w:hAnsi="Calibri Light" w:cs="Calibri Light"/>
+        </w:rPr>
+        <w:t xml:space="preserve">Uddin, S., Khan, A., Hossain, M. E., &amp; Moni, M. A. (2019). Comparing different supervised machine learning algorithms for disease prediction. </w:t>
+      </w:r>
+      <w:r>
+        <w:rPr>
+          <w:rFonts w:ascii="Calibri Light" w:hAnsi="Calibri Light" w:cs="Calibri Light"/>
+          <w:i/>
+          <w:iCs/>
+        </w:rPr>
+        <w:t>BMC Medical Informatics and Decision Making</w:t>
+      </w:r>
+      <w:r>
+        <w:rPr>
+          <w:rFonts w:ascii="Calibri Light" w:hAnsi="Calibri Light" w:cs="Calibri Light"/>
+        </w:rPr>
+        <w:t xml:space="preserve">, </w:t>
+      </w:r>
+      <w:r>
+        <w:rPr>
+          <w:rFonts w:ascii="Calibri Light" w:hAnsi="Calibri Light" w:cs="Calibri Light"/>
+          <w:i/>
+          <w:iCs/>
+        </w:rPr>
+        <w:t>19</w:t>
+      </w:r>
+      <w:r>
+        <w:rPr>
+          <w:rFonts w:ascii="Calibri Light" w:hAnsi="Calibri Light" w:cs="Calibri Light"/>
+        </w:rPr>
+        <w:t>(1), 281. https://doi.org/10.1186/s12911-019-1004-8</w:t>
       </w:r>
     </w:p>
     <w:p>
       <w:pPr>
         <w:pStyle w:val="Bibliography"/>
+        <w:rPr>
+          <w:rFonts w:ascii="Calibri Light" w:hAnsi="Calibri Light" w:cs="Calibri Light"/>
+          <w:lang w:val="nl-NL"/>
+        </w:rPr>
+      </w:pPr>
+      <w:r>
+        <w:rPr>
+          <w:rFonts w:ascii="Calibri Light" w:hAnsi="Calibri Light" w:cs="Calibri Light"/>
+        </w:rPr>
+        <w:t xml:space="preserve">Van Buuren, S. (2018). </w:t>
+      </w:r>
+      <w:r>
+        <w:rPr>
+          <w:rFonts w:ascii="Calibri Light" w:hAnsi="Calibri Light" w:cs="Calibri Light"/>
+          <w:i/>
+          <w:iCs/>
+        </w:rPr>
+        <w:t>Flexible Imputation of Missing Data</w:t>
+      </w:r>
+      <w:r>
+        <w:rPr>
+          <w:rFonts w:ascii="Calibri Light" w:hAnsi="Calibri Light" w:cs="Calibri Light"/>
+        </w:rPr>
+        <w:t xml:space="preserve"> (2nd ed.). </w:t>
+      </w:r>
+      <w:r>
+        <w:rPr>
+          <w:rFonts w:ascii="Calibri Light" w:hAnsi="Calibri Light" w:cs="Calibri Light"/>
+          <w:lang w:val="nl-NL"/>
+        </w:rPr>
+        <w:t>CRC Press.</w:t>
+      </w:r>
+    </w:p>
+    <w:p>
+      <w:pPr>
+        <w:pStyle w:val="Bibliography"/>
+        <w:rPr>
+          <w:rFonts w:ascii="Calibri Light" w:hAnsi="Calibri Light" w:cs="Calibri Light"/>
+        </w:rPr>
+      </w:pPr>
+      <w:r>
+        <w:rPr>
+          <w:rFonts w:ascii="Calibri Light" w:hAnsi="Calibri Light" w:cs="Calibri Light"/>
+          <w:lang w:val="nl-NL"/>
+        </w:rPr>
+        <w:t xml:space="preserve">van Smeden, M., Moons, K. G., de Groot, J. A., Collins, G. S., Altman, D. G., Eijkemans, M. J., &amp; Reitsma, J. B. (2019). </w:t>
+      </w:r>
+      <w:r>
+        <w:rPr>
+          <w:rFonts w:ascii="Calibri Light" w:hAnsi="Calibri Light" w:cs="Calibri Light"/>
+        </w:rPr>
+        <w:t xml:space="preserve">Sample size for binary logistic prediction models: Beyond events per variable criteria. </w:t>
+      </w:r>
+      <w:r>
+        <w:rPr>
+          <w:rFonts w:ascii="Calibri Light" w:hAnsi="Calibri Light" w:cs="Calibri Light"/>
+          <w:i/>
+          <w:iCs/>
+        </w:rPr>
+        <w:t>Statistical Methods in Medical Research</w:t>
+      </w:r>
+      <w:r>
+        <w:rPr>
+          <w:rFonts w:ascii="Calibri Light" w:hAnsi="Calibri Light" w:cs="Calibri Light"/>
+        </w:rPr>
+        <w:t xml:space="preserve">, </w:t>
+      </w:r>
+      <w:r>
+        <w:rPr>
+          <w:rFonts w:ascii="Calibri Light" w:hAnsi="Calibri Light" w:cs="Calibri Light"/>
+          <w:i/>
+          <w:iCs/>
+        </w:rPr>
+        <w:t>28</w:t>
+      </w:r>
+      <w:r>
+        <w:rPr>
+          <w:rFonts w:ascii="Calibri Light" w:hAnsi="Calibri Light" w:cs="Calibri Light"/>
+        </w:rPr>
+        <w:t>(8), 2455–2474. https://doi.org/10.1177/0962280218784726</w:t>
+      </w:r>
+    </w:p>
+    <w:bookmarkEnd w:id="4"/>
+    <w:p>
+      <w:pPr>
+        <w:pStyle w:val="Bibliography"/>
         <w:spacing w:line="360" w:lineRule="auto"/>
         <w:rPr>
           <w:lang w:val="en-GB"/>
         </w:rPr>
       </w:pPr>
-      <w:r>
-        <w:rPr>
-          <w:lang w:val="en-GB"/>
-        </w:rPr>
-        <w:fldChar w:fldCharType="end"/>
-      </w:r>
-      <w:bookmarkEnd w:id="4"/>
     </w:p>
     <w:p>
       <w:pPr>
@@ -24535,13 +27863,10 @@
       </w:r>
     </w:p>
   </w:comment>
-  <w:comment w:id="1" w:author="Nijman, S.W.J. (Steven)" w:date="2021-11-25T13:36:00Z" w:initials="NS(">
+  <w:comment w:id="1" w:author="Oberman, H.I. (Hanne)" w:date="2024-11-07T15:02:00Z" w:initials="OH(">
     <w:p>
       <w:pPr>
         <w:pStyle w:val="CommentText"/>
-        <w:rPr>
-          <w:lang w:val="nl-NL"/>
-        </w:rPr>
       </w:pPr>
       <w:r>
         <w:rPr>
@@ -24550,14 +27875,11 @@
         <w:annotationRef/>
       </w:r>
       <w:r>
-        <w:rPr>
-          <w:lang w:val="nl-NL"/>
-        </w:rPr>
-        <w:t>Voorkeur voor welke figuur?</w:t>
+        <w:t>rm pat column</w:t>
       </w:r>
     </w:p>
   </w:comment>
-  <w:comment w:id="2" w:author="Oberman, H.I. (Hanne)" w:date="2024-02-06T09:20:00Z" w:initials="OH(">
+  <w:comment w:id="2" w:author="Oberman, H.I. (Hanne)" w:date="2024-11-07T11:49:00Z" w:initials="OH(">
     <w:p>
       <w:pPr>
         <w:pStyle w:val="CommentText"/>
@@ -24569,7 +27891,11 @@
         <w:annotationRef/>
       </w:r>
       <w:r>
-        <w:t>True probability</w:t>
+        <w:t xml:space="preserve">Similar as simulation for FLR: PS out-performs all other missing data methods. Results for RF model are completely different: PS and SS out-perform JMI-MD. </w:t>
+      </w:r>
+      <w:r>
+        <w:br/>
+        <w:t>JMI-SD is still the overall worst. Best RF now better than best FLR across the board.</w:t>
       </w:r>
     </w:p>
   </w:comment>
@@ -24603,17 +27929,17 @@
 <file path=word/commentsExtended.xml><?xml version="1.0" encoding="utf-8"?>
 <w15:commentsEx xmlns:wpc="http://schemas.microsoft.com/office/word/2010/wordprocessingCanvas" xmlns:cx="http://schemas.microsoft.com/office/drawing/2014/chartex" xmlns:cx1="http://schemas.microsoft.com/office/drawing/2015/9/8/chartex" xmlns:cx2="http://schemas.microsoft.com/office/drawing/2015/10/21/chartex" xmlns:cx3="http://schemas.microsoft.com/office/drawing/2016/5/9/chartex" xmlns:cx4="http://schemas.microsoft.com/office/drawing/2016/5/10/chartex" xmlns:cx5="http://schemas.microsoft.com/office/drawing/2016/5/11/chartex" xmlns:cx6="http://schemas.microsoft.com/office/drawing/2016/5/12/chartex" xmlns:cx7="http://schemas.microsoft.com/office/drawing/2016/5/13/chartex" xmlns:cx8="http://schemas.microsoft.com/office/drawing/2016/5/14/chartex" xmlns:mc="http://schemas.openxmlformats.org/markup-compatibility/2006" xmlns:aink="http://schemas.microsoft.com/office/drawing/2016/ink" xmlns:am3d="http://schemas.microsoft.com/office/drawing/2017/model3d" xmlns:o="urn:schemas-microsoft-com:office:office" xmlns:oel="http://schemas.microsoft.com/office/2019/extlst" xmlns:r="http://schemas.openxmlformats.org/officeDocument/2006/relationships" xmlns:m="http://schemas.openxmlformats.org/officeDocument/2006/math" xmlns:v="urn:schemas-microsoft-com:vml" xmlns:wp14="http://schemas.microsoft.com/office/word/2010/wordprocessingDrawing" xmlns:wp="http://schemas.openxmlformats.org/drawingml/2006/wordprocessingDrawing" xmlns:w10="urn:schemas-microsoft-com:office:word" xmlns:w="http://schemas.openxmlformats.org/wordprocessingml/2006/main" xmlns:w14="http://schemas.microsoft.com/office/word/2010/wordml" xmlns:w15="http://schemas.microsoft.com/office/word/2012/wordml" xmlns:w16cex="http://schemas.microsoft.com/office/word/2018/wordml/cex" xmlns:w16cid="http://schemas.microsoft.com/office/word/2016/wordml/cid" xmlns:w16="http://schemas.microsoft.com/office/word/2018/wordml" xmlns:w16sdtdh="http://schemas.microsoft.com/office/word/2020/wordml/sdtdatahash" xmlns:w16se="http://schemas.microsoft.com/office/word/2015/wordml/symex" xmlns:wpg="http://schemas.microsoft.com/office/word/2010/wordprocessingGroup" xmlns:wpi="http://schemas.microsoft.com/office/word/2010/wordprocessingInk" xmlns:wne="http://schemas.microsoft.com/office/word/2006/wordml" xmlns:wps="http://schemas.microsoft.com/office/word/2010/wordprocessingShape" mc:Ignorable="w14 w15 w16se w16cid w16 w16cex w16sdtdh wp14">
   <w15:commentEx w15:paraId="4D4ED9AF" w15:done="0"/>
-  <w15:commentEx w15:paraId="733175B9" w15:done="0"/>
-  <w15:commentEx w15:paraId="722EFFE4" w15:done="0"/>
+  <w15:commentEx w15:paraId="1FF399CF" w15:done="0"/>
+  <w15:commentEx w15:paraId="663D77E8" w15:done="0"/>
   <w15:commentEx w15:paraId="7CD9E3FD" w15:done="0"/>
 </w15:commentsEx>
 </file>
 
 <file path=word/commentsExtensible.xml><?xml version="1.0" encoding="utf-8"?>
-<w16cex:commentsExtensible xmlns:wpc="http://schemas.microsoft.com/office/word/2010/wordprocessingCanvas" xmlns:cx="http://schemas.microsoft.com/office/drawing/2014/chartex" xmlns:cx1="http://schemas.microsoft.com/office/drawing/2015/9/8/chartex" xmlns:cx2="http://schemas.microsoft.com/office/drawing/2015/10/21/chartex" xmlns:cx3="http://schemas.microsoft.com/office/drawing/2016/5/9/chartex" xmlns:cx4="http://schemas.microsoft.com/office/drawing/2016/5/10/chartex" xmlns:cx5="http://schemas.microsoft.com/office/drawing/2016/5/11/chartex" xmlns:cx6="http://schemas.microsoft.com/office/drawing/2016/5/12/chartex" xmlns:cx7="http://schemas.microsoft.com/office/drawing/2016/5/13/chartex" xmlns:cx8="http://schemas.microsoft.com/office/drawing/2016/5/14/chartex" xmlns:mc="http://schemas.openxmlformats.org/markup-compatibility/2006" xmlns:aink="http://schemas.microsoft.com/office/drawing/2016/ink" xmlns:am3d="http://schemas.microsoft.com/office/drawing/2017/model3d" xmlns:o="urn:schemas-microsoft-com:office:office" xmlns:oel="http://schemas.microsoft.com/office/2019/extlst" xmlns:r="http://schemas.openxmlformats.org/officeDocument/2006/relationships" xmlns:m="http://schemas.openxmlformats.org/officeDocument/2006/math" xmlns:v="urn:schemas-microsoft-com:vml" xmlns:wp14="http://schemas.microsoft.com/office/word/2010/wordprocessingDrawing" xmlns:wp="http://schemas.openxmlformats.org/drawingml/2006/wordprocessingDrawing" xmlns:w10="urn:schemas-microsoft-com:office:word" xmlns:w="http://schemas.openxmlformats.org/wordprocessingml/2006/main" xmlns:w14="http://schemas.microsoft.com/office/word/2010/wordml" xmlns:w15="http://schemas.microsoft.com/office/word/2012/wordml" xmlns:w16cex="http://schemas.microsoft.com/office/word/2018/wordml/cex" xmlns:w16cid="http://schemas.microsoft.com/office/word/2016/wordml/cid" xmlns:w16="http://schemas.microsoft.com/office/word/2018/wordml" xmlns:w16sdtdh="http://schemas.microsoft.com/office/word/2020/wordml/sdtdatahash" xmlns:w16se="http://schemas.microsoft.com/office/word/2015/wordml/symex" xmlns:wpg="http://schemas.microsoft.com/office/word/2010/wordprocessingGroup" xmlns:wpi="http://schemas.microsoft.com/office/word/2010/wordprocessingInk" xmlns:wne="http://schemas.microsoft.com/office/word/2006/wordml" xmlns:wps="http://schemas.microsoft.com/office/word/2010/wordprocessingShape" mc:Ignorable="w14 w15 w16se w16cid w16 w16cex w16sdtdh wp14">
+<w16cex:commentsExtensible xmlns:wpc="http://schemas.microsoft.com/office/word/2010/wordprocessingCanvas" xmlns:cx="http://schemas.microsoft.com/office/drawing/2014/chartex" xmlns:cx1="http://schemas.microsoft.com/office/drawing/2015/9/8/chartex" xmlns:cx2="http://schemas.microsoft.com/office/drawing/2015/10/21/chartex" xmlns:cx3="http://schemas.microsoft.com/office/drawing/2016/5/9/chartex" xmlns:cx4="http://schemas.microsoft.com/office/drawing/2016/5/10/chartex" xmlns:cx5="http://schemas.microsoft.com/office/drawing/2016/5/11/chartex" xmlns:cx6="http://schemas.microsoft.com/office/drawing/2016/5/12/chartex" xmlns:cx7="http://schemas.microsoft.com/office/drawing/2016/5/13/chartex" xmlns:cx8="http://schemas.microsoft.com/office/drawing/2016/5/14/chartex" xmlns:cr="http://schemas.microsoft.com/office/comments/2020/reactions" xmlns:mc="http://schemas.openxmlformats.org/markup-compatibility/2006" xmlns:aink="http://schemas.microsoft.com/office/drawing/2016/ink" xmlns:am3d="http://schemas.microsoft.com/office/drawing/2017/model3d" xmlns:o="urn:schemas-microsoft-com:office:office" xmlns:oel="http://schemas.microsoft.com/office/2019/extlst" xmlns:r="http://schemas.openxmlformats.org/officeDocument/2006/relationships" xmlns:m="http://schemas.openxmlformats.org/officeDocument/2006/math" xmlns:v="urn:schemas-microsoft-com:vml" xmlns:wp14="http://schemas.microsoft.com/office/word/2010/wordprocessingDrawing" xmlns:wp="http://schemas.openxmlformats.org/drawingml/2006/wordprocessingDrawing" xmlns:w10="urn:schemas-microsoft-com:office:word" xmlns:w="http://schemas.openxmlformats.org/wordprocessingml/2006/main" xmlns:w14="http://schemas.microsoft.com/office/word/2010/wordml" xmlns:w15="http://schemas.microsoft.com/office/word/2012/wordml" xmlns:w16cex="http://schemas.microsoft.com/office/word/2018/wordml/cex" xmlns:w16cid="http://schemas.microsoft.com/office/word/2016/wordml/cid" xmlns:w16="http://schemas.microsoft.com/office/word/2018/wordml" xmlns:w16sdtdh="http://schemas.microsoft.com/office/word/2020/wordml/sdtdatahash" xmlns:w16se="http://schemas.microsoft.com/office/word/2015/wordml/symex" xmlns:wpg="http://schemas.microsoft.com/office/word/2010/wordprocessingGroup" xmlns:wpi="http://schemas.microsoft.com/office/word/2010/wordprocessingInk" xmlns:wne="http://schemas.microsoft.com/office/word/2006/wordml" xmlns:wps="http://schemas.microsoft.com/office/word/2010/wordprocessingShape" mc:Ignorable="w14 w15 w16se w16cid w16 w16cex w16sdtdh cr wp14">
   <w16cex:commentExtensible w16cex:durableId="24EA080B" w16cex:dateUtc="2021-09-13T15:25:00Z"/>
-  <w16cex:commentExtensible w16cex:durableId="254A0FDA" w16cex:dateUtc="2021-11-25T12:36:00Z"/>
-  <w16cex:commentExtensible w16cex:durableId="296C787B" w16cex:dateUtc="2024-02-06T08:20:00Z"/>
+  <w16cex:commentExtensible w16cex:durableId="2AD754FB" w16cex:dateUtc="2024-11-07T14:02:00Z"/>
+  <w16cex:commentExtensible w16cex:durableId="2AD727BB" w16cex:dateUtc="2024-11-07T10:49:00Z"/>
   <w16cex:commentExtensible w16cex:durableId="296C85B7" w16cex:dateUtc="2024-02-06T09:17:00Z"/>
 </w16cex:commentsExtensible>
 </file>
@@ -24621,8 +27947,8 @@
 <file path=word/commentsIds.xml><?xml version="1.0" encoding="utf-8"?>
 <w16cid:commentsIds xmlns:wpc="http://schemas.microsoft.com/office/word/2010/wordprocessingCanvas" xmlns:cx="http://schemas.microsoft.com/office/drawing/2014/chartex" xmlns:cx1="http://schemas.microsoft.com/office/drawing/2015/9/8/chartex" xmlns:cx2="http://schemas.microsoft.com/office/drawing/2015/10/21/chartex" xmlns:cx3="http://schemas.microsoft.com/office/drawing/2016/5/9/chartex" xmlns:cx4="http://schemas.microsoft.com/office/drawing/2016/5/10/chartex" xmlns:cx5="http://schemas.microsoft.com/office/drawing/2016/5/11/chartex" xmlns:cx6="http://schemas.microsoft.com/office/drawing/2016/5/12/chartex" xmlns:cx7="http://schemas.microsoft.com/office/drawing/2016/5/13/chartex" xmlns:cx8="http://schemas.microsoft.com/office/drawing/2016/5/14/chartex" xmlns:mc="http://schemas.openxmlformats.org/markup-compatibility/2006" xmlns:aink="http://schemas.microsoft.com/office/drawing/2016/ink" xmlns:am3d="http://schemas.microsoft.com/office/drawing/2017/model3d" xmlns:o="urn:schemas-microsoft-com:office:office" xmlns:oel="http://schemas.microsoft.com/office/2019/extlst" xmlns:r="http://schemas.openxmlformats.org/officeDocument/2006/relationships" xmlns:m="http://schemas.openxmlformats.org/officeDocument/2006/math" xmlns:v="urn:schemas-microsoft-com:vml" xmlns:wp14="http://schemas.microsoft.com/office/word/2010/wordprocessingDrawing" xmlns:wp="http://schemas.openxmlformats.org/drawingml/2006/wordprocessingDrawing" xmlns:w10="urn:schemas-microsoft-com:office:word" xmlns:w="http://schemas.openxmlformats.org/wordprocessingml/2006/main" xmlns:w14="http://schemas.microsoft.com/office/word/2010/wordml" xmlns:w15="http://schemas.microsoft.com/office/word/2012/wordml" xmlns:w16cex="http://schemas.microsoft.com/office/word/2018/wordml/cex" xmlns:w16cid="http://schemas.microsoft.com/office/word/2016/wordml/cid" xmlns:w16="http://schemas.microsoft.com/office/word/2018/wordml" xmlns:w16sdtdh="http://schemas.microsoft.com/office/word/2020/wordml/sdtdatahash" xmlns:w16se="http://schemas.microsoft.com/office/word/2015/wordml/symex" xmlns:wpg="http://schemas.microsoft.com/office/word/2010/wordprocessingGroup" xmlns:wpi="http://schemas.microsoft.com/office/word/2010/wordprocessingInk" xmlns:wne="http://schemas.microsoft.com/office/word/2006/wordml" xmlns:wps="http://schemas.microsoft.com/office/word/2010/wordprocessingShape" mc:Ignorable="w14 w15 w16se w16cid w16 w16cex w16sdtdh wp14">
   <w16cid:commentId w16cid:paraId="4D4ED9AF" w16cid:durableId="24EA080B"/>
-  <w16cid:commentId w16cid:paraId="733175B9" w16cid:durableId="254A0FDA"/>
-  <w16cid:commentId w16cid:paraId="722EFFE4" w16cid:durableId="296C787B"/>
+  <w16cid:commentId w16cid:paraId="1FF399CF" w16cid:durableId="2AD754FB"/>
+  <w16cid:commentId w16cid:paraId="663D77E8" w16cid:durableId="2AD727BB"/>
   <w16cid:commentId w16cid:paraId="7CD9E3FD" w16cid:durableId="296C85B7"/>
 </w16cid:commentsIds>
 </file>
@@ -28297,9 +31623,6 @@
 <w15:people xmlns:wpc="http://schemas.microsoft.com/office/word/2010/wordprocessingCanvas" xmlns:cx="http://schemas.microsoft.com/office/drawing/2014/chartex" xmlns:cx1="http://schemas.microsoft.com/office/drawing/2015/9/8/chartex" xmlns:cx2="http://schemas.microsoft.com/office/drawing/2015/10/21/chartex" xmlns:cx3="http://schemas.microsoft.com/office/drawing/2016/5/9/chartex" xmlns:cx4="http://schemas.microsoft.com/office/drawing/2016/5/10/chartex" xmlns:cx5="http://schemas.microsoft.com/office/drawing/2016/5/11/chartex" xmlns:cx6="http://schemas.microsoft.com/office/drawing/2016/5/12/chartex" xmlns:cx7="http://schemas.microsoft.com/office/drawing/2016/5/13/chartex" xmlns:cx8="http://schemas.microsoft.com/office/drawing/2016/5/14/chartex" xmlns:mc="http://schemas.openxmlformats.org/markup-compatibility/2006" xmlns:aink="http://schemas.microsoft.com/office/drawing/2016/ink" xmlns:am3d="http://schemas.microsoft.com/office/drawing/2017/model3d" xmlns:o="urn:schemas-microsoft-com:office:office" xmlns:oel="http://schemas.microsoft.com/office/2019/extlst" xmlns:r="http://schemas.openxmlformats.org/officeDocument/2006/relationships" xmlns:m="http://schemas.openxmlformats.org/officeDocument/2006/math" xmlns:v="urn:schemas-microsoft-com:vml" xmlns:wp14="http://schemas.microsoft.com/office/word/2010/wordprocessingDrawing" xmlns:wp="http://schemas.openxmlformats.org/drawingml/2006/wordprocessingDrawing" xmlns:w10="urn:schemas-microsoft-com:office:word" xmlns:w="http://schemas.openxmlformats.org/wordprocessingml/2006/main" xmlns:w14="http://schemas.microsoft.com/office/word/2010/wordml" xmlns:w15="http://schemas.microsoft.com/office/word/2012/wordml" xmlns:w16cex="http://schemas.microsoft.com/office/word/2018/wordml/cex" xmlns:w16cid="http://schemas.microsoft.com/office/word/2016/wordml/cid" xmlns:w16="http://schemas.microsoft.com/office/word/2018/wordml" xmlns:w16sdtdh="http://schemas.microsoft.com/office/word/2020/wordml/sdtdatahash" xmlns:w16se="http://schemas.microsoft.com/office/word/2015/wordml/symex" xmlns:wpg="http://schemas.microsoft.com/office/word/2010/wordprocessingGroup" xmlns:wpi="http://schemas.microsoft.com/office/word/2010/wordprocessingInk" xmlns:wne="http://schemas.microsoft.com/office/word/2006/wordml" xmlns:wps="http://schemas.microsoft.com/office/word/2010/wordprocessingShape" mc:Ignorable="w14 w15 w16se w16cid w16 w16cex w16sdtdh wp14">
   <w15:person w15:author="Oberman, H.I. (Hanne)">
     <w15:presenceInfo w15:providerId="AD" w15:userId="S::h.i.oberman@uu.nl::e27d1978-6ace-4e0e-9109-4f58c8b6a455"/>
-  </w15:person>
-  <w15:person w15:author="Nijman, S.W.J. (Steven)">
-    <w15:presenceInfo w15:providerId="AD" w15:userId="S::s.w.j.nijman@umcutrecht.nl::d31cccd7-8ac6-4ca2-afa5-00bc237b681d"/>
   </w15:person>
 </w15:people>
 </file>
@@ -28794,7 +32117,6 @@
   <w:style w:type="character" w:default="1" w:styleId="DefaultParagraphFont">
     <w:name w:val="Default Paragraph Font"/>
     <w:uiPriority w:val="1"/>
-    <w:semiHidden/>
     <w:unhideWhenUsed/>
   </w:style>
   <w:style w:type="table" w:default="1" w:styleId="TableNormal">
@@ -28884,11 +32206,8 @@
     <w:qFormat/>
     <w:rsid w:val="002214DA"/>
     <w:pPr>
-      <w:tabs>
-        <w:tab w:val="left" w:pos="504"/>
-      </w:tabs>
-      <w:spacing w:after="240" w:line="240" w:lineRule="auto"/>
-      <w:ind w:left="504" w:hanging="504"/>
+      <w:spacing w:after="0"/>
+      <w:ind w:left="720" w:hanging="720"/>
     </w:pPr>
   </w:style>
   <w:style w:type="table" w:styleId="TableGrid">
